--- a/Selenium Cheatsheets/WebLocators for web automation.docx
+++ b/Selenium Cheatsheets/WebLocators for web automation.docx
@@ -1477,7 +1477,31 @@
                 <w:lang w:eastAsia="en-IN"/>
                 <w14:ligatures w14:val="none"/>
               </w:rPr>
-              <w:t>.btn-primary</w:t>
+              <w:t>.</w:t>
+            </w:r>
+            <w:proofErr w:type="spellStart"/>
+            <w:r>
+              <w:rPr>
+                <w:rFonts w:ascii="Courier New" w:eastAsia="Times New Roman" w:hAnsi="Courier New" w:cs="Courier New"/>
+                <w:kern w:val="0"/>
+                <w:sz w:val="20"/>
+                <w:szCs w:val="20"/>
+                <w:lang w:eastAsia="en-IN"/>
+                <w14:ligatures w14:val="none"/>
+              </w:rPr>
+              <w:t>btn</w:t>
+            </w:r>
+            <w:proofErr w:type="spellEnd"/>
+            <w:r>
+              <w:rPr>
+                <w:rFonts w:ascii="Courier New" w:eastAsia="Times New Roman" w:hAnsi="Courier New" w:cs="Courier New"/>
+                <w:kern w:val="0"/>
+                <w:sz w:val="20"/>
+                <w:szCs w:val="20"/>
+                <w:lang w:eastAsia="en-IN"/>
+                <w14:ligatures w14:val="none"/>
+              </w:rPr>
+              <w:t>-primary</w:t>
             </w:r>
           </w:p>
         </w:tc>
@@ -1502,7 +1526,27 @@
                 <w:lang w:eastAsia="en-IN"/>
                 <w14:ligatures w14:val="none"/>
               </w:rPr>
-              <w:t>Element with class "btn-primary"</w:t>
+              <w:t>Element with class "</w:t>
+            </w:r>
+            <w:proofErr w:type="spellStart"/>
+            <w:r>
+              <w:rPr>
+                <w:rFonts w:ascii="Times New Roman" w:eastAsia="Times New Roman" w:hAnsi="Times New Roman" w:cs="Times New Roman"/>
+                <w:kern w:val="0"/>
+                <w:lang w:eastAsia="en-IN"/>
+                <w14:ligatures w14:val="none"/>
+              </w:rPr>
+              <w:t>btn</w:t>
+            </w:r>
+            <w:proofErr w:type="spellEnd"/>
+            <w:r>
+              <w:rPr>
+                <w:rFonts w:ascii="Times New Roman" w:eastAsia="Times New Roman" w:hAnsi="Times New Roman" w:cs="Times New Roman"/>
+                <w:kern w:val="0"/>
+                <w:lang w:eastAsia="en-IN"/>
+                <w14:ligatures w14:val="none"/>
+              </w:rPr>
+              <w:t>-primary"</w:t>
             </w:r>
           </w:p>
         </w:tc>
@@ -1863,6 +1907,7 @@
                 <w14:ligatures w14:val="none"/>
               </w:rPr>
             </w:pPr>
+            <w:proofErr w:type="spellStart"/>
             <w:r>
               <w:rPr>
                 <w:rFonts w:ascii="Courier New" w:eastAsia="Times New Roman" w:hAnsi="Courier New" w:cs="Courier New"/>
@@ -1874,6 +1919,7 @@
               </w:rPr>
               <w:t>button.login-btn</w:t>
             </w:r>
+            <w:proofErr w:type="spellEnd"/>
           </w:p>
         </w:tc>
         <w:tc>
@@ -1899,7 +1945,31 @@
                 <w:lang w:eastAsia="en-IN"/>
                 <w14:ligatures w14:val="none"/>
               </w:rPr>
-              <w:t>&lt;button class="login-btn"&gt;</w:t>
+              <w:t>&lt;button class="login-</w:t>
+            </w:r>
+            <w:proofErr w:type="spellStart"/>
+            <w:r>
+              <w:rPr>
+                <w:rFonts w:ascii="Courier New" w:eastAsia="Times New Roman" w:hAnsi="Courier New" w:cs="Courier New"/>
+                <w:kern w:val="0"/>
+                <w:sz w:val="20"/>
+                <w:szCs w:val="20"/>
+                <w:lang w:eastAsia="en-IN"/>
+                <w14:ligatures w14:val="none"/>
+              </w:rPr>
+              <w:t>btn</w:t>
+            </w:r>
+            <w:proofErr w:type="spellEnd"/>
+            <w:r>
+              <w:rPr>
+                <w:rFonts w:ascii="Courier New" w:eastAsia="Times New Roman" w:hAnsi="Courier New" w:cs="Courier New"/>
+                <w:kern w:val="0"/>
+                <w:sz w:val="20"/>
+                <w:szCs w:val="20"/>
+                <w:lang w:eastAsia="en-IN"/>
+                <w14:ligatures w14:val="none"/>
+              </w:rPr>
+              <w:t>"&gt;</w:t>
             </w:r>
           </w:p>
         </w:tc>
@@ -1944,6 +2014,7 @@
                 <w14:ligatures w14:val="none"/>
               </w:rPr>
             </w:pPr>
+            <w:proofErr w:type="spellStart"/>
             <w:r>
               <w:rPr>
                 <w:rFonts w:ascii="Courier New" w:eastAsia="Times New Roman" w:hAnsi="Courier New" w:cs="Courier New"/>
@@ -1953,7 +2024,19 @@
                 <w:lang w:eastAsia="en-IN"/>
                 <w14:ligatures w14:val="none"/>
               </w:rPr>
-              <w:t>div#form input</w:t>
+              <w:t>div#form</w:t>
+            </w:r>
+            <w:proofErr w:type="spellEnd"/>
+            <w:r>
+              <w:rPr>
+                <w:rFonts w:ascii="Courier New" w:eastAsia="Times New Roman" w:hAnsi="Courier New" w:cs="Courier New"/>
+                <w:kern w:val="0"/>
+                <w:sz w:val="20"/>
+                <w:szCs w:val="20"/>
+                <w:lang w:eastAsia="en-IN"/>
+                <w14:ligatures w14:val="none"/>
+              </w:rPr>
+              <w:t xml:space="preserve"> input</w:t>
             </w:r>
           </w:p>
         </w:tc>
@@ -2023,6 +2106,7 @@
                 <w14:ligatures w14:val="none"/>
               </w:rPr>
             </w:pPr>
+            <w:proofErr w:type="spellStart"/>
             <w:r>
               <w:rPr>
                 <w:rFonts w:ascii="Courier New" w:eastAsia="Times New Roman" w:hAnsi="Courier New" w:cs="Courier New"/>
@@ -2032,7 +2116,19 @@
                 <w:lang w:eastAsia="en-IN"/>
                 <w14:ligatures w14:val="none"/>
               </w:rPr>
-              <w:t>div#form &gt; input</w:t>
+              <w:t>div#form</w:t>
+            </w:r>
+            <w:proofErr w:type="spellEnd"/>
+            <w:r>
+              <w:rPr>
+                <w:rFonts w:ascii="Courier New" w:eastAsia="Times New Roman" w:hAnsi="Courier New" w:cs="Courier New"/>
+                <w:kern w:val="0"/>
+                <w:sz w:val="20"/>
+                <w:szCs w:val="20"/>
+                <w:lang w:eastAsia="en-IN"/>
+                <w14:ligatures w14:val="none"/>
+              </w:rPr>
+              <w:t xml:space="preserve"> &gt; input</w:t>
             </w:r>
           </w:p>
         </w:tc>
@@ -2111,7 +2207,31 @@
                 <w:lang w:eastAsia="en-IN"/>
                 <w14:ligatures w14:val="none"/>
               </w:rPr>
-              <w:t>ul li:nth-of-type(2)</w:t>
+              <w:t xml:space="preserve">ul </w:t>
+            </w:r>
+            <w:proofErr w:type="spellStart"/>
+            <w:r>
+              <w:rPr>
+                <w:rFonts w:ascii="Courier New" w:eastAsia="Times New Roman" w:hAnsi="Courier New" w:cs="Courier New"/>
+                <w:kern w:val="0"/>
+                <w:sz w:val="20"/>
+                <w:szCs w:val="20"/>
+                <w:lang w:eastAsia="en-IN"/>
+                <w14:ligatures w14:val="none"/>
+              </w:rPr>
+              <w:t>li:nth-of-type</w:t>
+            </w:r>
+            <w:proofErr w:type="spellEnd"/>
+            <w:r>
+              <w:rPr>
+                <w:rFonts w:ascii="Courier New" w:eastAsia="Times New Roman" w:hAnsi="Courier New" w:cs="Courier New"/>
+                <w:kern w:val="0"/>
+                <w:sz w:val="20"/>
+                <w:szCs w:val="20"/>
+                <w:lang w:eastAsia="en-IN"/>
+                <w14:ligatures w14:val="none"/>
+              </w:rPr>
+              <w:t>(2)</w:t>
             </w:r>
           </w:p>
         </w:tc>
@@ -2190,7 +2310,31 @@
                 <w:lang w:eastAsia="en-IN"/>
                 <w14:ligatures w14:val="none"/>
               </w:rPr>
-              <w:t>table tr:nth-child(3)</w:t>
+              <w:t xml:space="preserve">table </w:t>
+            </w:r>
+            <w:proofErr w:type="spellStart"/>
+            <w:r>
+              <w:rPr>
+                <w:rFonts w:ascii="Courier New" w:eastAsia="Times New Roman" w:hAnsi="Courier New" w:cs="Courier New"/>
+                <w:kern w:val="0"/>
+                <w:sz w:val="20"/>
+                <w:szCs w:val="20"/>
+                <w:lang w:eastAsia="en-IN"/>
+                <w14:ligatures w14:val="none"/>
+              </w:rPr>
+              <w:t>tr:nth-child</w:t>
+            </w:r>
+            <w:proofErr w:type="spellEnd"/>
+            <w:r>
+              <w:rPr>
+                <w:rFonts w:ascii="Courier New" w:eastAsia="Times New Roman" w:hAnsi="Courier New" w:cs="Courier New"/>
+                <w:kern w:val="0"/>
+                <w:sz w:val="20"/>
+                <w:szCs w:val="20"/>
+                <w:lang w:eastAsia="en-IN"/>
+                <w14:ligatures w14:val="none"/>
+              </w:rPr>
+              <w:t>(3)</w:t>
             </w:r>
           </w:p>
         </w:tc>
@@ -2577,7 +2721,7 @@
           <w14:ligatures w14:val="none"/>
         </w:rPr>
         <w:pict w14:anchorId="7C0AF03F">
-          <v:rect id="_x0000_i1027" style="width:0;height:1.5pt" o:hralign="center" o:hrstd="t" o:hr="t" fillcolor="#a0a0a0" stroked="f"/>
+          <v:rect id="_x0000_i1025" style="width:0;height:1.5pt" o:hralign="center" o:hrstd="t" o:hr="t" fillcolor="#a0a0a0" stroked="f"/>
         </w:pict>
       </w:r>
     </w:p>
@@ -2817,7 +2961,31 @@
           <w:lang w:eastAsia="en-IN"/>
           <w14:ligatures w14:val="none"/>
         </w:rPr>
-        <w:t xml:space="preserve">    &lt;li class="item active"&gt;&lt;a href="/home"&gt;Home&lt;/a&gt;&lt;/li&gt;</w:t>
+        <w:t xml:space="preserve">    &lt;li class="item active"&gt;&lt;a </w:t>
+      </w:r>
+      <w:proofErr w:type="spellStart"/>
+      <w:r>
+        <w:rPr>
+          <w:rFonts w:ascii="Courier New" w:eastAsia="Times New Roman" w:hAnsi="Courier New" w:cs="Courier New"/>
+          <w:kern w:val="0"/>
+          <w:sz w:val="20"/>
+          <w:szCs w:val="20"/>
+          <w:lang w:eastAsia="en-IN"/>
+          <w14:ligatures w14:val="none"/>
+        </w:rPr>
+        <w:t>href</w:t>
+      </w:r>
+      <w:proofErr w:type="spellEnd"/>
+      <w:r>
+        <w:rPr>
+          <w:rFonts w:ascii="Courier New" w:eastAsia="Times New Roman" w:hAnsi="Courier New" w:cs="Courier New"/>
+          <w:kern w:val="0"/>
+          <w:sz w:val="20"/>
+          <w:szCs w:val="20"/>
+          <w:lang w:eastAsia="en-IN"/>
+          <w14:ligatures w14:val="none"/>
+        </w:rPr>
+        <w:t>="/home"&gt;Home&lt;/a&gt;&lt;/li&gt;</w:t>
       </w:r>
     </w:p>
     <w:p>
@@ -2859,7 +3027,31 @@
           <w:lang w:eastAsia="en-IN"/>
           <w14:ligatures w14:val="none"/>
         </w:rPr>
-        <w:t xml:space="preserve">    &lt;li class="item"&gt;&lt;a href="/about"&gt;About&lt;/a&gt;&lt;/li&gt;</w:t>
+        <w:t xml:space="preserve">    &lt;li class="item"&gt;&lt;a </w:t>
+      </w:r>
+      <w:proofErr w:type="spellStart"/>
+      <w:r>
+        <w:rPr>
+          <w:rFonts w:ascii="Courier New" w:eastAsia="Times New Roman" w:hAnsi="Courier New" w:cs="Courier New"/>
+          <w:kern w:val="0"/>
+          <w:sz w:val="20"/>
+          <w:szCs w:val="20"/>
+          <w:lang w:eastAsia="en-IN"/>
+          <w14:ligatures w14:val="none"/>
+        </w:rPr>
+        <w:t>href</w:t>
+      </w:r>
+      <w:proofErr w:type="spellEnd"/>
+      <w:r>
+        <w:rPr>
+          <w:rFonts w:ascii="Courier New" w:eastAsia="Times New Roman" w:hAnsi="Courier New" w:cs="Courier New"/>
+          <w:kern w:val="0"/>
+          <w:sz w:val="20"/>
+          <w:szCs w:val="20"/>
+          <w:lang w:eastAsia="en-IN"/>
+          <w14:ligatures w14:val="none"/>
+        </w:rPr>
+        <w:t>="/about"&gt;About&lt;/a&gt;&lt;/li&gt;</w:t>
       </w:r>
     </w:p>
     <w:p>
@@ -2901,7 +3093,31 @@
           <w:lang w:eastAsia="en-IN"/>
           <w14:ligatures w14:val="none"/>
         </w:rPr>
-        <w:t xml:space="preserve">    &lt;li class="item"&gt;&lt;a href="/services"&gt;Services&lt;/a&gt;&lt;/li&gt;</w:t>
+        <w:t xml:space="preserve">    &lt;li class="item"&gt;&lt;a </w:t>
+      </w:r>
+      <w:proofErr w:type="spellStart"/>
+      <w:r>
+        <w:rPr>
+          <w:rFonts w:ascii="Courier New" w:eastAsia="Times New Roman" w:hAnsi="Courier New" w:cs="Courier New"/>
+          <w:kern w:val="0"/>
+          <w:sz w:val="20"/>
+          <w:szCs w:val="20"/>
+          <w:lang w:eastAsia="en-IN"/>
+          <w14:ligatures w14:val="none"/>
+        </w:rPr>
+        <w:t>href</w:t>
+      </w:r>
+      <w:proofErr w:type="spellEnd"/>
+      <w:r>
+        <w:rPr>
+          <w:rFonts w:ascii="Courier New" w:eastAsia="Times New Roman" w:hAnsi="Courier New" w:cs="Courier New"/>
+          <w:kern w:val="0"/>
+          <w:sz w:val="20"/>
+          <w:szCs w:val="20"/>
+          <w:lang w:eastAsia="en-IN"/>
+          <w14:ligatures w14:val="none"/>
+        </w:rPr>
+        <w:t>="/services"&gt;Services&lt;/a&gt;&lt;/li&gt;</w:t>
       </w:r>
     </w:p>
     <w:p>
@@ -2943,7 +3159,31 @@
           <w:lang w:eastAsia="en-IN"/>
           <w14:ligatures w14:val="none"/>
         </w:rPr>
-        <w:t xml:space="preserve">    &lt;li class="item"&gt;&lt;a href="/contact"&gt;Contact&lt;/a&gt;&lt;/li&gt;</w:t>
+        <w:t xml:space="preserve">    &lt;li class="item"&gt;&lt;a </w:t>
+      </w:r>
+      <w:proofErr w:type="spellStart"/>
+      <w:r>
+        <w:rPr>
+          <w:rFonts w:ascii="Courier New" w:eastAsia="Times New Roman" w:hAnsi="Courier New" w:cs="Courier New"/>
+          <w:kern w:val="0"/>
+          <w:sz w:val="20"/>
+          <w:szCs w:val="20"/>
+          <w:lang w:eastAsia="en-IN"/>
+          <w14:ligatures w14:val="none"/>
+        </w:rPr>
+        <w:t>href</w:t>
+      </w:r>
+      <w:proofErr w:type="spellEnd"/>
+      <w:r>
+        <w:rPr>
+          <w:rFonts w:ascii="Courier New" w:eastAsia="Times New Roman" w:hAnsi="Courier New" w:cs="Courier New"/>
+          <w:kern w:val="0"/>
+          <w:sz w:val="20"/>
+          <w:szCs w:val="20"/>
+          <w:lang w:eastAsia="en-IN"/>
+          <w14:ligatures w14:val="none"/>
+        </w:rPr>
+        <w:t>="/contact"&gt;Contact&lt;/a&gt;&lt;/li&gt;</w:t>
       </w:r>
     </w:p>
     <w:p>
@@ -3142,7 +3382,31 @@
           <w:lang w:eastAsia="en-IN"/>
           <w14:ligatures w14:val="none"/>
         </w:rPr>
-        <w:t xml:space="preserve">    &lt;p class="desc"&gt;XPath vs CSS Selectors&lt;/p&gt;</w:t>
+        <w:t xml:space="preserve">    &lt;p class="</w:t>
+      </w:r>
+      <w:proofErr w:type="spellStart"/>
+      <w:r>
+        <w:rPr>
+          <w:rFonts w:ascii="Courier New" w:eastAsia="Times New Roman" w:hAnsi="Courier New" w:cs="Courier New"/>
+          <w:kern w:val="0"/>
+          <w:sz w:val="20"/>
+          <w:szCs w:val="20"/>
+          <w:lang w:eastAsia="en-IN"/>
+          <w14:ligatures w14:val="none"/>
+        </w:rPr>
+        <w:t>desc</w:t>
+      </w:r>
+      <w:proofErr w:type="spellEnd"/>
+      <w:r>
+        <w:rPr>
+          <w:rFonts w:ascii="Courier New" w:eastAsia="Times New Roman" w:hAnsi="Courier New" w:cs="Courier New"/>
+          <w:kern w:val="0"/>
+          <w:sz w:val="20"/>
+          <w:szCs w:val="20"/>
+          <w:lang w:eastAsia="en-IN"/>
+          <w14:ligatures w14:val="none"/>
+        </w:rPr>
+        <w:t>"&gt;XPath vs CSS Selectors&lt;/p&gt;</w:t>
       </w:r>
     </w:p>
     <w:p>
@@ -3215,7 +3479,31 @@
           <w:lang w:eastAsia="en-IN"/>
           <w14:ligatures w14:val="none"/>
         </w:rPr>
-        <w:t xml:space="preserve">    &lt;form id="loginForm"&gt;</w:t>
+        <w:t xml:space="preserve">    &lt;form id="</w:t>
+      </w:r>
+      <w:proofErr w:type="spellStart"/>
+      <w:r>
+        <w:rPr>
+          <w:rFonts w:ascii="Courier New" w:eastAsia="Times New Roman" w:hAnsi="Courier New" w:cs="Courier New"/>
+          <w:kern w:val="0"/>
+          <w:sz w:val="20"/>
+          <w:szCs w:val="20"/>
+          <w:lang w:eastAsia="en-IN"/>
+          <w14:ligatures w14:val="none"/>
+        </w:rPr>
+        <w:t>loginForm</w:t>
+      </w:r>
+      <w:proofErr w:type="spellEnd"/>
+      <w:r>
+        <w:rPr>
+          <w:rFonts w:ascii="Courier New" w:eastAsia="Times New Roman" w:hAnsi="Courier New" w:cs="Courier New"/>
+          <w:kern w:val="0"/>
+          <w:sz w:val="20"/>
+          <w:szCs w:val="20"/>
+          <w:lang w:eastAsia="en-IN"/>
+          <w14:ligatures w14:val="none"/>
+        </w:rPr>
+        <w:t>"&gt;</w:t>
       </w:r>
     </w:p>
     <w:p>
@@ -3341,7 +3629,31 @@
           <w:lang w:eastAsia="en-IN"/>
           <w14:ligatures w14:val="none"/>
         </w:rPr>
-        <w:t xml:space="preserve">      &lt;button type="submit" class="btn primary"&gt;Login&lt;/button&gt;</w:t>
+        <w:t xml:space="preserve">      &lt;button type="submit" class="</w:t>
+      </w:r>
+      <w:proofErr w:type="spellStart"/>
+      <w:r>
+        <w:rPr>
+          <w:rFonts w:ascii="Courier New" w:eastAsia="Times New Roman" w:hAnsi="Courier New" w:cs="Courier New"/>
+          <w:kern w:val="0"/>
+          <w:sz w:val="20"/>
+          <w:szCs w:val="20"/>
+          <w:lang w:eastAsia="en-IN"/>
+          <w14:ligatures w14:val="none"/>
+        </w:rPr>
+        <w:t>btn</w:t>
+      </w:r>
+      <w:proofErr w:type="spellEnd"/>
+      <w:r>
+        <w:rPr>
+          <w:rFonts w:ascii="Courier New" w:eastAsia="Times New Roman" w:hAnsi="Courier New" w:cs="Courier New"/>
+          <w:kern w:val="0"/>
+          <w:sz w:val="20"/>
+          <w:szCs w:val="20"/>
+          <w:lang w:eastAsia="en-IN"/>
+          <w14:ligatures w14:val="none"/>
+        </w:rPr>
+        <w:t xml:space="preserve"> primary"&gt;Login&lt;/button&gt;</w:t>
       </w:r>
     </w:p>
     <w:p>
@@ -3383,7 +3695,31 @@
           <w:lang w:eastAsia="en-IN"/>
           <w14:ligatures w14:val="none"/>
         </w:rPr>
-        <w:t xml:space="preserve">      &lt;button type="reset" class="btn secondary"&gt;Reset&lt;/button&gt;</w:t>
+        <w:t xml:space="preserve">      &lt;button type="reset" class="</w:t>
+      </w:r>
+      <w:proofErr w:type="spellStart"/>
+      <w:r>
+        <w:rPr>
+          <w:rFonts w:ascii="Courier New" w:eastAsia="Times New Roman" w:hAnsi="Courier New" w:cs="Courier New"/>
+          <w:kern w:val="0"/>
+          <w:sz w:val="20"/>
+          <w:szCs w:val="20"/>
+          <w:lang w:eastAsia="en-IN"/>
+          <w14:ligatures w14:val="none"/>
+        </w:rPr>
+        <w:t>btn</w:t>
+      </w:r>
+      <w:proofErr w:type="spellEnd"/>
+      <w:r>
+        <w:rPr>
+          <w:rFonts w:ascii="Courier New" w:eastAsia="Times New Roman" w:hAnsi="Courier New" w:cs="Courier New"/>
+          <w:kern w:val="0"/>
+          <w:sz w:val="20"/>
+          <w:szCs w:val="20"/>
+          <w:lang w:eastAsia="en-IN"/>
+          <w14:ligatures w14:val="none"/>
+        </w:rPr>
+        <w:t xml:space="preserve"> secondary"&gt;Reset&lt;/button&gt;</w:t>
       </w:r>
     </w:p>
     <w:p>
@@ -3530,7 +3866,7 @@
           <w14:ligatures w14:val="none"/>
         </w:rPr>
         <w:pict w14:anchorId="0B425F80">
-          <v:rect id="_x0000_i1141" style="width:0;height:1.5pt" o:hralign="center" o:hrstd="t" o:hr="t" fillcolor="#a0a0a0" stroked="f"/>
+          <v:rect id="_x0000_i1026" style="width:0;height:1.5pt" o:hralign="center" o:hrstd="t" o:hr="t" fillcolor="#a0a0a0" stroked="f"/>
         </w:pict>
       </w:r>
     </w:p>
@@ -4253,7 +4589,7 @@
           <w14:ligatures w14:val="none"/>
         </w:rPr>
         <w:pict w14:anchorId="0C5664FB">
-          <v:rect id="_x0000_i1142" style="width:0;height:1.5pt" o:hralign="center" o:hrstd="t" o:hr="t" fillcolor="#a0a0a0" stroked="f"/>
+          <v:rect id="_x0000_i1027" style="width:0;height:1.5pt" o:hralign="center" o:hrstd="t" o:hr="t" fillcolor="#a0a0a0" stroked="f"/>
         </w:pict>
       </w:r>
     </w:p>
@@ -5563,6 +5899,7 @@
           <w:lang w:eastAsia="en-IN"/>
           <w14:ligatures w14:val="none"/>
         </w:rPr>
+        <w:lastRenderedPageBreak/>
         <w:pict w14:anchorId="1253B29A">
           <v:rect id="_x0000_i1028" style="width:0;height:1.5pt" o:hralign="center" o:hrstd="t" o:hr="t" fillcolor="#a0a0a0" stroked="f"/>
         </w:pict>
@@ -5724,6 +6061,7 @@
                 <w14:ligatures w14:val="none"/>
               </w:rPr>
             </w:pPr>
+            <w:proofErr w:type="spellStart"/>
             <w:r>
               <w:rPr>
                 <w:rFonts w:ascii="Courier New" w:eastAsia="Times New Roman" w:hAnsi="Courier New" w:cs="Courier New"/>
@@ -5735,6 +6073,7 @@
               </w:rPr>
               <w:t>tag#value</w:t>
             </w:r>
+            <w:proofErr w:type="spellEnd"/>
           </w:p>
         </w:tc>
       </w:tr>
@@ -5780,6 +6119,7 @@
                 <w14:ligatures w14:val="none"/>
               </w:rPr>
             </w:pPr>
+            <w:proofErr w:type="spellStart"/>
             <w:r>
               <w:rPr>
                 <w:rFonts w:ascii="Courier New" w:eastAsia="Times New Roman" w:hAnsi="Courier New" w:cs="Courier New"/>
@@ -5791,6 +6131,7 @@
               </w:rPr>
               <w:t>tag.value</w:t>
             </w:r>
+            <w:proofErr w:type="spellEnd"/>
           </w:p>
         </w:tc>
       </w:tr>
@@ -5845,7 +6186,31 @@
                 <w:lang w:eastAsia="en-IN"/>
                 <w14:ligatures w14:val="none"/>
               </w:rPr>
-              <w:t>[class*='val']</w:t>
+              <w:t>[class*='</w:t>
+            </w:r>
+            <w:proofErr w:type="spellStart"/>
+            <w:r>
+              <w:rPr>
+                <w:rFonts w:ascii="Courier New" w:eastAsia="Times New Roman" w:hAnsi="Courier New" w:cs="Courier New"/>
+                <w:kern w:val="0"/>
+                <w:sz w:val="20"/>
+                <w:szCs w:val="20"/>
+                <w:lang w:eastAsia="en-IN"/>
+                <w14:ligatures w14:val="none"/>
+              </w:rPr>
+              <w:t>val</w:t>
+            </w:r>
+            <w:proofErr w:type="spellEnd"/>
+            <w:r>
+              <w:rPr>
+                <w:rFonts w:ascii="Courier New" w:eastAsia="Times New Roman" w:hAnsi="Courier New" w:cs="Courier New"/>
+                <w:kern w:val="0"/>
+                <w:sz w:val="20"/>
+                <w:szCs w:val="20"/>
+                <w:lang w:eastAsia="en-IN"/>
+                <w14:ligatures w14:val="none"/>
+              </w:rPr>
+              <w:t>']</w:t>
             </w:r>
           </w:p>
         </w:tc>
@@ -5901,7 +6266,31 @@
                 <w:lang w:eastAsia="en-IN"/>
                 <w14:ligatures w14:val="none"/>
               </w:rPr>
-              <w:t>[id^='val']</w:t>
+              <w:t>[id^='</w:t>
+            </w:r>
+            <w:proofErr w:type="spellStart"/>
+            <w:r>
+              <w:rPr>
+                <w:rFonts w:ascii="Courier New" w:eastAsia="Times New Roman" w:hAnsi="Courier New" w:cs="Courier New"/>
+                <w:kern w:val="0"/>
+                <w:sz w:val="20"/>
+                <w:szCs w:val="20"/>
+                <w:lang w:eastAsia="en-IN"/>
+                <w14:ligatures w14:val="none"/>
+              </w:rPr>
+              <w:t>val</w:t>
+            </w:r>
+            <w:proofErr w:type="spellEnd"/>
+            <w:r>
+              <w:rPr>
+                <w:rFonts w:ascii="Courier New" w:eastAsia="Times New Roman" w:hAnsi="Courier New" w:cs="Courier New"/>
+                <w:kern w:val="0"/>
+                <w:sz w:val="20"/>
+                <w:szCs w:val="20"/>
+                <w:lang w:eastAsia="en-IN"/>
+                <w14:ligatures w14:val="none"/>
+              </w:rPr>
+              <w:t>']</w:t>
             </w:r>
           </w:p>
         </w:tc>
@@ -5957,7 +6346,31 @@
                 <w:lang w:eastAsia="en-IN"/>
                 <w14:ligatures w14:val="none"/>
               </w:rPr>
-              <w:t>[id$='val']</w:t>
+              <w:t>[id$='</w:t>
+            </w:r>
+            <w:proofErr w:type="spellStart"/>
+            <w:r>
+              <w:rPr>
+                <w:rFonts w:ascii="Courier New" w:eastAsia="Times New Roman" w:hAnsi="Courier New" w:cs="Courier New"/>
+                <w:kern w:val="0"/>
+                <w:sz w:val="20"/>
+                <w:szCs w:val="20"/>
+                <w:lang w:eastAsia="en-IN"/>
+                <w14:ligatures w14:val="none"/>
+              </w:rPr>
+              <w:t>val</w:t>
+            </w:r>
+            <w:proofErr w:type="spellEnd"/>
+            <w:r>
+              <w:rPr>
+                <w:rFonts w:ascii="Courier New" w:eastAsia="Times New Roman" w:hAnsi="Courier New" w:cs="Courier New"/>
+                <w:kern w:val="0"/>
+                <w:sz w:val="20"/>
+                <w:szCs w:val="20"/>
+                <w:lang w:eastAsia="en-IN"/>
+                <w14:ligatures w14:val="none"/>
+              </w:rPr>
+              <w:t>']</w:t>
             </w:r>
           </w:p>
         </w:tc>
@@ -6004,6 +6417,7 @@
                 <w14:ligatures w14:val="none"/>
               </w:rPr>
             </w:pPr>
+            <w:proofErr w:type="spellStart"/>
             <w:r>
               <w:rPr>
                 <w:rFonts w:ascii="Courier New" w:eastAsia="Times New Roman" w:hAnsi="Courier New" w:cs="Courier New"/>
@@ -6013,7 +6427,19 @@
                 <w:lang w:eastAsia="en-IN"/>
                 <w14:ligatures w14:val="none"/>
               </w:rPr>
-              <w:t>tag:nth-of-type(n)</w:t>
+              <w:t>tag:nth-of-type</w:t>
+            </w:r>
+            <w:proofErr w:type="spellEnd"/>
+            <w:r>
+              <w:rPr>
+                <w:rFonts w:ascii="Courier New" w:eastAsia="Times New Roman" w:hAnsi="Courier New" w:cs="Courier New"/>
+                <w:kern w:val="0"/>
+                <w:sz w:val="20"/>
+                <w:szCs w:val="20"/>
+                <w:lang w:eastAsia="en-IN"/>
+                <w14:ligatures w14:val="none"/>
+              </w:rPr>
+              <w:t>(n)</w:t>
             </w:r>
           </w:p>
         </w:tc>
@@ -6060,6 +6486,7 @@
                 <w14:ligatures w14:val="none"/>
               </w:rPr>
             </w:pPr>
+            <w:proofErr w:type="spellStart"/>
             <w:r>
               <w:rPr>
                 <w:rFonts w:ascii="Courier New" w:eastAsia="Times New Roman" w:hAnsi="Courier New" w:cs="Courier New"/>
@@ -6069,7 +6496,43 @@
                 <w:lang w:eastAsia="en-IN"/>
                 <w14:ligatures w14:val="none"/>
               </w:rPr>
-              <w:t>tag:not([attr])</w:t>
+              <w:t>tag:not</w:t>
+            </w:r>
+            <w:proofErr w:type="spellEnd"/>
+            <w:r>
+              <w:rPr>
+                <w:rFonts w:ascii="Courier New" w:eastAsia="Times New Roman" w:hAnsi="Courier New" w:cs="Courier New"/>
+                <w:kern w:val="0"/>
+                <w:sz w:val="20"/>
+                <w:szCs w:val="20"/>
+                <w:lang w:eastAsia="en-IN"/>
+                <w14:ligatures w14:val="none"/>
+              </w:rPr>
+              <w:t>([</w:t>
+            </w:r>
+            <w:proofErr w:type="spellStart"/>
+            <w:r>
+              <w:rPr>
+                <w:rFonts w:ascii="Courier New" w:eastAsia="Times New Roman" w:hAnsi="Courier New" w:cs="Courier New"/>
+                <w:kern w:val="0"/>
+                <w:sz w:val="20"/>
+                <w:szCs w:val="20"/>
+                <w:lang w:eastAsia="en-IN"/>
+                <w14:ligatures w14:val="none"/>
+              </w:rPr>
+              <w:t>attr</w:t>
+            </w:r>
+            <w:proofErr w:type="spellEnd"/>
+            <w:r>
+              <w:rPr>
+                <w:rFonts w:ascii="Courier New" w:eastAsia="Times New Roman" w:hAnsi="Courier New" w:cs="Courier New"/>
+                <w:kern w:val="0"/>
+                <w:sz w:val="20"/>
+                <w:szCs w:val="20"/>
+                <w:lang w:eastAsia="en-IN"/>
+                <w14:ligatures w14:val="none"/>
+              </w:rPr>
+              <w:t>])</w:t>
             </w:r>
           </w:p>
         </w:tc>
@@ -6184,7 +6647,7 @@
           <w14:ligatures w14:val="none"/>
         </w:rPr>
         <w:pict w14:anchorId="2604A48E">
-          <v:rect id="_x0000_i1248" style="width:0;height:1.5pt" o:hralign="center" o:hrstd="t" o:hr="t" fillcolor="#a0a0a0" stroked="f"/>
+          <v:rect id="_x0000_i1030" style="width:0;height:1.5pt" o:hralign="center" o:hrstd="t" o:hr="t" fillcolor="#a0a0a0" stroked="f"/>
         </w:pict>
       </w:r>
     </w:p>
@@ -6433,7 +6896,31 @@
           <w:lang w:eastAsia="en-IN"/>
           <w14:ligatures w14:val="none"/>
         </w:rPr>
-        <w:t xml:space="preserve">    &lt;li class="item active"&gt;&lt;a href="/home"&gt;Home&lt;/a&gt;&lt;/li&gt;</w:t>
+        <w:t xml:space="preserve">    &lt;li class="item active"&gt;&lt;a </w:t>
+      </w:r>
+      <w:proofErr w:type="spellStart"/>
+      <w:r>
+        <w:rPr>
+          <w:rFonts w:ascii="Courier New" w:eastAsia="Times New Roman" w:hAnsi="Courier New" w:cs="Courier New"/>
+          <w:kern w:val="0"/>
+          <w:sz w:val="20"/>
+          <w:szCs w:val="20"/>
+          <w:lang w:eastAsia="en-IN"/>
+          <w14:ligatures w14:val="none"/>
+        </w:rPr>
+        <w:t>href</w:t>
+      </w:r>
+      <w:proofErr w:type="spellEnd"/>
+      <w:r>
+        <w:rPr>
+          <w:rFonts w:ascii="Courier New" w:eastAsia="Times New Roman" w:hAnsi="Courier New" w:cs="Courier New"/>
+          <w:kern w:val="0"/>
+          <w:sz w:val="20"/>
+          <w:szCs w:val="20"/>
+          <w:lang w:eastAsia="en-IN"/>
+          <w14:ligatures w14:val="none"/>
+        </w:rPr>
+        <w:t>="/home"&gt;Home&lt;/a&gt;&lt;/li&gt;</w:t>
       </w:r>
     </w:p>
     <w:p>
@@ -6475,7 +6962,31 @@
           <w:lang w:eastAsia="en-IN"/>
           <w14:ligatures w14:val="none"/>
         </w:rPr>
-        <w:t xml:space="preserve">    &lt;li class="item"&gt;&lt;a href="/about"&gt;About&lt;/a&gt;&lt;/li&gt;</w:t>
+        <w:t xml:space="preserve">    &lt;li class="item"&gt;&lt;a </w:t>
+      </w:r>
+      <w:proofErr w:type="spellStart"/>
+      <w:r>
+        <w:rPr>
+          <w:rFonts w:ascii="Courier New" w:eastAsia="Times New Roman" w:hAnsi="Courier New" w:cs="Courier New"/>
+          <w:kern w:val="0"/>
+          <w:sz w:val="20"/>
+          <w:szCs w:val="20"/>
+          <w:lang w:eastAsia="en-IN"/>
+          <w14:ligatures w14:val="none"/>
+        </w:rPr>
+        <w:t>href</w:t>
+      </w:r>
+      <w:proofErr w:type="spellEnd"/>
+      <w:r>
+        <w:rPr>
+          <w:rFonts w:ascii="Courier New" w:eastAsia="Times New Roman" w:hAnsi="Courier New" w:cs="Courier New"/>
+          <w:kern w:val="0"/>
+          <w:sz w:val="20"/>
+          <w:szCs w:val="20"/>
+          <w:lang w:eastAsia="en-IN"/>
+          <w14:ligatures w14:val="none"/>
+        </w:rPr>
+        <w:t>="/about"&gt;About&lt;/a&gt;&lt;/li&gt;</w:t>
       </w:r>
     </w:p>
     <w:p>
@@ -6517,7 +7028,31 @@
           <w:lang w:eastAsia="en-IN"/>
           <w14:ligatures w14:val="none"/>
         </w:rPr>
-        <w:t xml:space="preserve">    &lt;li class="item"&gt;&lt;a href="/services"&gt;Services&lt;/a&gt;&lt;/li&gt;</w:t>
+        <w:t xml:space="preserve">    &lt;li class="item"&gt;&lt;a </w:t>
+      </w:r>
+      <w:proofErr w:type="spellStart"/>
+      <w:r>
+        <w:rPr>
+          <w:rFonts w:ascii="Courier New" w:eastAsia="Times New Roman" w:hAnsi="Courier New" w:cs="Courier New"/>
+          <w:kern w:val="0"/>
+          <w:sz w:val="20"/>
+          <w:szCs w:val="20"/>
+          <w:lang w:eastAsia="en-IN"/>
+          <w14:ligatures w14:val="none"/>
+        </w:rPr>
+        <w:t>href</w:t>
+      </w:r>
+      <w:proofErr w:type="spellEnd"/>
+      <w:r>
+        <w:rPr>
+          <w:rFonts w:ascii="Courier New" w:eastAsia="Times New Roman" w:hAnsi="Courier New" w:cs="Courier New"/>
+          <w:kern w:val="0"/>
+          <w:sz w:val="20"/>
+          <w:szCs w:val="20"/>
+          <w:lang w:eastAsia="en-IN"/>
+          <w14:ligatures w14:val="none"/>
+        </w:rPr>
+        <w:t>="/services"&gt;Services&lt;/a&gt;&lt;/li&gt;</w:t>
       </w:r>
     </w:p>
     <w:p>
@@ -6559,7 +7094,31 @@
           <w:lang w:eastAsia="en-IN"/>
           <w14:ligatures w14:val="none"/>
         </w:rPr>
-        <w:t xml:space="preserve">    &lt;li class="item"&gt;&lt;a href="/contact"&gt;Contact&lt;/a&gt;&lt;/li&gt;</w:t>
+        <w:t xml:space="preserve">    &lt;li class="item"&gt;&lt;a </w:t>
+      </w:r>
+      <w:proofErr w:type="spellStart"/>
+      <w:r>
+        <w:rPr>
+          <w:rFonts w:ascii="Courier New" w:eastAsia="Times New Roman" w:hAnsi="Courier New" w:cs="Courier New"/>
+          <w:kern w:val="0"/>
+          <w:sz w:val="20"/>
+          <w:szCs w:val="20"/>
+          <w:lang w:eastAsia="en-IN"/>
+          <w14:ligatures w14:val="none"/>
+        </w:rPr>
+        <w:t>href</w:t>
+      </w:r>
+      <w:proofErr w:type="spellEnd"/>
+      <w:r>
+        <w:rPr>
+          <w:rFonts w:ascii="Courier New" w:eastAsia="Times New Roman" w:hAnsi="Courier New" w:cs="Courier New"/>
+          <w:kern w:val="0"/>
+          <w:sz w:val="20"/>
+          <w:szCs w:val="20"/>
+          <w:lang w:eastAsia="en-IN"/>
+          <w14:ligatures w14:val="none"/>
+        </w:rPr>
+        <w:t>="/contact"&gt;Contact&lt;/a&gt;&lt;/li&gt;</w:t>
       </w:r>
     </w:p>
     <w:p>
@@ -6758,7 +7317,31 @@
           <w:lang w:eastAsia="en-IN"/>
           <w14:ligatures w14:val="none"/>
         </w:rPr>
-        <w:t xml:space="preserve">    &lt;p class="desc"&gt;XPath vs CSS Selectors&lt;/p&gt;</w:t>
+        <w:t xml:space="preserve">    &lt;p class="</w:t>
+      </w:r>
+      <w:proofErr w:type="spellStart"/>
+      <w:r>
+        <w:rPr>
+          <w:rFonts w:ascii="Courier New" w:eastAsia="Times New Roman" w:hAnsi="Courier New" w:cs="Courier New"/>
+          <w:kern w:val="0"/>
+          <w:sz w:val="20"/>
+          <w:szCs w:val="20"/>
+          <w:lang w:eastAsia="en-IN"/>
+          <w14:ligatures w14:val="none"/>
+        </w:rPr>
+        <w:t>desc</w:t>
+      </w:r>
+      <w:proofErr w:type="spellEnd"/>
+      <w:r>
+        <w:rPr>
+          <w:rFonts w:ascii="Courier New" w:eastAsia="Times New Roman" w:hAnsi="Courier New" w:cs="Courier New"/>
+          <w:kern w:val="0"/>
+          <w:sz w:val="20"/>
+          <w:szCs w:val="20"/>
+          <w:lang w:eastAsia="en-IN"/>
+          <w14:ligatures w14:val="none"/>
+        </w:rPr>
+        <w:t>"&gt;XPath vs CSS Selectors&lt;/p&gt;</w:t>
       </w:r>
     </w:p>
     <w:p>
@@ -6831,7 +7414,31 @@
           <w:lang w:eastAsia="en-IN"/>
           <w14:ligatures w14:val="none"/>
         </w:rPr>
-        <w:t xml:space="preserve">    &lt;form id="loginForm"&gt;</w:t>
+        <w:t xml:space="preserve">    &lt;form id="</w:t>
+      </w:r>
+      <w:proofErr w:type="spellStart"/>
+      <w:r>
+        <w:rPr>
+          <w:rFonts w:ascii="Courier New" w:eastAsia="Times New Roman" w:hAnsi="Courier New" w:cs="Courier New"/>
+          <w:kern w:val="0"/>
+          <w:sz w:val="20"/>
+          <w:szCs w:val="20"/>
+          <w:lang w:eastAsia="en-IN"/>
+          <w14:ligatures w14:val="none"/>
+        </w:rPr>
+        <w:t>loginForm</w:t>
+      </w:r>
+      <w:proofErr w:type="spellEnd"/>
+      <w:r>
+        <w:rPr>
+          <w:rFonts w:ascii="Courier New" w:eastAsia="Times New Roman" w:hAnsi="Courier New" w:cs="Courier New"/>
+          <w:kern w:val="0"/>
+          <w:sz w:val="20"/>
+          <w:szCs w:val="20"/>
+          <w:lang w:eastAsia="en-IN"/>
+          <w14:ligatures w14:val="none"/>
+        </w:rPr>
+        <w:t>"&gt;</w:t>
       </w:r>
     </w:p>
     <w:p>
@@ -6957,7 +7564,31 @@
           <w:lang w:eastAsia="en-IN"/>
           <w14:ligatures w14:val="none"/>
         </w:rPr>
-        <w:t xml:space="preserve">      &lt;button type="submit" class="btn primary"&gt;Login&lt;/button&gt;</w:t>
+        <w:t xml:space="preserve">      &lt;button type="submit" class="</w:t>
+      </w:r>
+      <w:proofErr w:type="spellStart"/>
+      <w:r>
+        <w:rPr>
+          <w:rFonts w:ascii="Courier New" w:eastAsia="Times New Roman" w:hAnsi="Courier New" w:cs="Courier New"/>
+          <w:kern w:val="0"/>
+          <w:sz w:val="20"/>
+          <w:szCs w:val="20"/>
+          <w:lang w:eastAsia="en-IN"/>
+          <w14:ligatures w14:val="none"/>
+        </w:rPr>
+        <w:t>btn</w:t>
+      </w:r>
+      <w:proofErr w:type="spellEnd"/>
+      <w:r>
+        <w:rPr>
+          <w:rFonts w:ascii="Courier New" w:eastAsia="Times New Roman" w:hAnsi="Courier New" w:cs="Courier New"/>
+          <w:kern w:val="0"/>
+          <w:sz w:val="20"/>
+          <w:szCs w:val="20"/>
+          <w:lang w:eastAsia="en-IN"/>
+          <w14:ligatures w14:val="none"/>
+        </w:rPr>
+        <w:t xml:space="preserve"> primary"&gt;Login&lt;/button&gt;</w:t>
       </w:r>
     </w:p>
     <w:p>
@@ -6999,7 +7630,31 @@
           <w:lang w:eastAsia="en-IN"/>
           <w14:ligatures w14:val="none"/>
         </w:rPr>
-        <w:t xml:space="preserve">      &lt;button type="reset" class="btn secondary"&gt;Reset&lt;/button&gt;</w:t>
+        <w:t xml:space="preserve">      &lt;button type="reset" class="</w:t>
+      </w:r>
+      <w:proofErr w:type="spellStart"/>
+      <w:r>
+        <w:rPr>
+          <w:rFonts w:ascii="Courier New" w:eastAsia="Times New Roman" w:hAnsi="Courier New" w:cs="Courier New"/>
+          <w:kern w:val="0"/>
+          <w:sz w:val="20"/>
+          <w:szCs w:val="20"/>
+          <w:lang w:eastAsia="en-IN"/>
+          <w14:ligatures w14:val="none"/>
+        </w:rPr>
+        <w:t>btn</w:t>
+      </w:r>
+      <w:proofErr w:type="spellEnd"/>
+      <w:r>
+        <w:rPr>
+          <w:rFonts w:ascii="Courier New" w:eastAsia="Times New Roman" w:hAnsi="Courier New" w:cs="Courier New"/>
+          <w:kern w:val="0"/>
+          <w:sz w:val="20"/>
+          <w:szCs w:val="20"/>
+          <w:lang w:eastAsia="en-IN"/>
+          <w14:ligatures w14:val="none"/>
+        </w:rPr>
+        <w:t xml:space="preserve"> secondary"&gt;Reset&lt;/button&gt;</w:t>
       </w:r>
     </w:p>
     <w:p>
@@ -7535,7 +8190,31 @@
           <w:lang w:eastAsia="en-IN"/>
           <w14:ligatures w14:val="none"/>
         </w:rPr>
-        <w:t>class='btn primary'</w:t>
+        <w:t>class='</w:t>
+      </w:r>
+      <w:proofErr w:type="spellStart"/>
+      <w:r>
+        <w:rPr>
+          <w:rFonts w:ascii="Courier New" w:eastAsia="Times New Roman" w:hAnsi="Courier New" w:cs="Courier New"/>
+          <w:kern w:val="0"/>
+          <w:sz w:val="20"/>
+          <w:szCs w:val="20"/>
+          <w:lang w:eastAsia="en-IN"/>
+          <w14:ligatures w14:val="none"/>
+        </w:rPr>
+        <w:t>btn</w:t>
+      </w:r>
+      <w:proofErr w:type="spellEnd"/>
+      <w:r>
+        <w:rPr>
+          <w:rFonts w:ascii="Courier New" w:eastAsia="Times New Roman" w:hAnsi="Courier New" w:cs="Courier New"/>
+          <w:kern w:val="0"/>
+          <w:sz w:val="20"/>
+          <w:szCs w:val="20"/>
+          <w:lang w:eastAsia="en-IN"/>
+          <w14:ligatures w14:val="none"/>
+        </w:rPr>
+        <w:t xml:space="preserve"> primary'</w:t>
       </w:r>
       <w:r>
         <w:rPr>
@@ -8739,7 +9418,31 @@
           <w:lang w:eastAsia="en-IN"/>
           <w14:ligatures w14:val="none"/>
         </w:rPr>
-        <w:t xml:space="preserve">        &lt;p class="desc"&gt;Description here&lt;/p&gt;</w:t>
+        <w:t xml:space="preserve">        &lt;p class="</w:t>
+      </w:r>
+      <w:proofErr w:type="spellStart"/>
+      <w:r>
+        <w:rPr>
+          <w:rFonts w:ascii="Courier New" w:eastAsia="Times New Roman" w:hAnsi="Courier New" w:cs="Courier New"/>
+          <w:kern w:val="0"/>
+          <w:sz w:val="20"/>
+          <w:szCs w:val="20"/>
+          <w:lang w:eastAsia="en-IN"/>
+          <w14:ligatures w14:val="none"/>
+        </w:rPr>
+        <w:t>desc</w:t>
+      </w:r>
+      <w:proofErr w:type="spellEnd"/>
+      <w:r>
+        <w:rPr>
+          <w:rFonts w:ascii="Courier New" w:eastAsia="Times New Roman" w:hAnsi="Courier New" w:cs="Courier New"/>
+          <w:kern w:val="0"/>
+          <w:sz w:val="20"/>
+          <w:szCs w:val="20"/>
+          <w:lang w:eastAsia="en-IN"/>
+          <w14:ligatures w14:val="none"/>
+        </w:rPr>
+        <w:t>"&gt;Description here&lt;/p&gt;</w:t>
       </w:r>
     </w:p>
     <w:p>
@@ -8781,7 +9484,31 @@
           <w:lang w:eastAsia="en-IN"/>
           <w14:ligatures w14:val="none"/>
         </w:rPr>
-        <w:t xml:space="preserve">        &lt;a href="#" id="link1"&gt;Click Me&lt;/a&gt;</w:t>
+        <w:t xml:space="preserve">        &lt;a </w:t>
+      </w:r>
+      <w:proofErr w:type="spellStart"/>
+      <w:r>
+        <w:rPr>
+          <w:rFonts w:ascii="Courier New" w:eastAsia="Times New Roman" w:hAnsi="Courier New" w:cs="Courier New"/>
+          <w:kern w:val="0"/>
+          <w:sz w:val="20"/>
+          <w:szCs w:val="20"/>
+          <w:lang w:eastAsia="en-IN"/>
+          <w14:ligatures w14:val="none"/>
+        </w:rPr>
+        <w:t>href</w:t>
+      </w:r>
+      <w:proofErr w:type="spellEnd"/>
+      <w:r>
+        <w:rPr>
+          <w:rFonts w:ascii="Courier New" w:eastAsia="Times New Roman" w:hAnsi="Courier New" w:cs="Courier New"/>
+          <w:kern w:val="0"/>
+          <w:sz w:val="20"/>
+          <w:szCs w:val="20"/>
+          <w:lang w:eastAsia="en-IN"/>
+          <w14:ligatures w14:val="none"/>
+        </w:rPr>
+        <w:t>="#" id="link1"&gt;Click Me&lt;/a&gt;</w:t>
       </w:r>
     </w:p>
     <w:p>
@@ -9096,7 +9823,7 @@
           <w14:ligatures w14:val="none"/>
         </w:rPr>
         <w:pict w14:anchorId="105025C3">
-          <v:rect id="_x0000_i1032" style="width:0;height:1.5pt" o:hralign="center" o:hrstd="t" o:hr="t" fillcolor="#a0a0a0" stroked="f"/>
+          <v:rect id="_x0000_i1031" style="width:0;height:1.5pt" o:hralign="center" o:hrstd="t" o:hr="t" fillcolor="#a0a0a0" stroked="f"/>
         </w:pict>
       </w:r>
     </w:p>
@@ -11194,7 +11921,7 @@
           <w14:ligatures w14:val="none"/>
         </w:rPr>
         <w:pict w14:anchorId="6DC56614">
-          <v:rect id="_x0000_i1033" style="width:0;height:1.5pt" o:hralign="center" o:hrstd="t" o:hr="t" fillcolor="#a0a0a0" stroked="f"/>
+          <v:rect id="_x0000_i1032" style="width:0;height:1.5pt" o:hralign="center" o:hrstd="t" o:hr="t" fillcolor="#a0a0a0" stroked="f"/>
         </w:pict>
       </w:r>
     </w:p>
@@ -11543,7 +12270,7 @@
           <w14:ligatures w14:val="none"/>
         </w:rPr>
         <w:pict w14:anchorId="7F2F88A6">
-          <v:rect id="_x0000_i1319" style="width:0;height:1.5pt" o:hralign="center" o:hrstd="t" o:hr="t" fillcolor="#a0a0a0" stroked="f"/>
+          <v:rect id="_x0000_i1033" style="width:0;height:1.5pt" o:hralign="center" o:hrstd="t" o:hr="t" fillcolor="#a0a0a0" stroked="f"/>
         </w:pict>
       </w:r>
     </w:p>
@@ -11784,7 +12511,31 @@
           <w14:ligatures w14:val="none"/>
         </w:rPr>
         <w:lastRenderedPageBreak/>
-        <w:t xml:space="preserve">    &lt;li class="item active"&gt;&lt;a href="/home"&gt;Home&lt;/a&gt;&lt;/li&gt;</w:t>
+        <w:t xml:space="preserve">    &lt;li class="item active"&gt;&lt;a </w:t>
+      </w:r>
+      <w:proofErr w:type="spellStart"/>
+      <w:r>
+        <w:rPr>
+          <w:rFonts w:ascii="Courier New" w:eastAsia="Times New Roman" w:hAnsi="Courier New" w:cs="Courier New"/>
+          <w:kern w:val="0"/>
+          <w:sz w:val="20"/>
+          <w:szCs w:val="20"/>
+          <w:lang w:eastAsia="en-IN"/>
+          <w14:ligatures w14:val="none"/>
+        </w:rPr>
+        <w:t>href</w:t>
+      </w:r>
+      <w:proofErr w:type="spellEnd"/>
+      <w:r>
+        <w:rPr>
+          <w:rFonts w:ascii="Courier New" w:eastAsia="Times New Roman" w:hAnsi="Courier New" w:cs="Courier New"/>
+          <w:kern w:val="0"/>
+          <w:sz w:val="20"/>
+          <w:szCs w:val="20"/>
+          <w:lang w:eastAsia="en-IN"/>
+          <w14:ligatures w14:val="none"/>
+        </w:rPr>
+        <w:t>="/home"&gt;Home&lt;/a&gt;&lt;/li&gt;</w:t>
       </w:r>
     </w:p>
     <w:p>
@@ -11826,7 +12577,31 @@
           <w:lang w:eastAsia="en-IN"/>
           <w14:ligatures w14:val="none"/>
         </w:rPr>
-        <w:t xml:space="preserve">    &lt;li class="item"&gt;&lt;a href="/about"&gt;About&lt;/a&gt;&lt;/li&gt;</w:t>
+        <w:t xml:space="preserve">    &lt;li class="item"&gt;&lt;a </w:t>
+      </w:r>
+      <w:proofErr w:type="spellStart"/>
+      <w:r>
+        <w:rPr>
+          <w:rFonts w:ascii="Courier New" w:eastAsia="Times New Roman" w:hAnsi="Courier New" w:cs="Courier New"/>
+          <w:kern w:val="0"/>
+          <w:sz w:val="20"/>
+          <w:szCs w:val="20"/>
+          <w:lang w:eastAsia="en-IN"/>
+          <w14:ligatures w14:val="none"/>
+        </w:rPr>
+        <w:t>href</w:t>
+      </w:r>
+      <w:proofErr w:type="spellEnd"/>
+      <w:r>
+        <w:rPr>
+          <w:rFonts w:ascii="Courier New" w:eastAsia="Times New Roman" w:hAnsi="Courier New" w:cs="Courier New"/>
+          <w:kern w:val="0"/>
+          <w:sz w:val="20"/>
+          <w:szCs w:val="20"/>
+          <w:lang w:eastAsia="en-IN"/>
+          <w14:ligatures w14:val="none"/>
+        </w:rPr>
+        <w:t>="/about"&gt;About&lt;/a&gt;&lt;/li&gt;</w:t>
       </w:r>
     </w:p>
     <w:p>
@@ -11868,7 +12643,31 @@
           <w:lang w:eastAsia="en-IN"/>
           <w14:ligatures w14:val="none"/>
         </w:rPr>
-        <w:t xml:space="preserve">    &lt;li class="item"&gt;&lt;a href="/services"&gt;Services&lt;/a&gt;&lt;/li&gt;</w:t>
+        <w:t xml:space="preserve">    &lt;li class="item"&gt;&lt;a </w:t>
+      </w:r>
+      <w:proofErr w:type="spellStart"/>
+      <w:r>
+        <w:rPr>
+          <w:rFonts w:ascii="Courier New" w:eastAsia="Times New Roman" w:hAnsi="Courier New" w:cs="Courier New"/>
+          <w:kern w:val="0"/>
+          <w:sz w:val="20"/>
+          <w:szCs w:val="20"/>
+          <w:lang w:eastAsia="en-IN"/>
+          <w14:ligatures w14:val="none"/>
+        </w:rPr>
+        <w:t>href</w:t>
+      </w:r>
+      <w:proofErr w:type="spellEnd"/>
+      <w:r>
+        <w:rPr>
+          <w:rFonts w:ascii="Courier New" w:eastAsia="Times New Roman" w:hAnsi="Courier New" w:cs="Courier New"/>
+          <w:kern w:val="0"/>
+          <w:sz w:val="20"/>
+          <w:szCs w:val="20"/>
+          <w:lang w:eastAsia="en-IN"/>
+          <w14:ligatures w14:val="none"/>
+        </w:rPr>
+        <w:t>="/services"&gt;Services&lt;/a&gt;&lt;/li&gt;</w:t>
       </w:r>
     </w:p>
     <w:p>
@@ -11910,7 +12709,31 @@
           <w:lang w:eastAsia="en-IN"/>
           <w14:ligatures w14:val="none"/>
         </w:rPr>
-        <w:t xml:space="preserve">    &lt;li class="item"&gt;&lt;a href="/contact"&gt;Contact&lt;/a&gt;&lt;/li&gt;</w:t>
+        <w:t xml:space="preserve">    &lt;li class="item"&gt;&lt;a </w:t>
+      </w:r>
+      <w:proofErr w:type="spellStart"/>
+      <w:r>
+        <w:rPr>
+          <w:rFonts w:ascii="Courier New" w:eastAsia="Times New Roman" w:hAnsi="Courier New" w:cs="Courier New"/>
+          <w:kern w:val="0"/>
+          <w:sz w:val="20"/>
+          <w:szCs w:val="20"/>
+          <w:lang w:eastAsia="en-IN"/>
+          <w14:ligatures w14:val="none"/>
+        </w:rPr>
+        <w:t>href</w:t>
+      </w:r>
+      <w:proofErr w:type="spellEnd"/>
+      <w:r>
+        <w:rPr>
+          <w:rFonts w:ascii="Courier New" w:eastAsia="Times New Roman" w:hAnsi="Courier New" w:cs="Courier New"/>
+          <w:kern w:val="0"/>
+          <w:sz w:val="20"/>
+          <w:szCs w:val="20"/>
+          <w:lang w:eastAsia="en-IN"/>
+          <w14:ligatures w14:val="none"/>
+        </w:rPr>
+        <w:t>="/contact"&gt;Contact&lt;/a&gt;&lt;/li&gt;</w:t>
       </w:r>
     </w:p>
     <w:p>
@@ -12109,7 +12932,31 @@
           <w:lang w:eastAsia="en-IN"/>
           <w14:ligatures w14:val="none"/>
         </w:rPr>
-        <w:t xml:space="preserve">    &lt;p class="desc"&gt;XPath vs CSS Selectors&lt;/p&gt;</w:t>
+        <w:t xml:space="preserve">    &lt;p class="</w:t>
+      </w:r>
+      <w:proofErr w:type="spellStart"/>
+      <w:r>
+        <w:rPr>
+          <w:rFonts w:ascii="Courier New" w:eastAsia="Times New Roman" w:hAnsi="Courier New" w:cs="Courier New"/>
+          <w:kern w:val="0"/>
+          <w:sz w:val="20"/>
+          <w:szCs w:val="20"/>
+          <w:lang w:eastAsia="en-IN"/>
+          <w14:ligatures w14:val="none"/>
+        </w:rPr>
+        <w:t>desc</w:t>
+      </w:r>
+      <w:proofErr w:type="spellEnd"/>
+      <w:r>
+        <w:rPr>
+          <w:rFonts w:ascii="Courier New" w:eastAsia="Times New Roman" w:hAnsi="Courier New" w:cs="Courier New"/>
+          <w:kern w:val="0"/>
+          <w:sz w:val="20"/>
+          <w:szCs w:val="20"/>
+          <w:lang w:eastAsia="en-IN"/>
+          <w14:ligatures w14:val="none"/>
+        </w:rPr>
+        <w:t>"&gt;XPath vs CSS Selectors&lt;/p&gt;</w:t>
       </w:r>
     </w:p>
     <w:p>
@@ -12182,7 +13029,31 @@
           <w:lang w:eastAsia="en-IN"/>
           <w14:ligatures w14:val="none"/>
         </w:rPr>
-        <w:t xml:space="preserve">    &lt;form id="loginForm"&gt;</w:t>
+        <w:t xml:space="preserve">    &lt;form id="</w:t>
+      </w:r>
+      <w:proofErr w:type="spellStart"/>
+      <w:r>
+        <w:rPr>
+          <w:rFonts w:ascii="Courier New" w:eastAsia="Times New Roman" w:hAnsi="Courier New" w:cs="Courier New"/>
+          <w:kern w:val="0"/>
+          <w:sz w:val="20"/>
+          <w:szCs w:val="20"/>
+          <w:lang w:eastAsia="en-IN"/>
+          <w14:ligatures w14:val="none"/>
+        </w:rPr>
+        <w:t>loginForm</w:t>
+      </w:r>
+      <w:proofErr w:type="spellEnd"/>
+      <w:r>
+        <w:rPr>
+          <w:rFonts w:ascii="Courier New" w:eastAsia="Times New Roman" w:hAnsi="Courier New" w:cs="Courier New"/>
+          <w:kern w:val="0"/>
+          <w:sz w:val="20"/>
+          <w:szCs w:val="20"/>
+          <w:lang w:eastAsia="en-IN"/>
+          <w14:ligatures w14:val="none"/>
+        </w:rPr>
+        <w:t>"&gt;</w:t>
       </w:r>
     </w:p>
     <w:p>
@@ -12308,7 +13179,31 @@
           <w:lang w:eastAsia="en-IN"/>
           <w14:ligatures w14:val="none"/>
         </w:rPr>
-        <w:t xml:space="preserve">      &lt;button type="submit" class="btn primary"&gt;Login&lt;/button&gt;</w:t>
+        <w:t xml:space="preserve">      &lt;button type="submit" class="</w:t>
+      </w:r>
+      <w:proofErr w:type="spellStart"/>
+      <w:r>
+        <w:rPr>
+          <w:rFonts w:ascii="Courier New" w:eastAsia="Times New Roman" w:hAnsi="Courier New" w:cs="Courier New"/>
+          <w:kern w:val="0"/>
+          <w:sz w:val="20"/>
+          <w:szCs w:val="20"/>
+          <w:lang w:eastAsia="en-IN"/>
+          <w14:ligatures w14:val="none"/>
+        </w:rPr>
+        <w:t>btn</w:t>
+      </w:r>
+      <w:proofErr w:type="spellEnd"/>
+      <w:r>
+        <w:rPr>
+          <w:rFonts w:ascii="Courier New" w:eastAsia="Times New Roman" w:hAnsi="Courier New" w:cs="Courier New"/>
+          <w:kern w:val="0"/>
+          <w:sz w:val="20"/>
+          <w:szCs w:val="20"/>
+          <w:lang w:eastAsia="en-IN"/>
+          <w14:ligatures w14:val="none"/>
+        </w:rPr>
+        <w:t xml:space="preserve"> primary"&gt;Login&lt;/button&gt;</w:t>
       </w:r>
     </w:p>
     <w:p>
@@ -12350,7 +13245,31 @@
           <w:lang w:eastAsia="en-IN"/>
           <w14:ligatures w14:val="none"/>
         </w:rPr>
-        <w:t xml:space="preserve">      &lt;button type="reset" class="btn secondary"&gt;Reset&lt;/button&gt;</w:t>
+        <w:t xml:space="preserve">      &lt;button type="reset" class="</w:t>
+      </w:r>
+      <w:proofErr w:type="spellStart"/>
+      <w:r>
+        <w:rPr>
+          <w:rFonts w:ascii="Courier New" w:eastAsia="Times New Roman" w:hAnsi="Courier New" w:cs="Courier New"/>
+          <w:kern w:val="0"/>
+          <w:sz w:val="20"/>
+          <w:szCs w:val="20"/>
+          <w:lang w:eastAsia="en-IN"/>
+          <w14:ligatures w14:val="none"/>
+        </w:rPr>
+        <w:t>btn</w:t>
+      </w:r>
+      <w:proofErr w:type="spellEnd"/>
+      <w:r>
+        <w:rPr>
+          <w:rFonts w:ascii="Courier New" w:eastAsia="Times New Roman" w:hAnsi="Courier New" w:cs="Courier New"/>
+          <w:kern w:val="0"/>
+          <w:sz w:val="20"/>
+          <w:szCs w:val="20"/>
+          <w:lang w:eastAsia="en-IN"/>
+          <w14:ligatures w14:val="none"/>
+        </w:rPr>
+        <w:t xml:space="preserve"> secondary"&gt;Reset&lt;/button&gt;</w:t>
       </w:r>
     </w:p>
     <w:p>
@@ -12770,7 +13689,31 @@
           <w:lang w:eastAsia="en-IN"/>
           <w14:ligatures w14:val="none"/>
         </w:rPr>
-        <w:t>&lt;p class="desc"&gt;</w:t>
+        <w:t>&lt;p class="</w:t>
+      </w:r>
+      <w:proofErr w:type="spellStart"/>
+      <w:r>
+        <w:rPr>
+          <w:rFonts w:ascii="Courier New" w:eastAsia="Times New Roman" w:hAnsi="Courier New" w:cs="Courier New"/>
+          <w:kern w:val="0"/>
+          <w:sz w:val="20"/>
+          <w:szCs w:val="20"/>
+          <w:lang w:eastAsia="en-IN"/>
+          <w14:ligatures w14:val="none"/>
+        </w:rPr>
+        <w:t>desc</w:t>
+      </w:r>
+      <w:proofErr w:type="spellEnd"/>
+      <w:r>
+        <w:rPr>
+          <w:rFonts w:ascii="Courier New" w:eastAsia="Times New Roman" w:hAnsi="Courier New" w:cs="Courier New"/>
+          <w:kern w:val="0"/>
+          <w:sz w:val="20"/>
+          <w:szCs w:val="20"/>
+          <w:lang w:eastAsia="en-IN"/>
+          <w14:ligatures w14:val="none"/>
+        </w:rPr>
+        <w:t>"&gt;</w:t>
       </w:r>
       <w:r>
         <w:rPr>
@@ -12874,7 +13817,31 @@
           <w:lang w:eastAsia="en-IN"/>
           <w14:ligatures w14:val="none"/>
         </w:rPr>
-        <w:t>&lt;p class="desc"&gt;</w:t>
+        <w:t>&lt;p class="</w:t>
+      </w:r>
+      <w:proofErr w:type="spellStart"/>
+      <w:r>
+        <w:rPr>
+          <w:rFonts w:ascii="Courier New" w:eastAsia="Times New Roman" w:hAnsi="Courier New" w:cs="Courier New"/>
+          <w:kern w:val="0"/>
+          <w:sz w:val="20"/>
+          <w:szCs w:val="20"/>
+          <w:lang w:eastAsia="en-IN"/>
+          <w14:ligatures w14:val="none"/>
+        </w:rPr>
+        <w:t>desc</w:t>
+      </w:r>
+      <w:proofErr w:type="spellEnd"/>
+      <w:r>
+        <w:rPr>
+          <w:rFonts w:ascii="Courier New" w:eastAsia="Times New Roman" w:hAnsi="Courier New" w:cs="Courier New"/>
+          <w:kern w:val="0"/>
+          <w:sz w:val="20"/>
+          <w:szCs w:val="20"/>
+          <w:lang w:eastAsia="en-IN"/>
+          <w14:ligatures w14:val="none"/>
+        </w:rPr>
+        <w:t>"&gt;</w:t>
       </w:r>
       <w:r>
         <w:rPr>
@@ -13097,6 +14064,7 @@
         </w:rPr>
         <w:t xml:space="preserve">Write XPath using the </w:t>
       </w:r>
+      <w:proofErr w:type="spellStart"/>
       <w:r>
         <w:rPr>
           <w:rFonts w:ascii="Times New Roman" w:eastAsia="Times New Roman" w:hAnsi="Times New Roman" w:cs="Times New Roman"/>
@@ -13108,6 +14076,7 @@
         </w:rPr>
         <w:t>self axis</w:t>
       </w:r>
+      <w:proofErr w:type="spellEnd"/>
       <w:r>
         <w:rPr>
           <w:rFonts w:ascii="Times New Roman" w:eastAsia="Times New Roman" w:hAnsi="Times New Roman" w:cs="Times New Roman"/>
@@ -13156,7 +14125,7 @@
           <w14:ligatures w14:val="none"/>
         </w:rPr>
         <w:pict w14:anchorId="018F03FB">
-          <v:rect id="_x0000_i1321" style="width:0;height:1.5pt" o:hralign="center" o:hrstd="t" o:hr="t" fillcolor="#a0a0a0" stroked="f"/>
+          <v:rect id="_x0000_i1034" style="width:0;height:1.5pt" o:hralign="center" o:hrstd="t" o:hr="t" fillcolor="#a0a0a0" stroked="f"/>
         </w:pict>
       </w:r>
     </w:p>
@@ -13485,6 +14454,7 @@
               </w:rPr>
               <w:t xml:space="preserve">Find link with text containing "Click" and </w:t>
             </w:r>
+            <w:proofErr w:type="spellStart"/>
             <w:r>
               <w:rPr>
                 <w:rFonts w:ascii="Courier New" w:eastAsia="Times New Roman" w:hAnsi="Courier New" w:cs="Courier New"/>
@@ -13496,6 +14466,7 @@
               </w:rPr>
               <w:t>href</w:t>
             </w:r>
+            <w:proofErr w:type="spellEnd"/>
             <w:r>
               <w:rPr>
                 <w:rFonts w:ascii="Times New Roman" w:eastAsia="Times New Roman" w:hAnsi="Times New Roman" w:cs="Times New Roman"/>
@@ -13846,7 +14817,7 @@
           <w14:ligatures w14:val="none"/>
         </w:rPr>
         <w:pict w14:anchorId="2DDDE5E3">
-          <v:rect id="_x0000_i1036" style="width:0;height:1.5pt" o:hralign="center" o:hrstd="t" o:hr="t" fillcolor="#a0a0a0" stroked="f"/>
+          <v:rect id="_x0000_i1035" style="width:0;height:1.5pt" o:hralign="center" o:hrstd="t" o:hr="t" fillcolor="#a0a0a0" stroked="f"/>
         </w:pict>
       </w:r>
     </w:p>
@@ -14037,6 +15008,7 @@
                 <w14:ligatures w14:val="none"/>
               </w:rPr>
             </w:pPr>
+            <w:proofErr w:type="spellStart"/>
             <w:r>
               <w:rPr>
                 <w:rFonts w:ascii="Courier New" w:eastAsia="Times New Roman" w:hAnsi="Courier New" w:cs="Courier New"/>
@@ -14048,6 +15020,7 @@
               </w:rPr>
               <w:t>button.btn.primary</w:t>
             </w:r>
+            <w:proofErr w:type="spellEnd"/>
           </w:p>
         </w:tc>
         <w:tc>
@@ -14073,6 +15046,7 @@
               </w:rPr>
               <w:t xml:space="preserve">Button with both </w:t>
             </w:r>
+            <w:proofErr w:type="spellStart"/>
             <w:r>
               <w:rPr>
                 <w:rFonts w:ascii="Courier New" w:eastAsia="Times New Roman" w:hAnsi="Courier New" w:cs="Courier New"/>
@@ -14084,6 +15058,7 @@
               </w:rPr>
               <w:t>btn</w:t>
             </w:r>
+            <w:proofErr w:type="spellEnd"/>
             <w:r>
               <w:rPr>
                 <w:rFonts w:ascii="Times New Roman" w:eastAsia="Times New Roman" w:hAnsi="Times New Roman" w:cs="Times New Roman"/>
@@ -14388,7 +15363,31 @@
                 <w:lang w:eastAsia="en-IN"/>
                 <w14:ligatures w14:val="none"/>
               </w:rPr>
-              <w:t>ul li:nth-child(2)</w:t>
+              <w:t xml:space="preserve">ul </w:t>
+            </w:r>
+            <w:proofErr w:type="spellStart"/>
+            <w:r>
+              <w:rPr>
+                <w:rFonts w:ascii="Courier New" w:eastAsia="Times New Roman" w:hAnsi="Courier New" w:cs="Courier New"/>
+                <w:kern w:val="0"/>
+                <w:sz w:val="20"/>
+                <w:szCs w:val="20"/>
+                <w:lang w:eastAsia="en-IN"/>
+                <w14:ligatures w14:val="none"/>
+              </w:rPr>
+              <w:t>li:nth-child</w:t>
+            </w:r>
+            <w:proofErr w:type="spellEnd"/>
+            <w:r>
+              <w:rPr>
+                <w:rFonts w:ascii="Courier New" w:eastAsia="Times New Roman" w:hAnsi="Courier New" w:cs="Courier New"/>
+                <w:kern w:val="0"/>
+                <w:sz w:val="20"/>
+                <w:szCs w:val="20"/>
+                <w:lang w:eastAsia="en-IN"/>
+                <w14:ligatures w14:val="none"/>
+              </w:rPr>
+              <w:t>(2)</w:t>
             </w:r>
           </w:p>
         </w:tc>
@@ -14509,7 +15508,31 @@
                 <w:lang w:eastAsia="en-IN"/>
                 <w14:ligatures w14:val="none"/>
               </w:rPr>
-              <w:t>ul li:nth-last-child(1)</w:t>
+              <w:t xml:space="preserve">ul </w:t>
+            </w:r>
+            <w:proofErr w:type="spellStart"/>
+            <w:r>
+              <w:rPr>
+                <w:rFonts w:ascii="Courier New" w:eastAsia="Times New Roman" w:hAnsi="Courier New" w:cs="Courier New"/>
+                <w:kern w:val="0"/>
+                <w:sz w:val="20"/>
+                <w:szCs w:val="20"/>
+                <w:lang w:eastAsia="en-IN"/>
+                <w14:ligatures w14:val="none"/>
+              </w:rPr>
+              <w:t>li:nth-last-child</w:t>
+            </w:r>
+            <w:proofErr w:type="spellEnd"/>
+            <w:r>
+              <w:rPr>
+                <w:rFonts w:ascii="Courier New" w:eastAsia="Times New Roman" w:hAnsi="Courier New" w:cs="Courier New"/>
+                <w:kern w:val="0"/>
+                <w:sz w:val="20"/>
+                <w:szCs w:val="20"/>
+                <w:lang w:eastAsia="en-IN"/>
+                <w14:ligatures w14:val="none"/>
+              </w:rPr>
+              <w:t>(1)</w:t>
             </w:r>
           </w:p>
         </w:tc>
@@ -14621,6 +15644,7 @@
                 <w14:ligatures w14:val="none"/>
               </w:rPr>
             </w:pPr>
+            <w:proofErr w:type="spellStart"/>
             <w:r>
               <w:rPr>
                 <w:rFonts w:ascii="Courier New" w:eastAsia="Times New Roman" w:hAnsi="Courier New" w:cs="Courier New"/>
@@ -14632,6 +15656,7 @@
               </w:rPr>
               <w:t>div:only-child</w:t>
             </w:r>
+            <w:proofErr w:type="spellEnd"/>
           </w:p>
         </w:tc>
         <w:tc>
@@ -14823,6 +15848,7 @@
                 <w14:ligatures w14:val="none"/>
               </w:rPr>
             </w:pPr>
+            <w:proofErr w:type="spellStart"/>
             <w:r>
               <w:rPr>
                 <w:rFonts w:ascii="Courier New" w:eastAsia="Times New Roman" w:hAnsi="Courier New" w:cs="Courier New"/>
@@ -14832,7 +15858,19 @@
                 <w:lang w:eastAsia="en-IN"/>
                 <w14:ligatures w14:val="none"/>
               </w:rPr>
-              <w:t>input:not([type='hidden'])</w:t>
+              <w:t>input:not</w:t>
+            </w:r>
+            <w:proofErr w:type="spellEnd"/>
+            <w:r>
+              <w:rPr>
+                <w:rFonts w:ascii="Courier New" w:eastAsia="Times New Roman" w:hAnsi="Courier New" w:cs="Courier New"/>
+                <w:kern w:val="0"/>
+                <w:sz w:val="20"/>
+                <w:szCs w:val="20"/>
+                <w:lang w:eastAsia="en-IN"/>
+                <w14:ligatures w14:val="none"/>
+              </w:rPr>
+              <w:t>([type='hidden'])</w:t>
             </w:r>
           </w:p>
         </w:tc>
@@ -15235,7 +16273,7 @@
           <w14:ligatures w14:val="none"/>
         </w:rPr>
         <w:pict w14:anchorId="34C909D6">
-          <v:rect id="_x0000_i1037" style="width:0;height:1.5pt" o:hralign="center" o:hrstd="t" o:hr="t" fillcolor="#a0a0a0" stroked="f"/>
+          <v:rect id="_x0000_i1036" style="width:0;height:1.5pt" o:hralign="center" o:hrstd="t" o:hr="t" fillcolor="#a0a0a0" stroked="f"/>
         </w:pict>
       </w:r>
     </w:p>
@@ -15451,6 +16489,7 @@
                 <w14:ligatures w14:val="none"/>
               </w:rPr>
             </w:pPr>
+            <w:proofErr w:type="spellStart"/>
             <w:r>
               <w:rPr>
                 <w:rFonts w:ascii="Courier New" w:eastAsia="Times New Roman" w:hAnsi="Courier New" w:cs="Courier New"/>
@@ -15462,6 +16501,7 @@
               </w:rPr>
               <w:t>div:first-of-type</w:t>
             </w:r>
+            <w:proofErr w:type="spellEnd"/>
           </w:p>
         </w:tc>
       </w:tr>
@@ -15533,6 +16573,7 @@
                 <w14:ligatures w14:val="none"/>
               </w:rPr>
             </w:pPr>
+            <w:proofErr w:type="spellStart"/>
             <w:r>
               <w:rPr>
                 <w:rFonts w:ascii="Courier New" w:eastAsia="Times New Roman" w:hAnsi="Courier New" w:cs="Courier New"/>
@@ -15544,6 +16585,7 @@
               </w:rPr>
               <w:t>div:last-of-type</w:t>
             </w:r>
+            <w:proofErr w:type="spellEnd"/>
           </w:p>
         </w:tc>
       </w:tr>
@@ -15614,6 +16656,7 @@
                 <w14:ligatures w14:val="none"/>
               </w:rPr>
             </w:pPr>
+            <w:proofErr w:type="spellStart"/>
             <w:r>
               <w:rPr>
                 <w:rFonts w:ascii="Courier New" w:eastAsia="Times New Roman" w:hAnsi="Courier New" w:cs="Courier New"/>
@@ -15623,7 +16666,19 @@
                 <w:lang w:eastAsia="en-IN"/>
                 <w14:ligatures w14:val="none"/>
               </w:rPr>
-              <w:t>li:nth-of-type(3)</w:t>
+              <w:t>li:nth-of-type</w:t>
+            </w:r>
+            <w:proofErr w:type="spellEnd"/>
+            <w:r>
+              <w:rPr>
+                <w:rFonts w:ascii="Courier New" w:eastAsia="Times New Roman" w:hAnsi="Courier New" w:cs="Courier New"/>
+                <w:kern w:val="0"/>
+                <w:sz w:val="20"/>
+                <w:szCs w:val="20"/>
+                <w:lang w:eastAsia="en-IN"/>
+                <w14:ligatures w14:val="none"/>
+              </w:rPr>
+              <w:t>(3)</w:t>
             </w:r>
           </w:p>
         </w:tc>
@@ -15695,6 +16750,7 @@
                 <w14:ligatures w14:val="none"/>
               </w:rPr>
             </w:pPr>
+            <w:proofErr w:type="spellStart"/>
             <w:r>
               <w:rPr>
                 <w:rFonts w:ascii="Courier New" w:eastAsia="Times New Roman" w:hAnsi="Courier New" w:cs="Courier New"/>
@@ -15704,7 +16760,19 @@
                 <w:lang w:eastAsia="en-IN"/>
                 <w14:ligatures w14:val="none"/>
               </w:rPr>
-              <w:t>input:not([type='hidden'])</w:t>
+              <w:t>input:not</w:t>
+            </w:r>
+            <w:proofErr w:type="spellEnd"/>
+            <w:r>
+              <w:rPr>
+                <w:rFonts w:ascii="Courier New" w:eastAsia="Times New Roman" w:hAnsi="Courier New" w:cs="Courier New"/>
+                <w:kern w:val="0"/>
+                <w:sz w:val="20"/>
+                <w:szCs w:val="20"/>
+                <w:lang w:eastAsia="en-IN"/>
+                <w14:ligatures w14:val="none"/>
+              </w:rPr>
+              <w:t>([type='hidden'])</w:t>
             </w:r>
           </w:p>
         </w:tc>
@@ -16269,7 +17337,7 @@
           <w14:ligatures w14:val="none"/>
         </w:rPr>
         <w:pict w14:anchorId="1F8B1E73">
-          <v:rect id="_x0000_i1038" style="width:0;height:1.5pt" o:hralign="center" o:hrstd="t" o:hr="t" fillcolor="#a0a0a0" stroked="f"/>
+          <v:rect id="_x0000_i1037" style="width:0;height:1.5pt" o:hralign="center" o:hrstd="t" o:hr="t" fillcolor="#a0a0a0" stroked="f"/>
         </w:pict>
       </w:r>
     </w:p>
@@ -16540,7 +17608,7 @@
           <w14:ligatures w14:val="none"/>
         </w:rPr>
         <w:pict w14:anchorId="371BF519">
-          <v:rect id="_x0000_i1039" style="width:0;height:1.5pt" o:hralign="center" o:hrstd="t" o:hr="t" fillcolor="#a0a0a0" stroked="f"/>
+          <v:rect id="_x0000_i1038" style="width:0;height:1.5pt" o:hralign="center" o:hrstd="t" o:hr="t" fillcolor="#a0a0a0" stroked="f"/>
         </w:pict>
       </w:r>
     </w:p>
@@ -16780,7 +17848,31 @@
           <w:lang w:eastAsia="en-IN"/>
           <w14:ligatures w14:val="none"/>
         </w:rPr>
-        <w:t xml:space="preserve">    &lt;li class="item active"&gt;&lt;a href="/home"&gt;Home&lt;/a&gt;&lt;/li&gt;</w:t>
+        <w:t xml:space="preserve">    &lt;li class="item active"&gt;&lt;a </w:t>
+      </w:r>
+      <w:proofErr w:type="spellStart"/>
+      <w:r>
+        <w:rPr>
+          <w:rFonts w:ascii="Courier New" w:eastAsia="Times New Roman" w:hAnsi="Courier New" w:cs="Courier New"/>
+          <w:kern w:val="0"/>
+          <w:sz w:val="20"/>
+          <w:szCs w:val="20"/>
+          <w:lang w:eastAsia="en-IN"/>
+          <w14:ligatures w14:val="none"/>
+        </w:rPr>
+        <w:t>href</w:t>
+      </w:r>
+      <w:proofErr w:type="spellEnd"/>
+      <w:r>
+        <w:rPr>
+          <w:rFonts w:ascii="Courier New" w:eastAsia="Times New Roman" w:hAnsi="Courier New" w:cs="Courier New"/>
+          <w:kern w:val="0"/>
+          <w:sz w:val="20"/>
+          <w:szCs w:val="20"/>
+          <w:lang w:eastAsia="en-IN"/>
+          <w14:ligatures w14:val="none"/>
+        </w:rPr>
+        <w:t>="/home"&gt;Home&lt;/a&gt;&lt;/li&gt;</w:t>
       </w:r>
     </w:p>
     <w:p>
@@ -16822,7 +17914,31 @@
           <w:lang w:eastAsia="en-IN"/>
           <w14:ligatures w14:val="none"/>
         </w:rPr>
-        <w:t xml:space="preserve">    &lt;li class="item"&gt;&lt;a href="/about"&gt;About&lt;/a&gt;&lt;/li&gt;</w:t>
+        <w:t xml:space="preserve">    &lt;li class="item"&gt;&lt;a </w:t>
+      </w:r>
+      <w:proofErr w:type="spellStart"/>
+      <w:r>
+        <w:rPr>
+          <w:rFonts w:ascii="Courier New" w:eastAsia="Times New Roman" w:hAnsi="Courier New" w:cs="Courier New"/>
+          <w:kern w:val="0"/>
+          <w:sz w:val="20"/>
+          <w:szCs w:val="20"/>
+          <w:lang w:eastAsia="en-IN"/>
+          <w14:ligatures w14:val="none"/>
+        </w:rPr>
+        <w:t>href</w:t>
+      </w:r>
+      <w:proofErr w:type="spellEnd"/>
+      <w:r>
+        <w:rPr>
+          <w:rFonts w:ascii="Courier New" w:eastAsia="Times New Roman" w:hAnsi="Courier New" w:cs="Courier New"/>
+          <w:kern w:val="0"/>
+          <w:sz w:val="20"/>
+          <w:szCs w:val="20"/>
+          <w:lang w:eastAsia="en-IN"/>
+          <w14:ligatures w14:val="none"/>
+        </w:rPr>
+        <w:t>="/about"&gt;About&lt;/a&gt;&lt;/li&gt;</w:t>
       </w:r>
     </w:p>
     <w:p>
@@ -16864,7 +17980,31 @@
           <w:lang w:eastAsia="en-IN"/>
           <w14:ligatures w14:val="none"/>
         </w:rPr>
-        <w:t xml:space="preserve">    &lt;li class="item"&gt;&lt;a href="/services"&gt;Services&lt;/a&gt;&lt;/li&gt;</w:t>
+        <w:t xml:space="preserve">    &lt;li class="item"&gt;&lt;a </w:t>
+      </w:r>
+      <w:proofErr w:type="spellStart"/>
+      <w:r>
+        <w:rPr>
+          <w:rFonts w:ascii="Courier New" w:eastAsia="Times New Roman" w:hAnsi="Courier New" w:cs="Courier New"/>
+          <w:kern w:val="0"/>
+          <w:sz w:val="20"/>
+          <w:szCs w:val="20"/>
+          <w:lang w:eastAsia="en-IN"/>
+          <w14:ligatures w14:val="none"/>
+        </w:rPr>
+        <w:t>href</w:t>
+      </w:r>
+      <w:proofErr w:type="spellEnd"/>
+      <w:r>
+        <w:rPr>
+          <w:rFonts w:ascii="Courier New" w:eastAsia="Times New Roman" w:hAnsi="Courier New" w:cs="Courier New"/>
+          <w:kern w:val="0"/>
+          <w:sz w:val="20"/>
+          <w:szCs w:val="20"/>
+          <w:lang w:eastAsia="en-IN"/>
+          <w14:ligatures w14:val="none"/>
+        </w:rPr>
+        <w:t>="/services"&gt;Services&lt;/a&gt;&lt;/li&gt;</w:t>
       </w:r>
     </w:p>
     <w:p>
@@ -16906,7 +18046,31 @@
           <w:lang w:eastAsia="en-IN"/>
           <w14:ligatures w14:val="none"/>
         </w:rPr>
-        <w:t xml:space="preserve">    &lt;li class="item"&gt;&lt;a href="/contact"&gt;Contact&lt;/a&gt;&lt;/li&gt;</w:t>
+        <w:t xml:space="preserve">    &lt;li class="item"&gt;&lt;a </w:t>
+      </w:r>
+      <w:proofErr w:type="spellStart"/>
+      <w:r>
+        <w:rPr>
+          <w:rFonts w:ascii="Courier New" w:eastAsia="Times New Roman" w:hAnsi="Courier New" w:cs="Courier New"/>
+          <w:kern w:val="0"/>
+          <w:sz w:val="20"/>
+          <w:szCs w:val="20"/>
+          <w:lang w:eastAsia="en-IN"/>
+          <w14:ligatures w14:val="none"/>
+        </w:rPr>
+        <w:t>href</w:t>
+      </w:r>
+      <w:proofErr w:type="spellEnd"/>
+      <w:r>
+        <w:rPr>
+          <w:rFonts w:ascii="Courier New" w:eastAsia="Times New Roman" w:hAnsi="Courier New" w:cs="Courier New"/>
+          <w:kern w:val="0"/>
+          <w:sz w:val="20"/>
+          <w:szCs w:val="20"/>
+          <w:lang w:eastAsia="en-IN"/>
+          <w14:ligatures w14:val="none"/>
+        </w:rPr>
+        <w:t>="/contact"&gt;Contact&lt;/a&gt;&lt;/li&gt;</w:t>
       </w:r>
     </w:p>
     <w:p>
@@ -17105,7 +18269,31 @@
           <w:lang w:eastAsia="en-IN"/>
           <w14:ligatures w14:val="none"/>
         </w:rPr>
-        <w:t xml:space="preserve">    &lt;p class="desc"&gt;XPath vs CSS Selectors&lt;/p&gt;</w:t>
+        <w:t xml:space="preserve">    &lt;p class="</w:t>
+      </w:r>
+      <w:proofErr w:type="spellStart"/>
+      <w:r>
+        <w:rPr>
+          <w:rFonts w:ascii="Courier New" w:eastAsia="Times New Roman" w:hAnsi="Courier New" w:cs="Courier New"/>
+          <w:kern w:val="0"/>
+          <w:sz w:val="20"/>
+          <w:szCs w:val="20"/>
+          <w:lang w:eastAsia="en-IN"/>
+          <w14:ligatures w14:val="none"/>
+        </w:rPr>
+        <w:t>desc</w:t>
+      </w:r>
+      <w:proofErr w:type="spellEnd"/>
+      <w:r>
+        <w:rPr>
+          <w:rFonts w:ascii="Courier New" w:eastAsia="Times New Roman" w:hAnsi="Courier New" w:cs="Courier New"/>
+          <w:kern w:val="0"/>
+          <w:sz w:val="20"/>
+          <w:szCs w:val="20"/>
+          <w:lang w:eastAsia="en-IN"/>
+          <w14:ligatures w14:val="none"/>
+        </w:rPr>
+        <w:t>"&gt;XPath vs CSS Selectors&lt;/p&gt;</w:t>
       </w:r>
     </w:p>
     <w:p>
@@ -17178,7 +18366,31 @@
           <w:lang w:eastAsia="en-IN"/>
           <w14:ligatures w14:val="none"/>
         </w:rPr>
-        <w:t xml:space="preserve">    &lt;form id="loginForm"&gt;</w:t>
+        <w:t xml:space="preserve">    &lt;form id="</w:t>
+      </w:r>
+      <w:proofErr w:type="spellStart"/>
+      <w:r>
+        <w:rPr>
+          <w:rFonts w:ascii="Courier New" w:eastAsia="Times New Roman" w:hAnsi="Courier New" w:cs="Courier New"/>
+          <w:kern w:val="0"/>
+          <w:sz w:val="20"/>
+          <w:szCs w:val="20"/>
+          <w:lang w:eastAsia="en-IN"/>
+          <w14:ligatures w14:val="none"/>
+        </w:rPr>
+        <w:t>loginForm</w:t>
+      </w:r>
+      <w:proofErr w:type="spellEnd"/>
+      <w:r>
+        <w:rPr>
+          <w:rFonts w:ascii="Courier New" w:eastAsia="Times New Roman" w:hAnsi="Courier New" w:cs="Courier New"/>
+          <w:kern w:val="0"/>
+          <w:sz w:val="20"/>
+          <w:szCs w:val="20"/>
+          <w:lang w:eastAsia="en-IN"/>
+          <w14:ligatures w14:val="none"/>
+        </w:rPr>
+        <w:t>"&gt;</w:t>
       </w:r>
     </w:p>
     <w:p>
@@ -17304,7 +18516,31 @@
           <w:lang w:eastAsia="en-IN"/>
           <w14:ligatures w14:val="none"/>
         </w:rPr>
-        <w:t xml:space="preserve">      &lt;button type="submit" class="btn primary"&gt;Login&lt;/button&gt;</w:t>
+        <w:t xml:space="preserve">      &lt;button type="submit" class="</w:t>
+      </w:r>
+      <w:proofErr w:type="spellStart"/>
+      <w:r>
+        <w:rPr>
+          <w:rFonts w:ascii="Courier New" w:eastAsia="Times New Roman" w:hAnsi="Courier New" w:cs="Courier New"/>
+          <w:kern w:val="0"/>
+          <w:sz w:val="20"/>
+          <w:szCs w:val="20"/>
+          <w:lang w:eastAsia="en-IN"/>
+          <w14:ligatures w14:val="none"/>
+        </w:rPr>
+        <w:t>btn</w:t>
+      </w:r>
+      <w:proofErr w:type="spellEnd"/>
+      <w:r>
+        <w:rPr>
+          <w:rFonts w:ascii="Courier New" w:eastAsia="Times New Roman" w:hAnsi="Courier New" w:cs="Courier New"/>
+          <w:kern w:val="0"/>
+          <w:sz w:val="20"/>
+          <w:szCs w:val="20"/>
+          <w:lang w:eastAsia="en-IN"/>
+          <w14:ligatures w14:val="none"/>
+        </w:rPr>
+        <w:t xml:space="preserve"> primary"&gt;Login&lt;/button&gt;</w:t>
       </w:r>
     </w:p>
     <w:p>
@@ -17346,7 +18582,31 @@
           <w:lang w:eastAsia="en-IN"/>
           <w14:ligatures w14:val="none"/>
         </w:rPr>
-        <w:t xml:space="preserve">      &lt;button type="reset" class="btn secondary"&gt;Reset&lt;/button&gt;</w:t>
+        <w:t xml:space="preserve">      &lt;button type="reset" class="</w:t>
+      </w:r>
+      <w:proofErr w:type="spellStart"/>
+      <w:r>
+        <w:rPr>
+          <w:rFonts w:ascii="Courier New" w:eastAsia="Times New Roman" w:hAnsi="Courier New" w:cs="Courier New"/>
+          <w:kern w:val="0"/>
+          <w:sz w:val="20"/>
+          <w:szCs w:val="20"/>
+          <w:lang w:eastAsia="en-IN"/>
+          <w14:ligatures w14:val="none"/>
+        </w:rPr>
+        <w:t>btn</w:t>
+      </w:r>
+      <w:proofErr w:type="spellEnd"/>
+      <w:r>
+        <w:rPr>
+          <w:rFonts w:ascii="Courier New" w:eastAsia="Times New Roman" w:hAnsi="Courier New" w:cs="Courier New"/>
+          <w:kern w:val="0"/>
+          <w:sz w:val="20"/>
+          <w:szCs w:val="20"/>
+          <w:lang w:eastAsia="en-IN"/>
+          <w14:ligatures w14:val="none"/>
+        </w:rPr>
+        <w:t xml:space="preserve"> secondary"&gt;Reset&lt;/button&gt;</w:t>
       </w:r>
     </w:p>
     <w:p>
@@ -18235,7 +19495,7 @@
           <w14:ligatures w14:val="none"/>
         </w:rPr>
         <w:pict w14:anchorId="359FE9A8">
-          <v:rect id="_x0000_i1434" style="width:0;height:1.5pt" o:hralign="center" o:hrstd="t" o:hr="t" fillcolor="#a0a0a0" stroked="f"/>
+          <v:rect id="_x0000_i1039" style="width:0;height:1.5pt" o:hralign="center" o:hrstd="t" o:hr="t" fillcolor="#a0a0a0" stroked="f"/>
         </w:pict>
       </w:r>
     </w:p>
@@ -18689,6 +19949,7 @@
                 <w14:ligatures w14:val="none"/>
               </w:rPr>
             </w:pPr>
+            <w:proofErr w:type="spellStart"/>
             <w:r>
               <w:rPr>
                 <w:rFonts w:ascii="Courier New" w:eastAsia="Times New Roman" w:hAnsi="Courier New" w:cs="Courier New"/>
@@ -18700,6 +19961,7 @@
               </w:rPr>
               <w:t>div#container</w:t>
             </w:r>
+            <w:proofErr w:type="spellEnd"/>
           </w:p>
         </w:tc>
         <w:tc>
@@ -18812,6 +20074,7 @@
                 <w14:ligatures w14:val="none"/>
               </w:rPr>
             </w:pPr>
+            <w:proofErr w:type="spellStart"/>
             <w:r>
               <w:rPr>
                 <w:rFonts w:ascii="Courier New" w:eastAsia="Times New Roman" w:hAnsi="Courier New" w:cs="Courier New"/>
@@ -18823,6 +20086,7 @@
               </w:rPr>
               <w:t>input#user</w:t>
             </w:r>
+            <w:proofErr w:type="spellEnd"/>
           </w:p>
         </w:tc>
         <w:tc>
@@ -18935,6 +20199,7 @@
                 <w14:ligatures w14:val="none"/>
               </w:rPr>
             </w:pPr>
+            <w:proofErr w:type="spellStart"/>
             <w:r>
               <w:rPr>
                 <w:rFonts w:ascii="Courier New" w:eastAsia="Times New Roman" w:hAnsi="Courier New" w:cs="Courier New"/>
@@ -18946,6 +20211,7 @@
               </w:rPr>
               <w:t>div.menu</w:t>
             </w:r>
+            <w:proofErr w:type="spellEnd"/>
           </w:p>
         </w:tc>
         <w:tc>
@@ -19628,6 +20894,7 @@
                 <w14:ligatures w14:val="none"/>
               </w:rPr>
             </w:pPr>
+            <w:proofErr w:type="spellStart"/>
             <w:r>
               <w:rPr>
                 <w:rFonts w:ascii="Times New Roman" w:eastAsia="Times New Roman" w:hAnsi="Times New Roman" w:cs="Times New Roman"/>
@@ -19637,6 +20904,7 @@
               </w:rPr>
               <w:t>And/Or</w:t>
             </w:r>
+            <w:proofErr w:type="spellEnd"/>
           </w:p>
         </w:tc>
         <w:tc>
@@ -19803,6 +21071,7 @@
                 <w14:ligatures w14:val="none"/>
               </w:rPr>
             </w:pPr>
+            <w:proofErr w:type="spellStart"/>
             <w:r>
               <w:rPr>
                 <w:rFonts w:ascii="Courier New" w:eastAsia="Times New Roman" w:hAnsi="Courier New" w:cs="Courier New"/>
@@ -19812,7 +21081,19 @@
                 <w:lang w:eastAsia="en-IN"/>
                 <w14:ligatures w14:val="none"/>
               </w:rPr>
-              <w:t>li:nth-of-type(2)</w:t>
+              <w:t>li:nth-of-type</w:t>
+            </w:r>
+            <w:proofErr w:type="spellEnd"/>
+            <w:r>
+              <w:rPr>
+                <w:rFonts w:ascii="Courier New" w:eastAsia="Times New Roman" w:hAnsi="Courier New" w:cs="Courier New"/>
+                <w:kern w:val="0"/>
+                <w:sz w:val="20"/>
+                <w:szCs w:val="20"/>
+                <w:lang w:eastAsia="en-IN"/>
+                <w14:ligatures w14:val="none"/>
+              </w:rPr>
+              <w:t>(2)</w:t>
             </w:r>
           </w:p>
         </w:tc>
@@ -19926,6 +21207,7 @@
                 <w14:ligatures w14:val="none"/>
               </w:rPr>
             </w:pPr>
+            <w:proofErr w:type="spellStart"/>
             <w:r>
               <w:rPr>
                 <w:rFonts w:ascii="Courier New" w:eastAsia="Times New Roman" w:hAnsi="Courier New" w:cs="Courier New"/>
@@ -19937,6 +21219,7 @@
               </w:rPr>
               <w:t>li:last-of-type</w:t>
             </w:r>
+            <w:proofErr w:type="spellEnd"/>
           </w:p>
         </w:tc>
         <w:tc>
@@ -20336,6 +21619,7 @@
                 <w14:ligatures w14:val="none"/>
               </w:rPr>
             </w:pPr>
+            <w:proofErr w:type="spellStart"/>
             <w:r>
               <w:rPr>
                 <w:rFonts w:ascii="Courier New" w:eastAsia="Times New Roman" w:hAnsi="Courier New" w:cs="Courier New"/>
@@ -20345,7 +21629,19 @@
                 <w:lang w:eastAsia="en-IN"/>
                 <w14:ligatures w14:val="none"/>
               </w:rPr>
-              <w:t>div.section &gt; h2</w:t>
+              <w:t>div.section</w:t>
+            </w:r>
+            <w:proofErr w:type="spellEnd"/>
+            <w:r>
+              <w:rPr>
+                <w:rFonts w:ascii="Courier New" w:eastAsia="Times New Roman" w:hAnsi="Courier New" w:cs="Courier New"/>
+                <w:kern w:val="0"/>
+                <w:sz w:val="20"/>
+                <w:szCs w:val="20"/>
+                <w:lang w:eastAsia="en-IN"/>
+                <w14:ligatures w14:val="none"/>
+              </w:rPr>
+              <w:t xml:space="preserve"> &gt; h2</w:t>
             </w:r>
           </w:p>
         </w:tc>
@@ -20482,6 +21778,7 @@
                 <w14:ligatures w14:val="none"/>
               </w:rPr>
             </w:pPr>
+            <w:proofErr w:type="spellStart"/>
             <w:r>
               <w:rPr>
                 <w:rFonts w:ascii="Courier New" w:eastAsia="Times New Roman" w:hAnsi="Courier New" w:cs="Courier New"/>
@@ -20491,7 +21788,19 @@
                 <w:lang w:eastAsia="en-IN"/>
                 <w14:ligatures w14:val="none"/>
               </w:rPr>
-              <w:t>div#container li</w:t>
+              <w:t>div#container</w:t>
+            </w:r>
+            <w:proofErr w:type="spellEnd"/>
+            <w:r>
+              <w:rPr>
+                <w:rFonts w:ascii="Courier New" w:eastAsia="Times New Roman" w:hAnsi="Courier New" w:cs="Courier New"/>
+                <w:kern w:val="0"/>
+                <w:sz w:val="20"/>
+                <w:szCs w:val="20"/>
+                <w:lang w:eastAsia="en-IN"/>
+                <w14:ligatures w14:val="none"/>
+              </w:rPr>
+              <w:t xml:space="preserve"> li</w:t>
             </w:r>
           </w:p>
         </w:tc>
@@ -21270,8 +22579,19 @@
                 <w:lang w:eastAsia="en-IN"/>
                 <w14:ligatures w14:val="none"/>
               </w:rPr>
-              <w:t>Chained funcs</w:t>
-            </w:r>
+              <w:t xml:space="preserve">Chained </w:t>
+            </w:r>
+            <w:proofErr w:type="spellStart"/>
+            <w:r>
+              <w:rPr>
+                <w:rFonts w:ascii="Times New Roman" w:eastAsia="Times New Roman" w:hAnsi="Times New Roman" w:cs="Times New Roman"/>
+                <w:kern w:val="0"/>
+                <w:lang w:eastAsia="en-IN"/>
+                <w14:ligatures w14:val="none"/>
+              </w:rPr>
+              <w:t>funcs</w:t>
+            </w:r>
+            <w:proofErr w:type="spellEnd"/>
           </w:p>
         </w:tc>
         <w:tc>
@@ -21435,6 +22755,7 @@
                 <w14:ligatures w14:val="none"/>
               </w:rPr>
             </w:pPr>
+            <w:proofErr w:type="spellStart"/>
             <w:r>
               <w:rPr>
                 <w:rFonts w:ascii="Courier New" w:eastAsia="Times New Roman" w:hAnsi="Courier New" w:cs="Courier New"/>
@@ -21444,7 +22765,19 @@
                 <w:lang w:eastAsia="en-IN"/>
                 <w14:ligatures w14:val="none"/>
               </w:rPr>
-              <w:t>input:not([type='hidden'])</w:t>
+              <w:t>input:not</w:t>
+            </w:r>
+            <w:proofErr w:type="spellEnd"/>
+            <w:r>
+              <w:rPr>
+                <w:rFonts w:ascii="Courier New" w:eastAsia="Times New Roman" w:hAnsi="Courier New" w:cs="Courier New"/>
+                <w:kern w:val="0"/>
+                <w:sz w:val="20"/>
+                <w:szCs w:val="20"/>
+                <w:lang w:eastAsia="en-IN"/>
+                <w14:ligatures w14:val="none"/>
+              </w:rPr>
+              <w:t>([type='hidden'])</w:t>
             </w:r>
           </w:p>
         </w:tc>
@@ -21555,6 +22888,7 @@
                 <w14:ligatures w14:val="none"/>
               </w:rPr>
             </w:pPr>
+            <w:proofErr w:type="spellStart"/>
             <w:r>
               <w:rPr>
                 <w:rFonts w:ascii="Courier New" w:eastAsia="Times New Roman" w:hAnsi="Courier New" w:cs="Courier New"/>
@@ -21566,6 +22900,7 @@
               </w:rPr>
               <w:t>div:only-child</w:t>
             </w:r>
+            <w:proofErr w:type="spellEnd"/>
           </w:p>
         </w:tc>
         <w:tc>
@@ -22224,7 +23559,7 @@
           <w14:ligatures w14:val="none"/>
         </w:rPr>
         <w:pict w14:anchorId="53FBFE0B">
-          <v:rect id="_x0000_i1459" style="width:0;height:1.5pt" o:hralign="center" o:hrstd="t" o:hr="t" fillcolor="#a0a0a0" stroked="f"/>
+          <v:rect id="_x0000_i1042" style="width:0;height:1.5pt" o:hralign="center" o:hrstd="t" o:hr="t" fillcolor="#a0a0a0" stroked="f"/>
         </w:pict>
       </w:r>
     </w:p>
@@ -22758,7 +24093,7 @@
           <w14:ligatures w14:val="none"/>
         </w:rPr>
         <w:pict w14:anchorId="054DDA5F">
-          <v:rect id="_x0000_i1460" style="width:0;height:1.5pt" o:hralign="center" o:hrstd="t" o:hr="t" fillcolor="#a0a0a0" stroked="f"/>
+          <v:rect id="_x0000_i1043" style="width:0;height:1.5pt" o:hralign="center" o:hrstd="t" o:hr="t" fillcolor="#a0a0a0" stroked="f"/>
         </w:pict>
       </w:r>
     </w:p>
@@ -22908,7 +24243,7 @@
           <w14:ligatures w14:val="none"/>
         </w:rPr>
         <w:pict w14:anchorId="7C6536CF">
-          <v:rect id="_x0000_i1042" style="width:0;height:1.5pt" o:hralign="center" o:hrstd="t" o:hr="t" fillcolor="#a0a0a0" stroked="f"/>
+          <v:rect id="_x0000_i1044" style="width:0;height:1.5pt" o:hralign="center" o:hrstd="t" o:hr="t" fillcolor="#a0a0a0" stroked="f"/>
         </w:pict>
       </w:r>
     </w:p>
@@ -23203,7 +24538,31 @@
           <w:lang w:eastAsia="en-IN"/>
           <w14:ligatures w14:val="none"/>
         </w:rPr>
-        <w:t xml:space="preserve">        &lt;li class="item active"&gt;&lt;a href="/home"&gt;Home&lt;/a&gt;&lt;/li&gt;</w:t>
+        <w:t xml:space="preserve">        &lt;li class="item active"&gt;&lt;a </w:t>
+      </w:r>
+      <w:proofErr w:type="spellStart"/>
+      <w:r>
+        <w:rPr>
+          <w:rFonts w:ascii="Courier New" w:eastAsia="Times New Roman" w:hAnsi="Courier New" w:cs="Courier New"/>
+          <w:kern w:val="0"/>
+          <w:sz w:val="20"/>
+          <w:szCs w:val="20"/>
+          <w:lang w:eastAsia="en-IN"/>
+          <w14:ligatures w14:val="none"/>
+        </w:rPr>
+        <w:t>href</w:t>
+      </w:r>
+      <w:proofErr w:type="spellEnd"/>
+      <w:r>
+        <w:rPr>
+          <w:rFonts w:ascii="Courier New" w:eastAsia="Times New Roman" w:hAnsi="Courier New" w:cs="Courier New"/>
+          <w:kern w:val="0"/>
+          <w:sz w:val="20"/>
+          <w:szCs w:val="20"/>
+          <w:lang w:eastAsia="en-IN"/>
+          <w14:ligatures w14:val="none"/>
+        </w:rPr>
+        <w:t>="/home"&gt;Home&lt;/a&gt;&lt;/li&gt;</w:t>
       </w:r>
     </w:p>
     <w:p>
@@ -23245,7 +24604,31 @@
           <w:lang w:eastAsia="en-IN"/>
           <w14:ligatures w14:val="none"/>
         </w:rPr>
-        <w:t xml:space="preserve">        &lt;li class="item"&gt;&lt;a href="/about"&gt;About&lt;/a&gt;&lt;/li&gt;</w:t>
+        <w:t xml:space="preserve">        &lt;li class="item"&gt;&lt;a </w:t>
+      </w:r>
+      <w:proofErr w:type="spellStart"/>
+      <w:r>
+        <w:rPr>
+          <w:rFonts w:ascii="Courier New" w:eastAsia="Times New Roman" w:hAnsi="Courier New" w:cs="Courier New"/>
+          <w:kern w:val="0"/>
+          <w:sz w:val="20"/>
+          <w:szCs w:val="20"/>
+          <w:lang w:eastAsia="en-IN"/>
+          <w14:ligatures w14:val="none"/>
+        </w:rPr>
+        <w:t>href</w:t>
+      </w:r>
+      <w:proofErr w:type="spellEnd"/>
+      <w:r>
+        <w:rPr>
+          <w:rFonts w:ascii="Courier New" w:eastAsia="Times New Roman" w:hAnsi="Courier New" w:cs="Courier New"/>
+          <w:kern w:val="0"/>
+          <w:sz w:val="20"/>
+          <w:szCs w:val="20"/>
+          <w:lang w:eastAsia="en-IN"/>
+          <w14:ligatures w14:val="none"/>
+        </w:rPr>
+        <w:t>="/about"&gt;About&lt;/a&gt;&lt;/li&gt;</w:t>
       </w:r>
     </w:p>
     <w:p>
@@ -23287,7 +24670,31 @@
           <w:lang w:eastAsia="en-IN"/>
           <w14:ligatures w14:val="none"/>
         </w:rPr>
-        <w:t xml:space="preserve">        &lt;li class="item"&gt;&lt;a href="/services"&gt;Services&lt;/a&gt;&lt;/li&gt;</w:t>
+        <w:t xml:space="preserve">        &lt;li class="item"&gt;&lt;a </w:t>
+      </w:r>
+      <w:proofErr w:type="spellStart"/>
+      <w:r>
+        <w:rPr>
+          <w:rFonts w:ascii="Courier New" w:eastAsia="Times New Roman" w:hAnsi="Courier New" w:cs="Courier New"/>
+          <w:kern w:val="0"/>
+          <w:sz w:val="20"/>
+          <w:szCs w:val="20"/>
+          <w:lang w:eastAsia="en-IN"/>
+          <w14:ligatures w14:val="none"/>
+        </w:rPr>
+        <w:t>href</w:t>
+      </w:r>
+      <w:proofErr w:type="spellEnd"/>
+      <w:r>
+        <w:rPr>
+          <w:rFonts w:ascii="Courier New" w:eastAsia="Times New Roman" w:hAnsi="Courier New" w:cs="Courier New"/>
+          <w:kern w:val="0"/>
+          <w:sz w:val="20"/>
+          <w:szCs w:val="20"/>
+          <w:lang w:eastAsia="en-IN"/>
+          <w14:ligatures w14:val="none"/>
+        </w:rPr>
+        <w:t>="/services"&gt;Services&lt;/a&gt;&lt;/li&gt;</w:t>
       </w:r>
     </w:p>
     <w:p>
@@ -23329,7 +24736,31 @@
           <w:lang w:eastAsia="en-IN"/>
           <w14:ligatures w14:val="none"/>
         </w:rPr>
-        <w:t xml:space="preserve">        &lt;li class="item"&gt;&lt;a href="/contact"&gt;Contact&lt;/a&gt;&lt;/li&gt;</w:t>
+        <w:t xml:space="preserve">        &lt;li class="item"&gt;&lt;a </w:t>
+      </w:r>
+      <w:proofErr w:type="spellStart"/>
+      <w:r>
+        <w:rPr>
+          <w:rFonts w:ascii="Courier New" w:eastAsia="Times New Roman" w:hAnsi="Courier New" w:cs="Courier New"/>
+          <w:kern w:val="0"/>
+          <w:sz w:val="20"/>
+          <w:szCs w:val="20"/>
+          <w:lang w:eastAsia="en-IN"/>
+          <w14:ligatures w14:val="none"/>
+        </w:rPr>
+        <w:t>href</w:t>
+      </w:r>
+      <w:proofErr w:type="spellEnd"/>
+      <w:r>
+        <w:rPr>
+          <w:rFonts w:ascii="Courier New" w:eastAsia="Times New Roman" w:hAnsi="Courier New" w:cs="Courier New"/>
+          <w:kern w:val="0"/>
+          <w:sz w:val="20"/>
+          <w:szCs w:val="20"/>
+          <w:lang w:eastAsia="en-IN"/>
+          <w14:ligatures w14:val="none"/>
+        </w:rPr>
+        <w:t>="/contact"&gt;Contact&lt;/a&gt;&lt;/li&gt;</w:t>
       </w:r>
     </w:p>
     <w:p>
@@ -23528,7 +24959,31 @@
           <w:lang w:eastAsia="en-IN"/>
           <w14:ligatures w14:val="none"/>
         </w:rPr>
-        <w:t xml:space="preserve">        &lt;p class="desc"&gt;XPath vs CSS Selectors&lt;/p&gt;</w:t>
+        <w:t xml:space="preserve">        &lt;p class="</w:t>
+      </w:r>
+      <w:proofErr w:type="spellStart"/>
+      <w:r>
+        <w:rPr>
+          <w:rFonts w:ascii="Courier New" w:eastAsia="Times New Roman" w:hAnsi="Courier New" w:cs="Courier New"/>
+          <w:kern w:val="0"/>
+          <w:sz w:val="20"/>
+          <w:szCs w:val="20"/>
+          <w:lang w:eastAsia="en-IN"/>
+          <w14:ligatures w14:val="none"/>
+        </w:rPr>
+        <w:t>desc</w:t>
+      </w:r>
+      <w:proofErr w:type="spellEnd"/>
+      <w:r>
+        <w:rPr>
+          <w:rFonts w:ascii="Courier New" w:eastAsia="Times New Roman" w:hAnsi="Courier New" w:cs="Courier New"/>
+          <w:kern w:val="0"/>
+          <w:sz w:val="20"/>
+          <w:szCs w:val="20"/>
+          <w:lang w:eastAsia="en-IN"/>
+          <w14:ligatures w14:val="none"/>
+        </w:rPr>
+        <w:t>"&gt;XPath vs CSS Selectors&lt;/p&gt;</w:t>
       </w:r>
     </w:p>
     <w:p>
@@ -23601,7 +25056,31 @@
           <w:lang w:eastAsia="en-IN"/>
           <w14:ligatures w14:val="none"/>
         </w:rPr>
-        <w:t xml:space="preserve">        &lt;form id="loginForm"&gt;</w:t>
+        <w:t xml:space="preserve">        &lt;form id="</w:t>
+      </w:r>
+      <w:proofErr w:type="spellStart"/>
+      <w:r>
+        <w:rPr>
+          <w:rFonts w:ascii="Courier New" w:eastAsia="Times New Roman" w:hAnsi="Courier New" w:cs="Courier New"/>
+          <w:kern w:val="0"/>
+          <w:sz w:val="20"/>
+          <w:szCs w:val="20"/>
+          <w:lang w:eastAsia="en-IN"/>
+          <w14:ligatures w14:val="none"/>
+        </w:rPr>
+        <w:t>loginForm</w:t>
+      </w:r>
+      <w:proofErr w:type="spellEnd"/>
+      <w:r>
+        <w:rPr>
+          <w:rFonts w:ascii="Courier New" w:eastAsia="Times New Roman" w:hAnsi="Courier New" w:cs="Courier New"/>
+          <w:kern w:val="0"/>
+          <w:sz w:val="20"/>
+          <w:szCs w:val="20"/>
+          <w:lang w:eastAsia="en-IN"/>
+          <w14:ligatures w14:val="none"/>
+        </w:rPr>
+        <w:t>"&gt;</w:t>
       </w:r>
     </w:p>
     <w:p>
@@ -23727,7 +25206,31 @@
           <w:lang w:eastAsia="en-IN"/>
           <w14:ligatures w14:val="none"/>
         </w:rPr>
-        <w:t xml:space="preserve">          &lt;button type="submit" class="btn primary"&gt;Login&lt;/button&gt;</w:t>
+        <w:t xml:space="preserve">          &lt;button type="submit" class="</w:t>
+      </w:r>
+      <w:proofErr w:type="spellStart"/>
+      <w:r>
+        <w:rPr>
+          <w:rFonts w:ascii="Courier New" w:eastAsia="Times New Roman" w:hAnsi="Courier New" w:cs="Courier New"/>
+          <w:kern w:val="0"/>
+          <w:sz w:val="20"/>
+          <w:szCs w:val="20"/>
+          <w:lang w:eastAsia="en-IN"/>
+          <w14:ligatures w14:val="none"/>
+        </w:rPr>
+        <w:t>btn</w:t>
+      </w:r>
+      <w:proofErr w:type="spellEnd"/>
+      <w:r>
+        <w:rPr>
+          <w:rFonts w:ascii="Courier New" w:eastAsia="Times New Roman" w:hAnsi="Courier New" w:cs="Courier New"/>
+          <w:kern w:val="0"/>
+          <w:sz w:val="20"/>
+          <w:szCs w:val="20"/>
+          <w:lang w:eastAsia="en-IN"/>
+          <w14:ligatures w14:val="none"/>
+        </w:rPr>
+        <w:t xml:space="preserve"> primary"&gt;Login&lt;/button&gt;</w:t>
       </w:r>
     </w:p>
     <w:p>
@@ -23769,7 +25272,31 @@
           <w:lang w:eastAsia="en-IN"/>
           <w14:ligatures w14:val="none"/>
         </w:rPr>
-        <w:t xml:space="preserve">          &lt;button type="reset" class="btn secondary"&gt;Reset&lt;/button&gt;</w:t>
+        <w:t xml:space="preserve">          &lt;button type="reset" class="</w:t>
+      </w:r>
+      <w:proofErr w:type="spellStart"/>
+      <w:r>
+        <w:rPr>
+          <w:rFonts w:ascii="Courier New" w:eastAsia="Times New Roman" w:hAnsi="Courier New" w:cs="Courier New"/>
+          <w:kern w:val="0"/>
+          <w:sz w:val="20"/>
+          <w:szCs w:val="20"/>
+          <w:lang w:eastAsia="en-IN"/>
+          <w14:ligatures w14:val="none"/>
+        </w:rPr>
+        <w:t>btn</w:t>
+      </w:r>
+      <w:proofErr w:type="spellEnd"/>
+      <w:r>
+        <w:rPr>
+          <w:rFonts w:ascii="Courier New" w:eastAsia="Times New Roman" w:hAnsi="Courier New" w:cs="Courier New"/>
+          <w:kern w:val="0"/>
+          <w:sz w:val="20"/>
+          <w:szCs w:val="20"/>
+          <w:lang w:eastAsia="en-IN"/>
+          <w14:ligatures w14:val="none"/>
+        </w:rPr>
+        <w:t xml:space="preserve"> secondary"&gt;Reset&lt;/button&gt;</w:t>
       </w:r>
     </w:p>
     <w:p>
@@ -23884,7 +25411,31 @@
           <w:lang w:eastAsia="en-IN"/>
           <w14:ligatures w14:val="none"/>
         </w:rPr>
-        <w:t xml:space="preserve">        &lt;table id="userTable"&gt;</w:t>
+        <w:t xml:space="preserve">        &lt;table id="</w:t>
+      </w:r>
+      <w:proofErr w:type="spellStart"/>
+      <w:r>
+        <w:rPr>
+          <w:rFonts w:ascii="Courier New" w:eastAsia="Times New Roman" w:hAnsi="Courier New" w:cs="Courier New"/>
+          <w:kern w:val="0"/>
+          <w:sz w:val="20"/>
+          <w:szCs w:val="20"/>
+          <w:lang w:eastAsia="en-IN"/>
+          <w14:ligatures w14:val="none"/>
+        </w:rPr>
+        <w:t>userTable</w:t>
+      </w:r>
+      <w:proofErr w:type="spellEnd"/>
+      <w:r>
+        <w:rPr>
+          <w:rFonts w:ascii="Courier New" w:eastAsia="Times New Roman" w:hAnsi="Courier New" w:cs="Courier New"/>
+          <w:kern w:val="0"/>
+          <w:sz w:val="20"/>
+          <w:szCs w:val="20"/>
+          <w:lang w:eastAsia="en-IN"/>
+          <w14:ligatures w14:val="none"/>
+        </w:rPr>
+        <w:t>"&gt;</w:t>
       </w:r>
     </w:p>
     <w:p>
@@ -23927,7 +25478,31 @@
           <w14:ligatures w14:val="none"/>
         </w:rPr>
         <w:lastRenderedPageBreak/>
-        <w:t xml:space="preserve">          &lt;thead&gt;</w:t>
+        <w:t xml:space="preserve">          &lt;</w:t>
+      </w:r>
+      <w:proofErr w:type="spellStart"/>
+      <w:r>
+        <w:rPr>
+          <w:rFonts w:ascii="Courier New" w:eastAsia="Times New Roman" w:hAnsi="Courier New" w:cs="Courier New"/>
+          <w:kern w:val="0"/>
+          <w:sz w:val="20"/>
+          <w:szCs w:val="20"/>
+          <w:lang w:eastAsia="en-IN"/>
+          <w14:ligatures w14:val="none"/>
+        </w:rPr>
+        <w:t>thead</w:t>
+      </w:r>
+      <w:proofErr w:type="spellEnd"/>
+      <w:r>
+        <w:rPr>
+          <w:rFonts w:ascii="Courier New" w:eastAsia="Times New Roman" w:hAnsi="Courier New" w:cs="Courier New"/>
+          <w:kern w:val="0"/>
+          <w:sz w:val="20"/>
+          <w:szCs w:val="20"/>
+          <w:lang w:eastAsia="en-IN"/>
+          <w14:ligatures w14:val="none"/>
+        </w:rPr>
+        <w:t>&gt;</w:t>
       </w:r>
     </w:p>
     <w:p>
@@ -23969,7 +25544,151 @@
           <w:lang w:eastAsia="en-IN"/>
           <w14:ligatures w14:val="none"/>
         </w:rPr>
-        <w:t xml:space="preserve">            &lt;tr&gt;&lt;th&gt;ID&lt;/th&gt;&lt;th&gt;Name&lt;/th&gt;&lt;th&gt;Role&lt;/th&gt;&lt;/tr&gt;</w:t>
+        <w:t xml:space="preserve">            &lt;tr&gt;&lt;</w:t>
+      </w:r>
+      <w:proofErr w:type="spellStart"/>
+      <w:r>
+        <w:rPr>
+          <w:rFonts w:ascii="Courier New" w:eastAsia="Times New Roman" w:hAnsi="Courier New" w:cs="Courier New"/>
+          <w:kern w:val="0"/>
+          <w:sz w:val="20"/>
+          <w:szCs w:val="20"/>
+          <w:lang w:eastAsia="en-IN"/>
+          <w14:ligatures w14:val="none"/>
+        </w:rPr>
+        <w:t>th</w:t>
+      </w:r>
+      <w:proofErr w:type="spellEnd"/>
+      <w:r>
+        <w:rPr>
+          <w:rFonts w:ascii="Courier New" w:eastAsia="Times New Roman" w:hAnsi="Courier New" w:cs="Courier New"/>
+          <w:kern w:val="0"/>
+          <w:sz w:val="20"/>
+          <w:szCs w:val="20"/>
+          <w:lang w:eastAsia="en-IN"/>
+          <w14:ligatures w14:val="none"/>
+        </w:rPr>
+        <w:t>&gt;ID&lt;/</w:t>
+      </w:r>
+      <w:proofErr w:type="spellStart"/>
+      <w:r>
+        <w:rPr>
+          <w:rFonts w:ascii="Courier New" w:eastAsia="Times New Roman" w:hAnsi="Courier New" w:cs="Courier New"/>
+          <w:kern w:val="0"/>
+          <w:sz w:val="20"/>
+          <w:szCs w:val="20"/>
+          <w:lang w:eastAsia="en-IN"/>
+          <w14:ligatures w14:val="none"/>
+        </w:rPr>
+        <w:t>th</w:t>
+      </w:r>
+      <w:proofErr w:type="spellEnd"/>
+      <w:r>
+        <w:rPr>
+          <w:rFonts w:ascii="Courier New" w:eastAsia="Times New Roman" w:hAnsi="Courier New" w:cs="Courier New"/>
+          <w:kern w:val="0"/>
+          <w:sz w:val="20"/>
+          <w:szCs w:val="20"/>
+          <w:lang w:eastAsia="en-IN"/>
+          <w14:ligatures w14:val="none"/>
+        </w:rPr>
+        <w:t>&gt;&lt;</w:t>
+      </w:r>
+      <w:proofErr w:type="spellStart"/>
+      <w:r>
+        <w:rPr>
+          <w:rFonts w:ascii="Courier New" w:eastAsia="Times New Roman" w:hAnsi="Courier New" w:cs="Courier New"/>
+          <w:kern w:val="0"/>
+          <w:sz w:val="20"/>
+          <w:szCs w:val="20"/>
+          <w:lang w:eastAsia="en-IN"/>
+          <w14:ligatures w14:val="none"/>
+        </w:rPr>
+        <w:t>th</w:t>
+      </w:r>
+      <w:proofErr w:type="spellEnd"/>
+      <w:r>
+        <w:rPr>
+          <w:rFonts w:ascii="Courier New" w:eastAsia="Times New Roman" w:hAnsi="Courier New" w:cs="Courier New"/>
+          <w:kern w:val="0"/>
+          <w:sz w:val="20"/>
+          <w:szCs w:val="20"/>
+          <w:lang w:eastAsia="en-IN"/>
+          <w14:ligatures w14:val="none"/>
+        </w:rPr>
+        <w:t>&gt;Name&lt;/</w:t>
+      </w:r>
+      <w:proofErr w:type="spellStart"/>
+      <w:r>
+        <w:rPr>
+          <w:rFonts w:ascii="Courier New" w:eastAsia="Times New Roman" w:hAnsi="Courier New" w:cs="Courier New"/>
+          <w:kern w:val="0"/>
+          <w:sz w:val="20"/>
+          <w:szCs w:val="20"/>
+          <w:lang w:eastAsia="en-IN"/>
+          <w14:ligatures w14:val="none"/>
+        </w:rPr>
+        <w:t>th</w:t>
+      </w:r>
+      <w:proofErr w:type="spellEnd"/>
+      <w:r>
+        <w:rPr>
+          <w:rFonts w:ascii="Courier New" w:eastAsia="Times New Roman" w:hAnsi="Courier New" w:cs="Courier New"/>
+          <w:kern w:val="0"/>
+          <w:sz w:val="20"/>
+          <w:szCs w:val="20"/>
+          <w:lang w:eastAsia="en-IN"/>
+          <w14:ligatures w14:val="none"/>
+        </w:rPr>
+        <w:t>&gt;&lt;</w:t>
+      </w:r>
+      <w:proofErr w:type="spellStart"/>
+      <w:r>
+        <w:rPr>
+          <w:rFonts w:ascii="Courier New" w:eastAsia="Times New Roman" w:hAnsi="Courier New" w:cs="Courier New"/>
+          <w:kern w:val="0"/>
+          <w:sz w:val="20"/>
+          <w:szCs w:val="20"/>
+          <w:lang w:eastAsia="en-IN"/>
+          <w14:ligatures w14:val="none"/>
+        </w:rPr>
+        <w:t>th</w:t>
+      </w:r>
+      <w:proofErr w:type="spellEnd"/>
+      <w:r>
+        <w:rPr>
+          <w:rFonts w:ascii="Courier New" w:eastAsia="Times New Roman" w:hAnsi="Courier New" w:cs="Courier New"/>
+          <w:kern w:val="0"/>
+          <w:sz w:val="20"/>
+          <w:szCs w:val="20"/>
+          <w:lang w:eastAsia="en-IN"/>
+          <w14:ligatures w14:val="none"/>
+        </w:rPr>
+        <w:t>&gt;Role&lt;/</w:t>
+      </w:r>
+      <w:proofErr w:type="spellStart"/>
+      <w:r>
+        <w:rPr>
+          <w:rFonts w:ascii="Courier New" w:eastAsia="Times New Roman" w:hAnsi="Courier New" w:cs="Courier New"/>
+          <w:kern w:val="0"/>
+          <w:sz w:val="20"/>
+          <w:szCs w:val="20"/>
+          <w:lang w:eastAsia="en-IN"/>
+          <w14:ligatures w14:val="none"/>
+        </w:rPr>
+        <w:t>th</w:t>
+      </w:r>
+      <w:proofErr w:type="spellEnd"/>
+      <w:r>
+        <w:rPr>
+          <w:rFonts w:ascii="Courier New" w:eastAsia="Times New Roman" w:hAnsi="Courier New" w:cs="Courier New"/>
+          <w:kern w:val="0"/>
+          <w:sz w:val="20"/>
+          <w:szCs w:val="20"/>
+          <w:lang w:eastAsia="en-IN"/>
+          <w14:ligatures w14:val="none"/>
+        </w:rPr>
+        <w:t>&gt;&lt;/tr&gt;</w:t>
       </w:r>
     </w:p>
     <w:p>
@@ -24011,7 +25730,31 @@
           <w:lang w:eastAsia="en-IN"/>
           <w14:ligatures w14:val="none"/>
         </w:rPr>
-        <w:t xml:space="preserve">          &lt;/thead&gt;</w:t>
+        <w:t xml:space="preserve">          &lt;/</w:t>
+      </w:r>
+      <w:proofErr w:type="spellStart"/>
+      <w:r>
+        <w:rPr>
+          <w:rFonts w:ascii="Courier New" w:eastAsia="Times New Roman" w:hAnsi="Courier New" w:cs="Courier New"/>
+          <w:kern w:val="0"/>
+          <w:sz w:val="20"/>
+          <w:szCs w:val="20"/>
+          <w:lang w:eastAsia="en-IN"/>
+          <w14:ligatures w14:val="none"/>
+        </w:rPr>
+        <w:t>thead</w:t>
+      </w:r>
+      <w:proofErr w:type="spellEnd"/>
+      <w:r>
+        <w:rPr>
+          <w:rFonts w:ascii="Courier New" w:eastAsia="Times New Roman" w:hAnsi="Courier New" w:cs="Courier New"/>
+          <w:kern w:val="0"/>
+          <w:sz w:val="20"/>
+          <w:szCs w:val="20"/>
+          <w:lang w:eastAsia="en-IN"/>
+          <w14:ligatures w14:val="none"/>
+        </w:rPr>
+        <w:t>&gt;</w:t>
       </w:r>
     </w:p>
     <w:p>
@@ -24053,7 +25796,31 @@
           <w:lang w:eastAsia="en-IN"/>
           <w14:ligatures w14:val="none"/>
         </w:rPr>
-        <w:t xml:space="preserve">          &lt;tbody&gt;</w:t>
+        <w:t xml:space="preserve">          &lt;</w:t>
+      </w:r>
+      <w:proofErr w:type="spellStart"/>
+      <w:r>
+        <w:rPr>
+          <w:rFonts w:ascii="Courier New" w:eastAsia="Times New Roman" w:hAnsi="Courier New" w:cs="Courier New"/>
+          <w:kern w:val="0"/>
+          <w:sz w:val="20"/>
+          <w:szCs w:val="20"/>
+          <w:lang w:eastAsia="en-IN"/>
+          <w14:ligatures w14:val="none"/>
+        </w:rPr>
+        <w:t>tbody</w:t>
+      </w:r>
+      <w:proofErr w:type="spellEnd"/>
+      <w:r>
+        <w:rPr>
+          <w:rFonts w:ascii="Courier New" w:eastAsia="Times New Roman" w:hAnsi="Courier New" w:cs="Courier New"/>
+          <w:kern w:val="0"/>
+          <w:sz w:val="20"/>
+          <w:szCs w:val="20"/>
+          <w:lang w:eastAsia="en-IN"/>
+          <w14:ligatures w14:val="none"/>
+        </w:rPr>
+        <w:t>&gt;</w:t>
       </w:r>
     </w:p>
     <w:p>
@@ -24221,7 +25988,31 @@
           <w:lang w:eastAsia="en-IN"/>
           <w14:ligatures w14:val="none"/>
         </w:rPr>
-        <w:t xml:space="preserve">          &lt;/tbody&gt;</w:t>
+        <w:t xml:space="preserve">          &lt;/</w:t>
+      </w:r>
+      <w:proofErr w:type="spellStart"/>
+      <w:r>
+        <w:rPr>
+          <w:rFonts w:ascii="Courier New" w:eastAsia="Times New Roman" w:hAnsi="Courier New" w:cs="Courier New"/>
+          <w:kern w:val="0"/>
+          <w:sz w:val="20"/>
+          <w:szCs w:val="20"/>
+          <w:lang w:eastAsia="en-IN"/>
+          <w14:ligatures w14:val="none"/>
+        </w:rPr>
+        <w:t>tbody</w:t>
+      </w:r>
+      <w:proofErr w:type="spellEnd"/>
+      <w:r>
+        <w:rPr>
+          <w:rFonts w:ascii="Courier New" w:eastAsia="Times New Roman" w:hAnsi="Courier New" w:cs="Courier New"/>
+          <w:kern w:val="0"/>
+          <w:sz w:val="20"/>
+          <w:szCs w:val="20"/>
+          <w:lang w:eastAsia="en-IN"/>
+          <w14:ligatures w14:val="none"/>
+        </w:rPr>
+        <w:t>&gt;</w:t>
       </w:r>
     </w:p>
     <w:p>
@@ -24452,7 +26243,7 @@
           <w14:ligatures w14:val="none"/>
         </w:rPr>
         <w:pict w14:anchorId="51F4AAE5">
-          <v:rect id="_x0000_i1043" style="width:0;height:1.5pt" o:hralign="center" o:hrstd="t" o:hr="t" fillcolor="#a0a0a0" stroked="f"/>
+          <v:rect id="_x0000_i1045" style="width:0;height:1.5pt" o:hralign="center" o:hrstd="t" o:hr="t" fillcolor="#a0a0a0" stroked="f"/>
         </w:pict>
       </w:r>
     </w:p>
@@ -24607,6 +26398,7 @@
         </w:rPr>
         <w:t xml:space="preserve"> → </w:t>
       </w:r>
+      <w:proofErr w:type="spellStart"/>
       <w:r>
         <w:rPr>
           <w:rFonts w:ascii="Courier New" w:eastAsia="Times New Roman" w:hAnsi="Courier New" w:cs="Courier New"/>
@@ -24618,6 +26410,7 @@
         </w:rPr>
         <w:t>div#main</w:t>
       </w:r>
+      <w:proofErr w:type="spellEnd"/>
       <w:r>
         <w:rPr>
           <w:rFonts w:ascii="Times New Roman" w:eastAsia="Times New Roman" w:hAnsi="Times New Roman" w:cs="Times New Roman"/>
@@ -24686,7 +26479,7 @@
           <w14:ligatures w14:val="none"/>
         </w:rPr>
         <w:pict w14:anchorId="324CEB3C">
-          <v:rect id="_x0000_i1044" style="width:0;height:1.5pt" o:hralign="center" o:hrstd="t" o:hr="t" fillcolor="#a0a0a0" stroked="f"/>
+          <v:rect id="_x0000_i1046" style="width:0;height:1.5pt" o:hralign="center" o:hrstd="t" o:hr="t" fillcolor="#a0a0a0" stroked="f"/>
         </w:pict>
       </w:r>
     </w:p>
@@ -24799,6 +26592,7 @@
         </w:rPr>
         <w:t xml:space="preserve"> → </w:t>
       </w:r>
+      <w:proofErr w:type="spellStart"/>
       <w:r>
         <w:rPr>
           <w:rFonts w:ascii="Courier New" w:eastAsia="Times New Roman" w:hAnsi="Courier New" w:cs="Courier New"/>
@@ -24810,6 +26604,7 @@
         </w:rPr>
         <w:t>li.item.active</w:t>
       </w:r>
+      <w:proofErr w:type="spellEnd"/>
     </w:p>
     <w:p>
       <w:pPr>
@@ -24858,7 +26653,7 @@
           <w14:ligatures w14:val="none"/>
         </w:rPr>
         <w:pict w14:anchorId="4BE920AE">
-          <v:rect id="_x0000_i1045" style="width:0;height:1.5pt" o:hralign="center" o:hrstd="t" o:hr="t" fillcolor="#a0a0a0" stroked="f"/>
+          <v:rect id="_x0000_i1047" style="width:0;height:1.5pt" o:hralign="center" o:hrstd="t" o:hr="t" fillcolor="#a0a0a0" stroked="f"/>
         </w:pict>
       </w:r>
     </w:p>
@@ -25057,7 +26852,7 @@
           <w14:ligatures w14:val="none"/>
         </w:rPr>
         <w:pict w14:anchorId="4997A2C7">
-          <v:rect id="_x0000_i1046" style="width:0;height:1.5pt" o:hralign="center" o:hrstd="t" o:hr="t" fillcolor="#a0a0a0" stroked="f"/>
+          <v:rect id="_x0000_i1048" style="width:0;height:1.5pt" o:hralign="center" o:hrstd="t" o:hr="t" fillcolor="#a0a0a0" stroked="f"/>
         </w:pict>
       </w:r>
     </w:p>
@@ -25257,7 +27052,7 @@
         </w:rPr>
         <w:lastRenderedPageBreak/>
         <w:pict w14:anchorId="594C97E4">
-          <v:rect id="_x0000_i1047" style="width:0;height:1.5pt" o:hralign="center" o:hrstd="t" o:hr="t" fillcolor="#a0a0a0" stroked="f"/>
+          <v:rect id="_x0000_i1049" style="width:0;height:1.5pt" o:hralign="center" o:hrstd="t" o:hr="t" fillcolor="#a0a0a0" stroked="f"/>
         </w:pict>
       </w:r>
     </w:p>
@@ -25449,7 +27244,7 @@
           <w14:ligatures w14:val="none"/>
         </w:rPr>
         <w:pict w14:anchorId="6A6BD95F">
-          <v:rect id="_x0000_i1048" style="width:0;height:1.5pt" o:hralign="center" o:hrstd="t" o:hr="t" fillcolor="#a0a0a0" stroked="f"/>
+          <v:rect id="_x0000_i1050" style="width:0;height:1.5pt" o:hralign="center" o:hrstd="t" o:hr="t" fillcolor="#a0a0a0" stroked="f"/>
         </w:pict>
       </w:r>
     </w:p>
@@ -25571,7 +27366,31 @@
           <w:lang w:eastAsia="en-IN"/>
           <w14:ligatures w14:val="none"/>
         </w:rPr>
-        <w:t>#menu li:nth-child(3)</w:t>
+        <w:t xml:space="preserve">#menu </w:t>
+      </w:r>
+      <w:proofErr w:type="spellStart"/>
+      <w:r>
+        <w:rPr>
+          <w:rFonts w:ascii="Courier New" w:eastAsia="Times New Roman" w:hAnsi="Courier New" w:cs="Courier New"/>
+          <w:kern w:val="0"/>
+          <w:sz w:val="20"/>
+          <w:szCs w:val="20"/>
+          <w:lang w:eastAsia="en-IN"/>
+          <w14:ligatures w14:val="none"/>
+        </w:rPr>
+        <w:t>li:nth-child</w:t>
+      </w:r>
+      <w:proofErr w:type="spellEnd"/>
+      <w:r>
+        <w:rPr>
+          <w:rFonts w:ascii="Courier New" w:eastAsia="Times New Roman" w:hAnsi="Courier New" w:cs="Courier New"/>
+          <w:kern w:val="0"/>
+          <w:sz w:val="20"/>
+          <w:szCs w:val="20"/>
+          <w:lang w:eastAsia="en-IN"/>
+          <w14:ligatures w14:val="none"/>
+        </w:rPr>
+        <w:t>(3)</w:t>
       </w:r>
     </w:p>
     <w:p>
@@ -25621,7 +27440,7 @@
           <w14:ligatures w14:val="none"/>
         </w:rPr>
         <w:pict w14:anchorId="467EFFA8">
-          <v:rect id="_x0000_i1049" style="width:0;height:1.5pt" o:hralign="center" o:hrstd="t" o:hr="t" fillcolor="#a0a0a0" stroked="f"/>
+          <v:rect id="_x0000_i1051" style="width:0;height:1.5pt" o:hralign="center" o:hrstd="t" o:hr="t" fillcolor="#a0a0a0" stroked="f"/>
         </w:pict>
       </w:r>
     </w:p>
@@ -25743,7 +27562,31 @@
           <w:lang w:eastAsia="en-IN"/>
           <w14:ligatures w14:val="none"/>
         </w:rPr>
-        <w:t>.content &gt; p.intro &gt; span</w:t>
+        <w:t xml:space="preserve">.content &gt; </w:t>
+      </w:r>
+      <w:proofErr w:type="spellStart"/>
+      <w:r>
+        <w:rPr>
+          <w:rFonts w:ascii="Courier New" w:eastAsia="Times New Roman" w:hAnsi="Courier New" w:cs="Courier New"/>
+          <w:kern w:val="0"/>
+          <w:sz w:val="20"/>
+          <w:szCs w:val="20"/>
+          <w:lang w:eastAsia="en-IN"/>
+          <w14:ligatures w14:val="none"/>
+        </w:rPr>
+        <w:t>p.intro</w:t>
+      </w:r>
+      <w:proofErr w:type="spellEnd"/>
+      <w:r>
+        <w:rPr>
+          <w:rFonts w:ascii="Courier New" w:eastAsia="Times New Roman" w:hAnsi="Courier New" w:cs="Courier New"/>
+          <w:kern w:val="0"/>
+          <w:sz w:val="20"/>
+          <w:szCs w:val="20"/>
+          <w:lang w:eastAsia="en-IN"/>
+          <w14:ligatures w14:val="none"/>
+        </w:rPr>
+        <w:t xml:space="preserve"> &gt; span</w:t>
       </w:r>
     </w:p>
     <w:p>
@@ -25813,7 +27656,7 @@
           <w14:ligatures w14:val="none"/>
         </w:rPr>
         <w:pict w14:anchorId="1122AA53">
-          <v:rect id="_x0000_i1050" style="width:0;height:1.5pt" o:hralign="center" o:hrstd="t" o:hr="t" fillcolor="#a0a0a0" stroked="f"/>
+          <v:rect id="_x0000_i1052" style="width:0;height:1.5pt" o:hralign="center" o:hrstd="t" o:hr="t" fillcolor="#a0a0a0" stroked="f"/>
         </w:pict>
       </w:r>
     </w:p>
@@ -26036,7 +27879,7 @@
           <w14:ligatures w14:val="none"/>
         </w:rPr>
         <w:pict w14:anchorId="79ECE0E8">
-          <v:rect id="_x0000_i1051" style="width:0;height:1.5pt" o:hralign="center" o:hrstd="t" o:hr="t" fillcolor="#a0a0a0" stroked="f"/>
+          <v:rect id="_x0000_i1053" style="width:0;height:1.5pt" o:hralign="center" o:hrstd="t" o:hr="t" fillcolor="#a0a0a0" stroked="f"/>
         </w:pict>
       </w:r>
     </w:p>
@@ -26228,7 +28071,7 @@
           <w14:ligatures w14:val="none"/>
         </w:rPr>
         <w:pict w14:anchorId="0F7D0B50">
-          <v:rect id="_x0000_i1052" style="width:0;height:1.5pt" o:hralign="center" o:hrstd="t" o:hr="t" fillcolor="#a0a0a0" stroked="f"/>
+          <v:rect id="_x0000_i1054" style="width:0;height:1.5pt" o:hralign="center" o:hrstd="t" o:hr="t" fillcolor="#a0a0a0" stroked="f"/>
         </w:pict>
       </w:r>
     </w:p>
@@ -26428,7 +28271,7 @@
           <w14:ligatures w14:val="none"/>
         </w:rPr>
         <w:pict w14:anchorId="4B27A63F">
-          <v:rect id="_x0000_i1053" style="width:0;height:1.5pt" o:hralign="center" o:hrstd="t" o:hr="t" fillcolor="#a0a0a0" stroked="f"/>
+          <v:rect id="_x0000_i1055" style="width:0;height:1.5pt" o:hralign="center" o:hrstd="t" o:hr="t" fillcolor="#a0a0a0" stroked="f"/>
         </w:pict>
       </w:r>
     </w:p>
@@ -27340,7 +29183,7 @@
           <w14:ligatures w14:val="none"/>
         </w:rPr>
         <w:pict w14:anchorId="4B21A2D7">
-          <v:rect id="_x0000_i1054" style="width:0;height:1.5pt" o:hralign="center" o:hrstd="t" o:hr="t" fillcolor="#a0a0a0" stroked="f"/>
+          <v:rect id="_x0000_i1056" style="width:0;height:1.5pt" o:hralign="center" o:hrstd="t" o:hr="t" fillcolor="#a0a0a0" stroked="f"/>
         </w:pict>
       </w:r>
     </w:p>
@@ -27461,7 +29304,7 @@
           <w14:ligatures w14:val="none"/>
         </w:rPr>
         <w:pict w14:anchorId="6470F7C8">
-          <v:rect id="_x0000_i1055" style="width:0;height:1.5pt" o:hralign="center" o:hrstd="t" o:hr="t" fillcolor="#a0a0a0" stroked="f"/>
+          <v:rect id="_x0000_i1057" style="width:0;height:1.5pt" o:hralign="center" o:hrstd="t" o:hr="t" fillcolor="#a0a0a0" stroked="f"/>
         </w:pict>
       </w:r>
     </w:p>
@@ -28084,7 +29927,31 @@
           <w:lang w:eastAsia="en-IN"/>
           <w14:ligatures w14:val="none"/>
         </w:rPr>
-        <w:t xml:space="preserve">          &lt;li&gt;&lt;a href="/home" class="active"&gt;Home&lt;/a&gt;&lt;/li&gt;</w:t>
+        <w:t xml:space="preserve">          &lt;li&gt;&lt;a </w:t>
+      </w:r>
+      <w:proofErr w:type="spellStart"/>
+      <w:r>
+        <w:rPr>
+          <w:rFonts w:ascii="Courier New" w:eastAsia="Times New Roman" w:hAnsi="Courier New" w:cs="Courier New"/>
+          <w:kern w:val="0"/>
+          <w:sz w:val="20"/>
+          <w:szCs w:val="20"/>
+          <w:lang w:eastAsia="en-IN"/>
+          <w14:ligatures w14:val="none"/>
+        </w:rPr>
+        <w:t>href</w:t>
+      </w:r>
+      <w:proofErr w:type="spellEnd"/>
+      <w:r>
+        <w:rPr>
+          <w:rFonts w:ascii="Courier New" w:eastAsia="Times New Roman" w:hAnsi="Courier New" w:cs="Courier New"/>
+          <w:kern w:val="0"/>
+          <w:sz w:val="20"/>
+          <w:szCs w:val="20"/>
+          <w:lang w:eastAsia="en-IN"/>
+          <w14:ligatures w14:val="none"/>
+        </w:rPr>
+        <w:t>="/home" class="active"&gt;Home&lt;/a&gt;&lt;/li&gt;</w:t>
       </w:r>
     </w:p>
     <w:p>
@@ -28126,7 +29993,31 @@
           <w:lang w:eastAsia="en-IN"/>
           <w14:ligatures w14:val="none"/>
         </w:rPr>
-        <w:t xml:space="preserve">          &lt;li&gt;&lt;a href="/about"&gt;About&lt;/a&gt;&lt;/li&gt;</w:t>
+        <w:t xml:space="preserve">          &lt;li&gt;&lt;a </w:t>
+      </w:r>
+      <w:proofErr w:type="spellStart"/>
+      <w:r>
+        <w:rPr>
+          <w:rFonts w:ascii="Courier New" w:eastAsia="Times New Roman" w:hAnsi="Courier New" w:cs="Courier New"/>
+          <w:kern w:val="0"/>
+          <w:sz w:val="20"/>
+          <w:szCs w:val="20"/>
+          <w:lang w:eastAsia="en-IN"/>
+          <w14:ligatures w14:val="none"/>
+        </w:rPr>
+        <w:t>href</w:t>
+      </w:r>
+      <w:proofErr w:type="spellEnd"/>
+      <w:r>
+        <w:rPr>
+          <w:rFonts w:ascii="Courier New" w:eastAsia="Times New Roman" w:hAnsi="Courier New" w:cs="Courier New"/>
+          <w:kern w:val="0"/>
+          <w:sz w:val="20"/>
+          <w:szCs w:val="20"/>
+          <w:lang w:eastAsia="en-IN"/>
+          <w14:ligatures w14:val="none"/>
+        </w:rPr>
+        <w:t>="/about"&gt;About&lt;/a&gt;&lt;/li&gt;</w:t>
       </w:r>
     </w:p>
     <w:p>
@@ -28168,7 +30059,31 @@
           <w:lang w:eastAsia="en-IN"/>
           <w14:ligatures w14:val="none"/>
         </w:rPr>
-        <w:t xml:space="preserve">          &lt;li&gt;&lt;a href="/contact"&gt;Contact&lt;/a&gt;&lt;/li&gt;</w:t>
+        <w:t xml:space="preserve">          &lt;li&gt;&lt;a </w:t>
+      </w:r>
+      <w:proofErr w:type="spellStart"/>
+      <w:r>
+        <w:rPr>
+          <w:rFonts w:ascii="Courier New" w:eastAsia="Times New Roman" w:hAnsi="Courier New" w:cs="Courier New"/>
+          <w:kern w:val="0"/>
+          <w:sz w:val="20"/>
+          <w:szCs w:val="20"/>
+          <w:lang w:eastAsia="en-IN"/>
+          <w14:ligatures w14:val="none"/>
+        </w:rPr>
+        <w:t>href</w:t>
+      </w:r>
+      <w:proofErr w:type="spellEnd"/>
+      <w:r>
+        <w:rPr>
+          <w:rFonts w:ascii="Courier New" w:eastAsia="Times New Roman" w:hAnsi="Courier New" w:cs="Courier New"/>
+          <w:kern w:val="0"/>
+          <w:sz w:val="20"/>
+          <w:szCs w:val="20"/>
+          <w:lang w:eastAsia="en-IN"/>
+          <w14:ligatures w14:val="none"/>
+        </w:rPr>
+        <w:t>="/contact"&gt;Contact&lt;/a&gt;&lt;/li&gt;</w:t>
       </w:r>
     </w:p>
     <w:p>
@@ -28409,7 +30324,31 @@
           <w:lang w:eastAsia="en-IN"/>
           <w14:ligatures w14:val="none"/>
         </w:rPr>
-        <w:t xml:space="preserve">        &lt;p class="desc"&gt; Welcome   to   Testing  &lt;/p&gt;</w:t>
+        <w:t xml:space="preserve">        &lt;p class="</w:t>
+      </w:r>
+      <w:proofErr w:type="spellStart"/>
+      <w:r>
+        <w:rPr>
+          <w:rFonts w:ascii="Courier New" w:eastAsia="Times New Roman" w:hAnsi="Courier New" w:cs="Courier New"/>
+          <w:kern w:val="0"/>
+          <w:sz w:val="20"/>
+          <w:szCs w:val="20"/>
+          <w:lang w:eastAsia="en-IN"/>
+          <w14:ligatures w14:val="none"/>
+        </w:rPr>
+        <w:t>desc</w:t>
+      </w:r>
+      <w:proofErr w:type="spellEnd"/>
+      <w:r>
+        <w:rPr>
+          <w:rFonts w:ascii="Courier New" w:eastAsia="Times New Roman" w:hAnsi="Courier New" w:cs="Courier New"/>
+          <w:kern w:val="0"/>
+          <w:sz w:val="20"/>
+          <w:szCs w:val="20"/>
+          <w:lang w:eastAsia="en-IN"/>
+          <w14:ligatures w14:val="none"/>
+        </w:rPr>
+        <w:t>"&gt; Welcome   to   Testing  &lt;/p&gt;</w:t>
       </w:r>
     </w:p>
     <w:p>
@@ -28818,7 +30757,31 @@
           <w:lang w:eastAsia="en-IN"/>
           <w14:ligatures w14:val="none"/>
         </w:rPr>
-        <w:t xml:space="preserve">        &lt;p class="desc"&gt;Description here&lt;/p&gt;</w:t>
+        <w:t xml:space="preserve">        &lt;p class="</w:t>
+      </w:r>
+      <w:proofErr w:type="spellStart"/>
+      <w:r>
+        <w:rPr>
+          <w:rFonts w:ascii="Courier New" w:eastAsia="Times New Roman" w:hAnsi="Courier New" w:cs="Courier New"/>
+          <w:kern w:val="0"/>
+          <w:sz w:val="20"/>
+          <w:szCs w:val="20"/>
+          <w:lang w:eastAsia="en-IN"/>
+          <w14:ligatures w14:val="none"/>
+        </w:rPr>
+        <w:t>desc</w:t>
+      </w:r>
+      <w:proofErr w:type="spellEnd"/>
+      <w:r>
+        <w:rPr>
+          <w:rFonts w:ascii="Courier New" w:eastAsia="Times New Roman" w:hAnsi="Courier New" w:cs="Courier New"/>
+          <w:kern w:val="0"/>
+          <w:sz w:val="20"/>
+          <w:szCs w:val="20"/>
+          <w:lang w:eastAsia="en-IN"/>
+          <w14:ligatures w14:val="none"/>
+        </w:rPr>
+        <w:t>"&gt;Description here&lt;/p&gt;</w:t>
       </w:r>
     </w:p>
     <w:p>
@@ -28860,7 +30823,31 @@
           <w:lang w:eastAsia="en-IN"/>
           <w14:ligatures w14:val="none"/>
         </w:rPr>
-        <w:t xml:space="preserve">        &lt;table id="userTable"&gt;</w:t>
+        <w:t xml:space="preserve">        &lt;table id="</w:t>
+      </w:r>
+      <w:proofErr w:type="spellStart"/>
+      <w:r>
+        <w:rPr>
+          <w:rFonts w:ascii="Courier New" w:eastAsia="Times New Roman" w:hAnsi="Courier New" w:cs="Courier New"/>
+          <w:kern w:val="0"/>
+          <w:sz w:val="20"/>
+          <w:szCs w:val="20"/>
+          <w:lang w:eastAsia="en-IN"/>
+          <w14:ligatures w14:val="none"/>
+        </w:rPr>
+        <w:t>userTable</w:t>
+      </w:r>
+      <w:proofErr w:type="spellEnd"/>
+      <w:r>
+        <w:rPr>
+          <w:rFonts w:ascii="Courier New" w:eastAsia="Times New Roman" w:hAnsi="Courier New" w:cs="Courier New"/>
+          <w:kern w:val="0"/>
+          <w:sz w:val="20"/>
+          <w:szCs w:val="20"/>
+          <w:lang w:eastAsia="en-IN"/>
+          <w14:ligatures w14:val="none"/>
+        </w:rPr>
+        <w:t>"&gt;</w:t>
       </w:r>
     </w:p>
     <w:p>
@@ -28902,7 +30889,31 @@
           <w:lang w:eastAsia="en-IN"/>
           <w14:ligatures w14:val="none"/>
         </w:rPr>
-        <w:t xml:space="preserve">          &lt;thead&gt;</w:t>
+        <w:t xml:space="preserve">          &lt;</w:t>
+      </w:r>
+      <w:proofErr w:type="spellStart"/>
+      <w:r>
+        <w:rPr>
+          <w:rFonts w:ascii="Courier New" w:eastAsia="Times New Roman" w:hAnsi="Courier New" w:cs="Courier New"/>
+          <w:kern w:val="0"/>
+          <w:sz w:val="20"/>
+          <w:szCs w:val="20"/>
+          <w:lang w:eastAsia="en-IN"/>
+          <w14:ligatures w14:val="none"/>
+        </w:rPr>
+        <w:t>thead</w:t>
+      </w:r>
+      <w:proofErr w:type="spellEnd"/>
+      <w:r>
+        <w:rPr>
+          <w:rFonts w:ascii="Courier New" w:eastAsia="Times New Roman" w:hAnsi="Courier New" w:cs="Courier New"/>
+          <w:kern w:val="0"/>
+          <w:sz w:val="20"/>
+          <w:szCs w:val="20"/>
+          <w:lang w:eastAsia="en-IN"/>
+          <w14:ligatures w14:val="none"/>
+        </w:rPr>
+        <w:t>&gt;</w:t>
       </w:r>
     </w:p>
     <w:p>
@@ -28986,7 +30997,151 @@
           <w:lang w:eastAsia="en-IN"/>
           <w14:ligatures w14:val="none"/>
         </w:rPr>
-        <w:t xml:space="preserve">              &lt;th&gt;ID&lt;/th&gt;&lt;th&gt;Name&lt;/th&gt;&lt;th&gt;Role&lt;/th&gt;</w:t>
+        <w:t xml:space="preserve">              &lt;</w:t>
+      </w:r>
+      <w:proofErr w:type="spellStart"/>
+      <w:r>
+        <w:rPr>
+          <w:rFonts w:ascii="Courier New" w:eastAsia="Times New Roman" w:hAnsi="Courier New" w:cs="Courier New"/>
+          <w:kern w:val="0"/>
+          <w:sz w:val="20"/>
+          <w:szCs w:val="20"/>
+          <w:lang w:eastAsia="en-IN"/>
+          <w14:ligatures w14:val="none"/>
+        </w:rPr>
+        <w:t>th</w:t>
+      </w:r>
+      <w:proofErr w:type="spellEnd"/>
+      <w:r>
+        <w:rPr>
+          <w:rFonts w:ascii="Courier New" w:eastAsia="Times New Roman" w:hAnsi="Courier New" w:cs="Courier New"/>
+          <w:kern w:val="0"/>
+          <w:sz w:val="20"/>
+          <w:szCs w:val="20"/>
+          <w:lang w:eastAsia="en-IN"/>
+          <w14:ligatures w14:val="none"/>
+        </w:rPr>
+        <w:t>&gt;ID&lt;/</w:t>
+      </w:r>
+      <w:proofErr w:type="spellStart"/>
+      <w:r>
+        <w:rPr>
+          <w:rFonts w:ascii="Courier New" w:eastAsia="Times New Roman" w:hAnsi="Courier New" w:cs="Courier New"/>
+          <w:kern w:val="0"/>
+          <w:sz w:val="20"/>
+          <w:szCs w:val="20"/>
+          <w:lang w:eastAsia="en-IN"/>
+          <w14:ligatures w14:val="none"/>
+        </w:rPr>
+        <w:t>th</w:t>
+      </w:r>
+      <w:proofErr w:type="spellEnd"/>
+      <w:r>
+        <w:rPr>
+          <w:rFonts w:ascii="Courier New" w:eastAsia="Times New Roman" w:hAnsi="Courier New" w:cs="Courier New"/>
+          <w:kern w:val="0"/>
+          <w:sz w:val="20"/>
+          <w:szCs w:val="20"/>
+          <w:lang w:eastAsia="en-IN"/>
+          <w14:ligatures w14:val="none"/>
+        </w:rPr>
+        <w:t>&gt;&lt;</w:t>
+      </w:r>
+      <w:proofErr w:type="spellStart"/>
+      <w:r>
+        <w:rPr>
+          <w:rFonts w:ascii="Courier New" w:eastAsia="Times New Roman" w:hAnsi="Courier New" w:cs="Courier New"/>
+          <w:kern w:val="0"/>
+          <w:sz w:val="20"/>
+          <w:szCs w:val="20"/>
+          <w:lang w:eastAsia="en-IN"/>
+          <w14:ligatures w14:val="none"/>
+        </w:rPr>
+        <w:t>th</w:t>
+      </w:r>
+      <w:proofErr w:type="spellEnd"/>
+      <w:r>
+        <w:rPr>
+          <w:rFonts w:ascii="Courier New" w:eastAsia="Times New Roman" w:hAnsi="Courier New" w:cs="Courier New"/>
+          <w:kern w:val="0"/>
+          <w:sz w:val="20"/>
+          <w:szCs w:val="20"/>
+          <w:lang w:eastAsia="en-IN"/>
+          <w14:ligatures w14:val="none"/>
+        </w:rPr>
+        <w:t>&gt;Name&lt;/</w:t>
+      </w:r>
+      <w:proofErr w:type="spellStart"/>
+      <w:r>
+        <w:rPr>
+          <w:rFonts w:ascii="Courier New" w:eastAsia="Times New Roman" w:hAnsi="Courier New" w:cs="Courier New"/>
+          <w:kern w:val="0"/>
+          <w:sz w:val="20"/>
+          <w:szCs w:val="20"/>
+          <w:lang w:eastAsia="en-IN"/>
+          <w14:ligatures w14:val="none"/>
+        </w:rPr>
+        <w:t>th</w:t>
+      </w:r>
+      <w:proofErr w:type="spellEnd"/>
+      <w:r>
+        <w:rPr>
+          <w:rFonts w:ascii="Courier New" w:eastAsia="Times New Roman" w:hAnsi="Courier New" w:cs="Courier New"/>
+          <w:kern w:val="0"/>
+          <w:sz w:val="20"/>
+          <w:szCs w:val="20"/>
+          <w:lang w:eastAsia="en-IN"/>
+          <w14:ligatures w14:val="none"/>
+        </w:rPr>
+        <w:t>&gt;&lt;</w:t>
+      </w:r>
+      <w:proofErr w:type="spellStart"/>
+      <w:r>
+        <w:rPr>
+          <w:rFonts w:ascii="Courier New" w:eastAsia="Times New Roman" w:hAnsi="Courier New" w:cs="Courier New"/>
+          <w:kern w:val="0"/>
+          <w:sz w:val="20"/>
+          <w:szCs w:val="20"/>
+          <w:lang w:eastAsia="en-IN"/>
+          <w14:ligatures w14:val="none"/>
+        </w:rPr>
+        <w:t>th</w:t>
+      </w:r>
+      <w:proofErr w:type="spellEnd"/>
+      <w:r>
+        <w:rPr>
+          <w:rFonts w:ascii="Courier New" w:eastAsia="Times New Roman" w:hAnsi="Courier New" w:cs="Courier New"/>
+          <w:kern w:val="0"/>
+          <w:sz w:val="20"/>
+          <w:szCs w:val="20"/>
+          <w:lang w:eastAsia="en-IN"/>
+          <w14:ligatures w14:val="none"/>
+        </w:rPr>
+        <w:t>&gt;Role&lt;/</w:t>
+      </w:r>
+      <w:proofErr w:type="spellStart"/>
+      <w:r>
+        <w:rPr>
+          <w:rFonts w:ascii="Courier New" w:eastAsia="Times New Roman" w:hAnsi="Courier New" w:cs="Courier New"/>
+          <w:kern w:val="0"/>
+          <w:sz w:val="20"/>
+          <w:szCs w:val="20"/>
+          <w:lang w:eastAsia="en-IN"/>
+          <w14:ligatures w14:val="none"/>
+        </w:rPr>
+        <w:t>th</w:t>
+      </w:r>
+      <w:proofErr w:type="spellEnd"/>
+      <w:r>
+        <w:rPr>
+          <w:rFonts w:ascii="Courier New" w:eastAsia="Times New Roman" w:hAnsi="Courier New" w:cs="Courier New"/>
+          <w:kern w:val="0"/>
+          <w:sz w:val="20"/>
+          <w:szCs w:val="20"/>
+          <w:lang w:eastAsia="en-IN"/>
+          <w14:ligatures w14:val="none"/>
+        </w:rPr>
+        <w:t>&gt;</w:t>
       </w:r>
     </w:p>
     <w:p>
@@ -29070,7 +31225,31 @@
           <w:lang w:eastAsia="en-IN"/>
           <w14:ligatures w14:val="none"/>
         </w:rPr>
-        <w:t xml:space="preserve">          &lt;/thead&gt;</w:t>
+        <w:t xml:space="preserve">          &lt;/</w:t>
+      </w:r>
+      <w:proofErr w:type="spellStart"/>
+      <w:r>
+        <w:rPr>
+          <w:rFonts w:ascii="Courier New" w:eastAsia="Times New Roman" w:hAnsi="Courier New" w:cs="Courier New"/>
+          <w:kern w:val="0"/>
+          <w:sz w:val="20"/>
+          <w:szCs w:val="20"/>
+          <w:lang w:eastAsia="en-IN"/>
+          <w14:ligatures w14:val="none"/>
+        </w:rPr>
+        <w:t>thead</w:t>
+      </w:r>
+      <w:proofErr w:type="spellEnd"/>
+      <w:r>
+        <w:rPr>
+          <w:rFonts w:ascii="Courier New" w:eastAsia="Times New Roman" w:hAnsi="Courier New" w:cs="Courier New"/>
+          <w:kern w:val="0"/>
+          <w:sz w:val="20"/>
+          <w:szCs w:val="20"/>
+          <w:lang w:eastAsia="en-IN"/>
+          <w14:ligatures w14:val="none"/>
+        </w:rPr>
+        <w:t>&gt;</w:t>
       </w:r>
     </w:p>
     <w:p>
@@ -29112,7 +31291,31 @@
           <w:lang w:eastAsia="en-IN"/>
           <w14:ligatures w14:val="none"/>
         </w:rPr>
-        <w:t xml:space="preserve">          &lt;tbody&gt;</w:t>
+        <w:t xml:space="preserve">          &lt;</w:t>
+      </w:r>
+      <w:proofErr w:type="spellStart"/>
+      <w:r>
+        <w:rPr>
+          <w:rFonts w:ascii="Courier New" w:eastAsia="Times New Roman" w:hAnsi="Courier New" w:cs="Courier New"/>
+          <w:kern w:val="0"/>
+          <w:sz w:val="20"/>
+          <w:szCs w:val="20"/>
+          <w:lang w:eastAsia="en-IN"/>
+          <w14:ligatures w14:val="none"/>
+        </w:rPr>
+        <w:t>tbody</w:t>
+      </w:r>
+      <w:proofErr w:type="spellEnd"/>
+      <w:r>
+        <w:rPr>
+          <w:rFonts w:ascii="Courier New" w:eastAsia="Times New Roman" w:hAnsi="Courier New" w:cs="Courier New"/>
+          <w:kern w:val="0"/>
+          <w:sz w:val="20"/>
+          <w:szCs w:val="20"/>
+          <w:lang w:eastAsia="en-IN"/>
+          <w14:ligatures w14:val="none"/>
+        </w:rPr>
+        <w:t>&gt;</w:t>
       </w:r>
     </w:p>
     <w:p>
@@ -29280,7 +31483,31 @@
           <w:lang w:eastAsia="en-IN"/>
           <w14:ligatures w14:val="none"/>
         </w:rPr>
-        <w:t xml:space="preserve">          &lt;/tbody&gt;</w:t>
+        <w:t xml:space="preserve">          &lt;/</w:t>
+      </w:r>
+      <w:proofErr w:type="spellStart"/>
+      <w:r>
+        <w:rPr>
+          <w:rFonts w:ascii="Courier New" w:eastAsia="Times New Roman" w:hAnsi="Courier New" w:cs="Courier New"/>
+          <w:kern w:val="0"/>
+          <w:sz w:val="20"/>
+          <w:szCs w:val="20"/>
+          <w:lang w:eastAsia="en-IN"/>
+          <w14:ligatures w14:val="none"/>
+        </w:rPr>
+        <w:t>tbody</w:t>
+      </w:r>
+      <w:proofErr w:type="spellEnd"/>
+      <w:r>
+        <w:rPr>
+          <w:rFonts w:ascii="Courier New" w:eastAsia="Times New Roman" w:hAnsi="Courier New" w:cs="Courier New"/>
+          <w:kern w:val="0"/>
+          <w:sz w:val="20"/>
+          <w:szCs w:val="20"/>
+          <w:lang w:eastAsia="en-IN"/>
+          <w14:ligatures w14:val="none"/>
+        </w:rPr>
+        <w:t>&gt;</w:t>
       </w:r>
     </w:p>
     <w:p>
@@ -29364,7 +31591,55 @@
           <w:lang w:eastAsia="en-IN"/>
           <w14:ligatures w14:val="none"/>
         </w:rPr>
-        <w:t xml:space="preserve">        &lt;a href="#" id="applyLink"&gt;Apply Now&lt;/a&gt;</w:t>
+        <w:t xml:space="preserve">        &lt;a </w:t>
+      </w:r>
+      <w:proofErr w:type="spellStart"/>
+      <w:r>
+        <w:rPr>
+          <w:rFonts w:ascii="Courier New" w:eastAsia="Times New Roman" w:hAnsi="Courier New" w:cs="Courier New"/>
+          <w:kern w:val="0"/>
+          <w:sz w:val="20"/>
+          <w:szCs w:val="20"/>
+          <w:lang w:eastAsia="en-IN"/>
+          <w14:ligatures w14:val="none"/>
+        </w:rPr>
+        <w:t>href</w:t>
+      </w:r>
+      <w:proofErr w:type="spellEnd"/>
+      <w:r>
+        <w:rPr>
+          <w:rFonts w:ascii="Courier New" w:eastAsia="Times New Roman" w:hAnsi="Courier New" w:cs="Courier New"/>
+          <w:kern w:val="0"/>
+          <w:sz w:val="20"/>
+          <w:szCs w:val="20"/>
+          <w:lang w:eastAsia="en-IN"/>
+          <w14:ligatures w14:val="none"/>
+        </w:rPr>
+        <w:t>="#" id="</w:t>
+      </w:r>
+      <w:proofErr w:type="spellStart"/>
+      <w:r>
+        <w:rPr>
+          <w:rFonts w:ascii="Courier New" w:eastAsia="Times New Roman" w:hAnsi="Courier New" w:cs="Courier New"/>
+          <w:kern w:val="0"/>
+          <w:sz w:val="20"/>
+          <w:szCs w:val="20"/>
+          <w:lang w:eastAsia="en-IN"/>
+          <w14:ligatures w14:val="none"/>
+        </w:rPr>
+        <w:t>applyLink</w:t>
+      </w:r>
+      <w:proofErr w:type="spellEnd"/>
+      <w:r>
+        <w:rPr>
+          <w:rFonts w:ascii="Courier New" w:eastAsia="Times New Roman" w:hAnsi="Courier New" w:cs="Courier New"/>
+          <w:kern w:val="0"/>
+          <w:sz w:val="20"/>
+          <w:szCs w:val="20"/>
+          <w:lang w:eastAsia="en-IN"/>
+          <w14:ligatures w14:val="none"/>
+        </w:rPr>
+        <w:t>"&gt;Apply Now&lt;/a&gt;</w:t>
       </w:r>
     </w:p>
     <w:p>
@@ -29406,7 +31681,55 @@
           <w:lang w:eastAsia="en-IN"/>
           <w14:ligatures w14:val="none"/>
         </w:rPr>
-        <w:t xml:space="preserve">        &lt;a href="#" id="cancelLink"&gt;Cancel&lt;/a&gt;</w:t>
+        <w:t xml:space="preserve">        &lt;a </w:t>
+      </w:r>
+      <w:proofErr w:type="spellStart"/>
+      <w:r>
+        <w:rPr>
+          <w:rFonts w:ascii="Courier New" w:eastAsia="Times New Roman" w:hAnsi="Courier New" w:cs="Courier New"/>
+          <w:kern w:val="0"/>
+          <w:sz w:val="20"/>
+          <w:szCs w:val="20"/>
+          <w:lang w:eastAsia="en-IN"/>
+          <w14:ligatures w14:val="none"/>
+        </w:rPr>
+        <w:t>href</w:t>
+      </w:r>
+      <w:proofErr w:type="spellEnd"/>
+      <w:r>
+        <w:rPr>
+          <w:rFonts w:ascii="Courier New" w:eastAsia="Times New Roman" w:hAnsi="Courier New" w:cs="Courier New"/>
+          <w:kern w:val="0"/>
+          <w:sz w:val="20"/>
+          <w:szCs w:val="20"/>
+          <w:lang w:eastAsia="en-IN"/>
+          <w14:ligatures w14:val="none"/>
+        </w:rPr>
+        <w:t>="#" id="</w:t>
+      </w:r>
+      <w:proofErr w:type="spellStart"/>
+      <w:r>
+        <w:rPr>
+          <w:rFonts w:ascii="Courier New" w:eastAsia="Times New Roman" w:hAnsi="Courier New" w:cs="Courier New"/>
+          <w:kern w:val="0"/>
+          <w:sz w:val="20"/>
+          <w:szCs w:val="20"/>
+          <w:lang w:eastAsia="en-IN"/>
+          <w14:ligatures w14:val="none"/>
+        </w:rPr>
+        <w:t>cancelLink</w:t>
+      </w:r>
+      <w:proofErr w:type="spellEnd"/>
+      <w:r>
+        <w:rPr>
+          <w:rFonts w:ascii="Courier New" w:eastAsia="Times New Roman" w:hAnsi="Courier New" w:cs="Courier New"/>
+          <w:kern w:val="0"/>
+          <w:sz w:val="20"/>
+          <w:szCs w:val="20"/>
+          <w:lang w:eastAsia="en-IN"/>
+          <w14:ligatures w14:val="none"/>
+        </w:rPr>
+        <w:t>"&gt;Cancel&lt;/a&gt;</w:t>
       </w:r>
     </w:p>
     <w:p>
@@ -29753,7 +32076,7 @@
           <w14:ligatures w14:val="none"/>
         </w:rPr>
         <w:pict w14:anchorId="01CC8B83">
-          <v:rect id="_x0000_i1056" style="width:0;height:1.5pt" o:hralign="center" o:hrstd="t" o:hr="t" fillcolor="#a0a0a0" stroked="f"/>
+          <v:rect id="_x0000_i1058" style="width:0;height:1.5pt" o:hralign="center" o:hrstd="t" o:hr="t" fillcolor="#a0a0a0" stroked="f"/>
         </w:pict>
       </w:r>
     </w:p>
@@ -30798,7 +33121,31 @@
           <w:lang w:eastAsia="en-IN"/>
           <w14:ligatures w14:val="none"/>
         </w:rPr>
-        <w:t xml:space="preserve"> id="applyLink"&gt;</w:t>
+        <w:t xml:space="preserve"> id="</w:t>
+      </w:r>
+      <w:proofErr w:type="spellStart"/>
+      <w:r>
+        <w:rPr>
+          <w:rFonts w:ascii="Courier New" w:eastAsia="Times New Roman" w:hAnsi="Courier New" w:cs="Courier New"/>
+          <w:kern w:val="0"/>
+          <w:sz w:val="20"/>
+          <w:szCs w:val="20"/>
+          <w:lang w:eastAsia="en-IN"/>
+          <w14:ligatures w14:val="none"/>
+        </w:rPr>
+        <w:t>applyLink</w:t>
+      </w:r>
+      <w:proofErr w:type="spellEnd"/>
+      <w:r>
+        <w:rPr>
+          <w:rFonts w:ascii="Courier New" w:eastAsia="Times New Roman" w:hAnsi="Courier New" w:cs="Courier New"/>
+          <w:kern w:val="0"/>
+          <w:sz w:val="20"/>
+          <w:szCs w:val="20"/>
+          <w:lang w:eastAsia="en-IN"/>
+          <w14:ligatures w14:val="none"/>
+        </w:rPr>
+        <w:t>"&gt;</w:t>
       </w:r>
       <w:r>
         <w:rPr>
@@ -31116,7 +33463,31 @@
           <w:lang w:eastAsia="en-IN"/>
           <w14:ligatures w14:val="none"/>
         </w:rPr>
-        <w:t>id="cancelLink"</w:t>
+        <w:t>id="</w:t>
+      </w:r>
+      <w:proofErr w:type="spellStart"/>
+      <w:r>
+        <w:rPr>
+          <w:rFonts w:ascii="Courier New" w:eastAsia="Times New Roman" w:hAnsi="Courier New" w:cs="Courier New"/>
+          <w:kern w:val="0"/>
+          <w:sz w:val="20"/>
+          <w:szCs w:val="20"/>
+          <w:lang w:eastAsia="en-IN"/>
+          <w14:ligatures w14:val="none"/>
+        </w:rPr>
+        <w:t>cancelLink</w:t>
+      </w:r>
+      <w:proofErr w:type="spellEnd"/>
+      <w:r>
+        <w:rPr>
+          <w:rFonts w:ascii="Courier New" w:eastAsia="Times New Roman" w:hAnsi="Courier New" w:cs="Courier New"/>
+          <w:kern w:val="0"/>
+          <w:sz w:val="20"/>
+          <w:szCs w:val="20"/>
+          <w:lang w:eastAsia="en-IN"/>
+          <w14:ligatures w14:val="none"/>
+        </w:rPr>
+        <w:t>"</w:t>
       </w:r>
       <w:r>
         <w:rPr>
@@ -31306,7 +33677,7 @@
           <w14:ligatures w14:val="none"/>
         </w:rPr>
         <w:pict w14:anchorId="1F10C60E">
-          <v:rect id="_x0000_i1057" style="width:0;height:1.5pt" o:hralign="center" o:hrstd="t" o:hr="t" fillcolor="#a0a0a0" stroked="f"/>
+          <v:rect id="_x0000_i1059" style="width:0;height:1.5pt" o:hralign="center" o:hrstd="t" o:hr="t" fillcolor="#a0a0a0" stroked="f"/>
         </w:pict>
       </w:r>
     </w:p>
@@ -31518,7 +33889,7 @@
           <w14:ligatures w14:val="none"/>
         </w:rPr>
         <w:pict w14:anchorId="1B87A175">
-          <v:rect id="_x0000_i1063" style="width:0;height:1.5pt" o:hralign="center" o:hrstd="t" o:hr="t" fillcolor="#a0a0a0" stroked="f"/>
+          <v:rect id="_x0000_i1060" style="width:0;height:1.5pt" o:hralign="center" o:hrstd="t" o:hr="t" fillcolor="#a0a0a0" stroked="f"/>
         </w:pict>
       </w:r>
     </w:p>
@@ -31842,7 +34213,7 @@
           <w14:ligatures w14:val="none"/>
         </w:rPr>
         <w:pict w14:anchorId="3D49D65A">
-          <v:rect id="_x0000_i1064" style="width:0;height:1.5pt" o:hralign="center" o:hrstd="t" o:hr="t" fillcolor="#a0a0a0" stroked="f"/>
+          <v:rect id="_x0000_i1061" style="width:0;height:1.5pt" o:hralign="center" o:hrstd="t" o:hr="t" fillcolor="#a0a0a0" stroked="f"/>
         </w:pict>
       </w:r>
     </w:p>
@@ -31943,7 +34314,31 @@
           <w:lang w:eastAsia="en-IN"/>
           <w14:ligatures w14:val="none"/>
         </w:rPr>
-        <w:t>dynamic table handling, find element without unique attr, 2nd last element, nth occurrence of text, etc.</w:t>
+        <w:t xml:space="preserve">dynamic table handling, find element without unique </w:t>
+      </w:r>
+      <w:proofErr w:type="spellStart"/>
+      <w:r>
+        <w:rPr>
+          <w:rFonts w:ascii="Times New Roman" w:eastAsia="Times New Roman" w:hAnsi="Times New Roman" w:cs="Times New Roman"/>
+          <w:i/>
+          <w:iCs/>
+          <w:kern w:val="0"/>
+          <w:lang w:eastAsia="en-IN"/>
+          <w14:ligatures w14:val="none"/>
+        </w:rPr>
+        <w:t>attr</w:t>
+      </w:r>
+      <w:proofErr w:type="spellEnd"/>
+      <w:r>
+        <w:rPr>
+          <w:rFonts w:ascii="Times New Roman" w:eastAsia="Times New Roman" w:hAnsi="Times New Roman" w:cs="Times New Roman"/>
+          <w:i/>
+          <w:iCs/>
+          <w:kern w:val="0"/>
+          <w:lang w:eastAsia="en-IN"/>
+          <w14:ligatures w14:val="none"/>
+        </w:rPr>
+        <w:t>, 2nd last element, nth occurrence of text, etc.</w:t>
       </w:r>
       <w:r>
         <w:rPr>
@@ -32087,7 +34482,7 @@
           <w14:ligatures w14:val="none"/>
         </w:rPr>
         <w:pict w14:anchorId="0B7479D5">
-          <v:rect id="_x0000_i1065" style="width:0;height:1.5pt" o:hralign="center" o:hrstd="t" o:hr="t" fillcolor="#a0a0a0" stroked="f"/>
+          <v:rect id="_x0000_i1062" style="width:0;height:1.5pt" o:hralign="center" o:hrstd="t" o:hr="t" fillcolor="#a0a0a0" stroked="f"/>
         </w:pict>
       </w:r>
     </w:p>
@@ -32366,6 +34761,7 @@
         </w:rPr>
         <w:t xml:space="preserve">CSS → </w:t>
       </w:r>
+      <w:proofErr w:type="spellStart"/>
       <w:r>
         <w:rPr>
           <w:rFonts w:ascii="Courier New" w:eastAsia="Times New Roman" w:hAnsi="Courier New" w:cs="Courier New"/>
@@ -32377,6 +34773,7 @@
         </w:rPr>
         <w:t>a.active</w:t>
       </w:r>
+      <w:proofErr w:type="spellEnd"/>
       <w:r>
         <w:rPr>
           <w:rFonts w:ascii="Times New Roman" w:eastAsia="Times New Roman" w:hAnsi="Times New Roman" w:cs="Times New Roman"/>
@@ -32395,7 +34792,31 @@
           <w:lang w:eastAsia="en-IN"/>
           <w14:ligatures w14:val="none"/>
         </w:rPr>
-        <w:t>a[href='/home']</w:t>
+        <w:t>a[</w:t>
+      </w:r>
+      <w:proofErr w:type="spellStart"/>
+      <w:r>
+        <w:rPr>
+          <w:rFonts w:ascii="Courier New" w:eastAsia="Times New Roman" w:hAnsi="Courier New" w:cs="Courier New"/>
+          <w:kern w:val="0"/>
+          <w:sz w:val="20"/>
+          <w:szCs w:val="20"/>
+          <w:lang w:eastAsia="en-IN"/>
+          <w14:ligatures w14:val="none"/>
+        </w:rPr>
+        <w:t>href</w:t>
+      </w:r>
+      <w:proofErr w:type="spellEnd"/>
+      <w:r>
+        <w:rPr>
+          <w:rFonts w:ascii="Courier New" w:eastAsia="Times New Roman" w:hAnsi="Courier New" w:cs="Courier New"/>
+          <w:kern w:val="0"/>
+          <w:sz w:val="20"/>
+          <w:szCs w:val="20"/>
+          <w:lang w:eastAsia="en-IN"/>
+          <w14:ligatures w14:val="none"/>
+        </w:rPr>
+        <w:t>='/home']</w:t>
       </w:r>
     </w:p>
     <w:p>
@@ -32506,6 +34927,7 @@
         </w:rPr>
         <w:t xml:space="preserve">CSS → </w:t>
       </w:r>
+      <w:proofErr w:type="spellStart"/>
       <w:r>
         <w:rPr>
           <w:rFonts w:ascii="Courier New" w:eastAsia="Times New Roman" w:hAnsi="Courier New" w:cs="Courier New"/>
@@ -32517,6 +34939,7 @@
         </w:rPr>
         <w:t>div.nav</w:t>
       </w:r>
+      <w:proofErr w:type="spellEnd"/>
     </w:p>
     <w:p>
       <w:pPr>
@@ -32639,16 +35062,53 @@
         </w:rPr>
         <w:t xml:space="preserve">CSS → </w:t>
       </w:r>
-      <w:r>
-        <w:rPr>
-          <w:rFonts w:ascii="Courier New" w:eastAsia="Times New Roman" w:hAnsi="Courier New" w:cs="Courier New"/>
-          <w:kern w:val="0"/>
-          <w:sz w:val="20"/>
-          <w:szCs w:val="20"/>
-          <w:lang w:eastAsia="en-IN"/>
-          <w14:ligatures w14:val="none"/>
-        </w:rPr>
-        <w:t>ul.items li:nth-child(3)</w:t>
+      <w:proofErr w:type="spellStart"/>
+      <w:r>
+        <w:rPr>
+          <w:rFonts w:ascii="Courier New" w:eastAsia="Times New Roman" w:hAnsi="Courier New" w:cs="Courier New"/>
+          <w:kern w:val="0"/>
+          <w:sz w:val="20"/>
+          <w:szCs w:val="20"/>
+          <w:lang w:eastAsia="en-IN"/>
+          <w14:ligatures w14:val="none"/>
+        </w:rPr>
+        <w:t>ul.items</w:t>
+      </w:r>
+      <w:proofErr w:type="spellEnd"/>
+      <w:r>
+        <w:rPr>
+          <w:rFonts w:ascii="Courier New" w:eastAsia="Times New Roman" w:hAnsi="Courier New" w:cs="Courier New"/>
+          <w:kern w:val="0"/>
+          <w:sz w:val="20"/>
+          <w:szCs w:val="20"/>
+          <w:lang w:eastAsia="en-IN"/>
+          <w14:ligatures w14:val="none"/>
+        </w:rPr>
+        <w:t xml:space="preserve"> </w:t>
+      </w:r>
+      <w:proofErr w:type="spellStart"/>
+      <w:r>
+        <w:rPr>
+          <w:rFonts w:ascii="Courier New" w:eastAsia="Times New Roman" w:hAnsi="Courier New" w:cs="Courier New"/>
+          <w:kern w:val="0"/>
+          <w:sz w:val="20"/>
+          <w:szCs w:val="20"/>
+          <w:lang w:eastAsia="en-IN"/>
+          <w14:ligatures w14:val="none"/>
+        </w:rPr>
+        <w:t>li:nth-child</w:t>
+      </w:r>
+      <w:proofErr w:type="spellEnd"/>
+      <w:r>
+        <w:rPr>
+          <w:rFonts w:ascii="Courier New" w:eastAsia="Times New Roman" w:hAnsi="Courier New" w:cs="Courier New"/>
+          <w:kern w:val="0"/>
+          <w:sz w:val="20"/>
+          <w:szCs w:val="20"/>
+          <w:lang w:eastAsia="en-IN"/>
+          <w14:ligatures w14:val="none"/>
+        </w:rPr>
+        <w:t>(3)</w:t>
       </w:r>
     </w:p>
     <w:p>
@@ -32778,7 +35238,7 @@
           <w14:ligatures w14:val="none"/>
         </w:rPr>
         <w:pict w14:anchorId="0E72AA7D">
-          <v:rect id="_x0000_i1066" style="width:0;height:1.5pt" o:hralign="center" o:hrstd="t" o:hr="t" fillcolor="#a0a0a0" stroked="f"/>
+          <v:rect id="_x0000_i1063" style="width:0;height:1.5pt" o:hralign="center" o:hrstd="t" o:hr="t" fillcolor="#a0a0a0" stroked="f"/>
         </w:pict>
       </w:r>
     </w:p>
@@ -33181,16 +35641,53 @@
         </w:rPr>
         <w:t xml:space="preserve">CSS → </w:t>
       </w:r>
-      <w:r>
-        <w:rPr>
-          <w:rFonts w:ascii="Courier New" w:eastAsia="Times New Roman" w:hAnsi="Courier New" w:cs="Courier New"/>
-          <w:kern w:val="0"/>
-          <w:sz w:val="20"/>
-          <w:szCs w:val="20"/>
-          <w:lang w:eastAsia="en-IN"/>
-          <w14:ligatures w14:val="none"/>
-        </w:rPr>
-        <w:t>ul.items li:nth-child(2)</w:t>
+      <w:proofErr w:type="spellStart"/>
+      <w:r>
+        <w:rPr>
+          <w:rFonts w:ascii="Courier New" w:eastAsia="Times New Roman" w:hAnsi="Courier New" w:cs="Courier New"/>
+          <w:kern w:val="0"/>
+          <w:sz w:val="20"/>
+          <w:szCs w:val="20"/>
+          <w:lang w:eastAsia="en-IN"/>
+          <w14:ligatures w14:val="none"/>
+        </w:rPr>
+        <w:t>ul.items</w:t>
+      </w:r>
+      <w:proofErr w:type="spellEnd"/>
+      <w:r>
+        <w:rPr>
+          <w:rFonts w:ascii="Courier New" w:eastAsia="Times New Roman" w:hAnsi="Courier New" w:cs="Courier New"/>
+          <w:kern w:val="0"/>
+          <w:sz w:val="20"/>
+          <w:szCs w:val="20"/>
+          <w:lang w:eastAsia="en-IN"/>
+          <w14:ligatures w14:val="none"/>
+        </w:rPr>
+        <w:t xml:space="preserve"> </w:t>
+      </w:r>
+      <w:proofErr w:type="spellStart"/>
+      <w:r>
+        <w:rPr>
+          <w:rFonts w:ascii="Courier New" w:eastAsia="Times New Roman" w:hAnsi="Courier New" w:cs="Courier New"/>
+          <w:kern w:val="0"/>
+          <w:sz w:val="20"/>
+          <w:szCs w:val="20"/>
+          <w:lang w:eastAsia="en-IN"/>
+          <w14:ligatures w14:val="none"/>
+        </w:rPr>
+        <w:t>li:nth-child</w:t>
+      </w:r>
+      <w:proofErr w:type="spellEnd"/>
+      <w:r>
+        <w:rPr>
+          <w:rFonts w:ascii="Courier New" w:eastAsia="Times New Roman" w:hAnsi="Courier New" w:cs="Courier New"/>
+          <w:kern w:val="0"/>
+          <w:sz w:val="20"/>
+          <w:szCs w:val="20"/>
+          <w:lang w:eastAsia="en-IN"/>
+          <w14:ligatures w14:val="none"/>
+        </w:rPr>
+        <w:t>(2)</w:t>
       </w:r>
     </w:p>
     <w:p>
@@ -33422,8 +35919,45 @@
           <w:lang w:eastAsia="en-IN"/>
           <w14:ligatures w14:val="none"/>
         </w:rPr>
-        <w:t>#userTable tbody tr:last-of-type</w:t>
-      </w:r>
+        <w:t xml:space="preserve">#userTable </w:t>
+      </w:r>
+      <w:proofErr w:type="spellStart"/>
+      <w:r>
+        <w:rPr>
+          <w:rFonts w:ascii="Courier New" w:eastAsia="Times New Roman" w:hAnsi="Courier New" w:cs="Courier New"/>
+          <w:kern w:val="0"/>
+          <w:sz w:val="20"/>
+          <w:szCs w:val="20"/>
+          <w:lang w:eastAsia="en-IN"/>
+          <w14:ligatures w14:val="none"/>
+        </w:rPr>
+        <w:t>tbody</w:t>
+      </w:r>
+      <w:proofErr w:type="spellEnd"/>
+      <w:r>
+        <w:rPr>
+          <w:rFonts w:ascii="Courier New" w:eastAsia="Times New Roman" w:hAnsi="Courier New" w:cs="Courier New"/>
+          <w:kern w:val="0"/>
+          <w:sz w:val="20"/>
+          <w:szCs w:val="20"/>
+          <w:lang w:eastAsia="en-IN"/>
+          <w14:ligatures w14:val="none"/>
+        </w:rPr>
+        <w:t xml:space="preserve"> </w:t>
+      </w:r>
+      <w:proofErr w:type="spellStart"/>
+      <w:r>
+        <w:rPr>
+          <w:rFonts w:ascii="Courier New" w:eastAsia="Times New Roman" w:hAnsi="Courier New" w:cs="Courier New"/>
+          <w:kern w:val="0"/>
+          <w:sz w:val="20"/>
+          <w:szCs w:val="20"/>
+          <w:lang w:eastAsia="en-IN"/>
+          <w14:ligatures w14:val="none"/>
+        </w:rPr>
+        <w:t>tr:last-of-type</w:t>
+      </w:r>
+      <w:proofErr w:type="spellEnd"/>
     </w:p>
     <w:p>
       <w:pPr>
@@ -33444,7 +35978,7 @@
         </w:rPr>
         <w:lastRenderedPageBreak/>
         <w:pict w14:anchorId="6003232C">
-          <v:rect id="_x0000_i1067" style="width:0;height:1.5pt" o:hralign="center" o:hrstd="t" o:hr="t" fillcolor="#a0a0a0" stroked="f"/>
+          <v:rect id="_x0000_i1064" style="width:0;height:1.5pt" o:hralign="center" o:hrstd="t" o:hr="t" fillcolor="#a0a0a0" stroked="f"/>
         </w:pict>
       </w:r>
     </w:p>
@@ -34029,7 +36563,35 @@
           <w:lang w:eastAsia="en-IN"/>
           <w14:ligatures w14:val="none"/>
         </w:rPr>
-        <w:t xml:space="preserve"> id="applyLink"&gt;</w:t>
+        <w:t xml:space="preserve"> id="</w:t>
+      </w:r>
+      <w:proofErr w:type="spellStart"/>
+      <w:r>
+        <w:rPr>
+          <w:rFonts w:ascii="Courier New" w:eastAsia="Times New Roman" w:hAnsi="Courier New" w:cs="Courier New"/>
+          <w:b/>
+          <w:bCs/>
+          <w:kern w:val="0"/>
+          <w:sz w:val="20"/>
+          <w:szCs w:val="20"/>
+          <w:lang w:eastAsia="en-IN"/>
+          <w14:ligatures w14:val="none"/>
+        </w:rPr>
+        <w:t>applyLink</w:t>
+      </w:r>
+      <w:proofErr w:type="spellEnd"/>
+      <w:r>
+        <w:rPr>
+          <w:rFonts w:ascii="Courier New" w:eastAsia="Times New Roman" w:hAnsi="Courier New" w:cs="Courier New"/>
+          <w:b/>
+          <w:bCs/>
+          <w:kern w:val="0"/>
+          <w:sz w:val="20"/>
+          <w:szCs w:val="20"/>
+          <w:lang w:eastAsia="en-IN"/>
+          <w14:ligatures w14:val="none"/>
+        </w:rPr>
+        <w:t>"&gt;</w:t>
       </w:r>
       <w:r>
         <w:rPr>
@@ -34317,7 +36879,7 @@
           <w14:ligatures w14:val="none"/>
         </w:rPr>
         <w:pict w14:anchorId="73693DCD">
-          <v:rect id="_x0000_i1068" style="width:0;height:1.5pt" o:hralign="center" o:hrstd="t" o:hr="t" fillcolor="#a0a0a0" stroked="f"/>
+          <v:rect id="_x0000_i1065" style="width:0;height:1.5pt" o:hralign="center" o:hrstd="t" o:hr="t" fillcolor="#a0a0a0" stroked="f"/>
         </w:pict>
       </w:r>
     </w:p>
@@ -34596,8 +37158,21 @@
           <w:lang w:eastAsia="en-IN"/>
           <w14:ligatures w14:val="none"/>
         </w:rPr>
-        <w:t xml:space="preserve"> except cancelLink</w:t>
-      </w:r>
+        <w:t xml:space="preserve"> except </w:t>
+      </w:r>
+      <w:proofErr w:type="spellStart"/>
+      <w:r>
+        <w:rPr>
+          <w:rFonts w:ascii="Times New Roman" w:eastAsia="Times New Roman" w:hAnsi="Times New Roman" w:cs="Times New Roman"/>
+          <w:b/>
+          <w:bCs/>
+          <w:kern w:val="0"/>
+          <w:lang w:eastAsia="en-IN"/>
+          <w14:ligatures w14:val="none"/>
+        </w:rPr>
+        <w:t>cancelLink</w:t>
+      </w:r>
+      <w:proofErr w:type="spellEnd"/>
     </w:p>
     <w:p>
       <w:pPr>
@@ -34787,7 +37362,79 @@
           <w:lang w:eastAsia="en-IN"/>
           <w14:ligatures w14:val="none"/>
         </w:rPr>
-        <w:t>#userTable tbody tr:nth-child(1) td:nth-child(2)</w:t>
+        <w:t xml:space="preserve">#userTable </w:t>
+      </w:r>
+      <w:proofErr w:type="spellStart"/>
+      <w:r>
+        <w:rPr>
+          <w:rFonts w:ascii="Courier New" w:eastAsia="Times New Roman" w:hAnsi="Courier New" w:cs="Courier New"/>
+          <w:kern w:val="0"/>
+          <w:sz w:val="20"/>
+          <w:szCs w:val="20"/>
+          <w:lang w:eastAsia="en-IN"/>
+          <w14:ligatures w14:val="none"/>
+        </w:rPr>
+        <w:t>tbody</w:t>
+      </w:r>
+      <w:proofErr w:type="spellEnd"/>
+      <w:r>
+        <w:rPr>
+          <w:rFonts w:ascii="Courier New" w:eastAsia="Times New Roman" w:hAnsi="Courier New" w:cs="Courier New"/>
+          <w:kern w:val="0"/>
+          <w:sz w:val="20"/>
+          <w:szCs w:val="20"/>
+          <w:lang w:eastAsia="en-IN"/>
+          <w14:ligatures w14:val="none"/>
+        </w:rPr>
+        <w:t xml:space="preserve"> </w:t>
+      </w:r>
+      <w:proofErr w:type="spellStart"/>
+      <w:r>
+        <w:rPr>
+          <w:rFonts w:ascii="Courier New" w:eastAsia="Times New Roman" w:hAnsi="Courier New" w:cs="Courier New"/>
+          <w:kern w:val="0"/>
+          <w:sz w:val="20"/>
+          <w:szCs w:val="20"/>
+          <w:lang w:eastAsia="en-IN"/>
+          <w14:ligatures w14:val="none"/>
+        </w:rPr>
+        <w:t>tr:nth-child</w:t>
+      </w:r>
+      <w:proofErr w:type="spellEnd"/>
+      <w:r>
+        <w:rPr>
+          <w:rFonts w:ascii="Courier New" w:eastAsia="Times New Roman" w:hAnsi="Courier New" w:cs="Courier New"/>
+          <w:kern w:val="0"/>
+          <w:sz w:val="20"/>
+          <w:szCs w:val="20"/>
+          <w:lang w:eastAsia="en-IN"/>
+          <w14:ligatures w14:val="none"/>
+        </w:rPr>
+        <w:t xml:space="preserve">(1) </w:t>
+      </w:r>
+      <w:proofErr w:type="spellStart"/>
+      <w:r>
+        <w:rPr>
+          <w:rFonts w:ascii="Courier New" w:eastAsia="Times New Roman" w:hAnsi="Courier New" w:cs="Courier New"/>
+          <w:kern w:val="0"/>
+          <w:sz w:val="20"/>
+          <w:szCs w:val="20"/>
+          <w:lang w:eastAsia="en-IN"/>
+          <w14:ligatures w14:val="none"/>
+        </w:rPr>
+        <w:t>td:nth-child</w:t>
+      </w:r>
+      <w:proofErr w:type="spellEnd"/>
+      <w:r>
+        <w:rPr>
+          <w:rFonts w:ascii="Courier New" w:eastAsia="Times New Roman" w:hAnsi="Courier New" w:cs="Courier New"/>
+          <w:kern w:val="0"/>
+          <w:sz w:val="20"/>
+          <w:szCs w:val="20"/>
+          <w:lang w:eastAsia="en-IN"/>
+          <w14:ligatures w14:val="none"/>
+        </w:rPr>
+        <w:t>(2)</w:t>
       </w:r>
     </w:p>
     <w:p>
@@ -34922,16 +37569,29 @@
         </w:rPr>
         <w:t xml:space="preserve">CSS → </w:t>
       </w:r>
-      <w:r>
-        <w:rPr>
-          <w:rFonts w:ascii="Courier New" w:eastAsia="Times New Roman" w:hAnsi="Courier New" w:cs="Courier New"/>
-          <w:kern w:val="0"/>
-          <w:sz w:val="20"/>
-          <w:szCs w:val="20"/>
-          <w:lang w:eastAsia="en-IN"/>
-          <w14:ligatures w14:val="none"/>
-        </w:rPr>
-        <w:t>div.content a:last-of-type</w:t>
+      <w:proofErr w:type="spellStart"/>
+      <w:r>
+        <w:rPr>
+          <w:rFonts w:ascii="Courier New" w:eastAsia="Times New Roman" w:hAnsi="Courier New" w:cs="Courier New"/>
+          <w:kern w:val="0"/>
+          <w:sz w:val="20"/>
+          <w:szCs w:val="20"/>
+          <w:lang w:eastAsia="en-IN"/>
+          <w14:ligatures w14:val="none"/>
+        </w:rPr>
+        <w:t>div.content</w:t>
+      </w:r>
+      <w:proofErr w:type="spellEnd"/>
+      <w:r>
+        <w:rPr>
+          <w:rFonts w:ascii="Courier New" w:eastAsia="Times New Roman" w:hAnsi="Courier New" w:cs="Courier New"/>
+          <w:kern w:val="0"/>
+          <w:sz w:val="20"/>
+          <w:szCs w:val="20"/>
+          <w:lang w:eastAsia="en-IN"/>
+          <w14:ligatures w14:val="none"/>
+        </w:rPr>
+        <w:t xml:space="preserve"> a:last-of-type</w:t>
       </w:r>
     </w:p>
     <w:p>
@@ -34952,7 +37612,7 @@
           <w14:ligatures w14:val="none"/>
         </w:rPr>
         <w:pict w14:anchorId="2774D41D">
-          <v:rect id="_x0000_i1069" style="width:0;height:1.5pt" o:hralign="center" o:hrstd="t" o:hr="t" fillcolor="#a0a0a0" stroked="f"/>
+          <v:rect id="_x0000_i1066" style="width:0;height:1.5pt" o:hralign="center" o:hrstd="t" o:hr="t" fillcolor="#a0a0a0" stroked="f"/>
         </w:pict>
       </w:r>
     </w:p>
@@ -35276,7 +37936,7 @@
           <w14:ligatures w14:val="none"/>
         </w:rPr>
         <w:pict w14:anchorId="47FA3314">
-          <v:rect id="_x0000_i1070" style="width:0;height:1.5pt" o:hralign="center" o:hrstd="t" o:hr="t" fillcolor="#a0a0a0" stroked="f"/>
+          <v:rect id="_x0000_i1067" style="width:0;height:1.5pt" o:hralign="center" o:hrstd="t" o:hr="t" fillcolor="#a0a0a0" stroked="f"/>
         </w:pict>
       </w:r>
     </w:p>
@@ -35377,7 +38037,31 @@
           <w:lang w:eastAsia="en-IN"/>
           <w14:ligatures w14:val="none"/>
         </w:rPr>
-        <w:t>dynamic table handling, find element without unique attr, 2nd last element, nth occurrence of text, etc.</w:t>
+        <w:t xml:space="preserve">dynamic table handling, find element without unique </w:t>
+      </w:r>
+      <w:proofErr w:type="spellStart"/>
+      <w:r>
+        <w:rPr>
+          <w:rFonts w:ascii="Times New Roman" w:eastAsia="Times New Roman" w:hAnsi="Times New Roman" w:cs="Times New Roman"/>
+          <w:i/>
+          <w:iCs/>
+          <w:kern w:val="0"/>
+          <w:lang w:eastAsia="en-IN"/>
+          <w14:ligatures w14:val="none"/>
+        </w:rPr>
+        <w:t>attr</w:t>
+      </w:r>
+      <w:proofErr w:type="spellEnd"/>
+      <w:r>
+        <w:rPr>
+          <w:rFonts w:ascii="Times New Roman" w:eastAsia="Times New Roman" w:hAnsi="Times New Roman" w:cs="Times New Roman"/>
+          <w:i/>
+          <w:iCs/>
+          <w:kern w:val="0"/>
+          <w:lang w:eastAsia="en-IN"/>
+          <w14:ligatures w14:val="none"/>
+        </w:rPr>
+        <w:t>, 2nd last element, nth occurrence of text, etc.</w:t>
       </w:r>
       <w:r>
         <w:rPr>
@@ -35810,7 +38494,7 @@
           <w14:ligatures w14:val="none"/>
         </w:rPr>
         <w:pict w14:anchorId="244FBDD4">
-          <v:rect id="_x0000_i1071" style="width:0;height:1.5pt" o:hralign="center" o:hrstd="t" o:hr="t" fillcolor="#a0a0a0" stroked="f"/>
+          <v:rect id="_x0000_i1068" style="width:0;height:1.5pt" o:hralign="center" o:hrstd="t" o:hr="t" fillcolor="#a0a0a0" stroked="f"/>
         </w:pict>
       </w:r>
     </w:p>
@@ -36370,7 +39054,7 @@
           <w14:ligatures w14:val="none"/>
         </w:rPr>
         <w:pict w14:anchorId="22323D11">
-          <v:rect id="_x0000_i1072" style="width:0;height:1.5pt" o:hralign="center" o:hrstd="t" o:hr="t" fillcolor="#a0a0a0" stroked="f"/>
+          <v:rect id="_x0000_i1069" style="width:0;height:1.5pt" o:hralign="center" o:hrstd="t" o:hr="t" fillcolor="#a0a0a0" stroked="f"/>
         </w:pict>
       </w:r>
     </w:p>
@@ -36846,7 +39530,7 @@
           <w14:ligatures w14:val="none"/>
         </w:rPr>
         <w:pict w14:anchorId="7C5D80DA">
-          <v:rect id="_x0000_i1073" style="width:0;height:1.5pt" o:hralign="center" o:hrstd="t" o:hr="t" fillcolor="#a0a0a0" stroked="f"/>
+          <v:rect id="_x0000_i1070" style="width:0;height:1.5pt" o:hralign="center" o:hrstd="t" o:hr="t" fillcolor="#a0a0a0" stroked="f"/>
         </w:pict>
       </w:r>
     </w:p>
@@ -36940,6 +39624,7 @@
         </w:rPr>
         <w:t xml:space="preserve">What is the difference between </w:t>
       </w:r>
+      <w:proofErr w:type="spellStart"/>
       <w:r>
         <w:rPr>
           <w:rFonts w:ascii="Courier New" w:eastAsia="Times New Roman" w:hAnsi="Courier New" w:cs="Courier New"/>
@@ -36951,6 +39636,7 @@
         </w:rPr>
         <w:t>element.class</w:t>
       </w:r>
+      <w:proofErr w:type="spellEnd"/>
       <w:r>
         <w:rPr>
           <w:rFonts w:ascii="Times New Roman" w:eastAsia="Times New Roman" w:hAnsi="Times New Roman" w:cs="Times New Roman"/>
@@ -37407,7 +40093,7 @@
           <w14:ligatures w14:val="none"/>
         </w:rPr>
         <w:pict w14:anchorId="2A251692">
-          <v:rect id="_x0000_i1074" style="width:0;height:1.5pt" o:hralign="center" o:hrstd="t" o:hr="t" fillcolor="#a0a0a0" stroked="f"/>
+          <v:rect id="_x0000_i1071" style="width:0;height:1.5pt" o:hralign="center" o:hrstd="t" o:hr="t" fillcolor="#a0a0a0" stroked="f"/>
         </w:pict>
       </w:r>
     </w:p>
@@ -37616,6 +40302,7 @@
         </w:rPr>
         <w:t xml:space="preserve">Is it possible to locate elements inside an </w:t>
       </w:r>
+      <w:proofErr w:type="spellStart"/>
       <w:r>
         <w:rPr>
           <w:rFonts w:ascii="Times New Roman" w:eastAsia="Times New Roman" w:hAnsi="Times New Roman" w:cs="Times New Roman"/>
@@ -37627,6 +40314,7 @@
         </w:rPr>
         <w:t>iframe</w:t>
       </w:r>
+      <w:proofErr w:type="spellEnd"/>
       <w:r>
         <w:rPr>
           <w:rFonts w:ascii="Times New Roman" w:eastAsia="Times New Roman" w:hAnsi="Times New Roman" w:cs="Times New Roman"/>
@@ -37699,7 +40387,7 @@
           <w14:ligatures w14:val="none"/>
         </w:rPr>
         <w:pict w14:anchorId="6BDF9DC0">
-          <v:rect id="_x0000_i1075" style="width:0;height:1.5pt" o:hralign="center" o:hrstd="t" o:hr="t" fillcolor="#a0a0a0" stroked="f"/>
+          <v:rect id="_x0000_i1072" style="width:0;height:1.5pt" o:hralign="center" o:hrstd="t" o:hr="t" fillcolor="#a0a0a0" stroked="f"/>
         </w:pict>
       </w:r>
     </w:p>
@@ -38257,7 +40945,31 @@
           <w:lang w:eastAsia="en-IN"/>
           <w14:ligatures w14:val="none"/>
         </w:rPr>
-        <w:t>id="loginForm"</w:t>
+        <w:t>id="</w:t>
+      </w:r>
+      <w:proofErr w:type="spellStart"/>
+      <w:r>
+        <w:rPr>
+          <w:rFonts w:ascii="Courier New" w:eastAsia="Times New Roman" w:hAnsi="Courier New" w:cs="Courier New"/>
+          <w:kern w:val="0"/>
+          <w:sz w:val="20"/>
+          <w:szCs w:val="20"/>
+          <w:lang w:eastAsia="en-IN"/>
+          <w14:ligatures w14:val="none"/>
+        </w:rPr>
+        <w:t>loginForm</w:t>
+      </w:r>
+      <w:proofErr w:type="spellEnd"/>
+      <w:r>
+        <w:rPr>
+          <w:rFonts w:ascii="Courier New" w:eastAsia="Times New Roman" w:hAnsi="Courier New" w:cs="Courier New"/>
+          <w:kern w:val="0"/>
+          <w:sz w:val="20"/>
+          <w:szCs w:val="20"/>
+          <w:lang w:eastAsia="en-IN"/>
+          <w14:ligatures w14:val="none"/>
+        </w:rPr>
+        <w:t>"</w:t>
       </w:r>
       <w:r>
         <w:rPr>
@@ -38351,111 +41063,4019 @@
           <w14:ligatures w14:val="none"/>
         </w:rPr>
         <w:pict w14:anchorId="7CB3D039">
-          <v:rect id="_x0000_i1076" style="width:0;height:1.5pt" o:hralign="center" o:hrstd="t" o:hr="t" fillcolor="#a0a0a0" stroked="f"/>
+          <v:rect id="_x0000_i1073" style="width:0;height:1.5pt" o:hralign="center" o:hrstd="t" o:hr="t" fillcolor="#a0a0a0" stroked="f"/>
         </w:pict>
       </w:r>
     </w:p>
     <w:p>
       <w:pPr>
         <w:spacing w:before="100" w:beforeAutospacing="1" w:after="100" w:afterAutospacing="1" w:line="240" w:lineRule="auto"/>
-        <w:rPr>
-          <w:rFonts w:ascii="Times New Roman" w:eastAsia="Times New Roman" w:hAnsi="Times New Roman" w:cs="Times New Roman"/>
-          <w:kern w:val="0"/>
-          <w:lang w:eastAsia="en-IN"/>
-          <w14:ligatures w14:val="none"/>
-        </w:rPr>
-      </w:pPr>
-      <w:r>
-        <w:rPr>
-          <w:rFonts w:ascii="Segoe UI Emoji" w:eastAsia="Times New Roman" w:hAnsi="Segoe UI Emoji" w:cs="Segoe UI Emoji"/>
-          <w:kern w:val="0"/>
-          <w:lang w:eastAsia="en-IN"/>
-          <w14:ligatures w14:val="none"/>
-        </w:rPr>
-        <w:lastRenderedPageBreak/>
-        <w:t>👉</w:t>
-      </w:r>
-      <w:r>
-        <w:rPr>
-          <w:rFonts w:ascii="Times New Roman" w:eastAsia="Times New Roman" w:hAnsi="Times New Roman" w:cs="Times New Roman"/>
-          <w:kern w:val="0"/>
-          <w:lang w:eastAsia="en-IN"/>
-          <w14:ligatures w14:val="none"/>
-        </w:rPr>
-        <w:t xml:space="preserve"> This covers </w:t>
-      </w:r>
-      <w:r>
+        <w:jc w:val="center"/>
+        <w:outlineLvl w:val="0"/>
         <w:rPr>
           <w:rFonts w:ascii="Times New Roman" w:eastAsia="Times New Roman" w:hAnsi="Times New Roman" w:cs="Times New Roman"/>
           <w:b/>
           <w:bCs/>
-          <w:kern w:val="0"/>
-          <w:lang w:eastAsia="en-IN"/>
-          <w14:ligatures w14:val="none"/>
-        </w:rPr>
-        <w:t>50 interview-ready questions</w:t>
-      </w:r>
-      <w:r>
-        <w:rPr>
-          <w:rFonts w:ascii="Times New Roman" w:eastAsia="Times New Roman" w:hAnsi="Times New Roman" w:cs="Times New Roman"/>
-          <w:kern w:val="0"/>
-          <w:lang w:eastAsia="en-IN"/>
-          <w14:ligatures w14:val="none"/>
-        </w:rPr>
-        <w:t xml:space="preserve"> (theory + hands-on coding).</w:t>
-      </w:r>
-      <w:r>
-        <w:rPr>
-          <w:rFonts w:ascii="Times New Roman" w:eastAsia="Times New Roman" w:hAnsi="Times New Roman" w:cs="Times New Roman"/>
-          <w:kern w:val="0"/>
-          <w:lang w:eastAsia="en-IN"/>
-          <w14:ligatures w14:val="none"/>
-        </w:rPr>
-        <w:br/>
-        <w:t xml:space="preserve">Would you like me to also </w:t>
-      </w:r>
-      <w:r>
-        <w:rPr>
-          <w:rFonts w:ascii="Times New Roman" w:eastAsia="Times New Roman" w:hAnsi="Times New Roman" w:cs="Times New Roman"/>
+          <w:kern w:val="36"/>
+          <w:sz w:val="48"/>
+          <w:szCs w:val="48"/>
+          <w:lang w:eastAsia="en-IN"/>
+          <w14:ligatures w14:val="none"/>
+        </w:rPr>
+      </w:pPr>
+      <w:r>
+        <w:rPr>
+          <w:rFonts w:ascii="Segoe UI Emoji" w:eastAsia="Times New Roman" w:hAnsi="Segoe UI Emoji" w:cs="Segoe UI Emoji"/>
           <w:b/>
           <w:bCs/>
-          <w:kern w:val="0"/>
-          <w:lang w:eastAsia="en-IN"/>
-          <w14:ligatures w14:val="none"/>
-        </w:rPr>
-        <w:t>prepare answers with code snippets</w:t>
-      </w:r>
-      <w:r>
-        <w:rPr>
-          <w:rFonts w:ascii="Times New Roman" w:eastAsia="Times New Roman" w:hAnsi="Times New Roman" w:cs="Times New Roman"/>
-          <w:kern w:val="0"/>
-          <w:lang w:eastAsia="en-IN"/>
-          <w14:ligatures w14:val="none"/>
-        </w:rPr>
-        <w:t xml:space="preserve"> for each, or keep it only as a </w:t>
+          <w:kern w:val="36"/>
+          <w:sz w:val="48"/>
+          <w:szCs w:val="48"/>
+          <w:lang w:eastAsia="en-IN"/>
+          <w14:ligatures w14:val="none"/>
+        </w:rPr>
+        <w:lastRenderedPageBreak/>
+        <w:t>📌</w:t>
       </w:r>
       <w:r>
         <w:rPr>
           <w:rFonts w:ascii="Times New Roman" w:eastAsia="Times New Roman" w:hAnsi="Times New Roman" w:cs="Times New Roman"/>
           <w:b/>
           <w:bCs/>
-          <w:kern w:val="0"/>
-          <w:lang w:eastAsia="en-IN"/>
-          <w14:ligatures w14:val="none"/>
-        </w:rPr>
-        <w:t>question bank</w:t>
-      </w:r>
-      <w:r>
-        <w:rPr>
-          <w:rFonts w:ascii="Times New Roman" w:eastAsia="Times New Roman" w:hAnsi="Times New Roman" w:cs="Times New Roman"/>
-          <w:kern w:val="0"/>
-          <w:lang w:eastAsia="en-IN"/>
-          <w14:ligatures w14:val="none"/>
-        </w:rPr>
-        <w:t xml:space="preserve"> for practice?</w:t>
-      </w:r>
-    </w:p>
-    <w:p/>
+          <w:kern w:val="36"/>
+          <w:sz w:val="48"/>
+          <w:szCs w:val="48"/>
+          <w:lang w:eastAsia="en-IN"/>
+          <w14:ligatures w14:val="none"/>
+        </w:rPr>
+        <w:t xml:space="preserve"> </w:t>
+      </w:r>
+      <w:r>
+        <w:rPr>
+          <w:rFonts w:ascii="Times New Roman" w:eastAsia="Times New Roman" w:hAnsi="Times New Roman" w:cs="Times New Roman"/>
+          <w:b/>
+          <w:bCs/>
+          <w:kern w:val="36"/>
+          <w:sz w:val="48"/>
+          <w:szCs w:val="48"/>
+          <w:lang w:eastAsia="en-IN"/>
+          <w14:ligatures w14:val="none"/>
+        </w:rPr>
+        <w:t>ANNEXURE – WebLocator Inspection Strategy</w:t>
+      </w:r>
+    </w:p>
+    <w:p>
+      <w:pPr>
+        <w:spacing w:before="100" w:beforeAutospacing="1" w:after="100" w:afterAutospacing="1" w:line="240" w:lineRule="auto"/>
+        <w:rPr>
+          <w:rFonts w:ascii="Times New Roman" w:eastAsia="Times New Roman" w:hAnsi="Times New Roman" w:cs="Times New Roman"/>
+          <w:kern w:val="0"/>
+          <w:lang w:eastAsia="en-IN"/>
+          <w14:ligatures w14:val="none"/>
+        </w:rPr>
+      </w:pPr>
+      <w:r>
+        <w:rPr>
+          <w:rFonts w:ascii="Times New Roman" w:eastAsia="Times New Roman" w:hAnsi="Times New Roman" w:cs="Times New Roman"/>
+          <w:kern w:val="0"/>
+          <w:lang w:eastAsia="en-IN"/>
+          <w14:ligatures w14:val="none"/>
+        </w:rPr>
+        <w:t xml:space="preserve">Here is a </w:t>
+      </w:r>
+      <w:r>
+        <w:rPr>
+          <w:rFonts w:ascii="Times New Roman" w:eastAsia="Times New Roman" w:hAnsi="Times New Roman" w:cs="Times New Roman"/>
+          <w:b/>
+          <w:bCs/>
+          <w:kern w:val="0"/>
+          <w:lang w:eastAsia="en-IN"/>
+          <w14:ligatures w14:val="none"/>
+        </w:rPr>
+        <w:t>best-practice, interview-ready guide</w:t>
+      </w:r>
+      <w:r>
+        <w:rPr>
+          <w:rFonts w:ascii="Times New Roman" w:eastAsia="Times New Roman" w:hAnsi="Times New Roman" w:cs="Times New Roman"/>
+          <w:kern w:val="0"/>
+          <w:lang w:eastAsia="en-IN"/>
+          <w14:ligatures w14:val="none"/>
+        </w:rPr>
+        <w:t xml:space="preserve"> on </w:t>
+      </w:r>
+      <w:r>
+        <w:rPr>
+          <w:rFonts w:ascii="Times New Roman" w:eastAsia="Times New Roman" w:hAnsi="Times New Roman" w:cs="Times New Roman"/>
+          <w:b/>
+          <w:bCs/>
+          <w:kern w:val="0"/>
+          <w:lang w:eastAsia="en-IN"/>
+          <w14:ligatures w14:val="none"/>
+        </w:rPr>
+        <w:t>how to approach any web element using XPath or CSS selectors</w:t>
+      </w:r>
+      <w:r>
+        <w:rPr>
+          <w:rFonts w:ascii="Times New Roman" w:eastAsia="Times New Roman" w:hAnsi="Times New Roman" w:cs="Times New Roman"/>
+          <w:kern w:val="0"/>
+          <w:lang w:eastAsia="en-IN"/>
+          <w14:ligatures w14:val="none"/>
+        </w:rPr>
+        <w:t xml:space="preserve"> — with a simple, reliable thought process you can apply on ANY website.</w:t>
+      </w:r>
+    </w:p>
+    <w:p>
+      <w:pPr>
+        <w:spacing w:before="100" w:beforeAutospacing="1" w:after="100" w:afterAutospacing="1" w:line="240" w:lineRule="auto"/>
+        <w:rPr>
+          <w:rFonts w:ascii="Times New Roman" w:eastAsia="Times New Roman" w:hAnsi="Times New Roman" w:cs="Times New Roman"/>
+          <w:kern w:val="0"/>
+          <w:lang w:eastAsia="en-IN"/>
+          <w14:ligatures w14:val="none"/>
+        </w:rPr>
+      </w:pPr>
+      <w:r>
+        <w:rPr>
+          <w:rFonts w:ascii="Times New Roman" w:eastAsia="Times New Roman" w:hAnsi="Times New Roman" w:cs="Times New Roman"/>
+          <w:kern w:val="0"/>
+          <w:lang w:eastAsia="en-IN"/>
+          <w14:ligatures w14:val="none"/>
+        </w:rPr>
+        <w:t>This is exactly how automation engineers think in interviews and real projects.</w:t>
+      </w:r>
+    </w:p>
+    <w:p>
+      <w:pPr>
+        <w:spacing w:after="0" w:line="240" w:lineRule="auto"/>
+        <w:rPr>
+          <w:rFonts w:ascii="Times New Roman" w:eastAsia="Times New Roman" w:hAnsi="Times New Roman" w:cs="Times New Roman"/>
+          <w:kern w:val="0"/>
+          <w:lang w:eastAsia="en-IN"/>
+          <w14:ligatures w14:val="none"/>
+        </w:rPr>
+      </w:pPr>
+      <w:r>
+        <w:rPr>
+          <w:rFonts w:ascii="Times New Roman" w:eastAsia="Times New Roman" w:hAnsi="Times New Roman" w:cs="Times New Roman"/>
+          <w:kern w:val="0"/>
+          <w:lang w:eastAsia="en-IN"/>
+          <w14:ligatures w14:val="none"/>
+        </w:rPr>
+        <w:pict w14:anchorId="09FE0B89">
+          <v:rect id="_x0000_i1230" style="width:0;height:1.5pt" o:hralign="center" o:hrstd="t" o:hr="t" fillcolor="#a0a0a0" stroked="f"/>
+        </w:pict>
+      </w:r>
+    </w:p>
+    <w:p>
+      <w:pPr>
+        <w:spacing w:before="100" w:beforeAutospacing="1" w:after="100" w:afterAutospacing="1" w:line="240" w:lineRule="auto"/>
+        <w:outlineLvl w:val="0"/>
+        <w:rPr>
+          <w:rFonts w:ascii="Times New Roman" w:eastAsia="Times New Roman" w:hAnsi="Times New Roman" w:cs="Times New Roman"/>
+          <w:b/>
+          <w:bCs/>
+          <w:kern w:val="36"/>
+          <w:sz w:val="48"/>
+          <w:szCs w:val="48"/>
+          <w:lang w:eastAsia="en-IN"/>
+          <w14:ligatures w14:val="none"/>
+        </w:rPr>
+      </w:pPr>
+      <w:r>
+        <w:rPr>
+          <w:rFonts w:ascii="Segoe UI Emoji" w:eastAsia="Times New Roman" w:hAnsi="Segoe UI Emoji" w:cs="Segoe UI Emoji"/>
+          <w:b/>
+          <w:bCs/>
+          <w:kern w:val="36"/>
+          <w:sz w:val="48"/>
+          <w:szCs w:val="48"/>
+          <w:lang w:eastAsia="en-IN"/>
+          <w14:ligatures w14:val="none"/>
+        </w:rPr>
+        <w:t>⭐</w:t>
+      </w:r>
+      <w:r>
+        <w:rPr>
+          <w:rFonts w:ascii="Times New Roman" w:eastAsia="Times New Roman" w:hAnsi="Times New Roman" w:cs="Times New Roman"/>
+          <w:b/>
+          <w:bCs/>
+          <w:kern w:val="36"/>
+          <w:sz w:val="48"/>
+          <w:szCs w:val="48"/>
+          <w:lang w:eastAsia="en-IN"/>
+          <w14:ligatures w14:val="none"/>
+        </w:rPr>
+        <w:t xml:space="preserve"> How to Approach a Web Element (XPath / CSS Selector)</w:t>
+      </w:r>
+    </w:p>
+    <w:p>
+      <w:pPr>
+        <w:spacing w:before="100" w:beforeAutospacing="1" w:after="100" w:afterAutospacing="1" w:line="240" w:lineRule="auto"/>
+        <w:rPr>
+          <w:rFonts w:ascii="Times New Roman" w:eastAsia="Times New Roman" w:hAnsi="Times New Roman" w:cs="Times New Roman"/>
+          <w:kern w:val="0"/>
+          <w:lang w:eastAsia="en-IN"/>
+          <w14:ligatures w14:val="none"/>
+        </w:rPr>
+      </w:pPr>
+      <w:r>
+        <w:rPr>
+          <w:rFonts w:ascii="Times New Roman" w:eastAsia="Times New Roman" w:hAnsi="Times New Roman" w:cs="Times New Roman"/>
+          <w:kern w:val="0"/>
+          <w:lang w:eastAsia="en-IN"/>
+          <w14:ligatures w14:val="none"/>
+        </w:rPr>
+        <w:t xml:space="preserve">Use this </w:t>
+      </w:r>
+      <w:r>
+        <w:rPr>
+          <w:rFonts w:ascii="Times New Roman" w:eastAsia="Times New Roman" w:hAnsi="Times New Roman" w:cs="Times New Roman"/>
+          <w:b/>
+          <w:bCs/>
+          <w:kern w:val="0"/>
+          <w:lang w:eastAsia="en-IN"/>
+          <w14:ligatures w14:val="none"/>
+        </w:rPr>
+        <w:t>5-step strategy</w:t>
+      </w:r>
+      <w:r>
+        <w:rPr>
+          <w:rFonts w:ascii="Times New Roman" w:eastAsia="Times New Roman" w:hAnsi="Times New Roman" w:cs="Times New Roman"/>
+          <w:kern w:val="0"/>
+          <w:lang w:eastAsia="en-IN"/>
+          <w14:ligatures w14:val="none"/>
+        </w:rPr>
+        <w:t xml:space="preserve"> for finding the most stable locator.</w:t>
+      </w:r>
+    </w:p>
+    <w:p>
+      <w:pPr>
+        <w:spacing w:after="0" w:line="240" w:lineRule="auto"/>
+        <w:rPr>
+          <w:rFonts w:ascii="Times New Roman" w:eastAsia="Times New Roman" w:hAnsi="Times New Roman" w:cs="Times New Roman"/>
+          <w:kern w:val="0"/>
+          <w:lang w:eastAsia="en-IN"/>
+          <w14:ligatures w14:val="none"/>
+        </w:rPr>
+      </w:pPr>
+      <w:r>
+        <w:rPr>
+          <w:rFonts w:ascii="Times New Roman" w:eastAsia="Times New Roman" w:hAnsi="Times New Roman" w:cs="Times New Roman"/>
+          <w:kern w:val="0"/>
+          <w:lang w:eastAsia="en-IN"/>
+          <w14:ligatures w14:val="none"/>
+        </w:rPr>
+        <w:pict w14:anchorId="720D403D">
+          <v:rect id="_x0000_i1231" style="width:0;height:1.5pt" o:hralign="center" o:hrstd="t" o:hr="t" fillcolor="#a0a0a0" stroked="f"/>
+        </w:pict>
+      </w:r>
+    </w:p>
+    <w:p>
+      <w:pPr>
+        <w:spacing w:before="100" w:beforeAutospacing="1" w:after="100" w:afterAutospacing="1" w:line="240" w:lineRule="auto"/>
+        <w:outlineLvl w:val="0"/>
+        <w:rPr>
+          <w:rFonts w:ascii="Times New Roman" w:eastAsia="Times New Roman" w:hAnsi="Times New Roman" w:cs="Times New Roman"/>
+          <w:b/>
+          <w:bCs/>
+          <w:kern w:val="36"/>
+          <w:sz w:val="48"/>
+          <w:szCs w:val="48"/>
+          <w:lang w:eastAsia="en-IN"/>
+          <w14:ligatures w14:val="none"/>
+        </w:rPr>
+      </w:pPr>
+      <w:r>
+        <w:rPr>
+          <w:rFonts w:ascii="Segoe UI Emoji" w:eastAsia="Times New Roman" w:hAnsi="Segoe UI Emoji" w:cs="Segoe UI Emoji"/>
+          <w:b/>
+          <w:bCs/>
+          <w:kern w:val="36"/>
+          <w:sz w:val="48"/>
+          <w:szCs w:val="48"/>
+          <w:lang w:eastAsia="en-IN"/>
+          <w14:ligatures w14:val="none"/>
+        </w:rPr>
+        <w:t>✅</w:t>
+      </w:r>
+      <w:r>
+        <w:rPr>
+          <w:rFonts w:ascii="Times New Roman" w:eastAsia="Times New Roman" w:hAnsi="Times New Roman" w:cs="Times New Roman"/>
+          <w:b/>
+          <w:bCs/>
+          <w:kern w:val="36"/>
+          <w:sz w:val="48"/>
+          <w:szCs w:val="48"/>
+          <w:lang w:eastAsia="en-IN"/>
+          <w14:ligatures w14:val="none"/>
+        </w:rPr>
+        <w:t xml:space="preserve"> STEP 1 — Identify Unique Attributes</w:t>
+      </w:r>
+    </w:p>
+    <w:p>
+      <w:pPr>
+        <w:spacing w:before="100" w:beforeAutospacing="1" w:after="100" w:afterAutospacing="1" w:line="240" w:lineRule="auto"/>
+        <w:rPr>
+          <w:rFonts w:ascii="Times New Roman" w:eastAsia="Times New Roman" w:hAnsi="Times New Roman" w:cs="Times New Roman"/>
+          <w:kern w:val="0"/>
+          <w:lang w:eastAsia="en-IN"/>
+          <w14:ligatures w14:val="none"/>
+        </w:rPr>
+      </w:pPr>
+      <w:r>
+        <w:rPr>
+          <w:rFonts w:ascii="Times New Roman" w:eastAsia="Times New Roman" w:hAnsi="Times New Roman" w:cs="Times New Roman"/>
+          <w:kern w:val="0"/>
+          <w:lang w:eastAsia="en-IN"/>
+          <w14:ligatures w14:val="none"/>
+        </w:rPr>
+        <w:t xml:space="preserve">Check if the element has any </w:t>
+      </w:r>
+      <w:r>
+        <w:rPr>
+          <w:rFonts w:ascii="Times New Roman" w:eastAsia="Times New Roman" w:hAnsi="Times New Roman" w:cs="Times New Roman"/>
+          <w:b/>
+          <w:bCs/>
+          <w:kern w:val="0"/>
+          <w:lang w:eastAsia="en-IN"/>
+          <w14:ligatures w14:val="none"/>
+        </w:rPr>
+        <w:t>stable</w:t>
+      </w:r>
+      <w:r>
+        <w:rPr>
+          <w:rFonts w:ascii="Times New Roman" w:eastAsia="Times New Roman" w:hAnsi="Times New Roman" w:cs="Times New Roman"/>
+          <w:kern w:val="0"/>
+          <w:lang w:eastAsia="en-IN"/>
+          <w14:ligatures w14:val="none"/>
+        </w:rPr>
+        <w:t xml:space="preserve">, </w:t>
+      </w:r>
+      <w:r>
+        <w:rPr>
+          <w:rFonts w:ascii="Times New Roman" w:eastAsia="Times New Roman" w:hAnsi="Times New Roman" w:cs="Times New Roman"/>
+          <w:b/>
+          <w:bCs/>
+          <w:kern w:val="0"/>
+          <w:lang w:eastAsia="en-IN"/>
+          <w14:ligatures w14:val="none"/>
+        </w:rPr>
+        <w:t>unique</w:t>
+      </w:r>
+      <w:r>
+        <w:rPr>
+          <w:rFonts w:ascii="Times New Roman" w:eastAsia="Times New Roman" w:hAnsi="Times New Roman" w:cs="Times New Roman"/>
+          <w:kern w:val="0"/>
+          <w:lang w:eastAsia="en-IN"/>
+          <w14:ligatures w14:val="none"/>
+        </w:rPr>
+        <w:t xml:space="preserve">, and </w:t>
+      </w:r>
+      <w:r>
+        <w:rPr>
+          <w:rFonts w:ascii="Times New Roman" w:eastAsia="Times New Roman" w:hAnsi="Times New Roman" w:cs="Times New Roman"/>
+          <w:b/>
+          <w:bCs/>
+          <w:kern w:val="0"/>
+          <w:lang w:eastAsia="en-IN"/>
+          <w14:ligatures w14:val="none"/>
+        </w:rPr>
+        <w:t>non-dynamic</w:t>
+      </w:r>
+      <w:r>
+        <w:rPr>
+          <w:rFonts w:ascii="Times New Roman" w:eastAsia="Times New Roman" w:hAnsi="Times New Roman" w:cs="Times New Roman"/>
+          <w:kern w:val="0"/>
+          <w:lang w:eastAsia="en-IN"/>
+          <w14:ligatures w14:val="none"/>
+        </w:rPr>
+        <w:t xml:space="preserve"> attributes:</w:t>
+      </w:r>
+    </w:p>
+    <w:p>
+      <w:pPr>
+        <w:spacing w:before="100" w:beforeAutospacing="1" w:after="100" w:afterAutospacing="1" w:line="240" w:lineRule="auto"/>
+        <w:rPr>
+          <w:rFonts w:ascii="Times New Roman" w:eastAsia="Times New Roman" w:hAnsi="Times New Roman" w:cs="Times New Roman"/>
+          <w:kern w:val="0"/>
+          <w:lang w:eastAsia="en-IN"/>
+          <w14:ligatures w14:val="none"/>
+        </w:rPr>
+      </w:pPr>
+      <w:r>
+        <w:rPr>
+          <w:rFonts w:ascii="Segoe UI Symbol" w:eastAsia="Times New Roman" w:hAnsi="Segoe UI Symbol" w:cs="Segoe UI Symbol"/>
+          <w:kern w:val="0"/>
+          <w:lang w:eastAsia="en-IN"/>
+          <w14:ligatures w14:val="none"/>
+        </w:rPr>
+        <w:t>✔</w:t>
+      </w:r>
+      <w:r>
+        <w:rPr>
+          <w:rFonts w:ascii="Times New Roman" w:eastAsia="Times New Roman" w:hAnsi="Times New Roman" w:cs="Times New Roman"/>
+          <w:kern w:val="0"/>
+          <w:lang w:eastAsia="en-IN"/>
+          <w14:ligatures w14:val="none"/>
+        </w:rPr>
+        <w:t xml:space="preserve"> </w:t>
+      </w:r>
+      <w:r>
+        <w:rPr>
+          <w:rFonts w:ascii="Courier New" w:eastAsia="Times New Roman" w:hAnsi="Courier New" w:cs="Courier New"/>
+          <w:kern w:val="0"/>
+          <w:sz w:val="20"/>
+          <w:szCs w:val="20"/>
+          <w:lang w:eastAsia="en-IN"/>
+          <w14:ligatures w14:val="none"/>
+        </w:rPr>
+        <w:t>id</w:t>
+      </w:r>
+      <w:r>
+        <w:rPr>
+          <w:rFonts w:ascii="Times New Roman" w:eastAsia="Times New Roman" w:hAnsi="Times New Roman" w:cs="Times New Roman"/>
+          <w:kern w:val="0"/>
+          <w:lang w:eastAsia="en-IN"/>
+          <w14:ligatures w14:val="none"/>
+        </w:rPr>
+        <w:br/>
+      </w:r>
+      <w:r>
+        <w:rPr>
+          <w:rFonts w:ascii="Segoe UI Symbol" w:eastAsia="Times New Roman" w:hAnsi="Segoe UI Symbol" w:cs="Segoe UI Symbol"/>
+          <w:kern w:val="0"/>
+          <w:lang w:eastAsia="en-IN"/>
+          <w14:ligatures w14:val="none"/>
+        </w:rPr>
+        <w:t>✔</w:t>
+      </w:r>
+      <w:r>
+        <w:rPr>
+          <w:rFonts w:ascii="Times New Roman" w:eastAsia="Times New Roman" w:hAnsi="Times New Roman" w:cs="Times New Roman"/>
+          <w:kern w:val="0"/>
+          <w:lang w:eastAsia="en-IN"/>
+          <w14:ligatures w14:val="none"/>
+        </w:rPr>
+        <w:t xml:space="preserve"> </w:t>
+      </w:r>
+      <w:r>
+        <w:rPr>
+          <w:rFonts w:ascii="Courier New" w:eastAsia="Times New Roman" w:hAnsi="Courier New" w:cs="Courier New"/>
+          <w:kern w:val="0"/>
+          <w:sz w:val="20"/>
+          <w:szCs w:val="20"/>
+          <w:lang w:eastAsia="en-IN"/>
+          <w14:ligatures w14:val="none"/>
+        </w:rPr>
+        <w:t>name</w:t>
+      </w:r>
+      <w:r>
+        <w:rPr>
+          <w:rFonts w:ascii="Times New Roman" w:eastAsia="Times New Roman" w:hAnsi="Times New Roman" w:cs="Times New Roman"/>
+          <w:kern w:val="0"/>
+          <w:lang w:eastAsia="en-IN"/>
+          <w14:ligatures w14:val="none"/>
+        </w:rPr>
+        <w:br/>
+      </w:r>
+      <w:r>
+        <w:rPr>
+          <w:rFonts w:ascii="Segoe UI Symbol" w:eastAsia="Times New Roman" w:hAnsi="Segoe UI Symbol" w:cs="Segoe UI Symbol"/>
+          <w:kern w:val="0"/>
+          <w:lang w:eastAsia="en-IN"/>
+          <w14:ligatures w14:val="none"/>
+        </w:rPr>
+        <w:t>✔</w:t>
+      </w:r>
+      <w:r>
+        <w:rPr>
+          <w:rFonts w:ascii="Times New Roman" w:eastAsia="Times New Roman" w:hAnsi="Times New Roman" w:cs="Times New Roman"/>
+          <w:kern w:val="0"/>
+          <w:lang w:eastAsia="en-IN"/>
+          <w14:ligatures w14:val="none"/>
+        </w:rPr>
+        <w:t xml:space="preserve"> </w:t>
+      </w:r>
+      <w:r>
+        <w:rPr>
+          <w:rFonts w:ascii="Courier New" w:eastAsia="Times New Roman" w:hAnsi="Courier New" w:cs="Courier New"/>
+          <w:kern w:val="0"/>
+          <w:sz w:val="20"/>
+          <w:szCs w:val="20"/>
+          <w:lang w:eastAsia="en-IN"/>
+          <w14:ligatures w14:val="none"/>
+        </w:rPr>
+        <w:t>placeholder</w:t>
+      </w:r>
+      <w:r>
+        <w:rPr>
+          <w:rFonts w:ascii="Times New Roman" w:eastAsia="Times New Roman" w:hAnsi="Times New Roman" w:cs="Times New Roman"/>
+          <w:kern w:val="0"/>
+          <w:lang w:eastAsia="en-IN"/>
+          <w14:ligatures w14:val="none"/>
+        </w:rPr>
+        <w:br/>
+      </w:r>
+      <w:r>
+        <w:rPr>
+          <w:rFonts w:ascii="Segoe UI Symbol" w:eastAsia="Times New Roman" w:hAnsi="Segoe UI Symbol" w:cs="Segoe UI Symbol"/>
+          <w:kern w:val="0"/>
+          <w:lang w:eastAsia="en-IN"/>
+          <w14:ligatures w14:val="none"/>
+        </w:rPr>
+        <w:t>✔</w:t>
+      </w:r>
+      <w:r>
+        <w:rPr>
+          <w:rFonts w:ascii="Times New Roman" w:eastAsia="Times New Roman" w:hAnsi="Times New Roman" w:cs="Times New Roman"/>
+          <w:kern w:val="0"/>
+          <w:lang w:eastAsia="en-IN"/>
+          <w14:ligatures w14:val="none"/>
+        </w:rPr>
+        <w:t xml:space="preserve"> </w:t>
+      </w:r>
+      <w:r>
+        <w:rPr>
+          <w:rFonts w:ascii="Courier New" w:eastAsia="Times New Roman" w:hAnsi="Courier New" w:cs="Courier New"/>
+          <w:kern w:val="0"/>
+          <w:sz w:val="20"/>
+          <w:szCs w:val="20"/>
+          <w:lang w:eastAsia="en-IN"/>
+          <w14:ligatures w14:val="none"/>
+        </w:rPr>
+        <w:t>type</w:t>
+      </w:r>
+      <w:r>
+        <w:rPr>
+          <w:rFonts w:ascii="Times New Roman" w:eastAsia="Times New Roman" w:hAnsi="Times New Roman" w:cs="Times New Roman"/>
+          <w:kern w:val="0"/>
+          <w:lang w:eastAsia="en-IN"/>
+          <w14:ligatures w14:val="none"/>
+        </w:rPr>
+        <w:br/>
+      </w:r>
+      <w:r>
+        <w:rPr>
+          <w:rFonts w:ascii="Segoe UI Symbol" w:eastAsia="Times New Roman" w:hAnsi="Segoe UI Symbol" w:cs="Segoe UI Symbol"/>
+          <w:kern w:val="0"/>
+          <w:lang w:eastAsia="en-IN"/>
+          <w14:ligatures w14:val="none"/>
+        </w:rPr>
+        <w:t>✔</w:t>
+      </w:r>
+      <w:r>
+        <w:rPr>
+          <w:rFonts w:ascii="Times New Roman" w:eastAsia="Times New Roman" w:hAnsi="Times New Roman" w:cs="Times New Roman"/>
+          <w:kern w:val="0"/>
+          <w:lang w:eastAsia="en-IN"/>
+          <w14:ligatures w14:val="none"/>
+        </w:rPr>
+        <w:t xml:space="preserve"> </w:t>
+      </w:r>
+      <w:r>
+        <w:rPr>
+          <w:rFonts w:ascii="Courier New" w:eastAsia="Times New Roman" w:hAnsi="Courier New" w:cs="Courier New"/>
+          <w:kern w:val="0"/>
+          <w:sz w:val="20"/>
+          <w:szCs w:val="20"/>
+          <w:lang w:eastAsia="en-IN"/>
+          <w14:ligatures w14:val="none"/>
+        </w:rPr>
+        <w:t>value</w:t>
+      </w:r>
+      <w:r>
+        <w:rPr>
+          <w:rFonts w:ascii="Times New Roman" w:eastAsia="Times New Roman" w:hAnsi="Times New Roman" w:cs="Times New Roman"/>
+          <w:kern w:val="0"/>
+          <w:lang w:eastAsia="en-IN"/>
+          <w14:ligatures w14:val="none"/>
+        </w:rPr>
+        <w:br/>
+      </w:r>
+      <w:r>
+        <w:rPr>
+          <w:rFonts w:ascii="Segoe UI Symbol" w:eastAsia="Times New Roman" w:hAnsi="Segoe UI Symbol" w:cs="Segoe UI Symbol"/>
+          <w:kern w:val="0"/>
+          <w:lang w:eastAsia="en-IN"/>
+          <w14:ligatures w14:val="none"/>
+        </w:rPr>
+        <w:t>✔</w:t>
+      </w:r>
+      <w:r>
+        <w:rPr>
+          <w:rFonts w:ascii="Times New Roman" w:eastAsia="Times New Roman" w:hAnsi="Times New Roman" w:cs="Times New Roman"/>
+          <w:kern w:val="0"/>
+          <w:lang w:eastAsia="en-IN"/>
+          <w14:ligatures w14:val="none"/>
+        </w:rPr>
+        <w:t xml:space="preserve"> </w:t>
+      </w:r>
+      <w:r>
+        <w:rPr>
+          <w:rFonts w:ascii="Courier New" w:eastAsia="Times New Roman" w:hAnsi="Courier New" w:cs="Courier New"/>
+          <w:kern w:val="0"/>
+          <w:sz w:val="20"/>
+          <w:szCs w:val="20"/>
+          <w:lang w:eastAsia="en-IN"/>
+          <w14:ligatures w14:val="none"/>
+        </w:rPr>
+        <w:t>aria-*</w:t>
+      </w:r>
+      <w:r>
+        <w:rPr>
+          <w:rFonts w:ascii="Times New Roman" w:eastAsia="Times New Roman" w:hAnsi="Times New Roman" w:cs="Times New Roman"/>
+          <w:kern w:val="0"/>
+          <w:lang w:eastAsia="en-IN"/>
+          <w14:ligatures w14:val="none"/>
+        </w:rPr>
+        <w:br/>
+      </w:r>
+      <w:r>
+        <w:rPr>
+          <w:rFonts w:ascii="Segoe UI Symbol" w:eastAsia="Times New Roman" w:hAnsi="Segoe UI Symbol" w:cs="Segoe UI Symbol"/>
+          <w:kern w:val="0"/>
+          <w:lang w:eastAsia="en-IN"/>
+          <w14:ligatures w14:val="none"/>
+        </w:rPr>
+        <w:t>✔</w:t>
+      </w:r>
+      <w:r>
+        <w:rPr>
+          <w:rFonts w:ascii="Times New Roman" w:eastAsia="Times New Roman" w:hAnsi="Times New Roman" w:cs="Times New Roman"/>
+          <w:kern w:val="0"/>
+          <w:lang w:eastAsia="en-IN"/>
+          <w14:ligatures w14:val="none"/>
+        </w:rPr>
+        <w:t xml:space="preserve"> </w:t>
+      </w:r>
+      <w:r>
+        <w:rPr>
+          <w:rFonts w:ascii="Courier New" w:eastAsia="Times New Roman" w:hAnsi="Courier New" w:cs="Courier New"/>
+          <w:kern w:val="0"/>
+          <w:sz w:val="20"/>
+          <w:szCs w:val="20"/>
+          <w:lang w:eastAsia="en-IN"/>
+          <w14:ligatures w14:val="none"/>
+        </w:rPr>
+        <w:t>role</w:t>
+      </w:r>
+      <w:r>
+        <w:rPr>
+          <w:rFonts w:ascii="Times New Roman" w:eastAsia="Times New Roman" w:hAnsi="Times New Roman" w:cs="Times New Roman"/>
+          <w:kern w:val="0"/>
+          <w:lang w:eastAsia="en-IN"/>
+          <w14:ligatures w14:val="none"/>
+        </w:rPr>
+        <w:br/>
+      </w:r>
+      <w:r>
+        <w:rPr>
+          <w:rFonts w:ascii="Segoe UI Symbol" w:eastAsia="Times New Roman" w:hAnsi="Segoe UI Symbol" w:cs="Segoe UI Symbol"/>
+          <w:kern w:val="0"/>
+          <w:lang w:eastAsia="en-IN"/>
+          <w14:ligatures w14:val="none"/>
+        </w:rPr>
+        <w:t>✔</w:t>
+      </w:r>
+      <w:r>
+        <w:rPr>
+          <w:rFonts w:ascii="Times New Roman" w:eastAsia="Times New Roman" w:hAnsi="Times New Roman" w:cs="Times New Roman"/>
+          <w:kern w:val="0"/>
+          <w:lang w:eastAsia="en-IN"/>
+          <w14:ligatures w14:val="none"/>
+        </w:rPr>
+        <w:t xml:space="preserve"> </w:t>
+      </w:r>
+      <w:r>
+        <w:rPr>
+          <w:rFonts w:ascii="Courier New" w:eastAsia="Times New Roman" w:hAnsi="Courier New" w:cs="Courier New"/>
+          <w:kern w:val="0"/>
+          <w:sz w:val="20"/>
+          <w:szCs w:val="20"/>
+          <w:lang w:eastAsia="en-IN"/>
+          <w14:ligatures w14:val="none"/>
+        </w:rPr>
+        <w:t>data-*</w:t>
+      </w:r>
+      <w:r>
+        <w:rPr>
+          <w:rFonts w:ascii="Times New Roman" w:eastAsia="Times New Roman" w:hAnsi="Times New Roman" w:cs="Times New Roman"/>
+          <w:kern w:val="0"/>
+          <w:lang w:eastAsia="en-IN"/>
+          <w14:ligatures w14:val="none"/>
+        </w:rPr>
+        <w:t xml:space="preserve"> (BEST for automation)</w:t>
+      </w:r>
+    </w:p>
+    <w:p>
+      <w:pPr>
+        <w:spacing w:after="0" w:line="240" w:lineRule="auto"/>
+        <w:rPr>
+          <w:rFonts w:ascii="Times New Roman" w:eastAsia="Times New Roman" w:hAnsi="Times New Roman" w:cs="Times New Roman"/>
+          <w:kern w:val="0"/>
+          <w:lang w:eastAsia="en-IN"/>
+          <w14:ligatures w14:val="none"/>
+        </w:rPr>
+      </w:pPr>
+      <w:r>
+        <w:rPr>
+          <w:rFonts w:ascii="Times New Roman" w:eastAsia="Times New Roman" w:hAnsi="Times New Roman" w:cs="Times New Roman"/>
+          <w:kern w:val="0"/>
+          <w:lang w:eastAsia="en-IN"/>
+          <w14:ligatures w14:val="none"/>
+        </w:rPr>
+        <w:pict w14:anchorId="01664A37">
+          <v:rect id="_x0000_i1232" style="width:0;height:1.5pt" o:hralign="center" o:hrstd="t" o:hr="t" fillcolor="#a0a0a0" stroked="f"/>
+        </w:pict>
+      </w:r>
+    </w:p>
+    <w:p>
+      <w:pPr>
+        <w:spacing w:before="100" w:beforeAutospacing="1" w:after="100" w:afterAutospacing="1" w:line="240" w:lineRule="auto"/>
+        <w:outlineLvl w:val="2"/>
+        <w:rPr>
+          <w:rFonts w:ascii="Times New Roman" w:eastAsia="Times New Roman" w:hAnsi="Times New Roman" w:cs="Times New Roman"/>
+          <w:b/>
+          <w:bCs/>
+          <w:kern w:val="0"/>
+          <w:sz w:val="27"/>
+          <w:szCs w:val="27"/>
+          <w:lang w:eastAsia="en-IN"/>
+          <w14:ligatures w14:val="none"/>
+        </w:rPr>
+      </w:pPr>
+      <w:r>
+        <w:rPr>
+          <w:rFonts w:ascii="Segoe UI Emoji" w:eastAsia="Times New Roman" w:hAnsi="Segoe UI Emoji" w:cs="Segoe UI Emoji"/>
+          <w:b/>
+          <w:bCs/>
+          <w:kern w:val="0"/>
+          <w:sz w:val="27"/>
+          <w:szCs w:val="27"/>
+          <w:lang w:eastAsia="en-IN"/>
+          <w14:ligatures w14:val="none"/>
+        </w:rPr>
+        <w:t>🔹</w:t>
+      </w:r>
+      <w:r>
+        <w:rPr>
+          <w:rFonts w:ascii="Times New Roman" w:eastAsia="Times New Roman" w:hAnsi="Times New Roman" w:cs="Times New Roman"/>
+          <w:b/>
+          <w:bCs/>
+          <w:kern w:val="0"/>
+          <w:sz w:val="27"/>
+          <w:szCs w:val="27"/>
+          <w:lang w:eastAsia="en-IN"/>
+          <w14:ligatures w14:val="none"/>
+        </w:rPr>
+        <w:t xml:space="preserve"> CSS Selector</w:t>
+      </w:r>
+    </w:p>
+    <w:p>
+      <w:pPr>
+        <w:tabs>
+          <w:tab w:val="left" w:pos="916"/>
+          <w:tab w:val="left" w:pos="1832"/>
+          <w:tab w:val="left" w:pos="2748"/>
+          <w:tab w:val="left" w:pos="3664"/>
+          <w:tab w:val="left" w:pos="4580"/>
+          <w:tab w:val="left" w:pos="5496"/>
+          <w:tab w:val="left" w:pos="6412"/>
+          <w:tab w:val="left" w:pos="7328"/>
+          <w:tab w:val="left" w:pos="8244"/>
+          <w:tab w:val="left" w:pos="9160"/>
+          <w:tab w:val="left" w:pos="10076"/>
+          <w:tab w:val="left" w:pos="10992"/>
+          <w:tab w:val="left" w:pos="11908"/>
+          <w:tab w:val="left" w:pos="12824"/>
+          <w:tab w:val="left" w:pos="13740"/>
+          <w:tab w:val="left" w:pos="14656"/>
+        </w:tabs>
+        <w:spacing w:after="0" w:line="240" w:lineRule="auto"/>
+        <w:rPr>
+          <w:rFonts w:ascii="Courier New" w:eastAsia="Times New Roman" w:hAnsi="Courier New" w:cs="Courier New"/>
+          <w:kern w:val="0"/>
+          <w:sz w:val="20"/>
+          <w:szCs w:val="20"/>
+          <w:lang w:eastAsia="en-IN"/>
+          <w14:ligatures w14:val="none"/>
+        </w:rPr>
+      </w:pPr>
+      <w:r>
+        <w:rPr>
+          <w:rFonts w:ascii="Courier New" w:eastAsia="Times New Roman" w:hAnsi="Courier New" w:cs="Courier New"/>
+          <w:kern w:val="0"/>
+          <w:sz w:val="20"/>
+          <w:szCs w:val="20"/>
+          <w:lang w:eastAsia="en-IN"/>
+          <w14:ligatures w14:val="none"/>
+        </w:rPr>
+        <w:t>#idname</w:t>
+      </w:r>
+    </w:p>
+    <w:p>
+      <w:pPr>
+        <w:tabs>
+          <w:tab w:val="left" w:pos="916"/>
+          <w:tab w:val="left" w:pos="1832"/>
+          <w:tab w:val="left" w:pos="2748"/>
+          <w:tab w:val="left" w:pos="3664"/>
+          <w:tab w:val="left" w:pos="4580"/>
+          <w:tab w:val="left" w:pos="5496"/>
+          <w:tab w:val="left" w:pos="6412"/>
+          <w:tab w:val="left" w:pos="7328"/>
+          <w:tab w:val="left" w:pos="8244"/>
+          <w:tab w:val="left" w:pos="9160"/>
+          <w:tab w:val="left" w:pos="10076"/>
+          <w:tab w:val="left" w:pos="10992"/>
+          <w:tab w:val="left" w:pos="11908"/>
+          <w:tab w:val="left" w:pos="12824"/>
+          <w:tab w:val="left" w:pos="13740"/>
+          <w:tab w:val="left" w:pos="14656"/>
+        </w:tabs>
+        <w:spacing w:after="0" w:line="240" w:lineRule="auto"/>
+        <w:rPr>
+          <w:rFonts w:ascii="Courier New" w:eastAsia="Times New Roman" w:hAnsi="Courier New" w:cs="Courier New"/>
+          <w:kern w:val="0"/>
+          <w:sz w:val="20"/>
+          <w:szCs w:val="20"/>
+          <w:lang w:eastAsia="en-IN"/>
+          <w14:ligatures w14:val="none"/>
+        </w:rPr>
+      </w:pPr>
+      <w:r>
+        <w:rPr>
+          <w:rFonts w:ascii="Courier New" w:eastAsia="Times New Roman" w:hAnsi="Courier New" w:cs="Courier New"/>
+          <w:kern w:val="0"/>
+          <w:sz w:val="20"/>
+          <w:szCs w:val="20"/>
+          <w:lang w:eastAsia="en-IN"/>
+          <w14:ligatures w14:val="none"/>
+        </w:rPr>
+        <w:t>.name</w:t>
+      </w:r>
+    </w:p>
+    <w:p>
+      <w:pPr>
+        <w:tabs>
+          <w:tab w:val="left" w:pos="916"/>
+          <w:tab w:val="left" w:pos="1832"/>
+          <w:tab w:val="left" w:pos="2748"/>
+          <w:tab w:val="left" w:pos="3664"/>
+          <w:tab w:val="left" w:pos="4580"/>
+          <w:tab w:val="left" w:pos="5496"/>
+          <w:tab w:val="left" w:pos="6412"/>
+          <w:tab w:val="left" w:pos="7328"/>
+          <w:tab w:val="left" w:pos="8244"/>
+          <w:tab w:val="left" w:pos="9160"/>
+          <w:tab w:val="left" w:pos="10076"/>
+          <w:tab w:val="left" w:pos="10992"/>
+          <w:tab w:val="left" w:pos="11908"/>
+          <w:tab w:val="left" w:pos="12824"/>
+          <w:tab w:val="left" w:pos="13740"/>
+          <w:tab w:val="left" w:pos="14656"/>
+        </w:tabs>
+        <w:spacing w:after="0" w:line="240" w:lineRule="auto"/>
+        <w:rPr>
+          <w:rFonts w:ascii="Courier New" w:eastAsia="Times New Roman" w:hAnsi="Courier New" w:cs="Courier New"/>
+          <w:kern w:val="0"/>
+          <w:sz w:val="20"/>
+          <w:szCs w:val="20"/>
+          <w:lang w:eastAsia="en-IN"/>
+          <w14:ligatures w14:val="none"/>
+        </w:rPr>
+      </w:pPr>
+      <w:r>
+        <w:rPr>
+          <w:rFonts w:ascii="Courier New" w:eastAsia="Times New Roman" w:hAnsi="Courier New" w:cs="Courier New"/>
+          <w:kern w:val="0"/>
+          <w:sz w:val="20"/>
+          <w:szCs w:val="20"/>
+          <w:lang w:eastAsia="en-IN"/>
+          <w14:ligatures w14:val="none"/>
+        </w:rPr>
+        <w:t>[input[name='email']]</w:t>
+      </w:r>
+    </w:p>
+    <w:p>
+      <w:pPr>
+        <w:spacing w:before="100" w:beforeAutospacing="1" w:after="100" w:afterAutospacing="1" w:line="240" w:lineRule="auto"/>
+        <w:outlineLvl w:val="2"/>
+        <w:rPr>
+          <w:rFonts w:ascii="Times New Roman" w:eastAsia="Times New Roman" w:hAnsi="Times New Roman" w:cs="Times New Roman"/>
+          <w:b/>
+          <w:bCs/>
+          <w:kern w:val="0"/>
+          <w:sz w:val="27"/>
+          <w:szCs w:val="27"/>
+          <w:lang w:eastAsia="en-IN"/>
+          <w14:ligatures w14:val="none"/>
+        </w:rPr>
+      </w:pPr>
+      <w:r>
+        <w:rPr>
+          <w:rFonts w:ascii="Segoe UI Emoji" w:eastAsia="Times New Roman" w:hAnsi="Segoe UI Emoji" w:cs="Segoe UI Emoji"/>
+          <w:b/>
+          <w:bCs/>
+          <w:kern w:val="0"/>
+          <w:sz w:val="27"/>
+          <w:szCs w:val="27"/>
+          <w:lang w:eastAsia="en-IN"/>
+          <w14:ligatures w14:val="none"/>
+        </w:rPr>
+        <w:t>🔹</w:t>
+      </w:r>
+      <w:r>
+        <w:rPr>
+          <w:rFonts w:ascii="Times New Roman" w:eastAsia="Times New Roman" w:hAnsi="Times New Roman" w:cs="Times New Roman"/>
+          <w:b/>
+          <w:bCs/>
+          <w:kern w:val="0"/>
+          <w:sz w:val="27"/>
+          <w:szCs w:val="27"/>
+          <w:lang w:eastAsia="en-IN"/>
+          <w14:ligatures w14:val="none"/>
+        </w:rPr>
+        <w:t xml:space="preserve"> XPath</w:t>
+      </w:r>
+    </w:p>
+    <w:p>
+      <w:pPr>
+        <w:tabs>
+          <w:tab w:val="left" w:pos="916"/>
+          <w:tab w:val="left" w:pos="1832"/>
+          <w:tab w:val="left" w:pos="2748"/>
+          <w:tab w:val="left" w:pos="3664"/>
+          <w:tab w:val="left" w:pos="4580"/>
+          <w:tab w:val="left" w:pos="5496"/>
+          <w:tab w:val="left" w:pos="6412"/>
+          <w:tab w:val="left" w:pos="7328"/>
+          <w:tab w:val="left" w:pos="8244"/>
+          <w:tab w:val="left" w:pos="9160"/>
+          <w:tab w:val="left" w:pos="10076"/>
+          <w:tab w:val="left" w:pos="10992"/>
+          <w:tab w:val="left" w:pos="11908"/>
+          <w:tab w:val="left" w:pos="12824"/>
+          <w:tab w:val="left" w:pos="13740"/>
+          <w:tab w:val="left" w:pos="14656"/>
+        </w:tabs>
+        <w:spacing w:after="0" w:line="240" w:lineRule="auto"/>
+        <w:rPr>
+          <w:rFonts w:ascii="Courier New" w:eastAsia="Times New Roman" w:hAnsi="Courier New" w:cs="Courier New"/>
+          <w:kern w:val="0"/>
+          <w:sz w:val="20"/>
+          <w:szCs w:val="20"/>
+          <w:lang w:eastAsia="en-IN"/>
+          <w14:ligatures w14:val="none"/>
+        </w:rPr>
+      </w:pPr>
+      <w:r>
+        <w:rPr>
+          <w:rFonts w:ascii="Courier New" w:eastAsia="Times New Roman" w:hAnsi="Courier New" w:cs="Courier New"/>
+          <w:kern w:val="0"/>
+          <w:sz w:val="20"/>
+          <w:szCs w:val="20"/>
+          <w:lang w:eastAsia="en-IN"/>
+          <w14:ligatures w14:val="none"/>
+        </w:rPr>
+        <w:t>//*[@id='idname']</w:t>
+      </w:r>
+    </w:p>
+    <w:p>
+      <w:pPr>
+        <w:tabs>
+          <w:tab w:val="left" w:pos="916"/>
+          <w:tab w:val="left" w:pos="1832"/>
+          <w:tab w:val="left" w:pos="2748"/>
+          <w:tab w:val="left" w:pos="3664"/>
+          <w:tab w:val="left" w:pos="4580"/>
+          <w:tab w:val="left" w:pos="5496"/>
+          <w:tab w:val="left" w:pos="6412"/>
+          <w:tab w:val="left" w:pos="7328"/>
+          <w:tab w:val="left" w:pos="8244"/>
+          <w:tab w:val="left" w:pos="9160"/>
+          <w:tab w:val="left" w:pos="10076"/>
+          <w:tab w:val="left" w:pos="10992"/>
+          <w:tab w:val="left" w:pos="11908"/>
+          <w:tab w:val="left" w:pos="12824"/>
+          <w:tab w:val="left" w:pos="13740"/>
+          <w:tab w:val="left" w:pos="14656"/>
+        </w:tabs>
+        <w:spacing w:after="0" w:line="240" w:lineRule="auto"/>
+        <w:rPr>
+          <w:rFonts w:ascii="Courier New" w:eastAsia="Times New Roman" w:hAnsi="Courier New" w:cs="Courier New"/>
+          <w:kern w:val="0"/>
+          <w:sz w:val="20"/>
+          <w:szCs w:val="20"/>
+          <w:lang w:eastAsia="en-IN"/>
+          <w14:ligatures w14:val="none"/>
+        </w:rPr>
+      </w:pPr>
+      <w:r>
+        <w:rPr>
+          <w:rFonts w:ascii="Courier New" w:eastAsia="Times New Roman" w:hAnsi="Courier New" w:cs="Courier New"/>
+          <w:kern w:val="0"/>
+          <w:sz w:val="20"/>
+          <w:szCs w:val="20"/>
+          <w:lang w:eastAsia="en-IN"/>
+          <w14:ligatures w14:val="none"/>
+        </w:rPr>
+        <w:t>//*[contains(@name,'email')]</w:t>
+      </w:r>
+    </w:p>
+    <w:p>
+      <w:pPr>
+        <w:spacing w:after="0" w:line="240" w:lineRule="auto"/>
+        <w:rPr>
+          <w:rFonts w:ascii="Times New Roman" w:eastAsia="Times New Roman" w:hAnsi="Times New Roman" w:cs="Times New Roman"/>
+          <w:kern w:val="0"/>
+          <w:lang w:eastAsia="en-IN"/>
+          <w14:ligatures w14:val="none"/>
+        </w:rPr>
+      </w:pPr>
+      <w:r>
+        <w:rPr>
+          <w:rFonts w:ascii="Times New Roman" w:eastAsia="Times New Roman" w:hAnsi="Times New Roman" w:cs="Times New Roman"/>
+          <w:kern w:val="0"/>
+          <w:lang w:eastAsia="en-IN"/>
+          <w14:ligatures w14:val="none"/>
+        </w:rPr>
+        <w:lastRenderedPageBreak/>
+        <w:pict w14:anchorId="4C39E2BE">
+          <v:rect id="_x0000_i1233" style="width:0;height:1.5pt" o:hralign="center" o:hrstd="t" o:hr="t" fillcolor="#a0a0a0" stroked="f"/>
+        </w:pict>
+      </w:r>
+    </w:p>
+    <w:p>
+      <w:pPr>
+        <w:spacing w:before="100" w:beforeAutospacing="1" w:after="100" w:afterAutospacing="1" w:line="240" w:lineRule="auto"/>
+        <w:outlineLvl w:val="0"/>
+        <w:rPr>
+          <w:rFonts w:ascii="Times New Roman" w:eastAsia="Times New Roman" w:hAnsi="Times New Roman" w:cs="Times New Roman"/>
+          <w:b/>
+          <w:bCs/>
+          <w:kern w:val="36"/>
+          <w:sz w:val="48"/>
+          <w:szCs w:val="48"/>
+          <w:lang w:eastAsia="en-IN"/>
+          <w14:ligatures w14:val="none"/>
+        </w:rPr>
+      </w:pPr>
+      <w:r>
+        <w:rPr>
+          <w:rFonts w:ascii="Segoe UI Emoji" w:eastAsia="Times New Roman" w:hAnsi="Segoe UI Emoji" w:cs="Segoe UI Emoji"/>
+          <w:b/>
+          <w:bCs/>
+          <w:kern w:val="36"/>
+          <w:sz w:val="48"/>
+          <w:szCs w:val="48"/>
+          <w:lang w:eastAsia="en-IN"/>
+          <w14:ligatures w14:val="none"/>
+        </w:rPr>
+        <w:t>⚠️</w:t>
+      </w:r>
+      <w:r>
+        <w:rPr>
+          <w:rFonts w:ascii="Times New Roman" w:eastAsia="Times New Roman" w:hAnsi="Times New Roman" w:cs="Times New Roman"/>
+          <w:b/>
+          <w:bCs/>
+          <w:kern w:val="36"/>
+          <w:sz w:val="48"/>
+          <w:szCs w:val="48"/>
+          <w:lang w:eastAsia="en-IN"/>
+          <w14:ligatures w14:val="none"/>
+        </w:rPr>
+        <w:t xml:space="preserve"> Avoid dynamic attributes like:</w:t>
+      </w:r>
+    </w:p>
+    <w:p>
+      <w:pPr>
+        <w:spacing w:before="100" w:beforeAutospacing="1" w:after="100" w:afterAutospacing="1" w:line="240" w:lineRule="auto"/>
+        <w:rPr>
+          <w:rFonts w:ascii="Times New Roman" w:eastAsia="Times New Roman" w:hAnsi="Times New Roman" w:cs="Times New Roman"/>
+          <w:kern w:val="0"/>
+          <w:lang w:eastAsia="en-IN"/>
+          <w14:ligatures w14:val="none"/>
+        </w:rPr>
+      </w:pPr>
+      <w:r>
+        <w:rPr>
+          <w:rFonts w:ascii="Segoe UI Emoji" w:eastAsia="Times New Roman" w:hAnsi="Segoe UI Emoji" w:cs="Segoe UI Emoji"/>
+          <w:kern w:val="0"/>
+          <w:lang w:eastAsia="en-IN"/>
+          <w14:ligatures w14:val="none"/>
+        </w:rPr>
+        <w:t>❌</w:t>
+      </w:r>
+      <w:r>
+        <w:rPr>
+          <w:rFonts w:ascii="Times New Roman" w:eastAsia="Times New Roman" w:hAnsi="Times New Roman" w:cs="Times New Roman"/>
+          <w:kern w:val="0"/>
+          <w:lang w:eastAsia="en-IN"/>
+          <w14:ligatures w14:val="none"/>
+        </w:rPr>
+        <w:t xml:space="preserve"> auto-generated IDs: </w:t>
+      </w:r>
+      <w:r>
+        <w:rPr>
+          <w:rFonts w:ascii="Courier New" w:eastAsia="Times New Roman" w:hAnsi="Courier New" w:cs="Courier New"/>
+          <w:kern w:val="0"/>
+          <w:sz w:val="20"/>
+          <w:szCs w:val="20"/>
+          <w:lang w:eastAsia="en-IN"/>
+          <w14:ligatures w14:val="none"/>
+        </w:rPr>
+        <w:t>id="input_17263921"</w:t>
+      </w:r>
+      <w:r>
+        <w:rPr>
+          <w:rFonts w:ascii="Times New Roman" w:eastAsia="Times New Roman" w:hAnsi="Times New Roman" w:cs="Times New Roman"/>
+          <w:kern w:val="0"/>
+          <w:lang w:eastAsia="en-IN"/>
+          <w14:ligatures w14:val="none"/>
+        </w:rPr>
+        <w:br/>
+      </w:r>
+      <w:r>
+        <w:rPr>
+          <w:rFonts w:ascii="Segoe UI Emoji" w:eastAsia="Times New Roman" w:hAnsi="Segoe UI Emoji" w:cs="Segoe UI Emoji"/>
+          <w:kern w:val="0"/>
+          <w:lang w:eastAsia="en-IN"/>
+          <w14:ligatures w14:val="none"/>
+        </w:rPr>
+        <w:t>❌</w:t>
+      </w:r>
+      <w:r>
+        <w:rPr>
+          <w:rFonts w:ascii="Times New Roman" w:eastAsia="Times New Roman" w:hAnsi="Times New Roman" w:cs="Times New Roman"/>
+          <w:kern w:val="0"/>
+          <w:lang w:eastAsia="en-IN"/>
+          <w14:ligatures w14:val="none"/>
+        </w:rPr>
+        <w:t xml:space="preserve"> timestamps</w:t>
+      </w:r>
+      <w:r>
+        <w:rPr>
+          <w:rFonts w:ascii="Times New Roman" w:eastAsia="Times New Roman" w:hAnsi="Times New Roman" w:cs="Times New Roman"/>
+          <w:kern w:val="0"/>
+          <w:lang w:eastAsia="en-IN"/>
+          <w14:ligatures w14:val="none"/>
+        </w:rPr>
+        <w:br/>
+      </w:r>
+      <w:r>
+        <w:rPr>
+          <w:rFonts w:ascii="Segoe UI Emoji" w:eastAsia="Times New Roman" w:hAnsi="Segoe UI Emoji" w:cs="Segoe UI Emoji"/>
+          <w:kern w:val="0"/>
+          <w:lang w:eastAsia="en-IN"/>
+          <w14:ligatures w14:val="none"/>
+        </w:rPr>
+        <w:t>❌</w:t>
+      </w:r>
+      <w:r>
+        <w:rPr>
+          <w:rFonts w:ascii="Times New Roman" w:eastAsia="Times New Roman" w:hAnsi="Times New Roman" w:cs="Times New Roman"/>
+          <w:kern w:val="0"/>
+          <w:lang w:eastAsia="en-IN"/>
+          <w14:ligatures w14:val="none"/>
+        </w:rPr>
+        <w:t xml:space="preserve"> session-based values</w:t>
+      </w:r>
+    </w:p>
+    <w:p>
+      <w:pPr>
+        <w:spacing w:after="0" w:line="240" w:lineRule="auto"/>
+        <w:rPr>
+          <w:rFonts w:ascii="Times New Roman" w:eastAsia="Times New Roman" w:hAnsi="Times New Roman" w:cs="Times New Roman"/>
+          <w:kern w:val="0"/>
+          <w:lang w:eastAsia="en-IN"/>
+          <w14:ligatures w14:val="none"/>
+        </w:rPr>
+      </w:pPr>
+      <w:r>
+        <w:rPr>
+          <w:rFonts w:ascii="Times New Roman" w:eastAsia="Times New Roman" w:hAnsi="Times New Roman" w:cs="Times New Roman"/>
+          <w:kern w:val="0"/>
+          <w:lang w:eastAsia="en-IN"/>
+          <w14:ligatures w14:val="none"/>
+        </w:rPr>
+        <w:pict w14:anchorId="63BC66CB">
+          <v:rect id="_x0000_i1234" style="width:0;height:1.5pt" o:hralign="center" o:hrstd="t" o:hr="t" fillcolor="#a0a0a0" stroked="f"/>
+        </w:pict>
+      </w:r>
+    </w:p>
+    <w:p>
+      <w:pPr>
+        <w:spacing w:before="100" w:beforeAutospacing="1" w:after="100" w:afterAutospacing="1" w:line="240" w:lineRule="auto"/>
+        <w:outlineLvl w:val="0"/>
+        <w:rPr>
+          <w:rFonts w:ascii="Times New Roman" w:eastAsia="Times New Roman" w:hAnsi="Times New Roman" w:cs="Times New Roman"/>
+          <w:b/>
+          <w:bCs/>
+          <w:kern w:val="36"/>
+          <w:sz w:val="48"/>
+          <w:szCs w:val="48"/>
+          <w:lang w:eastAsia="en-IN"/>
+          <w14:ligatures w14:val="none"/>
+        </w:rPr>
+      </w:pPr>
+      <w:r>
+        <w:rPr>
+          <w:rFonts w:ascii="Segoe UI Emoji" w:eastAsia="Times New Roman" w:hAnsi="Segoe UI Emoji" w:cs="Segoe UI Emoji"/>
+          <w:b/>
+          <w:bCs/>
+          <w:kern w:val="36"/>
+          <w:sz w:val="48"/>
+          <w:szCs w:val="48"/>
+          <w:lang w:eastAsia="en-IN"/>
+          <w14:ligatures w14:val="none"/>
+        </w:rPr>
+        <w:t>✅</w:t>
+      </w:r>
+      <w:r>
+        <w:rPr>
+          <w:rFonts w:ascii="Times New Roman" w:eastAsia="Times New Roman" w:hAnsi="Times New Roman" w:cs="Times New Roman"/>
+          <w:b/>
+          <w:bCs/>
+          <w:kern w:val="36"/>
+          <w:sz w:val="48"/>
+          <w:szCs w:val="48"/>
+          <w:lang w:eastAsia="en-IN"/>
+          <w14:ligatures w14:val="none"/>
+        </w:rPr>
+        <w:t xml:space="preserve"> STEP 2 — If no unique attribute → use Text</w:t>
+      </w:r>
+    </w:p>
+    <w:p>
+      <w:pPr>
+        <w:spacing w:before="100" w:beforeAutospacing="1" w:after="100" w:afterAutospacing="1" w:line="240" w:lineRule="auto"/>
+        <w:rPr>
+          <w:rFonts w:ascii="Times New Roman" w:eastAsia="Times New Roman" w:hAnsi="Times New Roman" w:cs="Times New Roman"/>
+          <w:kern w:val="0"/>
+          <w:lang w:eastAsia="en-IN"/>
+          <w14:ligatures w14:val="none"/>
+        </w:rPr>
+      </w:pPr>
+      <w:r>
+        <w:rPr>
+          <w:rFonts w:ascii="Segoe UI Symbol" w:eastAsia="Times New Roman" w:hAnsi="Segoe UI Symbol" w:cs="Segoe UI Symbol"/>
+          <w:kern w:val="0"/>
+          <w:lang w:eastAsia="en-IN"/>
+          <w14:ligatures w14:val="none"/>
+        </w:rPr>
+        <w:t>✔</w:t>
+      </w:r>
+      <w:r>
+        <w:rPr>
+          <w:rFonts w:ascii="Times New Roman" w:eastAsia="Times New Roman" w:hAnsi="Times New Roman" w:cs="Times New Roman"/>
+          <w:kern w:val="0"/>
+          <w:lang w:eastAsia="en-IN"/>
+          <w14:ligatures w14:val="none"/>
+        </w:rPr>
+        <w:t xml:space="preserve"> For buttons, links, labels, headings</w:t>
+      </w:r>
+    </w:p>
+    <w:p>
+      <w:pPr>
+        <w:spacing w:before="100" w:beforeAutospacing="1" w:after="100" w:afterAutospacing="1" w:line="240" w:lineRule="auto"/>
+        <w:outlineLvl w:val="2"/>
+        <w:rPr>
+          <w:rFonts w:ascii="Times New Roman" w:eastAsia="Times New Roman" w:hAnsi="Times New Roman" w:cs="Times New Roman"/>
+          <w:b/>
+          <w:bCs/>
+          <w:kern w:val="0"/>
+          <w:sz w:val="27"/>
+          <w:szCs w:val="27"/>
+          <w:lang w:eastAsia="en-IN"/>
+          <w14:ligatures w14:val="none"/>
+        </w:rPr>
+      </w:pPr>
+      <w:r>
+        <w:rPr>
+          <w:rFonts w:ascii="Segoe UI Emoji" w:eastAsia="Times New Roman" w:hAnsi="Segoe UI Emoji" w:cs="Segoe UI Emoji"/>
+          <w:b/>
+          <w:bCs/>
+          <w:kern w:val="0"/>
+          <w:sz w:val="27"/>
+          <w:szCs w:val="27"/>
+          <w:lang w:eastAsia="en-IN"/>
+          <w14:ligatures w14:val="none"/>
+        </w:rPr>
+        <w:t>🔹</w:t>
+      </w:r>
+      <w:r>
+        <w:rPr>
+          <w:rFonts w:ascii="Times New Roman" w:eastAsia="Times New Roman" w:hAnsi="Times New Roman" w:cs="Times New Roman"/>
+          <w:b/>
+          <w:bCs/>
+          <w:kern w:val="0"/>
+          <w:sz w:val="27"/>
+          <w:szCs w:val="27"/>
+          <w:lang w:eastAsia="en-IN"/>
+          <w14:ligatures w14:val="none"/>
+        </w:rPr>
+        <w:t xml:space="preserve"> CSS: text cannot be used</w:t>
+      </w:r>
+    </w:p>
+    <w:p>
+      <w:pPr>
+        <w:spacing w:before="100" w:beforeAutospacing="1" w:after="100" w:afterAutospacing="1" w:line="240" w:lineRule="auto"/>
+        <w:rPr>
+          <w:rFonts w:ascii="Times New Roman" w:eastAsia="Times New Roman" w:hAnsi="Times New Roman" w:cs="Times New Roman"/>
+          <w:kern w:val="0"/>
+          <w:lang w:eastAsia="en-IN"/>
+          <w14:ligatures w14:val="none"/>
+        </w:rPr>
+      </w:pPr>
+      <w:r>
+        <w:rPr>
+          <w:rFonts w:ascii="Times New Roman" w:eastAsia="Times New Roman" w:hAnsi="Times New Roman" w:cs="Times New Roman"/>
+          <w:kern w:val="0"/>
+          <w:lang w:eastAsia="en-IN"/>
+          <w14:ligatures w14:val="none"/>
+        </w:rPr>
+        <w:t>(CSS doesn’t support text-based search)</w:t>
+      </w:r>
+    </w:p>
+    <w:p>
+      <w:pPr>
+        <w:spacing w:before="100" w:beforeAutospacing="1" w:after="100" w:afterAutospacing="1" w:line="240" w:lineRule="auto"/>
+        <w:outlineLvl w:val="2"/>
+        <w:rPr>
+          <w:rFonts w:ascii="Times New Roman" w:eastAsia="Times New Roman" w:hAnsi="Times New Roman" w:cs="Times New Roman"/>
+          <w:b/>
+          <w:bCs/>
+          <w:kern w:val="0"/>
+          <w:sz w:val="27"/>
+          <w:szCs w:val="27"/>
+          <w:lang w:eastAsia="en-IN"/>
+          <w14:ligatures w14:val="none"/>
+        </w:rPr>
+      </w:pPr>
+      <w:r>
+        <w:rPr>
+          <w:rFonts w:ascii="Segoe UI Emoji" w:eastAsia="Times New Roman" w:hAnsi="Segoe UI Emoji" w:cs="Segoe UI Emoji"/>
+          <w:b/>
+          <w:bCs/>
+          <w:kern w:val="0"/>
+          <w:sz w:val="27"/>
+          <w:szCs w:val="27"/>
+          <w:lang w:eastAsia="en-IN"/>
+          <w14:ligatures w14:val="none"/>
+        </w:rPr>
+        <w:t>🔹</w:t>
+      </w:r>
+      <w:r>
+        <w:rPr>
+          <w:rFonts w:ascii="Times New Roman" w:eastAsia="Times New Roman" w:hAnsi="Times New Roman" w:cs="Times New Roman"/>
+          <w:b/>
+          <w:bCs/>
+          <w:kern w:val="0"/>
+          <w:sz w:val="27"/>
+          <w:szCs w:val="27"/>
+          <w:lang w:eastAsia="en-IN"/>
+          <w14:ligatures w14:val="none"/>
+        </w:rPr>
+        <w:t xml:space="preserve"> XPath</w:t>
+      </w:r>
+    </w:p>
+    <w:p>
+      <w:pPr>
+        <w:tabs>
+          <w:tab w:val="left" w:pos="916"/>
+          <w:tab w:val="left" w:pos="1832"/>
+          <w:tab w:val="left" w:pos="2748"/>
+          <w:tab w:val="left" w:pos="3664"/>
+          <w:tab w:val="left" w:pos="4580"/>
+          <w:tab w:val="left" w:pos="5496"/>
+          <w:tab w:val="left" w:pos="6412"/>
+          <w:tab w:val="left" w:pos="7328"/>
+          <w:tab w:val="left" w:pos="8244"/>
+          <w:tab w:val="left" w:pos="9160"/>
+          <w:tab w:val="left" w:pos="10076"/>
+          <w:tab w:val="left" w:pos="10992"/>
+          <w:tab w:val="left" w:pos="11908"/>
+          <w:tab w:val="left" w:pos="12824"/>
+          <w:tab w:val="left" w:pos="13740"/>
+          <w:tab w:val="left" w:pos="14656"/>
+        </w:tabs>
+        <w:spacing w:after="0" w:line="240" w:lineRule="auto"/>
+        <w:rPr>
+          <w:rFonts w:ascii="Courier New" w:eastAsia="Times New Roman" w:hAnsi="Courier New" w:cs="Courier New"/>
+          <w:kern w:val="0"/>
+          <w:sz w:val="20"/>
+          <w:szCs w:val="20"/>
+          <w:lang w:eastAsia="en-IN"/>
+          <w14:ligatures w14:val="none"/>
+        </w:rPr>
+      </w:pPr>
+      <w:r>
+        <w:rPr>
+          <w:rFonts w:ascii="Courier New" w:eastAsia="Times New Roman" w:hAnsi="Courier New" w:cs="Courier New"/>
+          <w:kern w:val="0"/>
+          <w:sz w:val="20"/>
+          <w:szCs w:val="20"/>
+          <w:lang w:eastAsia="en-IN"/>
+          <w14:ligatures w14:val="none"/>
+        </w:rPr>
+        <w:t>//*[text()='Login']</w:t>
+      </w:r>
+    </w:p>
+    <w:p>
+      <w:pPr>
+        <w:tabs>
+          <w:tab w:val="left" w:pos="916"/>
+          <w:tab w:val="left" w:pos="1832"/>
+          <w:tab w:val="left" w:pos="2748"/>
+          <w:tab w:val="left" w:pos="3664"/>
+          <w:tab w:val="left" w:pos="4580"/>
+          <w:tab w:val="left" w:pos="5496"/>
+          <w:tab w:val="left" w:pos="6412"/>
+          <w:tab w:val="left" w:pos="7328"/>
+          <w:tab w:val="left" w:pos="8244"/>
+          <w:tab w:val="left" w:pos="9160"/>
+          <w:tab w:val="left" w:pos="10076"/>
+          <w:tab w:val="left" w:pos="10992"/>
+          <w:tab w:val="left" w:pos="11908"/>
+          <w:tab w:val="left" w:pos="12824"/>
+          <w:tab w:val="left" w:pos="13740"/>
+          <w:tab w:val="left" w:pos="14656"/>
+        </w:tabs>
+        <w:spacing w:after="0" w:line="240" w:lineRule="auto"/>
+        <w:rPr>
+          <w:rFonts w:ascii="Courier New" w:eastAsia="Times New Roman" w:hAnsi="Courier New" w:cs="Courier New"/>
+          <w:kern w:val="0"/>
+          <w:sz w:val="20"/>
+          <w:szCs w:val="20"/>
+          <w:lang w:eastAsia="en-IN"/>
+          <w14:ligatures w14:val="none"/>
+        </w:rPr>
+      </w:pPr>
+      <w:r>
+        <w:rPr>
+          <w:rFonts w:ascii="Courier New" w:eastAsia="Times New Roman" w:hAnsi="Courier New" w:cs="Courier New"/>
+          <w:kern w:val="0"/>
+          <w:sz w:val="20"/>
+          <w:szCs w:val="20"/>
+          <w:lang w:eastAsia="en-IN"/>
+          <w14:ligatures w14:val="none"/>
+        </w:rPr>
+        <w:t>//*[contains(text(),'Submit')]</w:t>
+      </w:r>
+    </w:p>
+    <w:p>
+      <w:pPr>
+        <w:spacing w:after="0" w:line="240" w:lineRule="auto"/>
+        <w:rPr>
+          <w:rFonts w:ascii="Times New Roman" w:eastAsia="Times New Roman" w:hAnsi="Times New Roman" w:cs="Times New Roman"/>
+          <w:kern w:val="0"/>
+          <w:lang w:eastAsia="en-IN"/>
+          <w14:ligatures w14:val="none"/>
+        </w:rPr>
+      </w:pPr>
+      <w:r>
+        <w:rPr>
+          <w:rFonts w:ascii="Times New Roman" w:eastAsia="Times New Roman" w:hAnsi="Times New Roman" w:cs="Times New Roman"/>
+          <w:kern w:val="0"/>
+          <w:lang w:eastAsia="en-IN"/>
+          <w14:ligatures w14:val="none"/>
+        </w:rPr>
+        <w:pict w14:anchorId="4DC061E5">
+          <v:rect id="_x0000_i1235" style="width:0;height:1.5pt" o:hralign="center" o:hrstd="t" o:hr="t" fillcolor="#a0a0a0" stroked="f"/>
+        </w:pict>
+      </w:r>
+    </w:p>
+    <w:p>
+      <w:pPr>
+        <w:spacing w:before="100" w:beforeAutospacing="1" w:after="100" w:afterAutospacing="1" w:line="240" w:lineRule="auto"/>
+        <w:outlineLvl w:val="0"/>
+        <w:rPr>
+          <w:rFonts w:ascii="Times New Roman" w:eastAsia="Times New Roman" w:hAnsi="Times New Roman" w:cs="Times New Roman"/>
+          <w:b/>
+          <w:bCs/>
+          <w:kern w:val="36"/>
+          <w:sz w:val="48"/>
+          <w:szCs w:val="48"/>
+          <w:lang w:eastAsia="en-IN"/>
+          <w14:ligatures w14:val="none"/>
+        </w:rPr>
+      </w:pPr>
+      <w:r>
+        <w:rPr>
+          <w:rFonts w:ascii="Segoe UI Emoji" w:eastAsia="Times New Roman" w:hAnsi="Segoe UI Emoji" w:cs="Segoe UI Emoji"/>
+          <w:b/>
+          <w:bCs/>
+          <w:kern w:val="36"/>
+          <w:sz w:val="48"/>
+          <w:szCs w:val="48"/>
+          <w:lang w:eastAsia="en-IN"/>
+          <w14:ligatures w14:val="none"/>
+        </w:rPr>
+        <w:t>✅</w:t>
+      </w:r>
+      <w:r>
+        <w:rPr>
+          <w:rFonts w:ascii="Times New Roman" w:eastAsia="Times New Roman" w:hAnsi="Times New Roman" w:cs="Times New Roman"/>
+          <w:b/>
+          <w:bCs/>
+          <w:kern w:val="36"/>
+          <w:sz w:val="48"/>
+          <w:szCs w:val="48"/>
+          <w:lang w:eastAsia="en-IN"/>
+          <w14:ligatures w14:val="none"/>
+        </w:rPr>
+        <w:t xml:space="preserve"> STEP 3 — If text is long / dynamic → use contains() or starts-with()</w:t>
+      </w:r>
+    </w:p>
+    <w:p>
+      <w:pPr>
+        <w:spacing w:before="100" w:beforeAutospacing="1" w:after="100" w:afterAutospacing="1" w:line="240" w:lineRule="auto"/>
+        <w:outlineLvl w:val="2"/>
+        <w:rPr>
+          <w:rFonts w:ascii="Times New Roman" w:eastAsia="Times New Roman" w:hAnsi="Times New Roman" w:cs="Times New Roman"/>
+          <w:b/>
+          <w:bCs/>
+          <w:kern w:val="0"/>
+          <w:sz w:val="27"/>
+          <w:szCs w:val="27"/>
+          <w:lang w:eastAsia="en-IN"/>
+          <w14:ligatures w14:val="none"/>
+        </w:rPr>
+      </w:pPr>
+      <w:r>
+        <w:rPr>
+          <w:rFonts w:ascii="Segoe UI Emoji" w:eastAsia="Times New Roman" w:hAnsi="Segoe UI Emoji" w:cs="Segoe UI Emoji"/>
+          <w:b/>
+          <w:bCs/>
+          <w:kern w:val="0"/>
+          <w:sz w:val="27"/>
+          <w:szCs w:val="27"/>
+          <w:lang w:eastAsia="en-IN"/>
+          <w14:ligatures w14:val="none"/>
+        </w:rPr>
+        <w:t>🔹</w:t>
+      </w:r>
+      <w:r>
+        <w:rPr>
+          <w:rFonts w:ascii="Times New Roman" w:eastAsia="Times New Roman" w:hAnsi="Times New Roman" w:cs="Times New Roman"/>
+          <w:b/>
+          <w:bCs/>
+          <w:kern w:val="0"/>
+          <w:sz w:val="27"/>
+          <w:szCs w:val="27"/>
+          <w:lang w:eastAsia="en-IN"/>
+          <w14:ligatures w14:val="none"/>
+        </w:rPr>
+        <w:t xml:space="preserve"> XPath contains:</w:t>
+      </w:r>
+    </w:p>
+    <w:p>
+      <w:pPr>
+        <w:tabs>
+          <w:tab w:val="left" w:pos="916"/>
+          <w:tab w:val="left" w:pos="1832"/>
+          <w:tab w:val="left" w:pos="2748"/>
+          <w:tab w:val="left" w:pos="3664"/>
+          <w:tab w:val="left" w:pos="4580"/>
+          <w:tab w:val="left" w:pos="5496"/>
+          <w:tab w:val="left" w:pos="6412"/>
+          <w:tab w:val="left" w:pos="7328"/>
+          <w:tab w:val="left" w:pos="8244"/>
+          <w:tab w:val="left" w:pos="9160"/>
+          <w:tab w:val="left" w:pos="10076"/>
+          <w:tab w:val="left" w:pos="10992"/>
+          <w:tab w:val="left" w:pos="11908"/>
+          <w:tab w:val="left" w:pos="12824"/>
+          <w:tab w:val="left" w:pos="13740"/>
+          <w:tab w:val="left" w:pos="14656"/>
+        </w:tabs>
+        <w:spacing w:after="0" w:line="240" w:lineRule="auto"/>
+        <w:rPr>
+          <w:rFonts w:ascii="Courier New" w:eastAsia="Times New Roman" w:hAnsi="Courier New" w:cs="Courier New"/>
+          <w:kern w:val="0"/>
+          <w:sz w:val="20"/>
+          <w:szCs w:val="20"/>
+          <w:lang w:eastAsia="en-IN"/>
+          <w14:ligatures w14:val="none"/>
+        </w:rPr>
+      </w:pPr>
+      <w:r>
+        <w:rPr>
+          <w:rFonts w:ascii="Courier New" w:eastAsia="Times New Roman" w:hAnsi="Courier New" w:cs="Courier New"/>
+          <w:kern w:val="0"/>
+          <w:sz w:val="20"/>
+          <w:szCs w:val="20"/>
+          <w:lang w:eastAsia="en-IN"/>
+          <w14:ligatures w14:val="none"/>
+        </w:rPr>
+        <w:t>//*[contains(@class,'btn-primary')]</w:t>
+      </w:r>
+    </w:p>
+    <w:p>
+      <w:pPr>
+        <w:spacing w:before="100" w:beforeAutospacing="1" w:after="100" w:afterAutospacing="1" w:line="240" w:lineRule="auto"/>
+        <w:outlineLvl w:val="2"/>
+        <w:rPr>
+          <w:rFonts w:ascii="Times New Roman" w:eastAsia="Times New Roman" w:hAnsi="Times New Roman" w:cs="Times New Roman"/>
+          <w:b/>
+          <w:bCs/>
+          <w:kern w:val="0"/>
+          <w:sz w:val="27"/>
+          <w:szCs w:val="27"/>
+          <w:lang w:eastAsia="en-IN"/>
+          <w14:ligatures w14:val="none"/>
+        </w:rPr>
+      </w:pPr>
+      <w:r>
+        <w:rPr>
+          <w:rFonts w:ascii="Segoe UI Emoji" w:eastAsia="Times New Roman" w:hAnsi="Segoe UI Emoji" w:cs="Segoe UI Emoji"/>
+          <w:b/>
+          <w:bCs/>
+          <w:kern w:val="0"/>
+          <w:sz w:val="27"/>
+          <w:szCs w:val="27"/>
+          <w:lang w:eastAsia="en-IN"/>
+          <w14:ligatures w14:val="none"/>
+        </w:rPr>
+        <w:t>🔹</w:t>
+      </w:r>
+      <w:r>
+        <w:rPr>
+          <w:rFonts w:ascii="Times New Roman" w:eastAsia="Times New Roman" w:hAnsi="Times New Roman" w:cs="Times New Roman"/>
+          <w:b/>
+          <w:bCs/>
+          <w:kern w:val="0"/>
+          <w:sz w:val="27"/>
+          <w:szCs w:val="27"/>
+          <w:lang w:eastAsia="en-IN"/>
+          <w14:ligatures w14:val="none"/>
+        </w:rPr>
+        <w:t xml:space="preserve"> XPath starts-with:</w:t>
+      </w:r>
+    </w:p>
+    <w:p>
+      <w:pPr>
+        <w:tabs>
+          <w:tab w:val="left" w:pos="916"/>
+          <w:tab w:val="left" w:pos="1832"/>
+          <w:tab w:val="left" w:pos="2748"/>
+          <w:tab w:val="left" w:pos="3664"/>
+          <w:tab w:val="left" w:pos="4580"/>
+          <w:tab w:val="left" w:pos="5496"/>
+          <w:tab w:val="left" w:pos="6412"/>
+          <w:tab w:val="left" w:pos="7328"/>
+          <w:tab w:val="left" w:pos="8244"/>
+          <w:tab w:val="left" w:pos="9160"/>
+          <w:tab w:val="left" w:pos="10076"/>
+          <w:tab w:val="left" w:pos="10992"/>
+          <w:tab w:val="left" w:pos="11908"/>
+          <w:tab w:val="left" w:pos="12824"/>
+          <w:tab w:val="left" w:pos="13740"/>
+          <w:tab w:val="left" w:pos="14656"/>
+        </w:tabs>
+        <w:spacing w:after="0" w:line="240" w:lineRule="auto"/>
+        <w:rPr>
+          <w:rFonts w:ascii="Courier New" w:eastAsia="Times New Roman" w:hAnsi="Courier New" w:cs="Courier New"/>
+          <w:kern w:val="0"/>
+          <w:sz w:val="20"/>
+          <w:szCs w:val="20"/>
+          <w:lang w:eastAsia="en-IN"/>
+          <w14:ligatures w14:val="none"/>
+        </w:rPr>
+      </w:pPr>
+      <w:r>
+        <w:rPr>
+          <w:rFonts w:ascii="Courier New" w:eastAsia="Times New Roman" w:hAnsi="Courier New" w:cs="Courier New"/>
+          <w:kern w:val="0"/>
+          <w:sz w:val="20"/>
+          <w:szCs w:val="20"/>
+          <w:lang w:eastAsia="en-IN"/>
+          <w14:ligatures w14:val="none"/>
+        </w:rPr>
+        <w:t>//*[starts-with(@id,'user')]</w:t>
+      </w:r>
+    </w:p>
+    <w:p>
+      <w:pPr>
+        <w:spacing w:after="0" w:line="240" w:lineRule="auto"/>
+        <w:rPr>
+          <w:rFonts w:ascii="Times New Roman" w:eastAsia="Times New Roman" w:hAnsi="Times New Roman" w:cs="Times New Roman"/>
+          <w:kern w:val="0"/>
+          <w:lang w:eastAsia="en-IN"/>
+          <w14:ligatures w14:val="none"/>
+        </w:rPr>
+      </w:pPr>
+      <w:r>
+        <w:rPr>
+          <w:rFonts w:ascii="Times New Roman" w:eastAsia="Times New Roman" w:hAnsi="Times New Roman" w:cs="Times New Roman"/>
+          <w:kern w:val="0"/>
+          <w:lang w:eastAsia="en-IN"/>
+          <w14:ligatures w14:val="none"/>
+        </w:rPr>
+        <w:pict w14:anchorId="68787A76">
+          <v:rect id="_x0000_i1236" style="width:0;height:1.5pt" o:hralign="center" o:hrstd="t" o:hr="t" fillcolor="#a0a0a0" stroked="f"/>
+        </w:pict>
+      </w:r>
+    </w:p>
+    <w:p>
+      <w:pPr>
+        <w:spacing w:before="100" w:beforeAutospacing="1" w:after="100" w:afterAutospacing="1" w:line="240" w:lineRule="auto"/>
+        <w:outlineLvl w:val="0"/>
+        <w:rPr>
+          <w:rFonts w:ascii="Times New Roman" w:eastAsia="Times New Roman" w:hAnsi="Times New Roman" w:cs="Times New Roman"/>
+          <w:b/>
+          <w:bCs/>
+          <w:kern w:val="36"/>
+          <w:sz w:val="48"/>
+          <w:szCs w:val="48"/>
+          <w:lang w:eastAsia="en-IN"/>
+          <w14:ligatures w14:val="none"/>
+        </w:rPr>
+      </w:pPr>
+      <w:r>
+        <w:rPr>
+          <w:rFonts w:ascii="Segoe UI Emoji" w:eastAsia="Times New Roman" w:hAnsi="Segoe UI Emoji" w:cs="Segoe UI Emoji"/>
+          <w:b/>
+          <w:bCs/>
+          <w:kern w:val="36"/>
+          <w:sz w:val="48"/>
+          <w:szCs w:val="48"/>
+          <w:lang w:eastAsia="en-IN"/>
+          <w14:ligatures w14:val="none"/>
+        </w:rPr>
+        <w:lastRenderedPageBreak/>
+        <w:t>✅</w:t>
+      </w:r>
+      <w:r>
+        <w:rPr>
+          <w:rFonts w:ascii="Times New Roman" w:eastAsia="Times New Roman" w:hAnsi="Times New Roman" w:cs="Times New Roman"/>
+          <w:b/>
+          <w:bCs/>
+          <w:kern w:val="36"/>
+          <w:sz w:val="48"/>
+          <w:szCs w:val="48"/>
+          <w:lang w:eastAsia="en-IN"/>
+          <w14:ligatures w14:val="none"/>
+        </w:rPr>
+        <w:t xml:space="preserve"> STEP 4 — If element is not directly identifiable → use Parent → Child approach</w:t>
+      </w:r>
+    </w:p>
+    <w:p>
+      <w:pPr>
+        <w:spacing w:before="100" w:beforeAutospacing="1" w:after="100" w:afterAutospacing="1" w:line="240" w:lineRule="auto"/>
+        <w:rPr>
+          <w:rFonts w:ascii="Times New Roman" w:eastAsia="Times New Roman" w:hAnsi="Times New Roman" w:cs="Times New Roman"/>
+          <w:kern w:val="0"/>
+          <w:lang w:eastAsia="en-IN"/>
+          <w14:ligatures w14:val="none"/>
+        </w:rPr>
+      </w:pPr>
+      <w:r>
+        <w:rPr>
+          <w:rFonts w:ascii="Times New Roman" w:eastAsia="Times New Roman" w:hAnsi="Times New Roman" w:cs="Times New Roman"/>
+          <w:kern w:val="0"/>
+          <w:lang w:eastAsia="en-IN"/>
+          <w14:ligatures w14:val="none"/>
+        </w:rPr>
+        <w:t>Look for nearest stable parent.</w:t>
+      </w:r>
+    </w:p>
+    <w:p>
+      <w:pPr>
+        <w:spacing w:before="100" w:beforeAutospacing="1" w:after="100" w:afterAutospacing="1" w:line="240" w:lineRule="auto"/>
+        <w:rPr>
+          <w:rFonts w:ascii="Times New Roman" w:eastAsia="Times New Roman" w:hAnsi="Times New Roman" w:cs="Times New Roman"/>
+          <w:kern w:val="0"/>
+          <w:lang w:eastAsia="en-IN"/>
+          <w14:ligatures w14:val="none"/>
+        </w:rPr>
+      </w:pPr>
+      <w:r>
+        <w:rPr>
+          <w:rFonts w:ascii="Times New Roman" w:eastAsia="Times New Roman" w:hAnsi="Times New Roman" w:cs="Times New Roman"/>
+          <w:b/>
+          <w:bCs/>
+          <w:kern w:val="0"/>
+          <w:lang w:eastAsia="en-IN"/>
+          <w14:ligatures w14:val="none"/>
+        </w:rPr>
+        <w:t>Example HTML:</w:t>
+      </w:r>
+    </w:p>
+    <w:p>
+      <w:pPr>
+        <w:tabs>
+          <w:tab w:val="left" w:pos="916"/>
+          <w:tab w:val="left" w:pos="1832"/>
+          <w:tab w:val="left" w:pos="2748"/>
+          <w:tab w:val="left" w:pos="3664"/>
+          <w:tab w:val="left" w:pos="4580"/>
+          <w:tab w:val="left" w:pos="5496"/>
+          <w:tab w:val="left" w:pos="6412"/>
+          <w:tab w:val="left" w:pos="7328"/>
+          <w:tab w:val="left" w:pos="8244"/>
+          <w:tab w:val="left" w:pos="9160"/>
+          <w:tab w:val="left" w:pos="10076"/>
+          <w:tab w:val="left" w:pos="10992"/>
+          <w:tab w:val="left" w:pos="11908"/>
+          <w:tab w:val="left" w:pos="12824"/>
+          <w:tab w:val="left" w:pos="13740"/>
+          <w:tab w:val="left" w:pos="14656"/>
+        </w:tabs>
+        <w:spacing w:after="0" w:line="240" w:lineRule="auto"/>
+        <w:rPr>
+          <w:rFonts w:ascii="Courier New" w:eastAsia="Times New Roman" w:hAnsi="Courier New" w:cs="Courier New"/>
+          <w:kern w:val="0"/>
+          <w:sz w:val="20"/>
+          <w:szCs w:val="20"/>
+          <w:lang w:eastAsia="en-IN"/>
+          <w14:ligatures w14:val="none"/>
+        </w:rPr>
+      </w:pPr>
+      <w:r>
+        <w:rPr>
+          <w:rFonts w:ascii="Courier New" w:eastAsia="Times New Roman" w:hAnsi="Courier New" w:cs="Courier New"/>
+          <w:kern w:val="0"/>
+          <w:sz w:val="20"/>
+          <w:szCs w:val="20"/>
+          <w:lang w:eastAsia="en-IN"/>
+          <w14:ligatures w14:val="none"/>
+        </w:rPr>
+        <w:t>&lt;div class="form-group"&gt;</w:t>
+      </w:r>
+    </w:p>
+    <w:p>
+      <w:pPr>
+        <w:tabs>
+          <w:tab w:val="left" w:pos="916"/>
+          <w:tab w:val="left" w:pos="1832"/>
+          <w:tab w:val="left" w:pos="2748"/>
+          <w:tab w:val="left" w:pos="3664"/>
+          <w:tab w:val="left" w:pos="4580"/>
+          <w:tab w:val="left" w:pos="5496"/>
+          <w:tab w:val="left" w:pos="6412"/>
+          <w:tab w:val="left" w:pos="7328"/>
+          <w:tab w:val="left" w:pos="8244"/>
+          <w:tab w:val="left" w:pos="9160"/>
+          <w:tab w:val="left" w:pos="10076"/>
+          <w:tab w:val="left" w:pos="10992"/>
+          <w:tab w:val="left" w:pos="11908"/>
+          <w:tab w:val="left" w:pos="12824"/>
+          <w:tab w:val="left" w:pos="13740"/>
+          <w:tab w:val="left" w:pos="14656"/>
+        </w:tabs>
+        <w:spacing w:after="0" w:line="240" w:lineRule="auto"/>
+        <w:rPr>
+          <w:rFonts w:ascii="Courier New" w:eastAsia="Times New Roman" w:hAnsi="Courier New" w:cs="Courier New"/>
+          <w:kern w:val="0"/>
+          <w:sz w:val="20"/>
+          <w:szCs w:val="20"/>
+          <w:lang w:eastAsia="en-IN"/>
+          <w14:ligatures w14:val="none"/>
+        </w:rPr>
+      </w:pPr>
+      <w:r>
+        <w:rPr>
+          <w:rFonts w:ascii="Courier New" w:eastAsia="Times New Roman" w:hAnsi="Courier New" w:cs="Courier New"/>
+          <w:kern w:val="0"/>
+          <w:sz w:val="20"/>
+          <w:szCs w:val="20"/>
+          <w:lang w:eastAsia="en-IN"/>
+          <w14:ligatures w14:val="none"/>
+        </w:rPr>
+        <w:t xml:space="preserve">   &lt;label&gt;Email&lt;/label&gt;</w:t>
+      </w:r>
+    </w:p>
+    <w:p>
+      <w:pPr>
+        <w:tabs>
+          <w:tab w:val="left" w:pos="916"/>
+          <w:tab w:val="left" w:pos="1832"/>
+          <w:tab w:val="left" w:pos="2748"/>
+          <w:tab w:val="left" w:pos="3664"/>
+          <w:tab w:val="left" w:pos="4580"/>
+          <w:tab w:val="left" w:pos="5496"/>
+          <w:tab w:val="left" w:pos="6412"/>
+          <w:tab w:val="left" w:pos="7328"/>
+          <w:tab w:val="left" w:pos="8244"/>
+          <w:tab w:val="left" w:pos="9160"/>
+          <w:tab w:val="left" w:pos="10076"/>
+          <w:tab w:val="left" w:pos="10992"/>
+          <w:tab w:val="left" w:pos="11908"/>
+          <w:tab w:val="left" w:pos="12824"/>
+          <w:tab w:val="left" w:pos="13740"/>
+          <w:tab w:val="left" w:pos="14656"/>
+        </w:tabs>
+        <w:spacing w:after="0" w:line="240" w:lineRule="auto"/>
+        <w:rPr>
+          <w:rFonts w:ascii="Courier New" w:eastAsia="Times New Roman" w:hAnsi="Courier New" w:cs="Courier New"/>
+          <w:kern w:val="0"/>
+          <w:sz w:val="20"/>
+          <w:szCs w:val="20"/>
+          <w:lang w:eastAsia="en-IN"/>
+          <w14:ligatures w14:val="none"/>
+        </w:rPr>
+      </w:pPr>
+      <w:r>
+        <w:rPr>
+          <w:rFonts w:ascii="Courier New" w:eastAsia="Times New Roman" w:hAnsi="Courier New" w:cs="Courier New"/>
+          <w:kern w:val="0"/>
+          <w:sz w:val="20"/>
+          <w:szCs w:val="20"/>
+          <w:lang w:eastAsia="en-IN"/>
+          <w14:ligatures w14:val="none"/>
+        </w:rPr>
+        <w:t xml:space="preserve">   &lt;input type="text" id="</w:t>
+      </w:r>
+      <w:proofErr w:type="spellStart"/>
+      <w:r>
+        <w:rPr>
+          <w:rFonts w:ascii="Courier New" w:eastAsia="Times New Roman" w:hAnsi="Courier New" w:cs="Courier New"/>
+          <w:kern w:val="0"/>
+          <w:sz w:val="20"/>
+          <w:szCs w:val="20"/>
+          <w:lang w:eastAsia="en-IN"/>
+          <w14:ligatures w14:val="none"/>
+        </w:rPr>
+        <w:t>emailInput</w:t>
+      </w:r>
+      <w:proofErr w:type="spellEnd"/>
+      <w:r>
+        <w:rPr>
+          <w:rFonts w:ascii="Courier New" w:eastAsia="Times New Roman" w:hAnsi="Courier New" w:cs="Courier New"/>
+          <w:kern w:val="0"/>
+          <w:sz w:val="20"/>
+          <w:szCs w:val="20"/>
+          <w:lang w:eastAsia="en-IN"/>
+          <w14:ligatures w14:val="none"/>
+        </w:rPr>
+        <w:t>"&gt;</w:t>
+      </w:r>
+    </w:p>
+    <w:p>
+      <w:pPr>
+        <w:tabs>
+          <w:tab w:val="left" w:pos="916"/>
+          <w:tab w:val="left" w:pos="1832"/>
+          <w:tab w:val="left" w:pos="2748"/>
+          <w:tab w:val="left" w:pos="3664"/>
+          <w:tab w:val="left" w:pos="4580"/>
+          <w:tab w:val="left" w:pos="5496"/>
+          <w:tab w:val="left" w:pos="6412"/>
+          <w:tab w:val="left" w:pos="7328"/>
+          <w:tab w:val="left" w:pos="8244"/>
+          <w:tab w:val="left" w:pos="9160"/>
+          <w:tab w:val="left" w:pos="10076"/>
+          <w:tab w:val="left" w:pos="10992"/>
+          <w:tab w:val="left" w:pos="11908"/>
+          <w:tab w:val="left" w:pos="12824"/>
+          <w:tab w:val="left" w:pos="13740"/>
+          <w:tab w:val="left" w:pos="14656"/>
+        </w:tabs>
+        <w:spacing w:after="0" w:line="240" w:lineRule="auto"/>
+        <w:rPr>
+          <w:rFonts w:ascii="Courier New" w:eastAsia="Times New Roman" w:hAnsi="Courier New" w:cs="Courier New"/>
+          <w:kern w:val="0"/>
+          <w:sz w:val="20"/>
+          <w:szCs w:val="20"/>
+          <w:lang w:eastAsia="en-IN"/>
+          <w14:ligatures w14:val="none"/>
+        </w:rPr>
+      </w:pPr>
+      <w:r>
+        <w:rPr>
+          <w:rFonts w:ascii="Courier New" w:eastAsia="Times New Roman" w:hAnsi="Courier New" w:cs="Courier New"/>
+          <w:kern w:val="0"/>
+          <w:sz w:val="20"/>
+          <w:szCs w:val="20"/>
+          <w:lang w:eastAsia="en-IN"/>
+          <w14:ligatures w14:val="none"/>
+        </w:rPr>
+        <w:t>&lt;/div&gt;</w:t>
+      </w:r>
+    </w:p>
+    <w:p>
+      <w:pPr>
+        <w:spacing w:before="100" w:beforeAutospacing="1" w:after="100" w:afterAutospacing="1" w:line="240" w:lineRule="auto"/>
+        <w:outlineLvl w:val="2"/>
+        <w:rPr>
+          <w:rFonts w:ascii="Times New Roman" w:eastAsia="Times New Roman" w:hAnsi="Times New Roman" w:cs="Times New Roman"/>
+          <w:b/>
+          <w:bCs/>
+          <w:kern w:val="0"/>
+          <w:sz w:val="27"/>
+          <w:szCs w:val="27"/>
+          <w:lang w:eastAsia="en-IN"/>
+          <w14:ligatures w14:val="none"/>
+        </w:rPr>
+      </w:pPr>
+      <w:r>
+        <w:rPr>
+          <w:rFonts w:ascii="Segoe UI Emoji" w:eastAsia="Times New Roman" w:hAnsi="Segoe UI Emoji" w:cs="Segoe UI Emoji"/>
+          <w:b/>
+          <w:bCs/>
+          <w:kern w:val="0"/>
+          <w:sz w:val="27"/>
+          <w:szCs w:val="27"/>
+          <w:lang w:eastAsia="en-IN"/>
+          <w14:ligatures w14:val="none"/>
+        </w:rPr>
+        <w:t>🔹</w:t>
+      </w:r>
+      <w:r>
+        <w:rPr>
+          <w:rFonts w:ascii="Times New Roman" w:eastAsia="Times New Roman" w:hAnsi="Times New Roman" w:cs="Times New Roman"/>
+          <w:b/>
+          <w:bCs/>
+          <w:kern w:val="0"/>
+          <w:sz w:val="27"/>
+          <w:szCs w:val="27"/>
+          <w:lang w:eastAsia="en-IN"/>
+          <w14:ligatures w14:val="none"/>
+        </w:rPr>
+        <w:t xml:space="preserve"> CSS:</w:t>
+      </w:r>
+    </w:p>
+    <w:p>
+      <w:pPr>
+        <w:tabs>
+          <w:tab w:val="left" w:pos="916"/>
+          <w:tab w:val="left" w:pos="1832"/>
+          <w:tab w:val="left" w:pos="2748"/>
+          <w:tab w:val="left" w:pos="3664"/>
+          <w:tab w:val="left" w:pos="4580"/>
+          <w:tab w:val="left" w:pos="5496"/>
+          <w:tab w:val="left" w:pos="6412"/>
+          <w:tab w:val="left" w:pos="7328"/>
+          <w:tab w:val="left" w:pos="8244"/>
+          <w:tab w:val="left" w:pos="9160"/>
+          <w:tab w:val="left" w:pos="10076"/>
+          <w:tab w:val="left" w:pos="10992"/>
+          <w:tab w:val="left" w:pos="11908"/>
+          <w:tab w:val="left" w:pos="12824"/>
+          <w:tab w:val="left" w:pos="13740"/>
+          <w:tab w:val="left" w:pos="14656"/>
+        </w:tabs>
+        <w:spacing w:after="0" w:line="240" w:lineRule="auto"/>
+        <w:rPr>
+          <w:rFonts w:ascii="Courier New" w:eastAsia="Times New Roman" w:hAnsi="Courier New" w:cs="Courier New"/>
+          <w:kern w:val="0"/>
+          <w:sz w:val="20"/>
+          <w:szCs w:val="20"/>
+          <w:lang w:eastAsia="en-IN"/>
+          <w14:ligatures w14:val="none"/>
+        </w:rPr>
+      </w:pPr>
+      <w:r>
+        <w:rPr>
+          <w:rFonts w:ascii="Courier New" w:eastAsia="Times New Roman" w:hAnsi="Courier New" w:cs="Courier New"/>
+          <w:kern w:val="0"/>
+          <w:sz w:val="20"/>
+          <w:szCs w:val="20"/>
+          <w:lang w:eastAsia="en-IN"/>
+          <w14:ligatures w14:val="none"/>
+        </w:rPr>
+        <w:t>.form-group &gt; input</w:t>
+      </w:r>
+    </w:p>
+    <w:p>
+      <w:pPr>
+        <w:spacing w:before="100" w:beforeAutospacing="1" w:after="100" w:afterAutospacing="1" w:line="240" w:lineRule="auto"/>
+        <w:outlineLvl w:val="2"/>
+        <w:rPr>
+          <w:rFonts w:ascii="Times New Roman" w:eastAsia="Times New Roman" w:hAnsi="Times New Roman" w:cs="Times New Roman"/>
+          <w:b/>
+          <w:bCs/>
+          <w:kern w:val="0"/>
+          <w:sz w:val="27"/>
+          <w:szCs w:val="27"/>
+          <w:lang w:eastAsia="en-IN"/>
+          <w14:ligatures w14:val="none"/>
+        </w:rPr>
+      </w:pPr>
+      <w:r>
+        <w:rPr>
+          <w:rFonts w:ascii="Segoe UI Emoji" w:eastAsia="Times New Roman" w:hAnsi="Segoe UI Emoji" w:cs="Segoe UI Emoji"/>
+          <w:b/>
+          <w:bCs/>
+          <w:kern w:val="0"/>
+          <w:sz w:val="27"/>
+          <w:szCs w:val="27"/>
+          <w:lang w:eastAsia="en-IN"/>
+          <w14:ligatures w14:val="none"/>
+        </w:rPr>
+        <w:t>🔹</w:t>
+      </w:r>
+      <w:r>
+        <w:rPr>
+          <w:rFonts w:ascii="Times New Roman" w:eastAsia="Times New Roman" w:hAnsi="Times New Roman" w:cs="Times New Roman"/>
+          <w:b/>
+          <w:bCs/>
+          <w:kern w:val="0"/>
+          <w:sz w:val="27"/>
+          <w:szCs w:val="27"/>
+          <w:lang w:eastAsia="en-IN"/>
+          <w14:ligatures w14:val="none"/>
+        </w:rPr>
+        <w:t xml:space="preserve"> XPath:</w:t>
+      </w:r>
+    </w:p>
+    <w:p>
+      <w:pPr>
+        <w:tabs>
+          <w:tab w:val="left" w:pos="916"/>
+          <w:tab w:val="left" w:pos="1832"/>
+          <w:tab w:val="left" w:pos="2748"/>
+          <w:tab w:val="left" w:pos="3664"/>
+          <w:tab w:val="left" w:pos="4580"/>
+          <w:tab w:val="left" w:pos="5496"/>
+          <w:tab w:val="left" w:pos="6412"/>
+          <w:tab w:val="left" w:pos="7328"/>
+          <w:tab w:val="left" w:pos="8244"/>
+          <w:tab w:val="left" w:pos="9160"/>
+          <w:tab w:val="left" w:pos="10076"/>
+          <w:tab w:val="left" w:pos="10992"/>
+          <w:tab w:val="left" w:pos="11908"/>
+          <w:tab w:val="left" w:pos="12824"/>
+          <w:tab w:val="left" w:pos="13740"/>
+          <w:tab w:val="left" w:pos="14656"/>
+        </w:tabs>
+        <w:spacing w:after="0" w:line="240" w:lineRule="auto"/>
+        <w:rPr>
+          <w:rFonts w:ascii="Courier New" w:eastAsia="Times New Roman" w:hAnsi="Courier New" w:cs="Courier New"/>
+          <w:kern w:val="0"/>
+          <w:sz w:val="20"/>
+          <w:szCs w:val="20"/>
+          <w:lang w:eastAsia="en-IN"/>
+          <w14:ligatures w14:val="none"/>
+        </w:rPr>
+      </w:pPr>
+      <w:r>
+        <w:rPr>
+          <w:rFonts w:ascii="Courier New" w:eastAsia="Times New Roman" w:hAnsi="Courier New" w:cs="Courier New"/>
+          <w:kern w:val="0"/>
+          <w:sz w:val="20"/>
+          <w:szCs w:val="20"/>
+          <w:lang w:eastAsia="en-IN"/>
+          <w14:ligatures w14:val="none"/>
+        </w:rPr>
+        <w:t>//*[@class='form-group']/input</w:t>
+      </w:r>
+    </w:p>
+    <w:p>
+      <w:pPr>
+        <w:spacing w:after="0" w:line="240" w:lineRule="auto"/>
+        <w:rPr>
+          <w:rFonts w:ascii="Times New Roman" w:eastAsia="Times New Roman" w:hAnsi="Times New Roman" w:cs="Times New Roman"/>
+          <w:kern w:val="0"/>
+          <w:lang w:eastAsia="en-IN"/>
+          <w14:ligatures w14:val="none"/>
+        </w:rPr>
+      </w:pPr>
+      <w:r>
+        <w:rPr>
+          <w:rFonts w:ascii="Times New Roman" w:eastAsia="Times New Roman" w:hAnsi="Times New Roman" w:cs="Times New Roman"/>
+          <w:kern w:val="0"/>
+          <w:lang w:eastAsia="en-IN"/>
+          <w14:ligatures w14:val="none"/>
+        </w:rPr>
+        <w:pict w14:anchorId="70FEECC3">
+          <v:rect id="_x0000_i1237" style="width:0;height:1.5pt" o:hralign="center" o:hrstd="t" o:hr="t" fillcolor="#a0a0a0" stroked="f"/>
+        </w:pict>
+      </w:r>
+    </w:p>
+    <w:p>
+      <w:pPr>
+        <w:spacing w:before="100" w:beforeAutospacing="1" w:after="100" w:afterAutospacing="1" w:line="240" w:lineRule="auto"/>
+        <w:outlineLvl w:val="0"/>
+        <w:rPr>
+          <w:rFonts w:ascii="Times New Roman" w:eastAsia="Times New Roman" w:hAnsi="Times New Roman" w:cs="Times New Roman"/>
+          <w:b/>
+          <w:bCs/>
+          <w:kern w:val="36"/>
+          <w:sz w:val="48"/>
+          <w:szCs w:val="48"/>
+          <w:lang w:eastAsia="en-IN"/>
+          <w14:ligatures w14:val="none"/>
+        </w:rPr>
+      </w:pPr>
+      <w:r>
+        <w:rPr>
+          <w:rFonts w:ascii="Segoe UI Emoji" w:eastAsia="Times New Roman" w:hAnsi="Segoe UI Emoji" w:cs="Segoe UI Emoji"/>
+          <w:b/>
+          <w:bCs/>
+          <w:kern w:val="36"/>
+          <w:sz w:val="48"/>
+          <w:szCs w:val="48"/>
+          <w:lang w:eastAsia="en-IN"/>
+          <w14:ligatures w14:val="none"/>
+        </w:rPr>
+        <w:t>✅</w:t>
+      </w:r>
+      <w:r>
+        <w:rPr>
+          <w:rFonts w:ascii="Times New Roman" w:eastAsia="Times New Roman" w:hAnsi="Times New Roman" w:cs="Times New Roman"/>
+          <w:b/>
+          <w:bCs/>
+          <w:kern w:val="36"/>
+          <w:sz w:val="48"/>
+          <w:szCs w:val="48"/>
+          <w:lang w:eastAsia="en-IN"/>
+          <w14:ligatures w14:val="none"/>
+        </w:rPr>
+        <w:t xml:space="preserve"> STEP 5 — If still not reachable → use Sibling or Ancestor relationship</w:t>
+      </w:r>
+    </w:p>
+    <w:p>
+      <w:pPr>
+        <w:spacing w:before="100" w:beforeAutospacing="1" w:after="100" w:afterAutospacing="1" w:line="240" w:lineRule="auto"/>
+        <w:outlineLvl w:val="2"/>
+        <w:rPr>
+          <w:rFonts w:ascii="Times New Roman" w:eastAsia="Times New Roman" w:hAnsi="Times New Roman" w:cs="Times New Roman"/>
+          <w:b/>
+          <w:bCs/>
+          <w:kern w:val="0"/>
+          <w:sz w:val="27"/>
+          <w:szCs w:val="27"/>
+          <w:lang w:eastAsia="en-IN"/>
+          <w14:ligatures w14:val="none"/>
+        </w:rPr>
+      </w:pPr>
+      <w:r>
+        <w:rPr>
+          <w:rFonts w:ascii="Segoe UI Emoji" w:eastAsia="Times New Roman" w:hAnsi="Segoe UI Emoji" w:cs="Segoe UI Emoji"/>
+          <w:b/>
+          <w:bCs/>
+          <w:kern w:val="0"/>
+          <w:sz w:val="27"/>
+          <w:szCs w:val="27"/>
+          <w:lang w:eastAsia="en-IN"/>
+          <w14:ligatures w14:val="none"/>
+        </w:rPr>
+        <w:t>🔹</w:t>
+      </w:r>
+      <w:r>
+        <w:rPr>
+          <w:rFonts w:ascii="Times New Roman" w:eastAsia="Times New Roman" w:hAnsi="Times New Roman" w:cs="Times New Roman"/>
+          <w:b/>
+          <w:bCs/>
+          <w:kern w:val="0"/>
+          <w:sz w:val="27"/>
+          <w:szCs w:val="27"/>
+          <w:lang w:eastAsia="en-IN"/>
+          <w14:ligatures w14:val="none"/>
+        </w:rPr>
+        <w:t xml:space="preserve"> Example using following-sibling</w:t>
+      </w:r>
+    </w:p>
+    <w:p>
+      <w:pPr>
+        <w:tabs>
+          <w:tab w:val="left" w:pos="916"/>
+          <w:tab w:val="left" w:pos="1832"/>
+          <w:tab w:val="left" w:pos="2748"/>
+          <w:tab w:val="left" w:pos="3664"/>
+          <w:tab w:val="left" w:pos="4580"/>
+          <w:tab w:val="left" w:pos="5496"/>
+          <w:tab w:val="left" w:pos="6412"/>
+          <w:tab w:val="left" w:pos="7328"/>
+          <w:tab w:val="left" w:pos="8244"/>
+          <w:tab w:val="left" w:pos="9160"/>
+          <w:tab w:val="left" w:pos="10076"/>
+          <w:tab w:val="left" w:pos="10992"/>
+          <w:tab w:val="left" w:pos="11908"/>
+          <w:tab w:val="left" w:pos="12824"/>
+          <w:tab w:val="left" w:pos="13740"/>
+          <w:tab w:val="left" w:pos="14656"/>
+        </w:tabs>
+        <w:spacing w:after="0" w:line="240" w:lineRule="auto"/>
+        <w:rPr>
+          <w:rFonts w:ascii="Courier New" w:eastAsia="Times New Roman" w:hAnsi="Courier New" w:cs="Courier New"/>
+          <w:kern w:val="0"/>
+          <w:sz w:val="20"/>
+          <w:szCs w:val="20"/>
+          <w:lang w:eastAsia="en-IN"/>
+          <w14:ligatures w14:val="none"/>
+        </w:rPr>
+      </w:pPr>
+      <w:r>
+        <w:rPr>
+          <w:rFonts w:ascii="Courier New" w:eastAsia="Times New Roman" w:hAnsi="Courier New" w:cs="Courier New"/>
+          <w:kern w:val="0"/>
+          <w:sz w:val="20"/>
+          <w:szCs w:val="20"/>
+          <w:lang w:eastAsia="en-IN"/>
+          <w14:ligatures w14:val="none"/>
+        </w:rPr>
+        <w:t>//*[@class='form-group']/label/following-</w:t>
+      </w:r>
+      <w:proofErr w:type="gramStart"/>
+      <w:r>
+        <w:rPr>
+          <w:rFonts w:ascii="Courier New" w:eastAsia="Times New Roman" w:hAnsi="Courier New" w:cs="Courier New"/>
+          <w:kern w:val="0"/>
+          <w:sz w:val="20"/>
+          <w:szCs w:val="20"/>
+          <w:lang w:eastAsia="en-IN"/>
+          <w14:ligatures w14:val="none"/>
+        </w:rPr>
+        <w:t>sibling::</w:t>
+      </w:r>
+      <w:proofErr w:type="gramEnd"/>
+      <w:r>
+        <w:rPr>
+          <w:rFonts w:ascii="Courier New" w:eastAsia="Times New Roman" w:hAnsi="Courier New" w:cs="Courier New"/>
+          <w:kern w:val="0"/>
+          <w:sz w:val="20"/>
+          <w:szCs w:val="20"/>
+          <w:lang w:eastAsia="en-IN"/>
+          <w14:ligatures w14:val="none"/>
+        </w:rPr>
+        <w:t>input</w:t>
+      </w:r>
+    </w:p>
+    <w:p>
+      <w:pPr>
+        <w:spacing w:before="100" w:beforeAutospacing="1" w:after="100" w:afterAutospacing="1" w:line="240" w:lineRule="auto"/>
+        <w:outlineLvl w:val="2"/>
+        <w:rPr>
+          <w:rFonts w:ascii="Times New Roman" w:eastAsia="Times New Roman" w:hAnsi="Times New Roman" w:cs="Times New Roman"/>
+          <w:b/>
+          <w:bCs/>
+          <w:kern w:val="0"/>
+          <w:sz w:val="27"/>
+          <w:szCs w:val="27"/>
+          <w:lang w:eastAsia="en-IN"/>
+          <w14:ligatures w14:val="none"/>
+        </w:rPr>
+      </w:pPr>
+      <w:r>
+        <w:rPr>
+          <w:rFonts w:ascii="Segoe UI Emoji" w:eastAsia="Times New Roman" w:hAnsi="Segoe UI Emoji" w:cs="Segoe UI Emoji"/>
+          <w:b/>
+          <w:bCs/>
+          <w:kern w:val="0"/>
+          <w:sz w:val="27"/>
+          <w:szCs w:val="27"/>
+          <w:lang w:eastAsia="en-IN"/>
+          <w14:ligatures w14:val="none"/>
+        </w:rPr>
+        <w:t>🔹</w:t>
+      </w:r>
+      <w:r>
+        <w:rPr>
+          <w:rFonts w:ascii="Times New Roman" w:eastAsia="Times New Roman" w:hAnsi="Times New Roman" w:cs="Times New Roman"/>
+          <w:b/>
+          <w:bCs/>
+          <w:kern w:val="0"/>
+          <w:sz w:val="27"/>
+          <w:szCs w:val="27"/>
+          <w:lang w:eastAsia="en-IN"/>
+          <w14:ligatures w14:val="none"/>
+        </w:rPr>
+        <w:t xml:space="preserve"> Example using preceding-sibling</w:t>
+      </w:r>
+    </w:p>
+    <w:p>
+      <w:pPr>
+        <w:tabs>
+          <w:tab w:val="left" w:pos="916"/>
+          <w:tab w:val="left" w:pos="1832"/>
+          <w:tab w:val="left" w:pos="2748"/>
+          <w:tab w:val="left" w:pos="3664"/>
+          <w:tab w:val="left" w:pos="4580"/>
+          <w:tab w:val="left" w:pos="5496"/>
+          <w:tab w:val="left" w:pos="6412"/>
+          <w:tab w:val="left" w:pos="7328"/>
+          <w:tab w:val="left" w:pos="8244"/>
+          <w:tab w:val="left" w:pos="9160"/>
+          <w:tab w:val="left" w:pos="10076"/>
+          <w:tab w:val="left" w:pos="10992"/>
+          <w:tab w:val="left" w:pos="11908"/>
+          <w:tab w:val="left" w:pos="12824"/>
+          <w:tab w:val="left" w:pos="13740"/>
+          <w:tab w:val="left" w:pos="14656"/>
+        </w:tabs>
+        <w:spacing w:after="0" w:line="240" w:lineRule="auto"/>
+        <w:rPr>
+          <w:rFonts w:ascii="Courier New" w:eastAsia="Times New Roman" w:hAnsi="Courier New" w:cs="Courier New"/>
+          <w:kern w:val="0"/>
+          <w:sz w:val="20"/>
+          <w:szCs w:val="20"/>
+          <w:lang w:eastAsia="en-IN"/>
+          <w14:ligatures w14:val="none"/>
+        </w:rPr>
+      </w:pPr>
+      <w:r>
+        <w:rPr>
+          <w:rFonts w:ascii="Courier New" w:eastAsia="Times New Roman" w:hAnsi="Courier New" w:cs="Courier New"/>
+          <w:kern w:val="0"/>
+          <w:sz w:val="20"/>
+          <w:szCs w:val="20"/>
+          <w:lang w:eastAsia="en-IN"/>
+          <w14:ligatures w14:val="none"/>
+        </w:rPr>
+        <w:t>//*[@id='emailInput']/preceding-</w:t>
+      </w:r>
+      <w:proofErr w:type="gramStart"/>
+      <w:r>
+        <w:rPr>
+          <w:rFonts w:ascii="Courier New" w:eastAsia="Times New Roman" w:hAnsi="Courier New" w:cs="Courier New"/>
+          <w:kern w:val="0"/>
+          <w:sz w:val="20"/>
+          <w:szCs w:val="20"/>
+          <w:lang w:eastAsia="en-IN"/>
+          <w14:ligatures w14:val="none"/>
+        </w:rPr>
+        <w:t>sibling::</w:t>
+      </w:r>
+      <w:proofErr w:type="gramEnd"/>
+      <w:r>
+        <w:rPr>
+          <w:rFonts w:ascii="Courier New" w:eastAsia="Times New Roman" w:hAnsi="Courier New" w:cs="Courier New"/>
+          <w:kern w:val="0"/>
+          <w:sz w:val="20"/>
+          <w:szCs w:val="20"/>
+          <w:lang w:eastAsia="en-IN"/>
+          <w14:ligatures w14:val="none"/>
+        </w:rPr>
+        <w:t>label</w:t>
+      </w:r>
+    </w:p>
+    <w:p>
+      <w:pPr>
+        <w:spacing w:before="100" w:beforeAutospacing="1" w:after="100" w:afterAutospacing="1" w:line="240" w:lineRule="auto"/>
+        <w:outlineLvl w:val="2"/>
+        <w:rPr>
+          <w:rFonts w:ascii="Times New Roman" w:eastAsia="Times New Roman" w:hAnsi="Times New Roman" w:cs="Times New Roman"/>
+          <w:b/>
+          <w:bCs/>
+          <w:kern w:val="0"/>
+          <w:sz w:val="27"/>
+          <w:szCs w:val="27"/>
+          <w:lang w:eastAsia="en-IN"/>
+          <w14:ligatures w14:val="none"/>
+        </w:rPr>
+      </w:pPr>
+      <w:r>
+        <w:rPr>
+          <w:rFonts w:ascii="Segoe UI Emoji" w:eastAsia="Times New Roman" w:hAnsi="Segoe UI Emoji" w:cs="Segoe UI Emoji"/>
+          <w:b/>
+          <w:bCs/>
+          <w:kern w:val="0"/>
+          <w:sz w:val="27"/>
+          <w:szCs w:val="27"/>
+          <w:lang w:eastAsia="en-IN"/>
+          <w14:ligatures w14:val="none"/>
+        </w:rPr>
+        <w:t>🔹</w:t>
+      </w:r>
+      <w:r>
+        <w:rPr>
+          <w:rFonts w:ascii="Times New Roman" w:eastAsia="Times New Roman" w:hAnsi="Times New Roman" w:cs="Times New Roman"/>
+          <w:b/>
+          <w:bCs/>
+          <w:kern w:val="0"/>
+          <w:sz w:val="27"/>
+          <w:szCs w:val="27"/>
+          <w:lang w:eastAsia="en-IN"/>
+          <w14:ligatures w14:val="none"/>
+        </w:rPr>
+        <w:t xml:space="preserve"> Ancestor to child</w:t>
+      </w:r>
+    </w:p>
+    <w:p>
+      <w:pPr>
+        <w:tabs>
+          <w:tab w:val="left" w:pos="916"/>
+          <w:tab w:val="left" w:pos="1832"/>
+          <w:tab w:val="left" w:pos="2748"/>
+          <w:tab w:val="left" w:pos="3664"/>
+          <w:tab w:val="left" w:pos="4580"/>
+          <w:tab w:val="left" w:pos="5496"/>
+          <w:tab w:val="left" w:pos="6412"/>
+          <w:tab w:val="left" w:pos="7328"/>
+          <w:tab w:val="left" w:pos="8244"/>
+          <w:tab w:val="left" w:pos="9160"/>
+          <w:tab w:val="left" w:pos="10076"/>
+          <w:tab w:val="left" w:pos="10992"/>
+          <w:tab w:val="left" w:pos="11908"/>
+          <w:tab w:val="left" w:pos="12824"/>
+          <w:tab w:val="left" w:pos="13740"/>
+          <w:tab w:val="left" w:pos="14656"/>
+        </w:tabs>
+        <w:spacing w:after="0" w:line="240" w:lineRule="auto"/>
+        <w:rPr>
+          <w:rFonts w:ascii="Courier New" w:eastAsia="Times New Roman" w:hAnsi="Courier New" w:cs="Courier New"/>
+          <w:kern w:val="0"/>
+          <w:sz w:val="20"/>
+          <w:szCs w:val="20"/>
+          <w:lang w:eastAsia="en-IN"/>
+          <w14:ligatures w14:val="none"/>
+        </w:rPr>
+      </w:pPr>
+      <w:r>
+        <w:rPr>
+          <w:rFonts w:ascii="Courier New" w:eastAsia="Times New Roman" w:hAnsi="Courier New" w:cs="Courier New"/>
+          <w:kern w:val="0"/>
+          <w:sz w:val="20"/>
+          <w:szCs w:val="20"/>
+          <w:lang w:eastAsia="en-IN"/>
+          <w14:ligatures w14:val="none"/>
+        </w:rPr>
+        <w:t>//*[text()='Email']/</w:t>
+      </w:r>
+      <w:proofErr w:type="gramStart"/>
+      <w:r>
+        <w:rPr>
+          <w:rFonts w:ascii="Courier New" w:eastAsia="Times New Roman" w:hAnsi="Courier New" w:cs="Courier New"/>
+          <w:kern w:val="0"/>
+          <w:sz w:val="20"/>
+          <w:szCs w:val="20"/>
+          <w:lang w:eastAsia="en-IN"/>
+          <w14:ligatures w14:val="none"/>
+        </w:rPr>
+        <w:t>ancestor::</w:t>
+      </w:r>
+      <w:proofErr w:type="gramEnd"/>
+      <w:r>
+        <w:rPr>
+          <w:rFonts w:ascii="Courier New" w:eastAsia="Times New Roman" w:hAnsi="Courier New" w:cs="Courier New"/>
+          <w:kern w:val="0"/>
+          <w:sz w:val="20"/>
+          <w:szCs w:val="20"/>
+          <w:lang w:eastAsia="en-IN"/>
+          <w14:ligatures w14:val="none"/>
+        </w:rPr>
+        <w:t>div/input</w:t>
+      </w:r>
+    </w:p>
+    <w:p>
+      <w:pPr>
+        <w:spacing w:after="0" w:line="240" w:lineRule="auto"/>
+        <w:rPr>
+          <w:rFonts w:ascii="Times New Roman" w:eastAsia="Times New Roman" w:hAnsi="Times New Roman" w:cs="Times New Roman"/>
+          <w:kern w:val="0"/>
+          <w:lang w:eastAsia="en-IN"/>
+          <w14:ligatures w14:val="none"/>
+        </w:rPr>
+      </w:pPr>
+      <w:r>
+        <w:rPr>
+          <w:rFonts w:ascii="Times New Roman" w:eastAsia="Times New Roman" w:hAnsi="Times New Roman" w:cs="Times New Roman"/>
+          <w:kern w:val="0"/>
+          <w:lang w:eastAsia="en-IN"/>
+          <w14:ligatures w14:val="none"/>
+        </w:rPr>
+        <w:pict w14:anchorId="7ECDE441">
+          <v:rect id="_x0000_i1238" style="width:0;height:1.5pt" o:hralign="center" o:hrstd="t" o:hr="t" fillcolor="#a0a0a0" stroked="f"/>
+        </w:pict>
+      </w:r>
+    </w:p>
+    <w:p>
+      <w:pPr>
+        <w:spacing w:before="100" w:beforeAutospacing="1" w:after="100" w:afterAutospacing="1" w:line="240" w:lineRule="auto"/>
+        <w:outlineLvl w:val="0"/>
+        <w:rPr>
+          <w:rFonts w:ascii="Times New Roman" w:eastAsia="Times New Roman" w:hAnsi="Times New Roman" w:cs="Times New Roman"/>
+          <w:b/>
+          <w:bCs/>
+          <w:kern w:val="36"/>
+          <w:sz w:val="48"/>
+          <w:szCs w:val="48"/>
+          <w:lang w:eastAsia="en-IN"/>
+          <w14:ligatures w14:val="none"/>
+        </w:rPr>
+      </w:pPr>
+      <w:r>
+        <w:rPr>
+          <w:rFonts w:ascii="Segoe UI Emoji" w:eastAsia="Times New Roman" w:hAnsi="Segoe UI Emoji" w:cs="Segoe UI Emoji"/>
+          <w:b/>
+          <w:bCs/>
+          <w:kern w:val="36"/>
+          <w:sz w:val="48"/>
+          <w:szCs w:val="48"/>
+          <w:lang w:eastAsia="en-IN"/>
+          <w14:ligatures w14:val="none"/>
+        </w:rPr>
+        <w:t>⭐</w:t>
+      </w:r>
+      <w:r>
+        <w:rPr>
+          <w:rFonts w:ascii="Times New Roman" w:eastAsia="Times New Roman" w:hAnsi="Times New Roman" w:cs="Times New Roman"/>
+          <w:b/>
+          <w:bCs/>
+          <w:kern w:val="36"/>
+          <w:sz w:val="48"/>
+          <w:szCs w:val="48"/>
+          <w:lang w:eastAsia="en-IN"/>
+          <w14:ligatures w14:val="none"/>
+        </w:rPr>
+        <w:t xml:space="preserve"> BONUS: When elements are dynamic / deeply nested</w:t>
+      </w:r>
+    </w:p>
+    <w:p>
+      <w:pPr>
+        <w:spacing w:before="100" w:beforeAutospacing="1" w:after="100" w:afterAutospacing="1" w:line="240" w:lineRule="auto"/>
+        <w:rPr>
+          <w:rFonts w:ascii="Times New Roman" w:eastAsia="Times New Roman" w:hAnsi="Times New Roman" w:cs="Times New Roman"/>
+          <w:kern w:val="0"/>
+          <w:lang w:eastAsia="en-IN"/>
+          <w14:ligatures w14:val="none"/>
+        </w:rPr>
+      </w:pPr>
+      <w:r>
+        <w:rPr>
+          <w:rFonts w:ascii="Times New Roman" w:eastAsia="Times New Roman" w:hAnsi="Times New Roman" w:cs="Times New Roman"/>
+          <w:kern w:val="0"/>
+          <w:lang w:eastAsia="en-IN"/>
+          <w14:ligatures w14:val="none"/>
+        </w:rPr>
+        <w:t>Use multiple attributes to narrow down:</w:t>
+      </w:r>
+    </w:p>
+    <w:p>
+      <w:pPr>
+        <w:spacing w:before="100" w:beforeAutospacing="1" w:after="100" w:afterAutospacing="1" w:line="240" w:lineRule="auto"/>
+        <w:outlineLvl w:val="2"/>
+        <w:rPr>
+          <w:rFonts w:ascii="Times New Roman" w:eastAsia="Times New Roman" w:hAnsi="Times New Roman" w:cs="Times New Roman"/>
+          <w:b/>
+          <w:bCs/>
+          <w:kern w:val="0"/>
+          <w:sz w:val="27"/>
+          <w:szCs w:val="27"/>
+          <w:lang w:eastAsia="en-IN"/>
+          <w14:ligatures w14:val="none"/>
+        </w:rPr>
+      </w:pPr>
+      <w:r>
+        <w:rPr>
+          <w:rFonts w:ascii="Segoe UI Emoji" w:eastAsia="Times New Roman" w:hAnsi="Segoe UI Emoji" w:cs="Segoe UI Emoji"/>
+          <w:b/>
+          <w:bCs/>
+          <w:kern w:val="0"/>
+          <w:sz w:val="27"/>
+          <w:szCs w:val="27"/>
+          <w:lang w:eastAsia="en-IN"/>
+          <w14:ligatures w14:val="none"/>
+        </w:rPr>
+        <w:lastRenderedPageBreak/>
+        <w:t>🔹</w:t>
+      </w:r>
+      <w:r>
+        <w:rPr>
+          <w:rFonts w:ascii="Times New Roman" w:eastAsia="Times New Roman" w:hAnsi="Times New Roman" w:cs="Times New Roman"/>
+          <w:b/>
+          <w:bCs/>
+          <w:kern w:val="0"/>
+          <w:sz w:val="27"/>
+          <w:szCs w:val="27"/>
+          <w:lang w:eastAsia="en-IN"/>
+          <w14:ligatures w14:val="none"/>
+        </w:rPr>
+        <w:t xml:space="preserve"> CSS:</w:t>
+      </w:r>
+    </w:p>
+    <w:p>
+      <w:pPr>
+        <w:tabs>
+          <w:tab w:val="left" w:pos="916"/>
+          <w:tab w:val="left" w:pos="1832"/>
+          <w:tab w:val="left" w:pos="2748"/>
+          <w:tab w:val="left" w:pos="3664"/>
+          <w:tab w:val="left" w:pos="4580"/>
+          <w:tab w:val="left" w:pos="5496"/>
+          <w:tab w:val="left" w:pos="6412"/>
+          <w:tab w:val="left" w:pos="7328"/>
+          <w:tab w:val="left" w:pos="8244"/>
+          <w:tab w:val="left" w:pos="9160"/>
+          <w:tab w:val="left" w:pos="10076"/>
+          <w:tab w:val="left" w:pos="10992"/>
+          <w:tab w:val="left" w:pos="11908"/>
+          <w:tab w:val="left" w:pos="12824"/>
+          <w:tab w:val="left" w:pos="13740"/>
+          <w:tab w:val="left" w:pos="14656"/>
+        </w:tabs>
+        <w:spacing w:after="0" w:line="240" w:lineRule="auto"/>
+        <w:rPr>
+          <w:rFonts w:ascii="Courier New" w:eastAsia="Times New Roman" w:hAnsi="Courier New" w:cs="Courier New"/>
+          <w:kern w:val="0"/>
+          <w:sz w:val="20"/>
+          <w:szCs w:val="20"/>
+          <w:lang w:eastAsia="en-IN"/>
+          <w14:ligatures w14:val="none"/>
+        </w:rPr>
+      </w:pPr>
+      <w:r>
+        <w:rPr>
+          <w:rFonts w:ascii="Courier New" w:eastAsia="Times New Roman" w:hAnsi="Courier New" w:cs="Courier New"/>
+          <w:kern w:val="0"/>
+          <w:sz w:val="20"/>
+          <w:szCs w:val="20"/>
+          <w:lang w:eastAsia="en-IN"/>
+          <w14:ligatures w14:val="none"/>
+        </w:rPr>
+        <w:t>input[type='text'][placeholder='Search'][class*='input']</w:t>
+      </w:r>
+    </w:p>
+    <w:p>
+      <w:pPr>
+        <w:spacing w:before="100" w:beforeAutospacing="1" w:after="100" w:afterAutospacing="1" w:line="240" w:lineRule="auto"/>
+        <w:outlineLvl w:val="2"/>
+        <w:rPr>
+          <w:rFonts w:ascii="Times New Roman" w:eastAsia="Times New Roman" w:hAnsi="Times New Roman" w:cs="Times New Roman"/>
+          <w:b/>
+          <w:bCs/>
+          <w:kern w:val="0"/>
+          <w:sz w:val="27"/>
+          <w:szCs w:val="27"/>
+          <w:lang w:eastAsia="en-IN"/>
+          <w14:ligatures w14:val="none"/>
+        </w:rPr>
+      </w:pPr>
+      <w:r>
+        <w:rPr>
+          <w:rFonts w:ascii="Segoe UI Emoji" w:eastAsia="Times New Roman" w:hAnsi="Segoe UI Emoji" w:cs="Segoe UI Emoji"/>
+          <w:b/>
+          <w:bCs/>
+          <w:kern w:val="0"/>
+          <w:sz w:val="27"/>
+          <w:szCs w:val="27"/>
+          <w:lang w:eastAsia="en-IN"/>
+          <w14:ligatures w14:val="none"/>
+        </w:rPr>
+        <w:t>🔹</w:t>
+      </w:r>
+      <w:r>
+        <w:rPr>
+          <w:rFonts w:ascii="Times New Roman" w:eastAsia="Times New Roman" w:hAnsi="Times New Roman" w:cs="Times New Roman"/>
+          <w:b/>
+          <w:bCs/>
+          <w:kern w:val="0"/>
+          <w:sz w:val="27"/>
+          <w:szCs w:val="27"/>
+          <w:lang w:eastAsia="en-IN"/>
+          <w14:ligatures w14:val="none"/>
+        </w:rPr>
+        <w:t xml:space="preserve"> XPath:</w:t>
+      </w:r>
+    </w:p>
+    <w:p>
+      <w:pPr>
+        <w:tabs>
+          <w:tab w:val="left" w:pos="916"/>
+          <w:tab w:val="left" w:pos="1832"/>
+          <w:tab w:val="left" w:pos="2748"/>
+          <w:tab w:val="left" w:pos="3664"/>
+          <w:tab w:val="left" w:pos="4580"/>
+          <w:tab w:val="left" w:pos="5496"/>
+          <w:tab w:val="left" w:pos="6412"/>
+          <w:tab w:val="left" w:pos="7328"/>
+          <w:tab w:val="left" w:pos="8244"/>
+          <w:tab w:val="left" w:pos="9160"/>
+          <w:tab w:val="left" w:pos="10076"/>
+          <w:tab w:val="left" w:pos="10992"/>
+          <w:tab w:val="left" w:pos="11908"/>
+          <w:tab w:val="left" w:pos="12824"/>
+          <w:tab w:val="left" w:pos="13740"/>
+          <w:tab w:val="left" w:pos="14656"/>
+        </w:tabs>
+        <w:spacing w:after="0" w:line="240" w:lineRule="auto"/>
+        <w:rPr>
+          <w:rFonts w:ascii="Courier New" w:eastAsia="Times New Roman" w:hAnsi="Courier New" w:cs="Courier New"/>
+          <w:kern w:val="0"/>
+          <w:sz w:val="20"/>
+          <w:szCs w:val="20"/>
+          <w:lang w:eastAsia="en-IN"/>
+          <w14:ligatures w14:val="none"/>
+        </w:rPr>
+      </w:pPr>
+      <w:r>
+        <w:rPr>
+          <w:rFonts w:ascii="Courier New" w:eastAsia="Times New Roman" w:hAnsi="Courier New" w:cs="Courier New"/>
+          <w:kern w:val="0"/>
+          <w:sz w:val="20"/>
+          <w:szCs w:val="20"/>
+          <w:lang w:eastAsia="en-IN"/>
+          <w14:ligatures w14:val="none"/>
+        </w:rPr>
+        <w:t>//*[@type='text' and contains(@placeholder,'Search')]</w:t>
+      </w:r>
+    </w:p>
+    <w:p>
+      <w:pPr>
+        <w:spacing w:after="0" w:line="240" w:lineRule="auto"/>
+        <w:rPr>
+          <w:rFonts w:ascii="Times New Roman" w:eastAsia="Times New Roman" w:hAnsi="Times New Roman" w:cs="Times New Roman"/>
+          <w:kern w:val="0"/>
+          <w:lang w:eastAsia="en-IN"/>
+          <w14:ligatures w14:val="none"/>
+        </w:rPr>
+      </w:pPr>
+      <w:r>
+        <w:rPr>
+          <w:rFonts w:ascii="Times New Roman" w:eastAsia="Times New Roman" w:hAnsi="Times New Roman" w:cs="Times New Roman"/>
+          <w:kern w:val="0"/>
+          <w:lang w:eastAsia="en-IN"/>
+          <w14:ligatures w14:val="none"/>
+        </w:rPr>
+        <w:pict w14:anchorId="3BBA95B6">
+          <v:rect id="_x0000_i1239" style="width:0;height:1.5pt" o:hralign="center" o:hrstd="t" o:hr="t" fillcolor="#a0a0a0" stroked="f"/>
+        </w:pict>
+      </w:r>
+    </w:p>
+    <w:p>
+      <w:pPr>
+        <w:spacing w:before="100" w:beforeAutospacing="1" w:after="100" w:afterAutospacing="1" w:line="240" w:lineRule="auto"/>
+        <w:outlineLvl w:val="0"/>
+        <w:rPr>
+          <w:rFonts w:ascii="Times New Roman" w:eastAsia="Times New Roman" w:hAnsi="Times New Roman" w:cs="Times New Roman"/>
+          <w:b/>
+          <w:bCs/>
+          <w:kern w:val="36"/>
+          <w:sz w:val="48"/>
+          <w:szCs w:val="48"/>
+          <w:lang w:eastAsia="en-IN"/>
+          <w14:ligatures w14:val="none"/>
+        </w:rPr>
+      </w:pPr>
+      <w:r>
+        <w:rPr>
+          <w:rFonts w:ascii="Segoe UI Emoji" w:eastAsia="Times New Roman" w:hAnsi="Segoe UI Emoji" w:cs="Segoe UI Emoji"/>
+          <w:b/>
+          <w:bCs/>
+          <w:kern w:val="36"/>
+          <w:sz w:val="48"/>
+          <w:szCs w:val="48"/>
+          <w:lang w:eastAsia="en-IN"/>
+          <w14:ligatures w14:val="none"/>
+        </w:rPr>
+        <w:t>⭐</w:t>
+      </w:r>
+      <w:r>
+        <w:rPr>
+          <w:rFonts w:ascii="Times New Roman" w:eastAsia="Times New Roman" w:hAnsi="Times New Roman" w:cs="Times New Roman"/>
+          <w:b/>
+          <w:bCs/>
+          <w:kern w:val="36"/>
+          <w:sz w:val="48"/>
+          <w:szCs w:val="48"/>
+          <w:lang w:eastAsia="en-IN"/>
+          <w14:ligatures w14:val="none"/>
+        </w:rPr>
+        <w:t xml:space="preserve"> BONUS: Indexing Only When Necessary (Last Option)</w:t>
+      </w:r>
+    </w:p>
+    <w:p>
+      <w:pPr>
+        <w:spacing w:before="100" w:beforeAutospacing="1" w:after="100" w:afterAutospacing="1" w:line="240" w:lineRule="auto"/>
+        <w:rPr>
+          <w:rFonts w:ascii="Times New Roman" w:eastAsia="Times New Roman" w:hAnsi="Times New Roman" w:cs="Times New Roman"/>
+          <w:kern w:val="0"/>
+          <w:lang w:eastAsia="en-IN"/>
+          <w14:ligatures w14:val="none"/>
+        </w:rPr>
+      </w:pPr>
+      <w:r>
+        <w:rPr>
+          <w:rFonts w:ascii="Times New Roman" w:eastAsia="Times New Roman" w:hAnsi="Times New Roman" w:cs="Times New Roman"/>
+          <w:kern w:val="0"/>
+          <w:lang w:eastAsia="en-IN"/>
+          <w14:ligatures w14:val="none"/>
+        </w:rPr>
+        <w:t>Use index ONLY when there is no other way.</w:t>
+      </w:r>
+    </w:p>
+    <w:p>
+      <w:pPr>
+        <w:tabs>
+          <w:tab w:val="left" w:pos="916"/>
+          <w:tab w:val="left" w:pos="1832"/>
+          <w:tab w:val="left" w:pos="2748"/>
+          <w:tab w:val="left" w:pos="3664"/>
+          <w:tab w:val="left" w:pos="4580"/>
+          <w:tab w:val="left" w:pos="5496"/>
+          <w:tab w:val="left" w:pos="6412"/>
+          <w:tab w:val="left" w:pos="7328"/>
+          <w:tab w:val="left" w:pos="8244"/>
+          <w:tab w:val="left" w:pos="9160"/>
+          <w:tab w:val="left" w:pos="10076"/>
+          <w:tab w:val="left" w:pos="10992"/>
+          <w:tab w:val="left" w:pos="11908"/>
+          <w:tab w:val="left" w:pos="12824"/>
+          <w:tab w:val="left" w:pos="13740"/>
+          <w:tab w:val="left" w:pos="14656"/>
+        </w:tabs>
+        <w:spacing w:after="0" w:line="240" w:lineRule="auto"/>
+        <w:rPr>
+          <w:rFonts w:ascii="Courier New" w:eastAsia="Times New Roman" w:hAnsi="Courier New" w:cs="Courier New"/>
+          <w:kern w:val="0"/>
+          <w:sz w:val="20"/>
+          <w:szCs w:val="20"/>
+          <w:lang w:eastAsia="en-IN"/>
+          <w14:ligatures w14:val="none"/>
+        </w:rPr>
+      </w:pPr>
+      <w:r>
+        <w:rPr>
+          <w:rFonts w:ascii="Courier New" w:eastAsia="Times New Roman" w:hAnsi="Courier New" w:cs="Courier New"/>
+          <w:kern w:val="0"/>
+          <w:sz w:val="20"/>
+          <w:szCs w:val="20"/>
+          <w:lang w:eastAsia="en-IN"/>
+          <w14:ligatures w14:val="none"/>
+        </w:rPr>
+        <w:t>(//input[@type='text'])[3]</w:t>
+      </w:r>
+    </w:p>
+    <w:p>
+      <w:pPr>
+        <w:spacing w:after="0" w:line="240" w:lineRule="auto"/>
+        <w:rPr>
+          <w:rFonts w:ascii="Times New Roman" w:eastAsia="Times New Roman" w:hAnsi="Times New Roman" w:cs="Times New Roman"/>
+          <w:kern w:val="0"/>
+          <w:lang w:eastAsia="en-IN"/>
+          <w14:ligatures w14:val="none"/>
+        </w:rPr>
+      </w:pPr>
+      <w:r>
+        <w:rPr>
+          <w:rFonts w:ascii="Times New Roman" w:eastAsia="Times New Roman" w:hAnsi="Times New Roman" w:cs="Times New Roman"/>
+          <w:kern w:val="0"/>
+          <w:lang w:eastAsia="en-IN"/>
+          <w14:ligatures w14:val="none"/>
+        </w:rPr>
+        <w:pict w14:anchorId="000E49F4">
+          <v:rect id="_x0000_i1240" style="width:0;height:1.5pt" o:hralign="center" o:hrstd="t" o:hr="t" fillcolor="#a0a0a0" stroked="f"/>
+        </w:pict>
+      </w:r>
+    </w:p>
+    <w:p>
+      <w:pPr>
+        <w:spacing w:before="100" w:beforeAutospacing="1" w:after="100" w:afterAutospacing="1" w:line="240" w:lineRule="auto"/>
+        <w:outlineLvl w:val="0"/>
+        <w:rPr>
+          <w:rFonts w:ascii="Times New Roman" w:eastAsia="Times New Roman" w:hAnsi="Times New Roman" w:cs="Times New Roman"/>
+          <w:b/>
+          <w:bCs/>
+          <w:kern w:val="36"/>
+          <w:sz w:val="48"/>
+          <w:szCs w:val="48"/>
+          <w:lang w:eastAsia="en-IN"/>
+          <w14:ligatures w14:val="none"/>
+        </w:rPr>
+      </w:pPr>
+      <w:r>
+        <w:rPr>
+          <w:rFonts w:ascii="Segoe UI Emoji" w:eastAsia="Times New Roman" w:hAnsi="Segoe UI Emoji" w:cs="Segoe UI Emoji"/>
+          <w:b/>
+          <w:bCs/>
+          <w:kern w:val="36"/>
+          <w:sz w:val="48"/>
+          <w:szCs w:val="48"/>
+          <w:lang w:eastAsia="en-IN"/>
+          <w14:ligatures w14:val="none"/>
+        </w:rPr>
+        <w:t>⭐</w:t>
+      </w:r>
+      <w:r>
+        <w:rPr>
+          <w:rFonts w:ascii="Times New Roman" w:eastAsia="Times New Roman" w:hAnsi="Times New Roman" w:cs="Times New Roman"/>
+          <w:b/>
+          <w:bCs/>
+          <w:kern w:val="36"/>
+          <w:sz w:val="48"/>
+          <w:szCs w:val="48"/>
+          <w:lang w:eastAsia="en-IN"/>
+          <w14:ligatures w14:val="none"/>
+        </w:rPr>
+        <w:t xml:space="preserve"> CSS vs XPath — Quick </w:t>
+      </w:r>
+      <w:proofErr w:type="spellStart"/>
+      <w:r>
+        <w:rPr>
+          <w:rFonts w:ascii="Times New Roman" w:eastAsia="Times New Roman" w:hAnsi="Times New Roman" w:cs="Times New Roman"/>
+          <w:b/>
+          <w:bCs/>
+          <w:kern w:val="36"/>
+          <w:sz w:val="48"/>
+          <w:szCs w:val="48"/>
+          <w:lang w:eastAsia="en-IN"/>
+          <w14:ligatures w14:val="none"/>
+        </w:rPr>
+        <w:t>Cheatsheet</w:t>
+      </w:r>
+      <w:proofErr w:type="spellEnd"/>
+    </w:p>
+    <w:tbl>
+      <w:tblPr>
+        <w:tblW w:w="0" w:type="auto"/>
+        <w:tblCellSpacing w:w="15" w:type="dxa"/>
+        <w:tblCellMar>
+          <w:top w:w="15" w:type="dxa"/>
+          <w:left w:w="15" w:type="dxa"/>
+          <w:bottom w:w="15" w:type="dxa"/>
+          <w:right w:w="15" w:type="dxa"/>
+        </w:tblCellMar>
+        <w:tblLook w:val="04A0" w:firstRow="1" w:lastRow="0" w:firstColumn="1" w:lastColumn="0" w:noHBand="0" w:noVBand="1"/>
+      </w:tblPr>
+      <w:tblGrid>
+        <w:gridCol w:w="3102"/>
+        <w:gridCol w:w="501"/>
+        <w:gridCol w:w="1818"/>
+      </w:tblGrid>
+      <w:tr>
+        <w:trPr>
+          <w:tblHeader/>
+          <w:tblCellSpacing w:w="15" w:type="dxa"/>
+        </w:trPr>
+        <w:tc>
+          <w:tcPr>
+            <w:tcW w:w="0" w:type="auto"/>
+            <w:vAlign w:val="center"/>
+            <w:hideMark/>
+          </w:tcPr>
+          <w:p>
+            <w:pPr>
+              <w:spacing w:after="0" w:line="240" w:lineRule="auto"/>
+              <w:jc w:val="center"/>
+              <w:rPr>
+                <w:rFonts w:ascii="Times New Roman" w:eastAsia="Times New Roman" w:hAnsi="Times New Roman" w:cs="Times New Roman"/>
+                <w:b/>
+                <w:bCs/>
+                <w:kern w:val="0"/>
+                <w:lang w:eastAsia="en-IN"/>
+                <w14:ligatures w14:val="none"/>
+              </w:rPr>
+            </w:pPr>
+            <w:r>
+              <w:rPr>
+                <w:rFonts w:ascii="Times New Roman" w:eastAsia="Times New Roman" w:hAnsi="Times New Roman" w:cs="Times New Roman"/>
+                <w:b/>
+                <w:bCs/>
+                <w:kern w:val="0"/>
+                <w:lang w:eastAsia="en-IN"/>
+                <w14:ligatures w14:val="none"/>
+              </w:rPr>
+              <w:t>Task</w:t>
+            </w:r>
+          </w:p>
+        </w:tc>
+        <w:tc>
+          <w:tcPr>
+            <w:tcW w:w="0" w:type="auto"/>
+            <w:vAlign w:val="center"/>
+            <w:hideMark/>
+          </w:tcPr>
+          <w:p>
+            <w:pPr>
+              <w:spacing w:after="0" w:line="240" w:lineRule="auto"/>
+              <w:jc w:val="center"/>
+              <w:rPr>
+                <w:rFonts w:ascii="Times New Roman" w:eastAsia="Times New Roman" w:hAnsi="Times New Roman" w:cs="Times New Roman"/>
+                <w:b/>
+                <w:bCs/>
+                <w:kern w:val="0"/>
+                <w:lang w:eastAsia="en-IN"/>
+                <w14:ligatures w14:val="none"/>
+              </w:rPr>
+            </w:pPr>
+            <w:r>
+              <w:rPr>
+                <w:rFonts w:ascii="Times New Roman" w:eastAsia="Times New Roman" w:hAnsi="Times New Roman" w:cs="Times New Roman"/>
+                <w:b/>
+                <w:bCs/>
+                <w:kern w:val="0"/>
+                <w:lang w:eastAsia="en-IN"/>
+                <w14:ligatures w14:val="none"/>
+              </w:rPr>
+              <w:t>CSS</w:t>
+            </w:r>
+          </w:p>
+        </w:tc>
+        <w:tc>
+          <w:tcPr>
+            <w:tcW w:w="0" w:type="auto"/>
+            <w:vAlign w:val="center"/>
+            <w:hideMark/>
+          </w:tcPr>
+          <w:p>
+            <w:pPr>
+              <w:spacing w:after="0" w:line="240" w:lineRule="auto"/>
+              <w:jc w:val="center"/>
+              <w:rPr>
+                <w:rFonts w:ascii="Times New Roman" w:eastAsia="Times New Roman" w:hAnsi="Times New Roman" w:cs="Times New Roman"/>
+                <w:b/>
+                <w:bCs/>
+                <w:kern w:val="0"/>
+                <w:lang w:eastAsia="en-IN"/>
+                <w14:ligatures w14:val="none"/>
+              </w:rPr>
+            </w:pPr>
+            <w:r>
+              <w:rPr>
+                <w:rFonts w:ascii="Times New Roman" w:eastAsia="Times New Roman" w:hAnsi="Times New Roman" w:cs="Times New Roman"/>
+                <w:b/>
+                <w:bCs/>
+                <w:kern w:val="0"/>
+                <w:lang w:eastAsia="en-IN"/>
+                <w14:ligatures w14:val="none"/>
+              </w:rPr>
+              <w:t>XPath</w:t>
+            </w:r>
+          </w:p>
+        </w:tc>
+      </w:tr>
+      <w:tr>
+        <w:trPr>
+          <w:tblCellSpacing w:w="15" w:type="dxa"/>
+        </w:trPr>
+        <w:tc>
+          <w:tcPr>
+            <w:tcW w:w="0" w:type="auto"/>
+            <w:vAlign w:val="center"/>
+            <w:hideMark/>
+          </w:tcPr>
+          <w:p>
+            <w:pPr>
+              <w:spacing w:after="0" w:line="240" w:lineRule="auto"/>
+              <w:rPr>
+                <w:rFonts w:ascii="Times New Roman" w:eastAsia="Times New Roman" w:hAnsi="Times New Roman" w:cs="Times New Roman"/>
+                <w:kern w:val="0"/>
+                <w:lang w:eastAsia="en-IN"/>
+                <w14:ligatures w14:val="none"/>
+              </w:rPr>
+            </w:pPr>
+            <w:r>
+              <w:rPr>
+                <w:rFonts w:ascii="Times New Roman" w:eastAsia="Times New Roman" w:hAnsi="Times New Roman" w:cs="Times New Roman"/>
+                <w:kern w:val="0"/>
+                <w:lang w:eastAsia="en-IN"/>
+                <w14:ligatures w14:val="none"/>
+              </w:rPr>
+              <w:t>Fast &amp; readable</w:t>
+            </w:r>
+          </w:p>
+        </w:tc>
+        <w:tc>
+          <w:tcPr>
+            <w:tcW w:w="0" w:type="auto"/>
+            <w:vAlign w:val="center"/>
+            <w:hideMark/>
+          </w:tcPr>
+          <w:p>
+            <w:pPr>
+              <w:spacing w:after="0" w:line="240" w:lineRule="auto"/>
+              <w:rPr>
+                <w:rFonts w:ascii="Times New Roman" w:eastAsia="Times New Roman" w:hAnsi="Times New Roman" w:cs="Times New Roman"/>
+                <w:kern w:val="0"/>
+                <w:lang w:eastAsia="en-IN"/>
+                <w14:ligatures w14:val="none"/>
+              </w:rPr>
+            </w:pPr>
+            <w:r>
+              <w:rPr>
+                <w:rFonts w:ascii="Segoe UI Emoji" w:eastAsia="Times New Roman" w:hAnsi="Segoe UI Emoji" w:cs="Segoe UI Emoji"/>
+                <w:kern w:val="0"/>
+                <w:lang w:eastAsia="en-IN"/>
+                <w14:ligatures w14:val="none"/>
+              </w:rPr>
+              <w:t>✔️</w:t>
+            </w:r>
+          </w:p>
+        </w:tc>
+        <w:tc>
+          <w:tcPr>
+            <w:tcW w:w="0" w:type="auto"/>
+            <w:vAlign w:val="center"/>
+            <w:hideMark/>
+          </w:tcPr>
+          <w:p>
+            <w:pPr>
+              <w:spacing w:after="0" w:line="240" w:lineRule="auto"/>
+              <w:rPr>
+                <w:rFonts w:ascii="Times New Roman" w:eastAsia="Times New Roman" w:hAnsi="Times New Roman" w:cs="Times New Roman"/>
+                <w:kern w:val="0"/>
+                <w:lang w:eastAsia="en-IN"/>
+                <w14:ligatures w14:val="none"/>
+              </w:rPr>
+            </w:pPr>
+            <w:r>
+              <w:rPr>
+                <w:rFonts w:ascii="Segoe UI Emoji" w:eastAsia="Times New Roman" w:hAnsi="Segoe UI Emoji" w:cs="Segoe UI Emoji"/>
+                <w:kern w:val="0"/>
+                <w:lang w:eastAsia="en-IN"/>
+                <w14:ligatures w14:val="none"/>
+              </w:rPr>
+              <w:t>✔️</w:t>
+            </w:r>
+          </w:p>
+        </w:tc>
+      </w:tr>
+      <w:tr>
+        <w:trPr>
+          <w:tblCellSpacing w:w="15" w:type="dxa"/>
+        </w:trPr>
+        <w:tc>
+          <w:tcPr>
+            <w:tcW w:w="0" w:type="auto"/>
+            <w:vAlign w:val="center"/>
+            <w:hideMark/>
+          </w:tcPr>
+          <w:p>
+            <w:pPr>
+              <w:spacing w:after="0" w:line="240" w:lineRule="auto"/>
+              <w:rPr>
+                <w:rFonts w:ascii="Times New Roman" w:eastAsia="Times New Roman" w:hAnsi="Times New Roman" w:cs="Times New Roman"/>
+                <w:kern w:val="0"/>
+                <w:lang w:eastAsia="en-IN"/>
+                <w14:ligatures w14:val="none"/>
+              </w:rPr>
+            </w:pPr>
+            <w:r>
+              <w:rPr>
+                <w:rFonts w:ascii="Times New Roman" w:eastAsia="Times New Roman" w:hAnsi="Times New Roman" w:cs="Times New Roman"/>
+                <w:kern w:val="0"/>
+                <w:lang w:eastAsia="en-IN"/>
+                <w14:ligatures w14:val="none"/>
+              </w:rPr>
+              <w:t>Supports text()</w:t>
+            </w:r>
+          </w:p>
+        </w:tc>
+        <w:tc>
+          <w:tcPr>
+            <w:tcW w:w="0" w:type="auto"/>
+            <w:vAlign w:val="center"/>
+            <w:hideMark/>
+          </w:tcPr>
+          <w:p>
+            <w:pPr>
+              <w:spacing w:after="0" w:line="240" w:lineRule="auto"/>
+              <w:rPr>
+                <w:rFonts w:ascii="Times New Roman" w:eastAsia="Times New Roman" w:hAnsi="Times New Roman" w:cs="Times New Roman"/>
+                <w:kern w:val="0"/>
+                <w:lang w:eastAsia="en-IN"/>
+                <w14:ligatures w14:val="none"/>
+              </w:rPr>
+            </w:pPr>
+            <w:r>
+              <w:rPr>
+                <w:rFonts w:ascii="Segoe UI Emoji" w:eastAsia="Times New Roman" w:hAnsi="Segoe UI Emoji" w:cs="Segoe UI Emoji"/>
+                <w:kern w:val="0"/>
+                <w:lang w:eastAsia="en-IN"/>
+                <w14:ligatures w14:val="none"/>
+              </w:rPr>
+              <w:t>❌</w:t>
+            </w:r>
+          </w:p>
+        </w:tc>
+        <w:tc>
+          <w:tcPr>
+            <w:tcW w:w="0" w:type="auto"/>
+            <w:vAlign w:val="center"/>
+            <w:hideMark/>
+          </w:tcPr>
+          <w:p>
+            <w:pPr>
+              <w:spacing w:after="0" w:line="240" w:lineRule="auto"/>
+              <w:rPr>
+                <w:rFonts w:ascii="Times New Roman" w:eastAsia="Times New Roman" w:hAnsi="Times New Roman" w:cs="Times New Roman"/>
+                <w:kern w:val="0"/>
+                <w:lang w:eastAsia="en-IN"/>
+                <w14:ligatures w14:val="none"/>
+              </w:rPr>
+            </w:pPr>
+            <w:r>
+              <w:rPr>
+                <w:rFonts w:ascii="Segoe UI Emoji" w:eastAsia="Times New Roman" w:hAnsi="Segoe UI Emoji" w:cs="Segoe UI Emoji"/>
+                <w:kern w:val="0"/>
+                <w:lang w:eastAsia="en-IN"/>
+                <w14:ligatures w14:val="none"/>
+              </w:rPr>
+              <w:t>✔️</w:t>
+            </w:r>
+          </w:p>
+        </w:tc>
+      </w:tr>
+      <w:tr>
+        <w:trPr>
+          <w:tblCellSpacing w:w="15" w:type="dxa"/>
+        </w:trPr>
+        <w:tc>
+          <w:tcPr>
+            <w:tcW w:w="0" w:type="auto"/>
+            <w:vAlign w:val="center"/>
+            <w:hideMark/>
+          </w:tcPr>
+          <w:p>
+            <w:pPr>
+              <w:spacing w:after="0" w:line="240" w:lineRule="auto"/>
+              <w:rPr>
+                <w:rFonts w:ascii="Times New Roman" w:eastAsia="Times New Roman" w:hAnsi="Times New Roman" w:cs="Times New Roman"/>
+                <w:kern w:val="0"/>
+                <w:lang w:eastAsia="en-IN"/>
+                <w14:ligatures w14:val="none"/>
+              </w:rPr>
+            </w:pPr>
+            <w:r>
+              <w:rPr>
+                <w:rFonts w:ascii="Times New Roman" w:eastAsia="Times New Roman" w:hAnsi="Times New Roman" w:cs="Times New Roman"/>
+                <w:kern w:val="0"/>
+                <w:lang w:eastAsia="en-IN"/>
+                <w14:ligatures w14:val="none"/>
+              </w:rPr>
+              <w:t>Supports axes (parent, siblings)</w:t>
+            </w:r>
+          </w:p>
+        </w:tc>
+        <w:tc>
+          <w:tcPr>
+            <w:tcW w:w="0" w:type="auto"/>
+            <w:vAlign w:val="center"/>
+            <w:hideMark/>
+          </w:tcPr>
+          <w:p>
+            <w:pPr>
+              <w:spacing w:after="0" w:line="240" w:lineRule="auto"/>
+              <w:rPr>
+                <w:rFonts w:ascii="Times New Roman" w:eastAsia="Times New Roman" w:hAnsi="Times New Roman" w:cs="Times New Roman"/>
+                <w:kern w:val="0"/>
+                <w:lang w:eastAsia="en-IN"/>
+                <w14:ligatures w14:val="none"/>
+              </w:rPr>
+            </w:pPr>
+            <w:r>
+              <w:rPr>
+                <w:rFonts w:ascii="Segoe UI Emoji" w:eastAsia="Times New Roman" w:hAnsi="Segoe UI Emoji" w:cs="Segoe UI Emoji"/>
+                <w:kern w:val="0"/>
+                <w:lang w:eastAsia="en-IN"/>
+                <w14:ligatures w14:val="none"/>
+              </w:rPr>
+              <w:t>❌</w:t>
+            </w:r>
+          </w:p>
+        </w:tc>
+        <w:tc>
+          <w:tcPr>
+            <w:tcW w:w="0" w:type="auto"/>
+            <w:vAlign w:val="center"/>
+            <w:hideMark/>
+          </w:tcPr>
+          <w:p>
+            <w:pPr>
+              <w:spacing w:after="0" w:line="240" w:lineRule="auto"/>
+              <w:rPr>
+                <w:rFonts w:ascii="Times New Roman" w:eastAsia="Times New Roman" w:hAnsi="Times New Roman" w:cs="Times New Roman"/>
+                <w:kern w:val="0"/>
+                <w:lang w:eastAsia="en-IN"/>
+                <w14:ligatures w14:val="none"/>
+              </w:rPr>
+            </w:pPr>
+            <w:r>
+              <w:rPr>
+                <w:rFonts w:ascii="Segoe UI Emoji" w:eastAsia="Times New Roman" w:hAnsi="Segoe UI Emoji" w:cs="Segoe UI Emoji"/>
+                <w:kern w:val="0"/>
+                <w:lang w:eastAsia="en-IN"/>
+                <w14:ligatures w14:val="none"/>
+              </w:rPr>
+              <w:t>✔️</w:t>
+            </w:r>
+          </w:p>
+        </w:tc>
+      </w:tr>
+      <w:tr>
+        <w:trPr>
+          <w:tblCellSpacing w:w="15" w:type="dxa"/>
+        </w:trPr>
+        <w:tc>
+          <w:tcPr>
+            <w:tcW w:w="0" w:type="auto"/>
+            <w:vAlign w:val="center"/>
+            <w:hideMark/>
+          </w:tcPr>
+          <w:p>
+            <w:pPr>
+              <w:spacing w:after="0" w:line="240" w:lineRule="auto"/>
+              <w:rPr>
+                <w:rFonts w:ascii="Times New Roman" w:eastAsia="Times New Roman" w:hAnsi="Times New Roman" w:cs="Times New Roman"/>
+                <w:kern w:val="0"/>
+                <w:lang w:eastAsia="en-IN"/>
+                <w14:ligatures w14:val="none"/>
+              </w:rPr>
+            </w:pPr>
+            <w:r>
+              <w:rPr>
+                <w:rFonts w:ascii="Times New Roman" w:eastAsia="Times New Roman" w:hAnsi="Times New Roman" w:cs="Times New Roman"/>
+                <w:kern w:val="0"/>
+                <w:lang w:eastAsia="en-IN"/>
+                <w14:ligatures w14:val="none"/>
+              </w:rPr>
+              <w:t xml:space="preserve">Supports </w:t>
+            </w:r>
+            <w:r>
+              <w:rPr>
+                <w:rFonts w:ascii="Courier New" w:eastAsia="Times New Roman" w:hAnsi="Courier New" w:cs="Courier New"/>
+                <w:kern w:val="0"/>
+                <w:sz w:val="20"/>
+                <w:szCs w:val="20"/>
+                <w:lang w:eastAsia="en-IN"/>
+                <w14:ligatures w14:val="none"/>
+              </w:rPr>
+              <w:t>nth-child</w:t>
+            </w:r>
+          </w:p>
+        </w:tc>
+        <w:tc>
+          <w:tcPr>
+            <w:tcW w:w="0" w:type="auto"/>
+            <w:vAlign w:val="center"/>
+            <w:hideMark/>
+          </w:tcPr>
+          <w:p>
+            <w:pPr>
+              <w:spacing w:after="0" w:line="240" w:lineRule="auto"/>
+              <w:rPr>
+                <w:rFonts w:ascii="Times New Roman" w:eastAsia="Times New Roman" w:hAnsi="Times New Roman" w:cs="Times New Roman"/>
+                <w:kern w:val="0"/>
+                <w:lang w:eastAsia="en-IN"/>
+                <w14:ligatures w14:val="none"/>
+              </w:rPr>
+            </w:pPr>
+            <w:r>
+              <w:rPr>
+                <w:rFonts w:ascii="Segoe UI Emoji" w:eastAsia="Times New Roman" w:hAnsi="Segoe UI Emoji" w:cs="Segoe UI Emoji"/>
+                <w:kern w:val="0"/>
+                <w:lang w:eastAsia="en-IN"/>
+                <w14:ligatures w14:val="none"/>
+              </w:rPr>
+              <w:t>✔️</w:t>
+            </w:r>
+          </w:p>
+        </w:tc>
+        <w:tc>
+          <w:tcPr>
+            <w:tcW w:w="0" w:type="auto"/>
+            <w:vAlign w:val="center"/>
+            <w:hideMark/>
+          </w:tcPr>
+          <w:p>
+            <w:pPr>
+              <w:spacing w:after="0" w:line="240" w:lineRule="auto"/>
+              <w:rPr>
+                <w:rFonts w:ascii="Times New Roman" w:eastAsia="Times New Roman" w:hAnsi="Times New Roman" w:cs="Times New Roman"/>
+                <w:kern w:val="0"/>
+                <w:lang w:eastAsia="en-IN"/>
+                <w14:ligatures w14:val="none"/>
+              </w:rPr>
+            </w:pPr>
+            <w:r>
+              <w:rPr>
+                <w:rFonts w:ascii="Segoe UI Emoji" w:eastAsia="Times New Roman" w:hAnsi="Segoe UI Emoji" w:cs="Segoe UI Emoji"/>
+                <w:kern w:val="0"/>
+                <w:lang w:eastAsia="en-IN"/>
+                <w14:ligatures w14:val="none"/>
+              </w:rPr>
+              <w:t>✔️</w:t>
+            </w:r>
+            <w:r>
+              <w:rPr>
+                <w:rFonts w:ascii="Times New Roman" w:eastAsia="Times New Roman" w:hAnsi="Times New Roman" w:cs="Times New Roman"/>
+                <w:kern w:val="0"/>
+                <w:lang w:eastAsia="en-IN"/>
+                <w14:ligatures w14:val="none"/>
+              </w:rPr>
+              <w:t xml:space="preserve"> (via indexing)</w:t>
+            </w:r>
+          </w:p>
+        </w:tc>
+      </w:tr>
+      <w:tr>
+        <w:trPr>
+          <w:tblCellSpacing w:w="15" w:type="dxa"/>
+        </w:trPr>
+        <w:tc>
+          <w:tcPr>
+            <w:tcW w:w="0" w:type="auto"/>
+            <w:vAlign w:val="center"/>
+            <w:hideMark/>
+          </w:tcPr>
+          <w:p>
+            <w:pPr>
+              <w:spacing w:after="0" w:line="240" w:lineRule="auto"/>
+              <w:rPr>
+                <w:rFonts w:ascii="Times New Roman" w:eastAsia="Times New Roman" w:hAnsi="Times New Roman" w:cs="Times New Roman"/>
+                <w:kern w:val="0"/>
+                <w:lang w:eastAsia="en-IN"/>
+                <w14:ligatures w14:val="none"/>
+              </w:rPr>
+            </w:pPr>
+            <w:r>
+              <w:rPr>
+                <w:rFonts w:ascii="Times New Roman" w:eastAsia="Times New Roman" w:hAnsi="Times New Roman" w:cs="Times New Roman"/>
+                <w:kern w:val="0"/>
+                <w:lang w:eastAsia="en-IN"/>
+                <w14:ligatures w14:val="none"/>
+              </w:rPr>
+              <w:t>Works in all browsers</w:t>
+            </w:r>
+          </w:p>
+        </w:tc>
+        <w:tc>
+          <w:tcPr>
+            <w:tcW w:w="0" w:type="auto"/>
+            <w:vAlign w:val="center"/>
+            <w:hideMark/>
+          </w:tcPr>
+          <w:p>
+            <w:pPr>
+              <w:spacing w:after="0" w:line="240" w:lineRule="auto"/>
+              <w:rPr>
+                <w:rFonts w:ascii="Times New Roman" w:eastAsia="Times New Roman" w:hAnsi="Times New Roman" w:cs="Times New Roman"/>
+                <w:kern w:val="0"/>
+                <w:lang w:eastAsia="en-IN"/>
+                <w14:ligatures w14:val="none"/>
+              </w:rPr>
+            </w:pPr>
+            <w:r>
+              <w:rPr>
+                <w:rFonts w:ascii="Segoe UI Emoji" w:eastAsia="Times New Roman" w:hAnsi="Segoe UI Emoji" w:cs="Segoe UI Emoji"/>
+                <w:kern w:val="0"/>
+                <w:lang w:eastAsia="en-IN"/>
+                <w14:ligatures w14:val="none"/>
+              </w:rPr>
+              <w:t>✔️</w:t>
+            </w:r>
+          </w:p>
+        </w:tc>
+        <w:tc>
+          <w:tcPr>
+            <w:tcW w:w="0" w:type="auto"/>
+            <w:vAlign w:val="center"/>
+            <w:hideMark/>
+          </w:tcPr>
+          <w:p>
+            <w:pPr>
+              <w:spacing w:after="0" w:line="240" w:lineRule="auto"/>
+              <w:rPr>
+                <w:rFonts w:ascii="Times New Roman" w:eastAsia="Times New Roman" w:hAnsi="Times New Roman" w:cs="Times New Roman"/>
+                <w:kern w:val="0"/>
+                <w:lang w:eastAsia="en-IN"/>
+                <w14:ligatures w14:val="none"/>
+              </w:rPr>
+            </w:pPr>
+            <w:r>
+              <w:rPr>
+                <w:rFonts w:ascii="Segoe UI Emoji" w:eastAsia="Times New Roman" w:hAnsi="Segoe UI Emoji" w:cs="Segoe UI Emoji"/>
+                <w:kern w:val="0"/>
+                <w:lang w:eastAsia="en-IN"/>
+                <w14:ligatures w14:val="none"/>
+              </w:rPr>
+              <w:t>✔️</w:t>
+            </w:r>
+          </w:p>
+        </w:tc>
+      </w:tr>
+    </w:tbl>
+    <w:p>
+      <w:pPr>
+        <w:spacing w:after="0" w:line="240" w:lineRule="auto"/>
+        <w:rPr>
+          <w:rFonts w:ascii="Times New Roman" w:eastAsia="Times New Roman" w:hAnsi="Times New Roman" w:cs="Times New Roman"/>
+          <w:kern w:val="0"/>
+          <w:lang w:eastAsia="en-IN"/>
+          <w14:ligatures w14:val="none"/>
+        </w:rPr>
+      </w:pPr>
+      <w:r>
+        <w:rPr>
+          <w:rFonts w:ascii="Times New Roman" w:eastAsia="Times New Roman" w:hAnsi="Times New Roman" w:cs="Times New Roman"/>
+          <w:kern w:val="0"/>
+          <w:lang w:eastAsia="en-IN"/>
+          <w14:ligatures w14:val="none"/>
+        </w:rPr>
+        <w:pict w14:anchorId="3F37B928">
+          <v:rect id="_x0000_i1241" style="width:0;height:1.5pt" o:hralign="center" o:hrstd="t" o:hr="t" fillcolor="#a0a0a0" stroked="f"/>
+        </w:pict>
+      </w:r>
+    </w:p>
+    <w:p>
+      <w:pPr>
+        <w:spacing w:before="100" w:beforeAutospacing="1" w:after="100" w:afterAutospacing="1" w:line="240" w:lineRule="auto"/>
+        <w:outlineLvl w:val="0"/>
+        <w:rPr>
+          <w:rFonts w:ascii="Times New Roman" w:eastAsia="Times New Roman" w:hAnsi="Times New Roman" w:cs="Times New Roman"/>
+          <w:b/>
+          <w:bCs/>
+          <w:kern w:val="36"/>
+          <w:sz w:val="48"/>
+          <w:szCs w:val="48"/>
+          <w:lang w:eastAsia="en-IN"/>
+          <w14:ligatures w14:val="none"/>
+        </w:rPr>
+      </w:pPr>
+      <w:r>
+        <w:rPr>
+          <w:rFonts w:ascii="Segoe UI Emoji" w:eastAsia="Times New Roman" w:hAnsi="Segoe UI Emoji" w:cs="Segoe UI Emoji"/>
+          <w:b/>
+          <w:bCs/>
+          <w:kern w:val="36"/>
+          <w:sz w:val="48"/>
+          <w:szCs w:val="48"/>
+          <w:lang w:eastAsia="en-IN"/>
+          <w14:ligatures w14:val="none"/>
+        </w:rPr>
+        <w:t>🧠</w:t>
+      </w:r>
+      <w:r>
+        <w:rPr>
+          <w:rFonts w:ascii="Times New Roman" w:eastAsia="Times New Roman" w:hAnsi="Times New Roman" w:cs="Times New Roman"/>
+          <w:b/>
+          <w:bCs/>
+          <w:kern w:val="36"/>
+          <w:sz w:val="48"/>
+          <w:szCs w:val="48"/>
+          <w:lang w:eastAsia="en-IN"/>
+          <w14:ligatures w14:val="none"/>
+        </w:rPr>
+        <w:t xml:space="preserve"> How to Decide Which Locator to Use? (Interview Answer)</w:t>
+      </w:r>
+    </w:p>
+    <w:p>
+      <w:pPr>
+        <w:spacing w:before="100" w:beforeAutospacing="1" w:after="100" w:afterAutospacing="1" w:line="240" w:lineRule="auto"/>
+        <w:rPr>
+          <w:rFonts w:ascii="Times New Roman" w:eastAsia="Times New Roman" w:hAnsi="Times New Roman" w:cs="Times New Roman"/>
+          <w:kern w:val="0"/>
+          <w:lang w:eastAsia="en-IN"/>
+          <w14:ligatures w14:val="none"/>
+        </w:rPr>
+      </w:pPr>
+      <w:r>
+        <w:rPr>
+          <w:rFonts w:ascii="Times New Roman" w:eastAsia="Times New Roman" w:hAnsi="Times New Roman" w:cs="Times New Roman"/>
+          <w:kern w:val="0"/>
+          <w:lang w:eastAsia="en-IN"/>
+          <w14:ligatures w14:val="none"/>
+        </w:rPr>
+        <w:t>When interviewer asks:</w:t>
+      </w:r>
+      <w:r>
+        <w:rPr>
+          <w:rFonts w:ascii="Times New Roman" w:eastAsia="Times New Roman" w:hAnsi="Times New Roman" w:cs="Times New Roman"/>
+          <w:kern w:val="0"/>
+          <w:lang w:eastAsia="en-IN"/>
+          <w14:ligatures w14:val="none"/>
+        </w:rPr>
+        <w:br/>
+      </w:r>
+      <w:r>
+        <w:rPr>
+          <w:rFonts w:ascii="Segoe UI Emoji" w:eastAsia="Times New Roman" w:hAnsi="Segoe UI Emoji" w:cs="Segoe UI Emoji"/>
+          <w:kern w:val="0"/>
+          <w:lang w:eastAsia="en-IN"/>
+          <w14:ligatures w14:val="none"/>
+        </w:rPr>
+        <w:t>👉</w:t>
+      </w:r>
+      <w:r>
+        <w:rPr>
+          <w:rFonts w:ascii="Times New Roman" w:eastAsia="Times New Roman" w:hAnsi="Times New Roman" w:cs="Times New Roman"/>
+          <w:kern w:val="0"/>
+          <w:lang w:eastAsia="en-IN"/>
+          <w14:ligatures w14:val="none"/>
+        </w:rPr>
+        <w:t xml:space="preserve"> </w:t>
+      </w:r>
+      <w:r>
+        <w:rPr>
+          <w:rFonts w:ascii="Times New Roman" w:eastAsia="Times New Roman" w:hAnsi="Times New Roman" w:cs="Times New Roman"/>
+          <w:i/>
+          <w:iCs/>
+          <w:kern w:val="0"/>
+          <w:lang w:eastAsia="en-IN"/>
+          <w14:ligatures w14:val="none"/>
+        </w:rPr>
+        <w:t>“How do you generally approach finding a locator?”</w:t>
+      </w:r>
+    </w:p>
+    <w:p>
+      <w:pPr>
+        <w:spacing w:before="100" w:beforeAutospacing="1" w:after="100" w:afterAutospacing="1" w:line="240" w:lineRule="auto"/>
+        <w:rPr>
+          <w:rFonts w:ascii="Times New Roman" w:eastAsia="Times New Roman" w:hAnsi="Times New Roman" w:cs="Times New Roman"/>
+          <w:kern w:val="0"/>
+          <w:lang w:eastAsia="en-IN"/>
+          <w14:ligatures w14:val="none"/>
+        </w:rPr>
+      </w:pPr>
+      <w:r>
+        <w:rPr>
+          <w:rFonts w:ascii="Times New Roman" w:eastAsia="Times New Roman" w:hAnsi="Times New Roman" w:cs="Times New Roman"/>
+          <w:kern w:val="0"/>
+          <w:lang w:eastAsia="en-IN"/>
+          <w14:ligatures w14:val="none"/>
+        </w:rPr>
+        <w:t>Use this answer:</w:t>
+      </w:r>
+    </w:p>
+    <w:p>
+      <w:pPr>
+        <w:spacing w:before="100" w:beforeAutospacing="1" w:after="100" w:afterAutospacing="1" w:line="240" w:lineRule="auto"/>
+        <w:rPr>
+          <w:rFonts w:ascii="Times New Roman" w:eastAsia="Times New Roman" w:hAnsi="Times New Roman" w:cs="Times New Roman"/>
+          <w:kern w:val="0"/>
+          <w:lang w:eastAsia="en-IN"/>
+          <w14:ligatures w14:val="none"/>
+        </w:rPr>
+      </w:pPr>
+      <w:r>
+        <w:rPr>
+          <w:rFonts w:ascii="Times New Roman" w:eastAsia="Times New Roman" w:hAnsi="Times New Roman" w:cs="Times New Roman"/>
+          <w:b/>
+          <w:bCs/>
+          <w:kern w:val="0"/>
+          <w:lang w:eastAsia="en-IN"/>
+          <w14:ligatures w14:val="none"/>
+        </w:rPr>
+        <w:t>I first check for stable attributes like id, name, data-test, role.</w:t>
+      </w:r>
+      <w:r>
+        <w:rPr>
+          <w:rFonts w:ascii="Times New Roman" w:eastAsia="Times New Roman" w:hAnsi="Times New Roman" w:cs="Times New Roman"/>
+          <w:b/>
+          <w:bCs/>
+          <w:kern w:val="0"/>
+          <w:lang w:eastAsia="en-IN"/>
+          <w14:ligatures w14:val="none"/>
+        </w:rPr>
+        <w:br/>
+        <w:t>If not available, I use text-based XPath.</w:t>
+      </w:r>
+      <w:r>
+        <w:rPr>
+          <w:rFonts w:ascii="Times New Roman" w:eastAsia="Times New Roman" w:hAnsi="Times New Roman" w:cs="Times New Roman"/>
+          <w:b/>
+          <w:bCs/>
+          <w:kern w:val="0"/>
+          <w:lang w:eastAsia="en-IN"/>
+          <w14:ligatures w14:val="none"/>
+        </w:rPr>
+        <w:br/>
+        <w:t>If text is dynamic, I use contains() or starts-with().</w:t>
+      </w:r>
+      <w:r>
+        <w:rPr>
+          <w:rFonts w:ascii="Times New Roman" w:eastAsia="Times New Roman" w:hAnsi="Times New Roman" w:cs="Times New Roman"/>
+          <w:b/>
+          <w:bCs/>
+          <w:kern w:val="0"/>
+          <w:lang w:eastAsia="en-IN"/>
+          <w14:ligatures w14:val="none"/>
+        </w:rPr>
+        <w:br/>
+        <w:t>If the element is nested, I identify the closest stable parent and navigate using parent-child XPath or CSS.</w:t>
+      </w:r>
+      <w:r>
+        <w:rPr>
+          <w:rFonts w:ascii="Times New Roman" w:eastAsia="Times New Roman" w:hAnsi="Times New Roman" w:cs="Times New Roman"/>
+          <w:b/>
+          <w:bCs/>
+          <w:kern w:val="0"/>
+          <w:lang w:eastAsia="en-IN"/>
+          <w14:ligatures w14:val="none"/>
+        </w:rPr>
+        <w:br/>
+        <w:t>If still not possible, I use sibling or ancestor relationships.</w:t>
+      </w:r>
+      <w:r>
+        <w:rPr>
+          <w:rFonts w:ascii="Times New Roman" w:eastAsia="Times New Roman" w:hAnsi="Times New Roman" w:cs="Times New Roman"/>
+          <w:b/>
+          <w:bCs/>
+          <w:kern w:val="0"/>
+          <w:lang w:eastAsia="en-IN"/>
+          <w14:ligatures w14:val="none"/>
+        </w:rPr>
+        <w:br/>
+      </w:r>
+      <w:r>
+        <w:rPr>
+          <w:rFonts w:ascii="Times New Roman" w:eastAsia="Times New Roman" w:hAnsi="Times New Roman" w:cs="Times New Roman"/>
+          <w:b/>
+          <w:bCs/>
+          <w:kern w:val="0"/>
+          <w:lang w:eastAsia="en-IN"/>
+          <w14:ligatures w14:val="none"/>
+        </w:rPr>
+        <w:lastRenderedPageBreak/>
+        <w:t>I use indexing only as a last resort.</w:t>
+      </w:r>
+      <w:r>
+        <w:rPr>
+          <w:rFonts w:ascii="Times New Roman" w:eastAsia="Times New Roman" w:hAnsi="Times New Roman" w:cs="Times New Roman"/>
+          <w:b/>
+          <w:bCs/>
+          <w:kern w:val="0"/>
+          <w:lang w:eastAsia="en-IN"/>
+          <w14:ligatures w14:val="none"/>
+        </w:rPr>
+        <w:br/>
+        <w:t>My goal is always to build a unique, stable, non-fragile locator."</w:t>
+      </w:r>
+    </w:p>
+    <w:p>
+      <w:pPr>
+        <w:spacing w:after="0" w:line="240" w:lineRule="auto"/>
+        <w:rPr>
+          <w:rFonts w:ascii="Times New Roman" w:eastAsia="Times New Roman" w:hAnsi="Times New Roman" w:cs="Times New Roman"/>
+          <w:kern w:val="0"/>
+          <w:lang w:eastAsia="en-IN"/>
+          <w14:ligatures w14:val="none"/>
+        </w:rPr>
+      </w:pPr>
+      <w:r>
+        <w:rPr>
+          <w:rFonts w:ascii="Times New Roman" w:eastAsia="Times New Roman" w:hAnsi="Times New Roman" w:cs="Times New Roman"/>
+          <w:kern w:val="0"/>
+          <w:lang w:eastAsia="en-IN"/>
+          <w14:ligatures w14:val="none"/>
+        </w:rPr>
+        <w:pict w14:anchorId="57C7111E">
+          <v:rect id="_x0000_i1242" style="width:0;height:1.5pt" o:hralign="center" o:hrstd="t" o:hr="t" fillcolor="#a0a0a0" stroked="f"/>
+        </w:pict>
+      </w:r>
+    </w:p>
+    <w:p>
+      <w:pPr>
+        <w:spacing w:before="100" w:beforeAutospacing="1" w:after="100" w:afterAutospacing="1" w:line="240" w:lineRule="auto"/>
+        <w:outlineLvl w:val="0"/>
+        <w:rPr>
+          <w:rFonts w:ascii="Times New Roman" w:eastAsia="Times New Roman" w:hAnsi="Times New Roman" w:cs="Times New Roman"/>
+          <w:b/>
+          <w:bCs/>
+          <w:kern w:val="36"/>
+          <w:sz w:val="48"/>
+          <w:szCs w:val="48"/>
+          <w:lang w:eastAsia="en-IN"/>
+          <w14:ligatures w14:val="none"/>
+        </w:rPr>
+      </w:pPr>
+      <w:r>
+        <w:rPr>
+          <w:rFonts w:ascii="Segoe UI Emoji" w:eastAsia="Times New Roman" w:hAnsi="Segoe UI Emoji" w:cs="Segoe UI Emoji"/>
+          <w:b/>
+          <w:bCs/>
+          <w:kern w:val="36"/>
+          <w:sz w:val="48"/>
+          <w:szCs w:val="48"/>
+          <w:lang w:eastAsia="en-IN"/>
+          <w14:ligatures w14:val="none"/>
+        </w:rPr>
+        <w:t>📌</w:t>
+      </w:r>
+      <w:r>
+        <w:rPr>
+          <w:rFonts w:ascii="Times New Roman" w:eastAsia="Times New Roman" w:hAnsi="Times New Roman" w:cs="Times New Roman"/>
+          <w:b/>
+          <w:bCs/>
+          <w:kern w:val="36"/>
+          <w:sz w:val="48"/>
+          <w:szCs w:val="48"/>
+          <w:lang w:eastAsia="en-IN"/>
+          <w14:ligatures w14:val="none"/>
+        </w:rPr>
+        <w:t xml:space="preserve"> Example Questions You Can Answer After This</w:t>
+      </w:r>
+    </w:p>
+    <w:p>
+      <w:pPr>
+        <w:numPr>
+          <w:ilvl w:val="0"/>
+          <w:numId w:val="92"/>
+        </w:numPr>
+        <w:spacing w:before="100" w:beforeAutospacing="1" w:after="100" w:afterAutospacing="1" w:line="240" w:lineRule="auto"/>
+        <w:rPr>
+          <w:rFonts w:ascii="Times New Roman" w:eastAsia="Times New Roman" w:hAnsi="Times New Roman" w:cs="Times New Roman"/>
+          <w:kern w:val="0"/>
+          <w:lang w:eastAsia="en-IN"/>
+          <w14:ligatures w14:val="none"/>
+        </w:rPr>
+      </w:pPr>
+      <w:r>
+        <w:rPr>
+          <w:rFonts w:ascii="Times New Roman" w:eastAsia="Times New Roman" w:hAnsi="Times New Roman" w:cs="Times New Roman"/>
+          <w:kern w:val="0"/>
+          <w:lang w:eastAsia="en-IN"/>
+          <w14:ligatures w14:val="none"/>
+        </w:rPr>
+        <w:t>Write XPath for the 3rd input inside a form.</w:t>
+      </w:r>
+    </w:p>
+    <w:p>
+      <w:pPr>
+        <w:numPr>
+          <w:ilvl w:val="0"/>
+          <w:numId w:val="92"/>
+        </w:numPr>
+        <w:spacing w:before="100" w:beforeAutospacing="1" w:after="100" w:afterAutospacing="1" w:line="240" w:lineRule="auto"/>
+        <w:rPr>
+          <w:rFonts w:ascii="Times New Roman" w:eastAsia="Times New Roman" w:hAnsi="Times New Roman" w:cs="Times New Roman"/>
+          <w:kern w:val="0"/>
+          <w:lang w:eastAsia="en-IN"/>
+          <w14:ligatures w14:val="none"/>
+        </w:rPr>
+      </w:pPr>
+      <w:r>
+        <w:rPr>
+          <w:rFonts w:ascii="Times New Roman" w:eastAsia="Times New Roman" w:hAnsi="Times New Roman" w:cs="Times New Roman"/>
+          <w:kern w:val="0"/>
+          <w:lang w:eastAsia="en-IN"/>
+          <w14:ligatures w14:val="none"/>
+        </w:rPr>
+        <w:t>Write CSS for a button whose class contains "primary".</w:t>
+      </w:r>
+    </w:p>
+    <w:p>
+      <w:pPr>
+        <w:numPr>
+          <w:ilvl w:val="0"/>
+          <w:numId w:val="92"/>
+        </w:numPr>
+        <w:spacing w:before="100" w:beforeAutospacing="1" w:after="100" w:afterAutospacing="1" w:line="240" w:lineRule="auto"/>
+        <w:rPr>
+          <w:rFonts w:ascii="Times New Roman" w:eastAsia="Times New Roman" w:hAnsi="Times New Roman" w:cs="Times New Roman"/>
+          <w:kern w:val="0"/>
+          <w:lang w:eastAsia="en-IN"/>
+          <w14:ligatures w14:val="none"/>
+        </w:rPr>
+      </w:pPr>
+      <w:r>
+        <w:rPr>
+          <w:rFonts w:ascii="Times New Roman" w:eastAsia="Times New Roman" w:hAnsi="Times New Roman" w:cs="Times New Roman"/>
+          <w:kern w:val="0"/>
+          <w:lang w:eastAsia="en-IN"/>
+          <w14:ligatures w14:val="none"/>
+        </w:rPr>
+        <w:t>Write XPath that selects a label and then its corresponding input.</w:t>
+      </w:r>
+    </w:p>
+    <w:p>
+      <w:pPr>
+        <w:numPr>
+          <w:ilvl w:val="0"/>
+          <w:numId w:val="92"/>
+        </w:numPr>
+        <w:spacing w:before="100" w:beforeAutospacing="1" w:after="100" w:afterAutospacing="1" w:line="240" w:lineRule="auto"/>
+        <w:rPr>
+          <w:rFonts w:ascii="Times New Roman" w:eastAsia="Times New Roman" w:hAnsi="Times New Roman" w:cs="Times New Roman"/>
+          <w:kern w:val="0"/>
+          <w:lang w:eastAsia="en-IN"/>
+          <w14:ligatures w14:val="none"/>
+        </w:rPr>
+      </w:pPr>
+      <w:r>
+        <w:rPr>
+          <w:rFonts w:ascii="Times New Roman" w:eastAsia="Times New Roman" w:hAnsi="Times New Roman" w:cs="Times New Roman"/>
+          <w:kern w:val="0"/>
+          <w:lang w:eastAsia="en-IN"/>
+          <w14:ligatures w14:val="none"/>
+        </w:rPr>
+        <w:t>How do you locate elements without id or class?</w:t>
+      </w:r>
+    </w:p>
+    <w:p>
+      <w:pPr>
+        <w:numPr>
+          <w:ilvl w:val="0"/>
+          <w:numId w:val="92"/>
+        </w:numPr>
+        <w:spacing w:before="100" w:beforeAutospacing="1" w:after="100" w:afterAutospacing="1" w:line="240" w:lineRule="auto"/>
+        <w:rPr>
+          <w:rFonts w:ascii="Times New Roman" w:eastAsia="Times New Roman" w:hAnsi="Times New Roman" w:cs="Times New Roman"/>
+          <w:kern w:val="0"/>
+          <w:lang w:eastAsia="en-IN"/>
+          <w14:ligatures w14:val="none"/>
+        </w:rPr>
+      </w:pPr>
+      <w:r>
+        <w:rPr>
+          <w:rFonts w:ascii="Times New Roman" w:eastAsia="Times New Roman" w:hAnsi="Times New Roman" w:cs="Times New Roman"/>
+          <w:kern w:val="0"/>
+          <w:lang w:eastAsia="en-IN"/>
+          <w14:ligatures w14:val="none"/>
+        </w:rPr>
+        <w:t>What to do when attributes are dynamic?</w:t>
+      </w:r>
+    </w:p>
+    <w:p>
+      <w:pPr>
+        <w:rPr>
+          <w:lang w:eastAsia="en-IN"/>
+        </w:rPr>
+      </w:pPr>
+    </w:p>
     <w:p>
       <w:pPr>
         <w:spacing w:before="100" w:beforeAutospacing="1" w:after="100" w:afterAutospacing="1" w:line="240" w:lineRule="auto"/>
@@ -40461,6 +47081,119 @@
     </w:lvl>
   </w:abstractNum>
   <w:abstractNum w:abstractNumId="15" w15:restartNumberingAfterBreak="0">
+    <w:nsid w:val="160872A8"/>
+    <w:multiLevelType w:val="multilevel"/>
+    <w:tmpl w:val="ADA8A4C2"/>
+    <w:lvl w:ilvl="0">
+      <w:start w:val="1"/>
+      <w:numFmt w:val="decimal"/>
+      <w:lvlText w:val="%1."/>
+      <w:lvlJc w:val="left"/>
+      <w:pPr>
+        <w:tabs>
+          <w:tab w:val="num" w:pos="720"/>
+        </w:tabs>
+        <w:ind w:left="720" w:hanging="360"/>
+      </w:pPr>
+    </w:lvl>
+    <w:lvl w:ilvl="1" w:tentative="1">
+      <w:start w:val="1"/>
+      <w:numFmt w:val="decimal"/>
+      <w:lvlText w:val="%2."/>
+      <w:lvlJc w:val="left"/>
+      <w:pPr>
+        <w:tabs>
+          <w:tab w:val="num" w:pos="1440"/>
+        </w:tabs>
+        <w:ind w:left="1440" w:hanging="360"/>
+      </w:pPr>
+    </w:lvl>
+    <w:lvl w:ilvl="2" w:tentative="1">
+      <w:start w:val="1"/>
+      <w:numFmt w:val="decimal"/>
+      <w:lvlText w:val="%3."/>
+      <w:lvlJc w:val="left"/>
+      <w:pPr>
+        <w:tabs>
+          <w:tab w:val="num" w:pos="2160"/>
+        </w:tabs>
+        <w:ind w:left="2160" w:hanging="360"/>
+      </w:pPr>
+    </w:lvl>
+    <w:lvl w:ilvl="3" w:tentative="1">
+      <w:start w:val="1"/>
+      <w:numFmt w:val="decimal"/>
+      <w:lvlText w:val="%4."/>
+      <w:lvlJc w:val="left"/>
+      <w:pPr>
+        <w:tabs>
+          <w:tab w:val="num" w:pos="2880"/>
+        </w:tabs>
+        <w:ind w:left="2880" w:hanging="360"/>
+      </w:pPr>
+    </w:lvl>
+    <w:lvl w:ilvl="4" w:tentative="1">
+      <w:start w:val="1"/>
+      <w:numFmt w:val="decimal"/>
+      <w:lvlText w:val="%5."/>
+      <w:lvlJc w:val="left"/>
+      <w:pPr>
+        <w:tabs>
+          <w:tab w:val="num" w:pos="3600"/>
+        </w:tabs>
+        <w:ind w:left="3600" w:hanging="360"/>
+      </w:pPr>
+    </w:lvl>
+    <w:lvl w:ilvl="5" w:tentative="1">
+      <w:start w:val="1"/>
+      <w:numFmt w:val="decimal"/>
+      <w:lvlText w:val="%6."/>
+      <w:lvlJc w:val="left"/>
+      <w:pPr>
+        <w:tabs>
+          <w:tab w:val="num" w:pos="4320"/>
+        </w:tabs>
+        <w:ind w:left="4320" w:hanging="360"/>
+      </w:pPr>
+    </w:lvl>
+    <w:lvl w:ilvl="6" w:tentative="1">
+      <w:start w:val="1"/>
+      <w:numFmt w:val="decimal"/>
+      <w:lvlText w:val="%7."/>
+      <w:lvlJc w:val="left"/>
+      <w:pPr>
+        <w:tabs>
+          <w:tab w:val="num" w:pos="5040"/>
+        </w:tabs>
+        <w:ind w:left="5040" w:hanging="360"/>
+      </w:pPr>
+    </w:lvl>
+    <w:lvl w:ilvl="7" w:tentative="1">
+      <w:start w:val="1"/>
+      <w:numFmt w:val="decimal"/>
+      <w:lvlText w:val="%8."/>
+      <w:lvlJc w:val="left"/>
+      <w:pPr>
+        <w:tabs>
+          <w:tab w:val="num" w:pos="5760"/>
+        </w:tabs>
+        <w:ind w:left="5760" w:hanging="360"/>
+      </w:pPr>
+    </w:lvl>
+    <w:lvl w:ilvl="8" w:tentative="1">
+      <w:start w:val="1"/>
+      <w:numFmt w:val="decimal"/>
+      <w:lvlText w:val="%9."/>
+      <w:lvlJc w:val="left"/>
+      <w:pPr>
+        <w:tabs>
+          <w:tab w:val="num" w:pos="6480"/>
+        </w:tabs>
+        <w:ind w:left="6480" w:hanging="360"/>
+      </w:pPr>
+    </w:lvl>
+  </w:abstractNum>
+  <w:abstractNum w:abstractNumId="16" w15:restartNumberingAfterBreak="0">
     <w:nsid w:val="163D61AA"/>
     <w:multiLevelType w:val="multilevel"/>
     <w:tmpl w:val="140A143E"/>
@@ -40573,7 +47306,7 @@
       </w:pPr>
     </w:lvl>
   </w:abstractNum>
-  <w:abstractNum w:abstractNumId="16" w15:restartNumberingAfterBreak="0">
+  <w:abstractNum w:abstractNumId="17" w15:restartNumberingAfterBreak="0">
     <w:nsid w:val="169A587D"/>
     <w:multiLevelType w:val="multilevel"/>
     <w:tmpl w:val="F064DF56"/>
@@ -40722,7 +47455,7 @@
       </w:rPr>
     </w:lvl>
   </w:abstractNum>
-  <w:abstractNum w:abstractNumId="17" w15:restartNumberingAfterBreak="0">
+  <w:abstractNum w:abstractNumId="18" w15:restartNumberingAfterBreak="0">
     <w:nsid w:val="1884383F"/>
     <w:multiLevelType w:val="multilevel"/>
     <w:tmpl w:val="EF2068B4"/>
@@ -40871,7 +47604,7 @@
       </w:rPr>
     </w:lvl>
   </w:abstractNum>
-  <w:abstractNum w:abstractNumId="18" w15:restartNumberingAfterBreak="0">
+  <w:abstractNum w:abstractNumId="19" w15:restartNumberingAfterBreak="0">
     <w:nsid w:val="196A284E"/>
     <w:multiLevelType w:val="multilevel"/>
     <w:tmpl w:val="E3860EE6"/>
@@ -41020,7 +47753,7 @@
       </w:rPr>
     </w:lvl>
   </w:abstractNum>
-  <w:abstractNum w:abstractNumId="19" w15:restartNumberingAfterBreak="0">
+  <w:abstractNum w:abstractNumId="20" w15:restartNumberingAfterBreak="0">
     <w:nsid w:val="1BC45E12"/>
     <w:multiLevelType w:val="multilevel"/>
     <w:tmpl w:val="3424CFEA"/>
@@ -41169,7 +47902,7 @@
       </w:rPr>
     </w:lvl>
   </w:abstractNum>
-  <w:abstractNum w:abstractNumId="20" w15:restartNumberingAfterBreak="0">
+  <w:abstractNum w:abstractNumId="21" w15:restartNumberingAfterBreak="0">
     <w:nsid w:val="1CF64009"/>
     <w:multiLevelType w:val="multilevel"/>
     <w:tmpl w:val="C9C8B19E"/>
@@ -41282,7 +48015,7 @@
       </w:pPr>
     </w:lvl>
   </w:abstractNum>
-  <w:abstractNum w:abstractNumId="21" w15:restartNumberingAfterBreak="0">
+  <w:abstractNum w:abstractNumId="22" w15:restartNumberingAfterBreak="0">
     <w:nsid w:val="1EF430F6"/>
     <w:multiLevelType w:val="multilevel"/>
     <w:tmpl w:val="F65E346A"/>
@@ -41431,7 +48164,7 @@
       </w:rPr>
     </w:lvl>
   </w:abstractNum>
-  <w:abstractNum w:abstractNumId="22" w15:restartNumberingAfterBreak="0">
+  <w:abstractNum w:abstractNumId="23" w15:restartNumberingAfterBreak="0">
     <w:nsid w:val="1FDC7F64"/>
     <w:multiLevelType w:val="multilevel"/>
     <w:tmpl w:val="CF92944A"/>
@@ -41544,7 +48277,7 @@
       </w:pPr>
     </w:lvl>
   </w:abstractNum>
-  <w:abstractNum w:abstractNumId="23" w15:restartNumberingAfterBreak="0">
+  <w:abstractNum w:abstractNumId="24" w15:restartNumberingAfterBreak="0">
     <w:nsid w:val="20797081"/>
     <w:multiLevelType w:val="multilevel"/>
     <w:tmpl w:val="83DAB2FA"/>
@@ -41693,7 +48426,7 @@
       </w:rPr>
     </w:lvl>
   </w:abstractNum>
-  <w:abstractNum w:abstractNumId="24" w15:restartNumberingAfterBreak="0">
+  <w:abstractNum w:abstractNumId="25" w15:restartNumberingAfterBreak="0">
     <w:nsid w:val="209E7DFC"/>
     <w:multiLevelType w:val="multilevel"/>
     <w:tmpl w:val="DE9ECF9C"/>
@@ -41806,7 +48539,7 @@
       </w:pPr>
     </w:lvl>
   </w:abstractNum>
-  <w:abstractNum w:abstractNumId="25" w15:restartNumberingAfterBreak="0">
+  <w:abstractNum w:abstractNumId="26" w15:restartNumberingAfterBreak="0">
     <w:nsid w:val="212530EE"/>
     <w:multiLevelType w:val="multilevel"/>
     <w:tmpl w:val="D0D2A9B4"/>
@@ -41919,7 +48652,7 @@
       </w:pPr>
     </w:lvl>
   </w:abstractNum>
-  <w:abstractNum w:abstractNumId="26" w15:restartNumberingAfterBreak="0">
+  <w:abstractNum w:abstractNumId="27" w15:restartNumberingAfterBreak="0">
     <w:nsid w:val="21A437BE"/>
     <w:multiLevelType w:val="multilevel"/>
     <w:tmpl w:val="79CAA93C"/>
@@ -42032,7 +48765,7 @@
       </w:pPr>
     </w:lvl>
   </w:abstractNum>
-  <w:abstractNum w:abstractNumId="27" w15:restartNumberingAfterBreak="0">
+  <w:abstractNum w:abstractNumId="28" w15:restartNumberingAfterBreak="0">
     <w:nsid w:val="24866562"/>
     <w:multiLevelType w:val="multilevel"/>
     <w:tmpl w:val="486E0730"/>
@@ -42145,7 +48878,7 @@
       </w:pPr>
     </w:lvl>
   </w:abstractNum>
-  <w:abstractNum w:abstractNumId="28" w15:restartNumberingAfterBreak="0">
+  <w:abstractNum w:abstractNumId="29" w15:restartNumberingAfterBreak="0">
     <w:nsid w:val="26496E2A"/>
     <w:multiLevelType w:val="multilevel"/>
     <w:tmpl w:val="3BF475E0"/>
@@ -42258,7 +48991,7 @@
       </w:pPr>
     </w:lvl>
   </w:abstractNum>
-  <w:abstractNum w:abstractNumId="29" w15:restartNumberingAfterBreak="0">
+  <w:abstractNum w:abstractNumId="30" w15:restartNumberingAfterBreak="0">
     <w:nsid w:val="267E765A"/>
     <w:multiLevelType w:val="multilevel"/>
     <w:tmpl w:val="385C73BE"/>
@@ -42407,7 +49140,7 @@
       </w:rPr>
     </w:lvl>
   </w:abstractNum>
-  <w:abstractNum w:abstractNumId="30" w15:restartNumberingAfterBreak="0">
+  <w:abstractNum w:abstractNumId="31" w15:restartNumberingAfterBreak="0">
     <w:nsid w:val="27065DC5"/>
     <w:multiLevelType w:val="multilevel"/>
     <w:tmpl w:val="2C5C4AF2"/>
@@ -42520,7 +49253,7 @@
       </w:pPr>
     </w:lvl>
   </w:abstractNum>
-  <w:abstractNum w:abstractNumId="31" w15:restartNumberingAfterBreak="0">
+  <w:abstractNum w:abstractNumId="32" w15:restartNumberingAfterBreak="0">
     <w:nsid w:val="27180988"/>
     <w:multiLevelType w:val="multilevel"/>
     <w:tmpl w:val="96025DD8"/>
@@ -42669,7 +49402,7 @@
       </w:rPr>
     </w:lvl>
   </w:abstractNum>
-  <w:abstractNum w:abstractNumId="32" w15:restartNumberingAfterBreak="0">
+  <w:abstractNum w:abstractNumId="33" w15:restartNumberingAfterBreak="0">
     <w:nsid w:val="277A298D"/>
     <w:multiLevelType w:val="multilevel"/>
     <w:tmpl w:val="7BD06E94"/>
@@ -42818,7 +49551,7 @@
       </w:rPr>
     </w:lvl>
   </w:abstractNum>
-  <w:abstractNum w:abstractNumId="33" w15:restartNumberingAfterBreak="0">
+  <w:abstractNum w:abstractNumId="34" w15:restartNumberingAfterBreak="0">
     <w:nsid w:val="2797104D"/>
     <w:multiLevelType w:val="multilevel"/>
     <w:tmpl w:val="01B0030C"/>
@@ -42931,7 +49664,7 @@
       </w:pPr>
     </w:lvl>
   </w:abstractNum>
-  <w:abstractNum w:abstractNumId="34" w15:restartNumberingAfterBreak="0">
+  <w:abstractNum w:abstractNumId="35" w15:restartNumberingAfterBreak="0">
     <w:nsid w:val="27EF3E69"/>
     <w:multiLevelType w:val="multilevel"/>
     <w:tmpl w:val="032892C4"/>
@@ -43080,7 +49813,7 @@
       </w:rPr>
     </w:lvl>
   </w:abstractNum>
-  <w:abstractNum w:abstractNumId="35" w15:restartNumberingAfterBreak="0">
+  <w:abstractNum w:abstractNumId="36" w15:restartNumberingAfterBreak="0">
     <w:nsid w:val="27F924E2"/>
     <w:multiLevelType w:val="multilevel"/>
     <w:tmpl w:val="55088D70"/>
@@ -43229,7 +49962,7 @@
       </w:rPr>
     </w:lvl>
   </w:abstractNum>
-  <w:abstractNum w:abstractNumId="36" w15:restartNumberingAfterBreak="0">
+  <w:abstractNum w:abstractNumId="37" w15:restartNumberingAfterBreak="0">
     <w:nsid w:val="2CC0031D"/>
     <w:multiLevelType w:val="multilevel"/>
     <w:tmpl w:val="62B2CDD6"/>
@@ -43378,7 +50111,7 @@
       </w:rPr>
     </w:lvl>
   </w:abstractNum>
-  <w:abstractNum w:abstractNumId="37" w15:restartNumberingAfterBreak="0">
+  <w:abstractNum w:abstractNumId="38" w15:restartNumberingAfterBreak="0">
     <w:nsid w:val="2ED67348"/>
     <w:multiLevelType w:val="multilevel"/>
     <w:tmpl w:val="E06418E4"/>
@@ -43527,7 +50260,7 @@
       </w:rPr>
     </w:lvl>
   </w:abstractNum>
-  <w:abstractNum w:abstractNumId="38" w15:restartNumberingAfterBreak="0">
+  <w:abstractNum w:abstractNumId="39" w15:restartNumberingAfterBreak="0">
     <w:nsid w:val="308D45F8"/>
     <w:multiLevelType w:val="multilevel"/>
     <w:tmpl w:val="FA2C0A9C"/>
@@ -43676,7 +50409,7 @@
       </w:rPr>
     </w:lvl>
   </w:abstractNum>
-  <w:abstractNum w:abstractNumId="39" w15:restartNumberingAfterBreak="0">
+  <w:abstractNum w:abstractNumId="40" w15:restartNumberingAfterBreak="0">
     <w:nsid w:val="30AD2337"/>
     <w:multiLevelType w:val="multilevel"/>
     <w:tmpl w:val="49BAB68E"/>
@@ -43825,7 +50558,7 @@
       </w:rPr>
     </w:lvl>
   </w:abstractNum>
-  <w:abstractNum w:abstractNumId="40" w15:restartNumberingAfterBreak="0">
+  <w:abstractNum w:abstractNumId="41" w15:restartNumberingAfterBreak="0">
     <w:nsid w:val="34D7697A"/>
     <w:multiLevelType w:val="multilevel"/>
     <w:tmpl w:val="8C5073C4"/>
@@ -43974,7 +50707,7 @@
       </w:rPr>
     </w:lvl>
   </w:abstractNum>
-  <w:abstractNum w:abstractNumId="41" w15:restartNumberingAfterBreak="0">
+  <w:abstractNum w:abstractNumId="42" w15:restartNumberingAfterBreak="0">
     <w:nsid w:val="3890382C"/>
     <w:multiLevelType w:val="multilevel"/>
     <w:tmpl w:val="5F14018A"/>
@@ -44087,7 +50820,7 @@
       </w:pPr>
     </w:lvl>
   </w:abstractNum>
-  <w:abstractNum w:abstractNumId="42" w15:restartNumberingAfterBreak="0">
+  <w:abstractNum w:abstractNumId="43" w15:restartNumberingAfterBreak="0">
     <w:nsid w:val="3B0D2FD1"/>
     <w:multiLevelType w:val="multilevel"/>
     <w:tmpl w:val="28A46DD0"/>
@@ -44204,7 +50937,7 @@
       </w:pPr>
     </w:lvl>
   </w:abstractNum>
-  <w:abstractNum w:abstractNumId="43" w15:restartNumberingAfterBreak="0">
+  <w:abstractNum w:abstractNumId="44" w15:restartNumberingAfterBreak="0">
     <w:nsid w:val="3C0E1C53"/>
     <w:multiLevelType w:val="multilevel"/>
     <w:tmpl w:val="C96EFCB6"/>
@@ -44353,7 +51086,7 @@
       </w:rPr>
     </w:lvl>
   </w:abstractNum>
-  <w:abstractNum w:abstractNumId="44" w15:restartNumberingAfterBreak="0">
+  <w:abstractNum w:abstractNumId="45" w15:restartNumberingAfterBreak="0">
     <w:nsid w:val="3C9324BC"/>
     <w:multiLevelType w:val="multilevel"/>
     <w:tmpl w:val="F3861352"/>
@@ -44502,7 +51235,7 @@
       </w:rPr>
     </w:lvl>
   </w:abstractNum>
-  <w:abstractNum w:abstractNumId="45" w15:restartNumberingAfterBreak="0">
+  <w:abstractNum w:abstractNumId="46" w15:restartNumberingAfterBreak="0">
     <w:nsid w:val="424634F7"/>
     <w:multiLevelType w:val="multilevel"/>
     <w:tmpl w:val="2CE6D142"/>
@@ -44615,7 +51348,7 @@
       </w:pPr>
     </w:lvl>
   </w:abstractNum>
-  <w:abstractNum w:abstractNumId="46" w15:restartNumberingAfterBreak="0">
+  <w:abstractNum w:abstractNumId="47" w15:restartNumberingAfterBreak="0">
     <w:nsid w:val="424B6926"/>
     <w:multiLevelType w:val="multilevel"/>
     <w:tmpl w:val="3DC6327A"/>
@@ -44764,7 +51497,7 @@
       </w:rPr>
     </w:lvl>
   </w:abstractNum>
-  <w:abstractNum w:abstractNumId="47" w15:restartNumberingAfterBreak="0">
+  <w:abstractNum w:abstractNumId="48" w15:restartNumberingAfterBreak="0">
     <w:nsid w:val="434B6378"/>
     <w:multiLevelType w:val="multilevel"/>
     <w:tmpl w:val="7B803E2E"/>
@@ -44913,7 +51646,7 @@
       </w:rPr>
     </w:lvl>
   </w:abstractNum>
-  <w:abstractNum w:abstractNumId="48" w15:restartNumberingAfterBreak="0">
+  <w:abstractNum w:abstractNumId="49" w15:restartNumberingAfterBreak="0">
     <w:nsid w:val="455920C2"/>
     <w:multiLevelType w:val="multilevel"/>
     <w:tmpl w:val="CB8417D0"/>
@@ -45062,7 +51795,7 @@
       </w:rPr>
     </w:lvl>
   </w:abstractNum>
-  <w:abstractNum w:abstractNumId="49" w15:restartNumberingAfterBreak="0">
+  <w:abstractNum w:abstractNumId="50" w15:restartNumberingAfterBreak="0">
     <w:nsid w:val="45C309AB"/>
     <w:multiLevelType w:val="multilevel"/>
     <w:tmpl w:val="3B187AD4"/>
@@ -45211,7 +51944,7 @@
       </w:rPr>
     </w:lvl>
   </w:abstractNum>
-  <w:abstractNum w:abstractNumId="50" w15:restartNumberingAfterBreak="0">
+  <w:abstractNum w:abstractNumId="51" w15:restartNumberingAfterBreak="0">
     <w:nsid w:val="479C7EC9"/>
     <w:multiLevelType w:val="multilevel"/>
     <w:tmpl w:val="92C4E888"/>
@@ -45328,7 +52061,7 @@
       </w:pPr>
     </w:lvl>
   </w:abstractNum>
-  <w:abstractNum w:abstractNumId="51" w15:restartNumberingAfterBreak="0">
+  <w:abstractNum w:abstractNumId="52" w15:restartNumberingAfterBreak="0">
     <w:nsid w:val="4AB1331D"/>
     <w:multiLevelType w:val="multilevel"/>
     <w:tmpl w:val="3D5ECB16"/>
@@ -45477,7 +52210,7 @@
       </w:rPr>
     </w:lvl>
   </w:abstractNum>
-  <w:abstractNum w:abstractNumId="52" w15:restartNumberingAfterBreak="0">
+  <w:abstractNum w:abstractNumId="53" w15:restartNumberingAfterBreak="0">
     <w:nsid w:val="4CA763F3"/>
     <w:multiLevelType w:val="multilevel"/>
     <w:tmpl w:val="50425644"/>
@@ -45590,7 +52323,7 @@
       </w:pPr>
     </w:lvl>
   </w:abstractNum>
-  <w:abstractNum w:abstractNumId="53" w15:restartNumberingAfterBreak="0">
+  <w:abstractNum w:abstractNumId="54" w15:restartNumberingAfterBreak="0">
     <w:nsid w:val="4DA73A55"/>
     <w:multiLevelType w:val="multilevel"/>
     <w:tmpl w:val="06A8A38C"/>
@@ -45739,7 +52472,7 @@
       </w:rPr>
     </w:lvl>
   </w:abstractNum>
-  <w:abstractNum w:abstractNumId="54" w15:restartNumberingAfterBreak="0">
+  <w:abstractNum w:abstractNumId="55" w15:restartNumberingAfterBreak="0">
     <w:nsid w:val="4DD23BD9"/>
     <w:multiLevelType w:val="multilevel"/>
     <w:tmpl w:val="6744172E"/>
@@ -45852,7 +52585,7 @@
       </w:pPr>
     </w:lvl>
   </w:abstractNum>
-  <w:abstractNum w:abstractNumId="55" w15:restartNumberingAfterBreak="0">
+  <w:abstractNum w:abstractNumId="56" w15:restartNumberingAfterBreak="0">
     <w:nsid w:val="4E3804C1"/>
     <w:multiLevelType w:val="multilevel"/>
     <w:tmpl w:val="102019DC"/>
@@ -46001,7 +52734,7 @@
       </w:rPr>
     </w:lvl>
   </w:abstractNum>
-  <w:abstractNum w:abstractNumId="56" w15:restartNumberingAfterBreak="0">
+  <w:abstractNum w:abstractNumId="57" w15:restartNumberingAfterBreak="0">
     <w:nsid w:val="4E7F33C6"/>
     <w:multiLevelType w:val="multilevel"/>
     <w:tmpl w:val="F7A2B09C"/>
@@ -46150,7 +52883,7 @@
       </w:rPr>
     </w:lvl>
   </w:abstractNum>
-  <w:abstractNum w:abstractNumId="57" w15:restartNumberingAfterBreak="0">
+  <w:abstractNum w:abstractNumId="58" w15:restartNumberingAfterBreak="0">
     <w:nsid w:val="4EF841B5"/>
     <w:multiLevelType w:val="multilevel"/>
     <w:tmpl w:val="F7B68AD8"/>
@@ -46263,7 +52996,7 @@
       </w:pPr>
     </w:lvl>
   </w:abstractNum>
-  <w:abstractNum w:abstractNumId="58" w15:restartNumberingAfterBreak="0">
+  <w:abstractNum w:abstractNumId="59" w15:restartNumberingAfterBreak="0">
     <w:nsid w:val="4F0E24A3"/>
     <w:multiLevelType w:val="multilevel"/>
     <w:tmpl w:val="7CB83580"/>
@@ -46376,7 +53109,7 @@
       </w:pPr>
     </w:lvl>
   </w:abstractNum>
-  <w:abstractNum w:abstractNumId="59" w15:restartNumberingAfterBreak="0">
+  <w:abstractNum w:abstractNumId="60" w15:restartNumberingAfterBreak="0">
     <w:nsid w:val="504106BF"/>
     <w:multiLevelType w:val="multilevel"/>
     <w:tmpl w:val="E0025678"/>
@@ -46525,7 +53258,7 @@
       </w:rPr>
     </w:lvl>
   </w:abstractNum>
-  <w:abstractNum w:abstractNumId="60" w15:restartNumberingAfterBreak="0">
+  <w:abstractNum w:abstractNumId="61" w15:restartNumberingAfterBreak="0">
     <w:nsid w:val="504652DC"/>
     <w:multiLevelType w:val="multilevel"/>
     <w:tmpl w:val="2E305AE4"/>
@@ -46674,7 +53407,7 @@
       </w:rPr>
     </w:lvl>
   </w:abstractNum>
-  <w:abstractNum w:abstractNumId="61" w15:restartNumberingAfterBreak="0">
+  <w:abstractNum w:abstractNumId="62" w15:restartNumberingAfterBreak="0">
     <w:nsid w:val="515321F7"/>
     <w:multiLevelType w:val="multilevel"/>
     <w:tmpl w:val="805E2156"/>
@@ -46787,7 +53520,7 @@
       </w:pPr>
     </w:lvl>
   </w:abstractNum>
-  <w:abstractNum w:abstractNumId="62" w15:restartNumberingAfterBreak="0">
+  <w:abstractNum w:abstractNumId="63" w15:restartNumberingAfterBreak="0">
     <w:nsid w:val="52F430E1"/>
     <w:multiLevelType w:val="multilevel"/>
     <w:tmpl w:val="E02A44A0"/>
@@ -46900,7 +53633,7 @@
       </w:pPr>
     </w:lvl>
   </w:abstractNum>
-  <w:abstractNum w:abstractNumId="63" w15:restartNumberingAfterBreak="0">
+  <w:abstractNum w:abstractNumId="64" w15:restartNumberingAfterBreak="0">
     <w:nsid w:val="531C11CB"/>
     <w:multiLevelType w:val="multilevel"/>
     <w:tmpl w:val="753E3CCA"/>
@@ -47049,7 +53782,7 @@
       </w:rPr>
     </w:lvl>
   </w:abstractNum>
-  <w:abstractNum w:abstractNumId="64" w15:restartNumberingAfterBreak="0">
+  <w:abstractNum w:abstractNumId="65" w15:restartNumberingAfterBreak="0">
     <w:nsid w:val="534F4BED"/>
     <w:multiLevelType w:val="multilevel"/>
     <w:tmpl w:val="139EF188"/>
@@ -47198,7 +53931,7 @@
       </w:rPr>
     </w:lvl>
   </w:abstractNum>
-  <w:abstractNum w:abstractNumId="65" w15:restartNumberingAfterBreak="0">
+  <w:abstractNum w:abstractNumId="66" w15:restartNumberingAfterBreak="0">
     <w:nsid w:val="54446C40"/>
     <w:multiLevelType w:val="multilevel"/>
     <w:tmpl w:val="25906858"/>
@@ -47347,7 +54080,7 @@
       </w:rPr>
     </w:lvl>
   </w:abstractNum>
-  <w:abstractNum w:abstractNumId="66" w15:restartNumberingAfterBreak="0">
+  <w:abstractNum w:abstractNumId="67" w15:restartNumberingAfterBreak="0">
     <w:nsid w:val="55DB70F6"/>
     <w:multiLevelType w:val="multilevel"/>
     <w:tmpl w:val="DCC4F11A"/>
@@ -47496,7 +54229,7 @@
       </w:rPr>
     </w:lvl>
   </w:abstractNum>
-  <w:abstractNum w:abstractNumId="67" w15:restartNumberingAfterBreak="0">
+  <w:abstractNum w:abstractNumId="68" w15:restartNumberingAfterBreak="0">
     <w:nsid w:val="582D7C99"/>
     <w:multiLevelType w:val="multilevel"/>
     <w:tmpl w:val="812AA968"/>
@@ -47609,7 +54342,7 @@
       </w:pPr>
     </w:lvl>
   </w:abstractNum>
-  <w:abstractNum w:abstractNumId="68" w15:restartNumberingAfterBreak="0">
+  <w:abstractNum w:abstractNumId="69" w15:restartNumberingAfterBreak="0">
     <w:nsid w:val="5EA10EB2"/>
     <w:multiLevelType w:val="multilevel"/>
     <w:tmpl w:val="DD0EE306"/>
@@ -47722,7 +54455,7 @@
       </w:pPr>
     </w:lvl>
   </w:abstractNum>
-  <w:abstractNum w:abstractNumId="69" w15:restartNumberingAfterBreak="0">
+  <w:abstractNum w:abstractNumId="70" w15:restartNumberingAfterBreak="0">
     <w:nsid w:val="60DF13AA"/>
     <w:multiLevelType w:val="multilevel"/>
     <w:tmpl w:val="402C616C"/>
@@ -47871,7 +54604,7 @@
       </w:rPr>
     </w:lvl>
   </w:abstractNum>
-  <w:abstractNum w:abstractNumId="70" w15:restartNumberingAfterBreak="0">
+  <w:abstractNum w:abstractNumId="71" w15:restartNumberingAfterBreak="0">
     <w:nsid w:val="62081943"/>
     <w:multiLevelType w:val="multilevel"/>
     <w:tmpl w:val="CED419F2"/>
@@ -47984,7 +54717,7 @@
       </w:pPr>
     </w:lvl>
   </w:abstractNum>
-  <w:abstractNum w:abstractNumId="71" w15:restartNumberingAfterBreak="0">
+  <w:abstractNum w:abstractNumId="72" w15:restartNumberingAfterBreak="0">
     <w:nsid w:val="62133C94"/>
     <w:multiLevelType w:val="multilevel"/>
     <w:tmpl w:val="5B52DCC0"/>
@@ -48133,7 +54866,7 @@
       </w:rPr>
     </w:lvl>
   </w:abstractNum>
-  <w:abstractNum w:abstractNumId="72" w15:restartNumberingAfterBreak="0">
+  <w:abstractNum w:abstractNumId="73" w15:restartNumberingAfterBreak="0">
     <w:nsid w:val="629B2654"/>
     <w:multiLevelType w:val="multilevel"/>
     <w:tmpl w:val="3EBC4672"/>
@@ -48246,7 +54979,7 @@
       </w:pPr>
     </w:lvl>
   </w:abstractNum>
-  <w:abstractNum w:abstractNumId="73" w15:restartNumberingAfterBreak="0">
+  <w:abstractNum w:abstractNumId="74" w15:restartNumberingAfterBreak="0">
     <w:nsid w:val="65A9545A"/>
     <w:multiLevelType w:val="multilevel"/>
     <w:tmpl w:val="8A2EAFAA"/>
@@ -48395,7 +55128,7 @@
       </w:rPr>
     </w:lvl>
   </w:abstractNum>
-  <w:abstractNum w:abstractNumId="74" w15:restartNumberingAfterBreak="0">
+  <w:abstractNum w:abstractNumId="75" w15:restartNumberingAfterBreak="0">
     <w:nsid w:val="66AF05C6"/>
     <w:multiLevelType w:val="multilevel"/>
     <w:tmpl w:val="66F2CAC2"/>
@@ -48508,7 +55241,7 @@
       </w:pPr>
     </w:lvl>
   </w:abstractNum>
-  <w:abstractNum w:abstractNumId="75" w15:restartNumberingAfterBreak="0">
+  <w:abstractNum w:abstractNumId="76" w15:restartNumberingAfterBreak="0">
     <w:nsid w:val="69496238"/>
     <w:multiLevelType w:val="multilevel"/>
     <w:tmpl w:val="82209FA8"/>
@@ -48621,7 +55354,7 @@
       </w:pPr>
     </w:lvl>
   </w:abstractNum>
-  <w:abstractNum w:abstractNumId="76" w15:restartNumberingAfterBreak="0">
+  <w:abstractNum w:abstractNumId="77" w15:restartNumberingAfterBreak="0">
     <w:nsid w:val="69DB54DF"/>
     <w:multiLevelType w:val="multilevel"/>
     <w:tmpl w:val="5AF4C402"/>
@@ -48770,7 +55503,7 @@
       </w:rPr>
     </w:lvl>
   </w:abstractNum>
-  <w:abstractNum w:abstractNumId="77" w15:restartNumberingAfterBreak="0">
+  <w:abstractNum w:abstractNumId="78" w15:restartNumberingAfterBreak="0">
     <w:nsid w:val="6E5E585A"/>
     <w:multiLevelType w:val="multilevel"/>
     <w:tmpl w:val="8FA05E02"/>
@@ -48919,7 +55652,7 @@
       </w:rPr>
     </w:lvl>
   </w:abstractNum>
-  <w:abstractNum w:abstractNumId="78" w15:restartNumberingAfterBreak="0">
+  <w:abstractNum w:abstractNumId="79" w15:restartNumberingAfterBreak="0">
     <w:nsid w:val="6F0C64FA"/>
     <w:multiLevelType w:val="multilevel"/>
     <w:tmpl w:val="3D2E91B8"/>
@@ -49032,7 +55765,7 @@
       </w:pPr>
     </w:lvl>
   </w:abstractNum>
-  <w:abstractNum w:abstractNumId="79" w15:restartNumberingAfterBreak="0">
+  <w:abstractNum w:abstractNumId="80" w15:restartNumberingAfterBreak="0">
     <w:nsid w:val="6FA44873"/>
     <w:multiLevelType w:val="multilevel"/>
     <w:tmpl w:val="6CCC4C90"/>
@@ -49145,7 +55878,7 @@
       </w:pPr>
     </w:lvl>
   </w:abstractNum>
-  <w:abstractNum w:abstractNumId="80" w15:restartNumberingAfterBreak="0">
+  <w:abstractNum w:abstractNumId="81" w15:restartNumberingAfterBreak="0">
     <w:nsid w:val="701701B3"/>
     <w:multiLevelType w:val="multilevel"/>
     <w:tmpl w:val="B2645194"/>
@@ -49294,7 +56027,7 @@
       </w:rPr>
     </w:lvl>
   </w:abstractNum>
-  <w:abstractNum w:abstractNumId="81" w15:restartNumberingAfterBreak="0">
+  <w:abstractNum w:abstractNumId="82" w15:restartNumberingAfterBreak="0">
     <w:nsid w:val="719948A1"/>
     <w:multiLevelType w:val="multilevel"/>
     <w:tmpl w:val="17D4A6E6"/>
@@ -49443,7 +56176,7 @@
       </w:rPr>
     </w:lvl>
   </w:abstractNum>
-  <w:abstractNum w:abstractNumId="82" w15:restartNumberingAfterBreak="0">
+  <w:abstractNum w:abstractNumId="83" w15:restartNumberingAfterBreak="0">
     <w:nsid w:val="71D429D1"/>
     <w:multiLevelType w:val="multilevel"/>
     <w:tmpl w:val="CF32575C"/>
@@ -49592,7 +56325,7 @@
       </w:rPr>
     </w:lvl>
   </w:abstractNum>
-  <w:abstractNum w:abstractNumId="83" w15:restartNumberingAfterBreak="0">
+  <w:abstractNum w:abstractNumId="84" w15:restartNumberingAfterBreak="0">
     <w:nsid w:val="72573BF0"/>
     <w:multiLevelType w:val="multilevel"/>
     <w:tmpl w:val="71E49D6C"/>
@@ -49705,7 +56438,7 @@
       </w:pPr>
     </w:lvl>
   </w:abstractNum>
-  <w:abstractNum w:abstractNumId="84" w15:restartNumberingAfterBreak="0">
+  <w:abstractNum w:abstractNumId="85" w15:restartNumberingAfterBreak="0">
     <w:nsid w:val="73723155"/>
     <w:multiLevelType w:val="multilevel"/>
     <w:tmpl w:val="B214226C"/>
@@ -49854,7 +56587,7 @@
       </w:rPr>
     </w:lvl>
   </w:abstractNum>
-  <w:abstractNum w:abstractNumId="85" w15:restartNumberingAfterBreak="0">
+  <w:abstractNum w:abstractNumId="86" w15:restartNumberingAfterBreak="0">
     <w:nsid w:val="761F5675"/>
     <w:multiLevelType w:val="multilevel"/>
     <w:tmpl w:val="F9C2160A"/>
@@ -49971,7 +56704,7 @@
       </w:pPr>
     </w:lvl>
   </w:abstractNum>
-  <w:abstractNum w:abstractNumId="86" w15:restartNumberingAfterBreak="0">
+  <w:abstractNum w:abstractNumId="87" w15:restartNumberingAfterBreak="0">
     <w:nsid w:val="771370EC"/>
     <w:multiLevelType w:val="multilevel"/>
     <w:tmpl w:val="CD92DA26"/>
@@ -50120,7 +56853,7 @@
       </w:rPr>
     </w:lvl>
   </w:abstractNum>
-  <w:abstractNum w:abstractNumId="87" w15:restartNumberingAfterBreak="0">
+  <w:abstractNum w:abstractNumId="88" w15:restartNumberingAfterBreak="0">
     <w:nsid w:val="78633CC7"/>
     <w:multiLevelType w:val="multilevel"/>
     <w:tmpl w:val="C914ADE0"/>
@@ -50233,7 +56966,7 @@
       </w:pPr>
     </w:lvl>
   </w:abstractNum>
-  <w:abstractNum w:abstractNumId="88" w15:restartNumberingAfterBreak="0">
+  <w:abstractNum w:abstractNumId="89" w15:restartNumberingAfterBreak="0">
     <w:nsid w:val="796A2331"/>
     <w:multiLevelType w:val="multilevel"/>
     <w:tmpl w:val="AA0653A0"/>
@@ -50382,7 +57115,7 @@
       </w:rPr>
     </w:lvl>
   </w:abstractNum>
-  <w:abstractNum w:abstractNumId="89" w15:restartNumberingAfterBreak="0">
+  <w:abstractNum w:abstractNumId="90" w15:restartNumberingAfterBreak="0">
     <w:nsid w:val="7A607B0D"/>
     <w:multiLevelType w:val="multilevel"/>
     <w:tmpl w:val="F80219C4"/>
@@ -50531,7 +57264,7 @@
       </w:rPr>
     </w:lvl>
   </w:abstractNum>
-  <w:abstractNum w:abstractNumId="90" w15:restartNumberingAfterBreak="0">
+  <w:abstractNum w:abstractNumId="91" w15:restartNumberingAfterBreak="0">
     <w:nsid w:val="7CCC7BDB"/>
     <w:multiLevelType w:val="multilevel"/>
     <w:tmpl w:val="9AE82DBC"/>
@@ -50645,277 +57378,280 @@
     </w:lvl>
   </w:abstractNum>
   <w:num w:numId="1" w16cid:durableId="1132166850">
-    <w:abstractNumId w:val="38"/>
+    <w:abstractNumId w:val="39"/>
   </w:num>
   <w:num w:numId="2" w16cid:durableId="2127842542">
-    <w:abstractNumId w:val="48"/>
+    <w:abstractNumId w:val="49"/>
   </w:num>
   <w:num w:numId="3" w16cid:durableId="1374498124">
-    <w:abstractNumId w:val="49"/>
+    <w:abstractNumId w:val="50"/>
   </w:num>
   <w:num w:numId="4" w16cid:durableId="970020279">
-    <w:abstractNumId w:val="65"/>
+    <w:abstractNumId w:val="66"/>
   </w:num>
   <w:num w:numId="5" w16cid:durableId="1046369406">
-    <w:abstractNumId w:val="32"/>
+    <w:abstractNumId w:val="33"/>
   </w:num>
   <w:num w:numId="6" w16cid:durableId="734204448">
-    <w:abstractNumId w:val="41"/>
+    <w:abstractNumId w:val="42"/>
   </w:num>
   <w:num w:numId="7" w16cid:durableId="756053741">
     <w:abstractNumId w:val="1"/>
   </w:num>
   <w:num w:numId="8" w16cid:durableId="123697377">
-    <w:abstractNumId w:val="26"/>
+    <w:abstractNumId w:val="27"/>
   </w:num>
   <w:num w:numId="9" w16cid:durableId="1284534906">
-    <w:abstractNumId w:val="30"/>
+    <w:abstractNumId w:val="31"/>
   </w:num>
   <w:num w:numId="10" w16cid:durableId="1815370186">
-    <w:abstractNumId w:val="84"/>
+    <w:abstractNumId w:val="85"/>
   </w:num>
   <w:num w:numId="11" w16cid:durableId="1691490618">
-    <w:abstractNumId w:val="85"/>
+    <w:abstractNumId w:val="86"/>
   </w:num>
   <w:num w:numId="12" w16cid:durableId="604926983">
     <w:abstractNumId w:val="12"/>
   </w:num>
   <w:num w:numId="13" w16cid:durableId="1021858323">
-    <w:abstractNumId w:val="88"/>
+    <w:abstractNumId w:val="89"/>
   </w:num>
   <w:num w:numId="14" w16cid:durableId="1856920034">
-    <w:abstractNumId w:val="90"/>
+    <w:abstractNumId w:val="91"/>
   </w:num>
   <w:num w:numId="15" w16cid:durableId="1277371094">
     <w:abstractNumId w:val="4"/>
   </w:num>
   <w:num w:numId="16" w16cid:durableId="1388647374">
-    <w:abstractNumId w:val="28"/>
+    <w:abstractNumId w:val="29"/>
   </w:num>
   <w:num w:numId="17" w16cid:durableId="989942877">
-    <w:abstractNumId w:val="86"/>
+    <w:abstractNumId w:val="87"/>
   </w:num>
   <w:num w:numId="18" w16cid:durableId="1966933470">
+    <w:abstractNumId w:val="53"/>
+  </w:num>
+  <w:num w:numId="19" w16cid:durableId="1678077888">
     <w:abstractNumId w:val="52"/>
   </w:num>
-  <w:num w:numId="19" w16cid:durableId="1678077888">
-    <w:abstractNumId w:val="51"/>
-  </w:num>
   <w:num w:numId="20" w16cid:durableId="43717878">
-    <w:abstractNumId w:val="74"/>
+    <w:abstractNumId w:val="75"/>
   </w:num>
   <w:num w:numId="21" w16cid:durableId="1047218553">
-    <w:abstractNumId w:val="55"/>
+    <w:abstractNumId w:val="56"/>
   </w:num>
   <w:num w:numId="22" w16cid:durableId="1054618808">
-    <w:abstractNumId w:val="67"/>
+    <w:abstractNumId w:val="68"/>
   </w:num>
   <w:num w:numId="23" w16cid:durableId="895363058">
-    <w:abstractNumId w:val="35"/>
+    <w:abstractNumId w:val="36"/>
   </w:num>
   <w:num w:numId="24" w16cid:durableId="130907658">
-    <w:abstractNumId w:val="25"/>
+    <w:abstractNumId w:val="26"/>
   </w:num>
   <w:num w:numId="25" w16cid:durableId="1629773705">
-    <w:abstractNumId w:val="31"/>
+    <w:abstractNumId w:val="32"/>
   </w:num>
   <w:num w:numId="26" w16cid:durableId="524289135">
-    <w:abstractNumId w:val="61"/>
+    <w:abstractNumId w:val="62"/>
   </w:num>
   <w:num w:numId="27" w16cid:durableId="2105497388">
-    <w:abstractNumId w:val="46"/>
+    <w:abstractNumId w:val="47"/>
   </w:num>
   <w:num w:numId="28" w16cid:durableId="685908396">
     <w:abstractNumId w:val="9"/>
   </w:num>
   <w:num w:numId="29" w16cid:durableId="1751271875">
-    <w:abstractNumId w:val="82"/>
+    <w:abstractNumId w:val="83"/>
   </w:num>
   <w:num w:numId="30" w16cid:durableId="626163283">
     <w:abstractNumId w:val="10"/>
   </w:num>
   <w:num w:numId="31" w16cid:durableId="2080857486">
+    <w:abstractNumId w:val="20"/>
+  </w:num>
+  <w:num w:numId="32" w16cid:durableId="1876111758">
+    <w:abstractNumId w:val="69"/>
+  </w:num>
+  <w:num w:numId="33" w16cid:durableId="415172578">
+    <w:abstractNumId w:val="61"/>
+  </w:num>
+  <w:num w:numId="34" w16cid:durableId="162090046">
     <w:abstractNumId w:val="19"/>
   </w:num>
-  <w:num w:numId="32" w16cid:durableId="1876111758">
-    <w:abstractNumId w:val="68"/>
-  </w:num>
-  <w:num w:numId="33" w16cid:durableId="415172578">
-    <w:abstractNumId w:val="60"/>
-  </w:num>
-  <w:num w:numId="34" w16cid:durableId="162090046">
-    <w:abstractNumId w:val="18"/>
-  </w:num>
   <w:num w:numId="35" w16cid:durableId="1215309004">
-    <w:abstractNumId w:val="16"/>
+    <w:abstractNumId w:val="17"/>
   </w:num>
   <w:num w:numId="36" w16cid:durableId="341591228">
-    <w:abstractNumId w:val="66"/>
+    <w:abstractNumId w:val="67"/>
   </w:num>
   <w:num w:numId="37" w16cid:durableId="133105142">
-    <w:abstractNumId w:val="34"/>
+    <w:abstractNumId w:val="35"/>
   </w:num>
   <w:num w:numId="38" w16cid:durableId="2111074016">
-    <w:abstractNumId w:val="77"/>
+    <w:abstractNumId w:val="78"/>
   </w:num>
   <w:num w:numId="39" w16cid:durableId="541408320">
-    <w:abstractNumId w:val="71"/>
+    <w:abstractNumId w:val="72"/>
   </w:num>
   <w:num w:numId="40" w16cid:durableId="966281669">
     <w:abstractNumId w:val="13"/>
   </w:num>
   <w:num w:numId="41" w16cid:durableId="2087529210">
-    <w:abstractNumId w:val="47"/>
+    <w:abstractNumId w:val="48"/>
   </w:num>
   <w:num w:numId="42" w16cid:durableId="1648825148">
     <w:abstractNumId w:val="0"/>
   </w:num>
   <w:num w:numId="43" w16cid:durableId="255941457">
-    <w:abstractNumId w:val="17"/>
+    <w:abstractNumId w:val="18"/>
   </w:num>
   <w:num w:numId="44" w16cid:durableId="997658611">
     <w:abstractNumId w:val="8"/>
   </w:num>
   <w:num w:numId="45" w16cid:durableId="340474338">
-    <w:abstractNumId w:val="21"/>
+    <w:abstractNumId w:val="22"/>
   </w:num>
   <w:num w:numId="46" w16cid:durableId="547883471">
-    <w:abstractNumId w:val="81"/>
+    <w:abstractNumId w:val="82"/>
   </w:num>
   <w:num w:numId="47" w16cid:durableId="1926104890">
     <w:abstractNumId w:val="6"/>
   </w:num>
   <w:num w:numId="48" w16cid:durableId="1104493885">
-    <w:abstractNumId w:val="73"/>
+    <w:abstractNumId w:val="74"/>
   </w:num>
   <w:num w:numId="49" w16cid:durableId="1849513591">
     <w:abstractNumId w:val="7"/>
   </w:num>
   <w:num w:numId="50" w16cid:durableId="1953583840">
-    <w:abstractNumId w:val="69"/>
+    <w:abstractNumId w:val="70"/>
   </w:num>
   <w:num w:numId="51" w16cid:durableId="460004490">
-    <w:abstractNumId w:val="37"/>
+    <w:abstractNumId w:val="38"/>
   </w:num>
   <w:num w:numId="52" w16cid:durableId="1297950760">
     <w:abstractNumId w:val="3"/>
   </w:num>
   <w:num w:numId="53" w16cid:durableId="2031566691">
-    <w:abstractNumId w:val="39"/>
+    <w:abstractNumId w:val="40"/>
   </w:num>
   <w:num w:numId="54" w16cid:durableId="2118058882">
-    <w:abstractNumId w:val="89"/>
+    <w:abstractNumId w:val="90"/>
   </w:num>
   <w:num w:numId="55" w16cid:durableId="1585920030">
-    <w:abstractNumId w:val="59"/>
+    <w:abstractNumId w:val="60"/>
   </w:num>
   <w:num w:numId="56" w16cid:durableId="1196968276">
-    <w:abstractNumId w:val="40"/>
+    <w:abstractNumId w:val="41"/>
   </w:num>
   <w:num w:numId="57" w16cid:durableId="844437876">
-    <w:abstractNumId w:val="50"/>
+    <w:abstractNumId w:val="51"/>
   </w:num>
   <w:num w:numId="58" w16cid:durableId="515967962">
-    <w:abstractNumId w:val="42"/>
+    <w:abstractNumId w:val="43"/>
   </w:num>
   <w:num w:numId="59" w16cid:durableId="1899244962">
-    <w:abstractNumId w:val="56"/>
+    <w:abstractNumId w:val="57"/>
   </w:num>
   <w:num w:numId="60" w16cid:durableId="2027554965">
-    <w:abstractNumId w:val="57"/>
+    <w:abstractNumId w:val="58"/>
   </w:num>
   <w:num w:numId="61" w16cid:durableId="396441916">
-    <w:abstractNumId w:val="80"/>
+    <w:abstractNumId w:val="81"/>
   </w:num>
   <w:num w:numId="62" w16cid:durableId="1488785893">
-    <w:abstractNumId w:val="83"/>
+    <w:abstractNumId w:val="84"/>
   </w:num>
   <w:num w:numId="63" w16cid:durableId="926965927">
-    <w:abstractNumId w:val="44"/>
+    <w:abstractNumId w:val="45"/>
   </w:num>
   <w:num w:numId="64" w16cid:durableId="918829401">
-    <w:abstractNumId w:val="45"/>
+    <w:abstractNumId w:val="46"/>
   </w:num>
   <w:num w:numId="65" w16cid:durableId="1294168101">
-    <w:abstractNumId w:val="64"/>
+    <w:abstractNumId w:val="65"/>
   </w:num>
   <w:num w:numId="66" w16cid:durableId="749431016">
     <w:abstractNumId w:val="14"/>
   </w:num>
   <w:num w:numId="67" w16cid:durableId="1142193195">
-    <w:abstractNumId w:val="63"/>
+    <w:abstractNumId w:val="64"/>
   </w:num>
   <w:num w:numId="68" w16cid:durableId="1640304271">
-    <w:abstractNumId w:val="54"/>
+    <w:abstractNumId w:val="55"/>
   </w:num>
   <w:num w:numId="69" w16cid:durableId="186216772">
-    <w:abstractNumId w:val="36"/>
+    <w:abstractNumId w:val="37"/>
   </w:num>
   <w:num w:numId="70" w16cid:durableId="1295407494">
-    <w:abstractNumId w:val="20"/>
+    <w:abstractNumId w:val="21"/>
   </w:num>
   <w:num w:numId="71" w16cid:durableId="1496142677">
-    <w:abstractNumId w:val="29"/>
+    <w:abstractNumId w:val="30"/>
   </w:num>
   <w:num w:numId="72" w16cid:durableId="634526650">
-    <w:abstractNumId w:val="24"/>
+    <w:abstractNumId w:val="25"/>
   </w:num>
   <w:num w:numId="73" w16cid:durableId="59444728">
-    <w:abstractNumId w:val="76"/>
+    <w:abstractNumId w:val="77"/>
   </w:num>
   <w:num w:numId="74" w16cid:durableId="931161151">
-    <w:abstractNumId w:val="22"/>
+    <w:abstractNumId w:val="23"/>
   </w:num>
   <w:num w:numId="75" w16cid:durableId="19746446">
     <w:abstractNumId w:val="2"/>
   </w:num>
   <w:num w:numId="76" w16cid:durableId="1895653967">
-    <w:abstractNumId w:val="78"/>
+    <w:abstractNumId w:val="79"/>
   </w:num>
   <w:num w:numId="77" w16cid:durableId="1178738046">
-    <w:abstractNumId w:val="43"/>
+    <w:abstractNumId w:val="44"/>
   </w:num>
   <w:num w:numId="78" w16cid:durableId="28922799">
-    <w:abstractNumId w:val="15"/>
+    <w:abstractNumId w:val="16"/>
   </w:num>
   <w:num w:numId="79" w16cid:durableId="1566913394">
-    <w:abstractNumId w:val="23"/>
+    <w:abstractNumId w:val="24"/>
   </w:num>
   <w:num w:numId="80" w16cid:durableId="1291670391">
-    <w:abstractNumId w:val="53"/>
+    <w:abstractNumId w:val="54"/>
   </w:num>
   <w:num w:numId="81" w16cid:durableId="1271468097">
     <w:abstractNumId w:val="11"/>
   </w:num>
   <w:num w:numId="82" w16cid:durableId="1922373328">
-    <w:abstractNumId w:val="58"/>
+    <w:abstractNumId w:val="59"/>
   </w:num>
   <w:num w:numId="83" w16cid:durableId="1297835754">
-    <w:abstractNumId w:val="70"/>
+    <w:abstractNumId w:val="71"/>
   </w:num>
   <w:num w:numId="84" w16cid:durableId="1487088355">
-    <w:abstractNumId w:val="79"/>
+    <w:abstractNumId w:val="80"/>
   </w:num>
   <w:num w:numId="85" w16cid:durableId="993223914">
     <w:abstractNumId w:val="5"/>
   </w:num>
   <w:num w:numId="86" w16cid:durableId="361562958">
-    <w:abstractNumId w:val="27"/>
+    <w:abstractNumId w:val="28"/>
   </w:num>
   <w:num w:numId="87" w16cid:durableId="137111970">
-    <w:abstractNumId w:val="87"/>
+    <w:abstractNumId w:val="88"/>
   </w:num>
   <w:num w:numId="88" w16cid:durableId="887759764">
-    <w:abstractNumId w:val="75"/>
+    <w:abstractNumId w:val="76"/>
   </w:num>
   <w:num w:numId="89" w16cid:durableId="467866722">
-    <w:abstractNumId w:val="62"/>
+    <w:abstractNumId w:val="63"/>
   </w:num>
   <w:num w:numId="90" w16cid:durableId="545601797">
-    <w:abstractNumId w:val="33"/>
+    <w:abstractNumId w:val="34"/>
   </w:num>
   <w:num w:numId="91" w16cid:durableId="80833452">
-    <w:abstractNumId w:val="72"/>
+    <w:abstractNumId w:val="73"/>
+  </w:num>
+  <w:num w:numId="92" w16cid:durableId="231618877">
+    <w:abstractNumId w:val="15"/>
   </w:num>
 </w:numbering>
 </file>
@@ -51320,7 +58056,7 @@
   <w:style w:type="paragraph" w:default="1" w:styleId="Normal">
     <w:name w:val="Normal"/>
     <w:qFormat/>
-    <w:rsid w:val="00A06048"/>
+    <w:rsid w:val="005E3DAD"/>
   </w:style>
   <w:style w:type="paragraph" w:styleId="Heading1">
     <w:name w:val="heading 1"/>
@@ -51524,6 +58260,7 @@
   <w:style w:type="character" w:default="1" w:styleId="DefaultParagraphFont">
     <w:name w:val="Default Paragraph Font"/>
     <w:uiPriority w:val="1"/>
+    <w:semiHidden/>
     <w:unhideWhenUsed/>
   </w:style>
   <w:style w:type="table" w:default="1" w:styleId="TableNormal">
